--- a/Layouts/DemandNoticeResidence.docx
+++ b/Layouts/DemandNoticeResidence.docx
@@ -16,6 +16,21 @@
           <w:lang w:val="en-US"/>
         </w:rPr>
       </w:pPr>
+      <w:sdt>
+        <w:sdtPr>
+          <w:id w:val="1316607100"/>
+          <w:placeholder>
+            <w:docPart w:val="DefaultPlaceholder_-1854013440"/>
+          </w:placeholder>
+          <w:dataBinding w:prefixMappings="xmlns:ns0='urn:microsoft-dynamics-nav/reports/DemandNoticeResidence/50600/' " w:xpath="/ns0:NavWordReportXmlPart[1]/ns0:Company_Information[1]/ns0:CAdress[1]" w:storeItemID="{73C92B63-B27E-407A-B6E3-F1707E54332F}"/>
+          <w:text/>
+        </w:sdtPr>
+        <w:sdtContent>
+          <w:r>
+            <w:t>CAdress</w:t>
+          </w:r>
+        </w:sdtContent>
+      </w:sdt>
       <w:r>
         <w:tab/>
       </w:r>
@@ -30,15 +45,13 @@
         </w:rPr>
         <w:t>Påkrav</w:t>
       </w:r>
-      <w:bookmarkStart w:id="0" w:name="_GoBack"/>
-      <w:bookmarkEnd w:id="0"/>
       <w:proofErr w:type="spellEnd"/>
     </w:p>
     <w:p>
       <w:pPr>
         <w:tabs>
           <w:tab w:val="left" w:pos="6237"/>
-          <w:tab w:val="left" w:pos="7938"/>
+          <w:tab w:val="right" w:pos="9638"/>
         </w:tabs>
         <w:spacing w:after="0" w:line="240" w:lineRule="auto"/>
         <w:rPr>
@@ -90,7 +103,7 @@
           <w:rFonts w:ascii="Arial" w:hAnsi="Arial" w:cs="Arial"/>
           <w:noProof/>
         </w:rPr>
-        <w:t>29. oktober 2018</w:t>
+        <w:t>21. november 2018</w:t>
       </w:r>
       <w:r>
         <w:rPr>
@@ -123,18 +136,20 @@
           <w:placeholder>
             <w:docPart w:val="DefaultPlaceholder_-1854013440"/>
           </w:placeholder>
-          <w:dataBinding w:prefixMappings="xmlns:ns0='urn:microsoft-dynamics-nav/reports/DemandNoticeResidence/50600/'" w:xpath="/ns0:NavWordReportXmlPart[1]/ns0:Occupant[1]/ns0:Name1_Occupant[1]" w:storeItemID="{73C92B63-B27E-407A-B6E3-F1707E54332F}"/>
+          <w:dataBinding w:prefixMappings="xmlns:ns0='urn:microsoft-dynamics-nav/reports/DemandNoticeResidence/50600/' " w:xpath="/ns0:NavWordReportXmlPart[1]/ns0:Company_Information[1]/ns0:CAdress[1]" w:storeItemID="{73C92B63-B27E-407A-B6E3-F1707E54332F}"/>
           <w:text/>
         </w:sdtPr>
         <w:sdtEndPr/>
         <w:sdtContent>
+          <w:proofErr w:type="spellStart"/>
           <w:r>
             <w:rPr>
               <w:rFonts w:ascii="Arial" w:hAnsi="Arial" w:cs="Arial"/>
               <w:lang w:val="en-US"/>
             </w:rPr>
-            <w:t>Name1_Occupant</w:t>
+            <w:t>CAdress</w:t>
           </w:r>
+          <w:proofErr w:type="spellEnd"/>
         </w:sdtContent>
       </w:sdt>
       <w:r>
@@ -3168,6 +3183,7 @@
     <w:rsid w:val="00275499"/>
     <w:rsid w:val="002C58B9"/>
     <w:rsid w:val="002F18D5"/>
+    <w:rsid w:val="00356372"/>
     <w:rsid w:val="003E3B20"/>
     <w:rsid w:val="003F736B"/>
     <w:rsid w:val="004267A0"/>
@@ -3201,6 +3217,7 @@
     <w:rsid w:val="00C60CC4"/>
     <w:rsid w:val="00C62A3E"/>
     <w:rsid w:val="00C816D1"/>
+    <w:rsid w:val="00C873C5"/>
     <w:rsid w:val="00CF1C75"/>
     <w:rsid w:val="00D31DD8"/>
     <w:rsid w:val="00D75212"/>

--- a/Layouts/DemandNoticeResidence.docx
+++ b/Layouts/DemandNoticeResidence.docx
@@ -16,21 +16,6 @@
           <w:lang w:val="en-US"/>
         </w:rPr>
       </w:pPr>
-      <w:sdt>
-        <w:sdtPr>
-          <w:id w:val="1316607100"/>
-          <w:placeholder>
-            <w:docPart w:val="DefaultPlaceholder_-1854013440"/>
-          </w:placeholder>
-          <w:dataBinding w:prefixMappings="xmlns:ns0='urn:microsoft-dynamics-nav/reports/DemandNoticeResidence/50600/' " w:xpath="/ns0:NavWordReportXmlPart[1]/ns0:Company_Information[1]/ns0:CAdress[1]" w:storeItemID="{73C92B63-B27E-407A-B6E3-F1707E54332F}"/>
-          <w:text/>
-        </w:sdtPr>
-        <w:sdtContent>
-          <w:r>
-            <w:t>CAdress</w:t>
-          </w:r>
-        </w:sdtContent>
-      </w:sdt>
       <w:r>
         <w:tab/>
       </w:r>
@@ -103,7 +88,7 @@
           <w:rFonts w:ascii="Arial" w:hAnsi="Arial" w:cs="Arial"/>
           <w:noProof/>
         </w:rPr>
-        <w:t>21. november 2018</w:t>
+        <w:t>11. januar 2019</w:t>
       </w:r>
       <w:r>
         <w:rPr>
@@ -131,25 +116,23 @@
             <w:lang w:val="en-US"/>
           </w:rPr>
           <w:alias w:val="#Nav: /Occupant/Name1_Occupant"/>
-          <w:tag w:val="#Nav: DemandNoticeResidence/50600"/>
+          <w:tag w:val="#Nav: SVA DemandNoticeResidence/50600"/>
           <w:id w:val="2132050428"/>
           <w:placeholder>
             <w:docPart w:val="DefaultPlaceholder_-1854013440"/>
           </w:placeholder>
-          <w:dataBinding w:prefixMappings="xmlns:ns0='urn:microsoft-dynamics-nav/reports/DemandNoticeResidence/50600/' " w:xpath="/ns0:NavWordReportXmlPart[1]/ns0:Company_Information[1]/ns0:CAdress[1]" w:storeItemID="{73C92B63-B27E-407A-B6E3-F1707E54332F}"/>
+          <w:dataBinding w:prefixMappings="xmlns:ns0='urn:microsoft-dynamics-nav/reports/SVA DemandNoticeResidence/50600/'" w:xpath="/ns0:NavWordReportXmlPart[1]/ns0:Occupant[1]/ns0:Name1_Occupant[1]" w:storeItemID="{370F9EF8-5C92-483A-8EC3-71CFD2DB168C}"/>
           <w:text/>
         </w:sdtPr>
         <w:sdtEndPr/>
         <w:sdtContent>
-          <w:proofErr w:type="spellStart"/>
           <w:r>
             <w:rPr>
               <w:rFonts w:ascii="Arial" w:hAnsi="Arial" w:cs="Arial"/>
               <w:lang w:val="en-US"/>
             </w:rPr>
-            <w:t>CAdress</w:t>
+            <w:t>Name1_Occupant</w:t>
           </w:r>
-          <w:proofErr w:type="spellEnd"/>
         </w:sdtContent>
       </w:sdt>
       <w:r>
@@ -189,12 +172,12 @@
             <w:lang w:val="en-US"/>
           </w:rPr>
           <w:alias w:val="#Nav: /Occupant/CustomerNo_Occupant"/>
-          <w:tag w:val="#Nav: DemandNoticeResidence/50600"/>
+          <w:tag w:val="#Nav: SVA DemandNoticeResidence/50600"/>
           <w:id w:val="76176861"/>
           <w:placeholder>
             <w:docPart w:val="DefaultPlaceholder_-1854013440"/>
           </w:placeholder>
-          <w:dataBinding w:prefixMappings="xmlns:ns0='urn:microsoft-dynamics-nav/reports/DemandNoticeResidence/50600/'" w:xpath="/ns0:NavWordReportXmlPart[1]/ns0:Occupant[1]/ns0:CustomerNo_Occupant[1]" w:storeItemID="{73C92B63-B27E-407A-B6E3-F1707E54332F}"/>
+          <w:dataBinding w:prefixMappings="xmlns:ns0='urn:microsoft-dynamics-nav/reports/SVA DemandNoticeResidence/50600/'" w:xpath="/ns0:NavWordReportXmlPart[1]/ns0:Occupant[1]/ns0:CustomerNo_Occupant[1]" w:storeItemID="{370F9EF8-5C92-483A-8EC3-71CFD2DB168C}"/>
           <w:text/>
         </w:sdtPr>
         <w:sdtEndPr/>
@@ -230,12 +213,12 @@
             <w:lang w:val="en-US"/>
           </w:rPr>
           <w:alias w:val="#Nav: /Occupant/Name2_Occupant"/>
-          <w:tag w:val="#Nav: DemandNoticeResidence/50600"/>
+          <w:tag w:val="#Nav: SVA DemandNoticeResidence/50600"/>
           <w:id w:val="2029528185"/>
           <w:placeholder>
             <w:docPart w:val="DefaultPlaceholder_-1854013440"/>
           </w:placeholder>
-          <w:dataBinding w:prefixMappings="xmlns:ns0='urn:microsoft-dynamics-nav/reports/DemandNoticeResidence/50600/'" w:xpath="/ns0:NavWordReportXmlPart[1]/ns0:Occupant[1]/ns0:Name2_Occupant[1]" w:storeItemID="{73C92B63-B27E-407A-B6E3-F1707E54332F}"/>
+          <w:dataBinding w:prefixMappings="xmlns:ns0='urn:microsoft-dynamics-nav/reports/SVA DemandNoticeResidence/50600/'" w:xpath="/ns0:NavWordReportXmlPart[1]/ns0:Occupant[1]/ns0:Name2_Occupant[1]" w:storeItemID="{370F9EF8-5C92-483A-8EC3-71CFD2DB168C}"/>
           <w:text/>
         </w:sdtPr>
         <w:sdtEndPr/>
@@ -280,12 +263,12 @@
             <w:lang w:val="en-US"/>
           </w:rPr>
           <w:alias w:val="#Nav: /Occupant/TenancyNo_Occupant"/>
-          <w:tag w:val="#Nav: DemandNoticeResidence/50600"/>
+          <w:tag w:val="#Nav: SVA DemandNoticeResidence/50600"/>
           <w:id w:val="-1164854151"/>
           <w:placeholder>
             <w:docPart w:val="DefaultPlaceholder_-1854013440"/>
           </w:placeholder>
-          <w:dataBinding w:prefixMappings="xmlns:ns0='urn:microsoft-dynamics-nav/reports/DemandNoticeResidence/50600/'" w:xpath="/ns0:NavWordReportXmlPart[1]/ns0:Occupant[1]/ns0:TenancyNo_Occupant[1]" w:storeItemID="{73C92B63-B27E-407A-B6E3-F1707E54332F}"/>
+          <w:dataBinding w:prefixMappings="xmlns:ns0='urn:microsoft-dynamics-nav/reports/SVA DemandNoticeResidence/50600/'" w:xpath="/ns0:NavWordReportXmlPart[1]/ns0:Occupant[1]/ns0:TenancyNo_Occupant[1]" w:storeItemID="{370F9EF8-5C92-483A-8EC3-71CFD2DB168C}"/>
           <w:text/>
         </w:sdtPr>
         <w:sdtEndPr/>
@@ -321,12 +304,12 @@
             <w:lang w:val="en-US"/>
           </w:rPr>
           <w:alias w:val="#Nav: /Occupant/Address_Occupant"/>
-          <w:tag w:val="#Nav: DemandNoticeResidence/50600"/>
+          <w:tag w:val="#Nav: SVA DemandNoticeResidence/50600"/>
           <w:id w:val="-1775937166"/>
           <w:placeholder>
             <w:docPart w:val="DefaultPlaceholder_-1854013440"/>
           </w:placeholder>
-          <w:dataBinding w:prefixMappings="xmlns:ns0='urn:microsoft-dynamics-nav/reports/DemandNoticeResidence/50600/'" w:xpath="/ns0:NavWordReportXmlPart[1]/ns0:Occupant[1]/ns0:Address_Occupant[1]" w:storeItemID="{73C92B63-B27E-407A-B6E3-F1707E54332F}"/>
+          <w:dataBinding w:prefixMappings="xmlns:ns0='urn:microsoft-dynamics-nav/reports/SVA DemandNoticeResidence/50600/'" w:xpath="/ns0:NavWordReportXmlPart[1]/ns0:Occupant[1]/ns0:Address_Occupant[1]" w:storeItemID="{370F9EF8-5C92-483A-8EC3-71CFD2DB168C}"/>
           <w:text/>
         </w:sdtPr>
         <w:sdtEndPr/>
@@ -382,12 +365,12 @@
             <w:lang w:val="en-US"/>
           </w:rPr>
           <w:alias w:val="#Nav: /Occupant/Address2_Occupant"/>
-          <w:tag w:val="#Nav: DemandNoticeResidence/50600"/>
+          <w:tag w:val="#Nav: SVA DemandNoticeResidence/50600"/>
           <w:id w:val="-999114147"/>
           <w:placeholder>
             <w:docPart w:val="DefaultPlaceholder_-1854013440"/>
           </w:placeholder>
-          <w:dataBinding w:prefixMappings="xmlns:ns0='urn:microsoft-dynamics-nav/reports/DemandNoticeResidence/50600/'" w:xpath="/ns0:NavWordReportXmlPart[1]/ns0:Occupant[1]/ns0:Address2_Occupant[1]" w:storeItemID="{73C92B63-B27E-407A-B6E3-F1707E54332F}"/>
+          <w:dataBinding w:prefixMappings="xmlns:ns0='urn:microsoft-dynamics-nav/reports/SVA DemandNoticeResidence/50600/'" w:xpath="/ns0:NavWordReportXmlPart[1]/ns0:Occupant[1]/ns0:Address2_Occupant[1]" w:storeItemID="{370F9EF8-5C92-483A-8EC3-71CFD2DB168C}"/>
           <w:text/>
         </w:sdtPr>
         <w:sdtEndPr/>
@@ -427,12 +410,12 @@
             <w:lang w:val="en-US"/>
           </w:rPr>
           <w:alias w:val="#Nav: /Occupant/PostCode_Occupant"/>
-          <w:tag w:val="#Nav: DemandNoticeResidence/50600"/>
+          <w:tag w:val="#Nav: SVA DemandNoticeResidence/50600"/>
           <w:id w:val="-487091247"/>
           <w:placeholder>
             <w:docPart w:val="DefaultPlaceholder_-1854013440"/>
           </w:placeholder>
-          <w:dataBinding w:prefixMappings="xmlns:ns0='urn:microsoft-dynamics-nav/reports/DemandNoticeResidence/50600/'" w:xpath="/ns0:NavWordReportXmlPart[1]/ns0:Occupant[1]/ns0:PostCode_Occupant[1]" w:storeItemID="{73C92B63-B27E-407A-B6E3-F1707E54332F}"/>
+          <w:dataBinding w:prefixMappings="xmlns:ns0='urn:microsoft-dynamics-nav/reports/SVA DemandNoticeResidence/50600/'" w:xpath="/ns0:NavWordReportXmlPart[1]/ns0:Occupant[1]/ns0:PostCode_Occupant[1]" w:storeItemID="{370F9EF8-5C92-483A-8EC3-71CFD2DB168C}"/>
           <w:text/>
         </w:sdtPr>
         <w:sdtEndPr/>
@@ -462,12 +445,12 @@
             <w:lang w:val="en-US"/>
           </w:rPr>
           <w:alias w:val="#Nav: /Occupant/City_Occupant"/>
-          <w:tag w:val="#Nav: DemandNoticeResidence/50600"/>
+          <w:tag w:val="#Nav: SVA DemandNoticeResidence/50600"/>
           <w:id w:val="243386261"/>
           <w:placeholder>
             <w:docPart w:val="DefaultPlaceholder_-1854013440"/>
           </w:placeholder>
-          <w:dataBinding w:prefixMappings="xmlns:ns0='urn:microsoft-dynamics-nav/reports/DemandNoticeResidence/50600/'" w:xpath="/ns0:NavWordReportXmlPart[1]/ns0:Occupant[1]/ns0:City_Occupant[1]" w:storeItemID="{73C92B63-B27E-407A-B6E3-F1707E54332F}"/>
+          <w:dataBinding w:prefixMappings="xmlns:ns0='urn:microsoft-dynamics-nav/reports/SVA DemandNoticeResidence/50600/'" w:xpath="/ns0:NavWordReportXmlPart[1]/ns0:Occupant[1]/ns0:City_Occupant[1]" w:storeItemID="{370F9EF8-5C92-483A-8EC3-71CFD2DB168C}"/>
           <w:text/>
         </w:sdtPr>
         <w:sdtEndPr/>
@@ -564,12 +547,12 @@
             <w:lang w:val="en-US"/>
           </w:rPr>
           <w:alias w:val="#Nav: /Occupant/TenancyNo_Occupant"/>
-          <w:tag w:val="#Nav: DemandNoticeResidence/50600"/>
+          <w:tag w:val="#Nav: SVA DemandNoticeResidence/50600"/>
           <w:id w:val="557363795"/>
           <w:placeholder>
             <w:docPart w:val="DefaultPlaceholder_-1854013440"/>
           </w:placeholder>
-          <w:dataBinding w:prefixMappings="xmlns:ns0='urn:microsoft-dynamics-nav/reports/DemandNoticeResidence/50600/'" w:xpath="/ns0:NavWordReportXmlPart[1]/ns0:Occupant[1]/ns0:TenancyNo_Occupant[1]" w:storeItemID="{73C92B63-B27E-407A-B6E3-F1707E54332F}"/>
+          <w:dataBinding w:prefixMappings="xmlns:ns0='urn:microsoft-dynamics-nav/reports/SVA DemandNoticeResidence/50600/'" w:xpath="/ns0:NavWordReportXmlPart[1]/ns0:Occupant[1]/ns0:TenancyNo_Occupant[1]" w:storeItemID="{370F9EF8-5C92-483A-8EC3-71CFD2DB168C}"/>
           <w:text/>
         </w:sdtPr>
         <w:sdtEndPr/>
@@ -610,12 +593,12 @@
             <w:lang w:val="en-US"/>
           </w:rPr>
           <w:alias w:val="#Nav: /Occupant/Tenancy/Address1_Tenancy"/>
-          <w:tag w:val="#Nav: DemandNoticeResidence/50600"/>
+          <w:tag w:val="#Nav: SVA DemandNoticeResidence/50600"/>
           <w:id w:val="-332536867"/>
           <w:placeholder>
             <w:docPart w:val="DefaultPlaceholder_-1854013440"/>
           </w:placeholder>
-          <w:dataBinding w:prefixMappings="xmlns:ns0='urn:microsoft-dynamics-nav/reports/DemandNoticeResidence/50600/'" w:xpath="/ns0:NavWordReportXmlPart[1]/ns0:Occupant[1]/ns0:Tenancy[1]/ns0:Address1_Tenancy[1]" w:storeItemID="{73C92B63-B27E-407A-B6E3-F1707E54332F}"/>
+          <w:dataBinding w:prefixMappings="xmlns:ns0='urn:microsoft-dynamics-nav/reports/SVA DemandNoticeResidence/50600/'" w:xpath="/ns0:NavWordReportXmlPart[1]/ns0:Occupant[1]/ns0:Tenancy[1]/ns0:Address1_Tenancy[1]" w:storeItemID="{370F9EF8-5C92-483A-8EC3-71CFD2DB168C}"/>
           <w:text/>
         </w:sdtPr>
         <w:sdtEndPr/>
@@ -646,12 +629,12 @@
             <w:lang w:val="en-US"/>
           </w:rPr>
           <w:alias w:val="#Nav: /Occupant/Tenancy/PostCode_Tenancy"/>
-          <w:tag w:val="#Nav: DemandNoticeResidence/50600"/>
+          <w:tag w:val="#Nav: SVA DemandNoticeResidence/50600"/>
           <w:id w:val="-824306"/>
           <w:placeholder>
             <w:docPart w:val="DefaultPlaceholder_-1854013440"/>
           </w:placeholder>
-          <w:dataBinding w:prefixMappings="xmlns:ns0='urn:microsoft-dynamics-nav/reports/DemandNoticeResidence/50600/'" w:xpath="/ns0:NavWordReportXmlPart[1]/ns0:Occupant[1]/ns0:Tenancy[1]/ns0:PostCode_Tenancy[1]" w:storeItemID="{73C92B63-B27E-407A-B6E3-F1707E54332F}"/>
+          <w:dataBinding w:prefixMappings="xmlns:ns0='urn:microsoft-dynamics-nav/reports/SVA DemandNoticeResidence/50600/'" w:xpath="/ns0:NavWordReportXmlPart[1]/ns0:Occupant[1]/ns0:Tenancy[1]/ns0:PostCode_Tenancy[1]" w:storeItemID="{370F9EF8-5C92-483A-8EC3-71CFD2DB168C}"/>
           <w:text/>
         </w:sdtPr>
         <w:sdtEndPr/>
@@ -684,12 +667,12 @@
             <w:lang w:val="en-US"/>
           </w:rPr>
           <w:alias w:val="#Nav: /Occupant/Tenancy/City_Tenancy"/>
-          <w:tag w:val="#Nav: DemandNoticeResidence/50600"/>
+          <w:tag w:val="#Nav: SVA DemandNoticeResidence/50600"/>
           <w:id w:val="-1056707292"/>
           <w:placeholder>
             <w:docPart w:val="DefaultPlaceholder_-1854013440"/>
           </w:placeholder>
-          <w:dataBinding w:prefixMappings="xmlns:ns0='urn:microsoft-dynamics-nav/reports/DemandNoticeResidence/50600/'" w:xpath="/ns0:NavWordReportXmlPart[1]/ns0:Occupant[1]/ns0:Tenancy[1]/ns0:City_Tenancy[1]" w:storeItemID="{73C92B63-B27E-407A-B6E3-F1707E54332F}"/>
+          <w:dataBinding w:prefixMappings="xmlns:ns0='urn:microsoft-dynamics-nav/reports/SVA DemandNoticeResidence/50600/'" w:xpath="/ns0:NavWordReportXmlPart[1]/ns0:Occupant[1]/ns0:Tenancy[1]/ns0:City_Tenancy[1]" w:storeItemID="{370F9EF8-5C92-483A-8EC3-71CFD2DB168C}"/>
           <w:text/>
         </w:sdtPr>
         <w:sdtEndPr/>
@@ -933,9 +916,9 @@
             <w:lang w:val="da-DK"/>
           </w:rPr>
           <w:alias w:val="#Nav: /Occupant/Sales_Invoice_Header"/>
-          <w:tag w:val="#Nav: DemandNoticeResidence/50600"/>
+          <w:tag w:val="#Nav: SVA DemandNoticeResidence/50600"/>
           <w:id w:val="-1795512018"/>
-          <w15:dataBinding w:prefixMappings="xmlns:ns0='urn:microsoft-dynamics-nav/reports/DemandNoticeResidence/50600/' " w:xpath="/ns0:NavWordReportXmlPart[1]/ns0:Occupant[1]/ns0:Sales_Invoice_Header" w:storeItemID="{73C92B63-B27E-407A-B6E3-F1707E54332F}"/>
+          <w15:dataBinding w:prefixMappings="xmlns:ns0='urn:microsoft-dynamics-nav/reports/SVA DemandNoticeResidence/50600/'" w:xpath="/ns0:NavWordReportXmlPart[1]/ns0:Occupant[1]/ns0:Sales_Invoice_Header" w:storeItemID="{370F9EF8-5C92-483A-8EC3-71CFD2DB168C}"/>
           <w15:repeatingSection/>
         </w:sdtPr>
         <w:sdtEndPr/>
@@ -963,12 +946,12 @@
                       <w:lang w:val="da-DK"/>
                     </w:rPr>
                     <w:alias w:val="#Nav: /Occupant/Sales_Invoice_Header/PostingDate_SalesInvoiceHeader"/>
-                    <w:tag w:val="#Nav: DemandNoticeResidence/50600"/>
+                    <w:tag w:val="#Nav: SVA DemandNoticeResidence/50600"/>
                     <w:id w:val="2006863028"/>
                     <w:placeholder>
                       <w:docPart w:val="DefaultPlaceholder_-1854013440"/>
                     </w:placeholder>
-                    <w:dataBinding w:prefixMappings="xmlns:ns0='urn:microsoft-dynamics-nav/reports/DemandNoticeResidence/50600/'" w:xpath="/ns0:NavWordReportXmlPart[1]/ns0:Occupant[1]/ns0:Sales_Invoice_Header[1]/ns0:PostingDate_SalesInvoiceHeader[1]" w:storeItemID="{73C92B63-B27E-407A-B6E3-F1707E54332F}"/>
+                    <w:dataBinding w:prefixMappings="xmlns:ns0='urn:microsoft-dynamics-nav/reports/SVA DemandNoticeResidence/50600/'" w:xpath="/ns0:NavWordReportXmlPart[1]/ns0:Occupant[1]/ns0:Sales_Invoice_Header[1]/ns0:PostingDate_SalesInvoiceHeader[1]" w:storeItemID="{370F9EF8-5C92-483A-8EC3-71CFD2DB168C}"/>
                     <w:text/>
                   </w:sdtPr>
                   <w:sdtEndPr/>
@@ -1002,12 +985,12 @@
                       <w:lang w:val="da-DK"/>
                     </w:rPr>
                     <w:alias w:val="#Nav: /Occupant/Sales_Invoice_Header/No_SalesInvoiceHeader"/>
-                    <w:tag w:val="#Nav: DemandNoticeResidence/50600"/>
+                    <w:tag w:val="#Nav: SVA DemandNoticeResidence/50600"/>
                     <w:id w:val="-62955165"/>
                     <w:placeholder>
                       <w:docPart w:val="DefaultPlaceholder_-1854013440"/>
                     </w:placeholder>
-                    <w:dataBinding w:prefixMappings="xmlns:ns0='urn:microsoft-dynamics-nav/reports/DemandNoticeResidence/50600/'" w:xpath="/ns0:NavWordReportXmlPart[1]/ns0:Occupant[1]/ns0:Sales_Invoice_Header[1]/ns0:No_SalesInvoiceHeader[1]" w:storeItemID="{73C92B63-B27E-407A-B6E3-F1707E54332F}"/>
+                    <w:dataBinding w:prefixMappings="xmlns:ns0='urn:microsoft-dynamics-nav/reports/SVA DemandNoticeResidence/50600/'" w:xpath="/ns0:NavWordReportXmlPart[1]/ns0:Occupant[1]/ns0:Sales_Invoice_Header[1]/ns0:No_SalesInvoiceHeader[1]" w:storeItemID="{370F9EF8-5C92-483A-8EC3-71CFD2DB168C}"/>
                     <w:text/>
                   </w:sdtPr>
                   <w:sdtEndPr/>
@@ -1041,12 +1024,12 @@
                       <w:lang w:val="da-DK"/>
                     </w:rPr>
                     <w:alias w:val="#Nav: /Occupant/Sales_Invoice_Header/PostingDescr"/>
-                    <w:tag w:val="#Nav: DemandNoticeResidence/50600"/>
+                    <w:tag w:val="#Nav: SVA DemandNoticeResidence/50600"/>
                     <w:id w:val="1541629590"/>
                     <w:placeholder>
                       <w:docPart w:val="DefaultPlaceholder_-1854013440"/>
                     </w:placeholder>
-                    <w:dataBinding w:prefixMappings="xmlns:ns0='urn:microsoft-dynamics-nav/reports/DemandNoticeResidence/50600/'" w:xpath="/ns0:NavWordReportXmlPart[1]/ns0:Occupant[1]/ns0:Sales_Invoice_Header[1]/ns0:PostingDescr[1]" w:storeItemID="{73C92B63-B27E-407A-B6E3-F1707E54332F}"/>
+                    <w:dataBinding w:prefixMappings="xmlns:ns0='urn:microsoft-dynamics-nav/reports/SVA DemandNoticeResidence/50600/'" w:xpath="/ns0:NavWordReportXmlPart[1]/ns0:Occupant[1]/ns0:Sales_Invoice_Header[1]/ns0:PostingDescr[1]" w:storeItemID="{370F9EF8-5C92-483A-8EC3-71CFD2DB168C}"/>
                     <w:text/>
                   </w:sdtPr>
                   <w:sdtEndPr/>
@@ -1080,12 +1063,12 @@
                       <w:lang w:val="da-DK"/>
                     </w:rPr>
                     <w:alias w:val="#Nav: /Occupant/Sales_Invoice_Header/DueDate_SalesInvoiceHeader"/>
-                    <w:tag w:val="#Nav: DemandNoticeResidence/50600"/>
+                    <w:tag w:val="#Nav: SVA DemandNoticeResidence/50600"/>
                     <w:id w:val="-405767483"/>
                     <w:placeholder>
                       <w:docPart w:val="DefaultPlaceholder_-1854013440"/>
                     </w:placeholder>
-                    <w:dataBinding w:prefixMappings="xmlns:ns0='urn:microsoft-dynamics-nav/reports/DemandNoticeResidence/50600/'" w:xpath="/ns0:NavWordReportXmlPart[1]/ns0:Occupant[1]/ns0:Sales_Invoice_Header[1]/ns0:DueDate_SalesInvoiceHeader[1]" w:storeItemID="{73C92B63-B27E-407A-B6E3-F1707E54332F}"/>
+                    <w:dataBinding w:prefixMappings="xmlns:ns0='urn:microsoft-dynamics-nav/reports/SVA DemandNoticeResidence/50600/'" w:xpath="/ns0:NavWordReportXmlPart[1]/ns0:Occupant[1]/ns0:Sales_Invoice_Header[1]/ns0:DueDate_SalesInvoiceHeader[1]" w:storeItemID="{370F9EF8-5C92-483A-8EC3-71CFD2DB168C}"/>
                     <w:text/>
                   </w:sdtPr>
                   <w:sdtEndPr/>
@@ -1119,12 +1102,12 @@
                       <w:lang w:val="da-DK"/>
                     </w:rPr>
                     <w:alias w:val="#Nav: /Occupant/Sales_Invoice_Header/AmountIncludingVAT_SalesInvoiceHeader"/>
-                    <w:tag w:val="#Nav: DemandNoticeResidence/50600"/>
+                    <w:tag w:val="#Nav: SVA DemandNoticeResidence/50600"/>
                     <w:id w:val="839964122"/>
                     <w:placeholder>
                       <w:docPart w:val="DefaultPlaceholder_-1854013440"/>
                     </w:placeholder>
-                    <w:dataBinding w:prefixMappings="xmlns:ns0='urn:microsoft-dynamics-nav/reports/DemandNoticeResidence/50600/'" w:xpath="/ns0:NavWordReportXmlPart[1]/ns0:Occupant[1]/ns0:Sales_Invoice_Header[1]/ns0:AmountIncludingVAT_SalesInvoiceHeader[1]" w:storeItemID="{73C92B63-B27E-407A-B6E3-F1707E54332F}"/>
+                    <w:dataBinding w:prefixMappings="xmlns:ns0='urn:microsoft-dynamics-nav/reports/SVA DemandNoticeResidence/50600/'" w:xpath="/ns0:NavWordReportXmlPart[1]/ns0:Occupant[1]/ns0:Sales_Invoice_Header[1]/ns0:AmountIncludingVAT_SalesInvoiceHeader[1]" w:storeItemID="{370F9EF8-5C92-483A-8EC3-71CFD2DB168C}"/>
                     <w:text/>
                   </w:sdtPr>
                   <w:sdtEndPr/>
@@ -1159,12 +1142,12 @@
                       <w:lang w:val="da-DK"/>
                     </w:rPr>
                     <w:alias w:val="#Nav: /Occupant/Sales_Invoice_Header/RemainingAmount_SalesInvoiceHeader"/>
-                    <w:tag w:val="#Nav: DemandNoticeResidence/50600"/>
+                    <w:tag w:val="#Nav: SVA DemandNoticeResidence/50600"/>
                     <w:id w:val="2019880975"/>
                     <w:placeholder>
                       <w:docPart w:val="DefaultPlaceholder_-1854013440"/>
                     </w:placeholder>
-                    <w:dataBinding w:prefixMappings="xmlns:ns0='urn:microsoft-dynamics-nav/reports/DemandNoticeResidence/50600/'" w:xpath="/ns0:NavWordReportXmlPart[1]/ns0:Occupant[1]/ns0:Sales_Invoice_Header[1]/ns0:RemainingAmount_SalesInvoiceHeader[1]" w:storeItemID="{73C92B63-B27E-407A-B6E3-F1707E54332F}"/>
+                    <w:dataBinding w:prefixMappings="xmlns:ns0='urn:microsoft-dynamics-nav/reports/SVA DemandNoticeResidence/50600/'" w:xpath="/ns0:NavWordReportXmlPart[1]/ns0:Occupant[1]/ns0:Sales_Invoice_Header[1]/ns0:RemainingAmount_SalesInvoiceHeader[1]" w:storeItemID="{370F9EF8-5C92-483A-8EC3-71CFD2DB168C}"/>
                     <w:text/>
                   </w:sdtPr>
                   <w:sdtEndPr/>
@@ -1451,12 +1434,12 @@
               <w:b/>
             </w:rPr>
             <w:alias w:val="#Nav: /Company_Information/InvoicesAmount"/>
-            <w:tag w:val="#Nav: DemandNoticeResidence/50600"/>
+            <w:tag w:val="#Nav: SVA DemandNoticeResidence/50600"/>
             <w:id w:val="1652787135"/>
             <w:placeholder>
               <w:docPart w:val="DefaultPlaceholder_-1854013440"/>
             </w:placeholder>
-            <w:dataBinding w:prefixMappings="xmlns:ns0='urn:microsoft-dynamics-nav/reports/DemandNoticeResidence/50600/'" w:xpath="/ns0:NavWordReportXmlPart[1]/ns0:Company_Information[1]/ns0:InvoicesAmount[1]" w:storeItemID="{73C92B63-B27E-407A-B6E3-F1707E54332F}"/>
+            <w:dataBinding w:prefixMappings="xmlns:ns0='urn:microsoft-dynamics-nav/reports/SVA DemandNoticeResidence/50600/'" w:xpath="/ns0:NavWordReportXmlPart[1]/ns0:Company_Information[1]/ns0:InvoicesAmount[1]" w:storeItemID="{370F9EF8-5C92-483A-8EC3-71CFD2DB168C}"/>
             <w:text/>
           </w:sdtPr>
           <w:sdtEndPr/>
@@ -1552,12 +1535,12 @@
               <w:b/>
             </w:rPr>
             <w:alias w:val="#Nav: /Occupant/Parameters/ReminderFeeRes"/>
-            <w:tag w:val="#Nav: DemandNoticeResidence/50600"/>
+            <w:tag w:val="#Nav: SVA DemandNoticeResidence/50600"/>
             <w:id w:val="-2069331703"/>
             <w:placeholder>
               <w:docPart w:val="DefaultPlaceholder_-1854013440"/>
             </w:placeholder>
-            <w:dataBinding w:prefixMappings="xmlns:ns0='urn:microsoft-dynamics-nav/reports/DemandNoticeResidence/50600/'" w:xpath="/ns0:NavWordReportXmlPart[1]/ns0:Occupant[1]/ns0:Parameters[1]/ns0:ReminderFeeRes[1]" w:storeItemID="{73C92B63-B27E-407A-B6E3-F1707E54332F}"/>
+            <w:dataBinding w:prefixMappings="xmlns:ns0='urn:microsoft-dynamics-nav/reports/SVA DemandNoticeResidence/50600/'" w:xpath="/ns0:NavWordReportXmlPart[1]/ns0:Occupant[1]/ns0:Parameters[1]/ns0:ReminderFeeRes[1]" w:storeItemID="{370F9EF8-5C92-483A-8EC3-71CFD2DB168C}"/>
             <w:text/>
           </w:sdtPr>
           <w:sdtEndPr/>
@@ -1651,12 +1634,12 @@
               <w:b/>
             </w:rPr>
             <w:alias w:val="#Nav: /Company_Information/TotalAmount"/>
-            <w:tag w:val="#Nav: DemandNoticeResidence/50600"/>
+            <w:tag w:val="#Nav: SVA DemandNoticeResidence/50600"/>
             <w:id w:val="-184057772"/>
             <w:placeholder>
               <w:docPart w:val="DefaultPlaceholder_-1854013440"/>
             </w:placeholder>
-            <w:dataBinding w:prefixMappings="xmlns:ns0='urn:microsoft-dynamics-nav/reports/DemandNoticeResidence/50600/'" w:xpath="/ns0:NavWordReportXmlPart[1]/ns0:Company_Information[1]/ns0:TotalAmount[1]" w:storeItemID="{73C92B63-B27E-407A-B6E3-F1707E54332F}"/>
+            <w:dataBinding w:prefixMappings="xmlns:ns0='urn:microsoft-dynamics-nav/reports/SVA DemandNoticeResidence/50600/'" w:xpath="/ns0:NavWordReportXmlPart[1]/ns0:Company_Information[1]/ns0:TotalAmount[1]" w:storeItemID="{370F9EF8-5C92-483A-8EC3-71CFD2DB168C}"/>
             <w:text/>
           </w:sdtPr>
           <w:sdtEndPr/>
@@ -1765,12 +1748,12 @@
         <w:tblStyle w:val="Tabel-Gitter"/>
         <w:tblW w:w="8950" w:type="dxa"/>
         <w:tblBorders>
-          <w:top w:val="none" w:sz="0" w:space="0" w:color="auto"/>
-          <w:left w:val="none" w:sz="0" w:space="0" w:color="auto"/>
-          <w:bottom w:val="none" w:sz="0" w:space="0" w:color="auto"/>
-          <w:right w:val="none" w:sz="0" w:space="0" w:color="auto"/>
-          <w:insideH w:val="none" w:sz="0" w:space="0" w:color="auto"/>
-          <w:insideV w:val="none" w:sz="0" w:space="0" w:color="auto"/>
+          <w:top w:val="none" w:color="auto" w:sz="0" w:space="0"/>
+          <w:left w:val="none" w:color="auto" w:sz="0" w:space="0"/>
+          <w:bottom w:val="none" w:color="auto" w:sz="0" w:space="0"/>
+          <w:right w:val="none" w:color="auto" w:sz="0" w:space="0"/>
+          <w:insideH w:val="none" w:color="auto" w:sz="0" w:space="0"/>
+          <w:insideV w:val="none" w:color="auto" w:sz="0" w:space="0"/>
         </w:tblBorders>
         <w:tblLayout w:type="fixed"/>
         <w:tblLook w:val="04A0" w:firstRow="1" w:lastRow="0" w:firstColumn="1" w:lastColumn="0" w:noHBand="0" w:noVBand="1"/>
@@ -1898,9 +1881,9 @@
             <w:lang w:val="en-US"/>
           </w:rPr>
           <w:alias w:val="#Nav: /Occupant/Sales_Invoice_Header/Sales_Invoice_Line"/>
-          <w:tag w:val="#Nav: DemandNoticeResidence/50600"/>
+          <w:tag w:val="#Nav: SVA DemandNoticeResidence/50600"/>
           <w:id w:val="1670067090"/>
-          <w15:dataBinding w:prefixMappings="xmlns:ns0='urn:microsoft-dynamics-nav/reports/DemandNoticeResidence/50600/' " w:xpath="/ns0:NavWordReportXmlPart[1]/ns0:Occupant[1]/ns0:Sales_Invoice_Header[1]/ns0:Sales_Invoice_Line" w:storeItemID="{73C92B63-B27E-407A-B6E3-F1707E54332F}"/>
+          <w15:dataBinding w:prefixMappings="xmlns:ns0='urn:microsoft-dynamics-nav/reports/SVA DemandNoticeResidence/50600/'" w:xpath="/ns0:NavWordReportXmlPart[1]/ns0:Occupant[1]/ns0:Sales_Invoice_Header[1]/ns0:Sales_Invoice_Line" w:storeItemID="{370F9EF8-5C92-483A-8EC3-71CFD2DB168C}"/>
           <w15:repeatingSection/>
         </w:sdtPr>
         <w:sdtEndPr/>
@@ -1929,12 +1912,12 @@
                       <w:lang w:val="en-US"/>
                     </w:rPr>
                     <w:alias w:val="#Nav: /Occupant/Sales_Invoice_Header/Sales_Invoice_Line/DocumentNo_SalesInvoiceLine"/>
-                    <w:tag w:val="#Nav: DemandNoticeResidence/50600"/>
+                    <w:tag w:val="#Nav: SVA DemandNoticeResidence/50600"/>
                     <w:id w:val="-1176341959"/>
                     <w:placeholder>
                       <w:docPart w:val="DefaultPlaceholder_-1854013440"/>
                     </w:placeholder>
-                    <w:dataBinding w:prefixMappings="xmlns:ns0='urn:microsoft-dynamics-nav/reports/DemandNoticeResidence/50600/'" w:xpath="/ns0:NavWordReportXmlPart[1]/ns0:Occupant[1]/ns0:Sales_Invoice_Header[1]/ns0:Sales_Invoice_Line[1]/ns0:DocumentNo_SalesInvoiceLine[1]" w:storeItemID="{73C92B63-B27E-407A-B6E3-F1707E54332F}"/>
+                    <w:dataBinding w:prefixMappings="xmlns:ns0='urn:microsoft-dynamics-nav/reports/SVA DemandNoticeResidence/50600/'" w:xpath="/ns0:NavWordReportXmlPart[1]/ns0:Occupant[1]/ns0:Sales_Invoice_Header[1]/ns0:Sales_Invoice_Line[1]/ns0:DocumentNo_SalesInvoiceLine[1]" w:storeItemID="{370F9EF8-5C92-483A-8EC3-71CFD2DB168C}"/>
                     <w:text/>
                   </w:sdtPr>
                   <w:sdtEndPr/>
@@ -1973,12 +1956,12 @@
                       <w:lang w:val="en-US"/>
                     </w:rPr>
                     <w:alias w:val="#Nav: /Occupant/Sales_Invoice_Header/Sales_Invoice_Line/Description_SalesInvoiceLine"/>
-                    <w:tag w:val="#Nav: DemandNoticeResidence/50600"/>
+                    <w:tag w:val="#Nav: SVA DemandNoticeResidence/50600"/>
                     <w:id w:val="1594424638"/>
                     <w:placeholder>
                       <w:docPart w:val="DefaultPlaceholder_-1854013440"/>
                     </w:placeholder>
-                    <w:dataBinding w:prefixMappings="xmlns:ns0='urn:microsoft-dynamics-nav/reports/DemandNoticeResidence/50600/'" w:xpath="/ns0:NavWordReportXmlPart[1]/ns0:Occupant[1]/ns0:Sales_Invoice_Header[1]/ns0:Sales_Invoice_Line[1]/ns0:Description_SalesInvoiceLine[1]" w:storeItemID="{73C92B63-B27E-407A-B6E3-F1707E54332F}"/>
+                    <w:dataBinding w:prefixMappings="xmlns:ns0='urn:microsoft-dynamics-nav/reports/SVA DemandNoticeResidence/50600/'" w:xpath="/ns0:NavWordReportXmlPart[1]/ns0:Occupant[1]/ns0:Sales_Invoice_Header[1]/ns0:Sales_Invoice_Line[1]/ns0:Description_SalesInvoiceLine[1]" w:storeItemID="{370F9EF8-5C92-483A-8EC3-71CFD2DB168C}"/>
                     <w:text/>
                   </w:sdtPr>
                   <w:sdtEndPr/>
@@ -2017,12 +2000,12 @@
                       <w:lang w:val="en-US"/>
                     </w:rPr>
                     <w:alias w:val="#Nav: /Occupant/Sales_Invoice_Header/Sales_Invoice_Line/AmountIncludingVAT_SalesInvoiceLine"/>
-                    <w:tag w:val="#Nav: DemandNoticeResidence/50600"/>
+                    <w:tag w:val="#Nav: SVA DemandNoticeResidence/50600"/>
                     <w:id w:val="-1802767573"/>
                     <w:placeholder>
                       <w:docPart w:val="DefaultPlaceholder_-1854013440"/>
                     </w:placeholder>
-                    <w:dataBinding w:prefixMappings="xmlns:ns0='urn:microsoft-dynamics-nav/reports/DemandNoticeResidence/50600/'" w:xpath="/ns0:NavWordReportXmlPart[1]/ns0:Occupant[1]/ns0:Sales_Invoice_Header[1]/ns0:Sales_Invoice_Line[1]/ns0:AmountIncludingVAT_SalesInvoiceLine[1]" w:storeItemID="{73C92B63-B27E-407A-B6E3-F1707E54332F}"/>
+                    <w:dataBinding w:prefixMappings="xmlns:ns0='urn:microsoft-dynamics-nav/reports/SVA DemandNoticeResidence/50600/'" w:xpath="/ns0:NavWordReportXmlPart[1]/ns0:Occupant[1]/ns0:Sales_Invoice_Header[1]/ns0:Sales_Invoice_Line[1]/ns0:AmountIncludingVAT_SalesInvoiceLine[1]" w:storeItemID="{370F9EF8-5C92-483A-8EC3-71CFD2DB168C}"/>
                     <w:text/>
                   </w:sdtPr>
                   <w:sdtEndPr/>
@@ -2120,59 +2103,67 @@
         </w:tabs>
         <w:spacing w:after="0" w:line="240" w:lineRule="auto"/>
         <w:rPr>
-          <w:rFonts w:ascii="Arial" w:eastAsia="Times New Roman" w:hAnsi="Arial" w:cs="Arial"/>
+          <w:rFonts w:ascii="Arial" w:hAnsi="Arial" w:eastAsia="Times New Roman" w:cs="Arial"/>
         </w:rPr>
       </w:pPr>
       <w:r>
         <w:rPr>
-          <w:rFonts w:ascii="Arial" w:eastAsia="Times New Roman" w:hAnsi="Arial" w:cs="Arial"/>
-        </w:rPr>
-        <w:t>Leje, a conto beløb</w:t>
-      </w:r>
-      <w:r>
-        <w:rPr>
-          <w:rFonts w:ascii="Arial" w:eastAsia="Times New Roman" w:hAnsi="Arial" w:cs="Arial"/>
+          <w:rFonts w:ascii="Arial" w:hAnsi="Arial" w:eastAsia="Times New Roman" w:cs="Arial"/>
+        </w:rPr>
+        <w:t xml:space="preserve">Leje, </w:t>
+      </w:r>
+      <w:proofErr w:type="gramStart"/>
+      <w:r>
+        <w:rPr>
+          <w:rFonts w:ascii="Arial" w:hAnsi="Arial" w:eastAsia="Times New Roman" w:cs="Arial"/>
+        </w:rPr>
+        <w:t>a conto beløb</w:t>
+      </w:r>
+      <w:proofErr w:type="gramEnd"/>
+      <w:r>
+        <w:rPr>
+          <w:rFonts w:ascii="Arial" w:hAnsi="Arial" w:eastAsia="Times New Roman" w:cs="Arial"/>
         </w:rPr>
         <w:t>, påkravsgebyr</w:t>
       </w:r>
       <w:r>
         <w:rPr>
-          <w:rFonts w:ascii="Arial" w:eastAsia="Times New Roman" w:hAnsi="Arial" w:cs="Arial"/>
+          <w:rFonts w:ascii="Arial" w:hAnsi="Arial" w:eastAsia="Times New Roman" w:cs="Arial"/>
         </w:rPr>
         <w:t xml:space="preserve"> og andre pligtige pengeydelser</w:t>
       </w:r>
       <w:r>
         <w:rPr>
-          <w:rFonts w:ascii="Arial" w:eastAsia="Times New Roman" w:hAnsi="Arial" w:cs="Arial"/>
+          <w:rFonts w:ascii="Arial" w:hAnsi="Arial" w:eastAsia="Times New Roman" w:cs="Arial"/>
         </w:rPr>
         <w:t xml:space="preserve">, i alt </w:t>
       </w:r>
       <w:proofErr w:type="spellStart"/>
       <w:r>
         <w:rPr>
-          <w:rFonts w:ascii="Arial" w:eastAsia="Times New Roman" w:hAnsi="Arial" w:cs="Arial"/>
+          <w:rFonts w:ascii="Arial" w:hAnsi="Arial" w:eastAsia="Times New Roman" w:cs="Arial"/>
         </w:rPr>
         <w:t>kr.</w:t>
       </w:r>
       <w:sdt>
         <w:sdtPr>
           <w:rPr>
-            <w:rFonts w:ascii="Arial" w:eastAsia="Times New Roman" w:hAnsi="Arial" w:cs="Arial"/>
+            <w:rFonts w:ascii="Arial" w:hAnsi="Arial" w:eastAsia="Times New Roman" w:cs="Arial"/>
           </w:rPr>
           <w:alias w:val="#Nav: /Company_Information/LiableAmount"/>
-          <w:tag w:val="#Nav: DemandNoticeResidence/50600"/>
+          <w:tag w:val="#Nav: SVA DemandNoticeResidence/50600"/>
           <w:id w:val="1743749538"/>
           <w:placeholder>
             <w:docPart w:val="DefaultPlaceholder_-1854013440"/>
           </w:placeholder>
-          <w:dataBinding w:prefixMappings="xmlns:ns0='urn:microsoft-dynamics-nav/reports/DemandNoticeResidence/50600/'" w:xpath="/ns0:NavWordReportXmlPart[1]/ns0:Company_Information[1]/ns0:LiableAmount[1]" w:storeItemID="{73C92B63-B27E-407A-B6E3-F1707E54332F}"/>
+          <w:dataBinding w:prefixMappings="xmlns:ns0='urn:microsoft-dynamics-nav/reports/SVA DemandNoticeResidence/50600/'" w:xpath="/ns0:NavWordReportXmlPart[1]/ns0:Company_Information[1]/ns0:LiableAmount[1]" w:storeItemID="{370F9EF8-5C92-483A-8EC3-71CFD2DB168C}"/>
           <w:text/>
         </w:sdtPr>
         <w:sdtEndPr/>
         <w:sdtContent>
           <w:r>
             <w:rPr>
-              <w:rFonts w:ascii="Arial" w:eastAsia="Times New Roman" w:hAnsi="Arial" w:cs="Arial"/>
+              <w:rFonts w:ascii="Arial" w:hAnsi="Arial" w:eastAsia="Times New Roman" w:cs="Arial"/>
             </w:rPr>
             <w:t>LiableAmount</w:t>
           </w:r>
@@ -2181,15 +2172,29 @@
       </w:sdt>
       <w:r>
         <w:rPr>
-          <w:rFonts w:ascii="Arial" w:eastAsia="Times New Roman" w:hAnsi="Arial" w:cs="Arial"/>
+          <w:rFonts w:ascii="Arial" w:hAnsi="Arial" w:eastAsia="Times New Roman" w:cs="Arial"/>
         </w:rPr>
         <w:t xml:space="preserve"> </w:t>
       </w:r>
       <w:r>
         <w:rPr>
-          <w:rFonts w:ascii="Arial" w:eastAsia="Times New Roman" w:hAnsi="Arial" w:cs="Arial"/>
-        </w:rPr>
-        <w:t>skal betales senest 14 dage efter modtagelsen af dette brev. Såfremt dette ikke sker, kan Deres lejemål uden yderligere varsel ophæves i medfør af lejelovens § 93, stk. 1, litra a.</w:t>
+          <w:rFonts w:ascii="Arial" w:hAnsi="Arial" w:eastAsia="Times New Roman" w:cs="Arial"/>
+        </w:rPr>
+        <w:t xml:space="preserve">skal betales senest 14 dage efter modtagelsen af dette brev. </w:t>
+      </w:r>
+      <w:proofErr w:type="gramStart"/>
+      <w:r>
+        <w:rPr>
+          <w:rFonts w:ascii="Arial" w:hAnsi="Arial" w:eastAsia="Times New Roman" w:cs="Arial"/>
+        </w:rPr>
+        <w:t>Såfremt</w:t>
+      </w:r>
+      <w:proofErr w:type="gramEnd"/>
+      <w:r>
+        <w:rPr>
+          <w:rFonts w:ascii="Arial" w:hAnsi="Arial" w:eastAsia="Times New Roman" w:cs="Arial"/>
+        </w:rPr>
+        <w:t xml:space="preserve"> dette ikke sker, kan Deres lejemål uden yderligere varsel ophæves i medfør af lejelovens § 93, stk. 1, litra a.</w:t>
       </w:r>
     </w:p>
     <w:p>
@@ -2201,7 +2206,7 @@
         </w:tabs>
         <w:spacing w:after="0" w:line="240" w:lineRule="auto"/>
         <w:rPr>
-          <w:rFonts w:ascii="Arial" w:eastAsia="Times New Roman" w:hAnsi="Arial" w:cs="Arial"/>
+          <w:rFonts w:ascii="Arial" w:hAnsi="Arial" w:eastAsia="Times New Roman" w:cs="Arial"/>
         </w:rPr>
       </w:pPr>
     </w:p>
@@ -2214,51 +2219,51 @@
         </w:tabs>
         <w:spacing w:after="0" w:line="240" w:lineRule="auto"/>
         <w:rPr>
-          <w:rFonts w:ascii="Arial" w:eastAsia="Times New Roman" w:hAnsi="Arial" w:cs="Arial"/>
+          <w:rFonts w:ascii="Arial" w:hAnsi="Arial" w:eastAsia="Times New Roman" w:cs="Arial"/>
         </w:rPr>
       </w:pPr>
       <w:r>
         <w:rPr>
-          <w:rFonts w:ascii="Arial" w:eastAsia="Times New Roman" w:hAnsi="Arial" w:cs="Arial"/>
+          <w:rFonts w:ascii="Arial" w:hAnsi="Arial" w:eastAsia="Times New Roman" w:cs="Arial"/>
         </w:rPr>
         <w:t xml:space="preserve">Hvis </w:t>
       </w:r>
       <w:r>
         <w:rPr>
-          <w:rFonts w:ascii="Arial" w:eastAsia="Times New Roman" w:hAnsi="Arial" w:cs="Arial"/>
+          <w:rFonts w:ascii="Arial" w:hAnsi="Arial" w:eastAsia="Times New Roman" w:cs="Arial"/>
         </w:rPr>
         <w:t>d</w:t>
       </w:r>
       <w:r>
         <w:rPr>
-          <w:rFonts w:ascii="Arial" w:eastAsia="Times New Roman" w:hAnsi="Arial" w:cs="Arial"/>
+          <w:rFonts w:ascii="Arial" w:hAnsi="Arial" w:eastAsia="Times New Roman" w:cs="Arial"/>
         </w:rPr>
         <w:t xml:space="preserve">et fulde beløb </w:t>
       </w:r>
       <w:r>
         <w:rPr>
-          <w:rFonts w:ascii="Arial" w:eastAsia="Times New Roman" w:hAnsi="Arial" w:cs="Arial"/>
+          <w:rFonts w:ascii="Arial" w:hAnsi="Arial" w:eastAsia="Times New Roman" w:cs="Arial"/>
         </w:rPr>
         <w:t>på i alt kr.</w:t>
       </w:r>
       <w:r>
         <w:rPr>
-          <w:rFonts w:ascii="Arial" w:eastAsia="Times New Roman" w:hAnsi="Arial" w:cs="Arial"/>
+          <w:rFonts w:ascii="Arial" w:hAnsi="Arial" w:eastAsia="Times New Roman" w:cs="Arial"/>
         </w:rPr>
         <w:t xml:space="preserve"> </w:t>
       </w:r>
       <w:sdt>
         <w:sdtPr>
           <w:rPr>
-            <w:rFonts w:ascii="Arial" w:eastAsia="Times New Roman" w:hAnsi="Arial" w:cs="Arial"/>
+            <w:rFonts w:ascii="Arial" w:hAnsi="Arial" w:eastAsia="Times New Roman" w:cs="Arial"/>
           </w:rPr>
           <w:alias w:val="#Nav: /Company_Information/TotalAmount"/>
-          <w:tag w:val="#Nav: DemandNoticeResidence/50600"/>
+          <w:tag w:val="#Nav: SVA DemandNoticeResidence/50600"/>
           <w:id w:val="-692230170"/>
           <w:placeholder>
             <w:docPart w:val="DefaultPlaceholder_-1854013440"/>
           </w:placeholder>
-          <w:dataBinding w:prefixMappings="xmlns:ns0='urn:microsoft-dynamics-nav/reports/DemandNoticeResidence/50600/'" w:xpath="/ns0:NavWordReportXmlPart[1]/ns0:Company_Information[1]/ns0:TotalAmount[1]" w:storeItemID="{73C92B63-B27E-407A-B6E3-F1707E54332F}"/>
+          <w:dataBinding w:prefixMappings="xmlns:ns0='urn:microsoft-dynamics-nav/reports/SVA DemandNoticeResidence/50600/'" w:xpath="/ns0:NavWordReportXmlPart[1]/ns0:Company_Information[1]/ns0:TotalAmount[1]" w:storeItemID="{370F9EF8-5C92-483A-8EC3-71CFD2DB168C}"/>
           <w:text/>
         </w:sdtPr>
         <w:sdtEndPr/>
@@ -2266,7 +2271,7 @@
           <w:proofErr w:type="spellStart"/>
           <w:r>
             <w:rPr>
-              <w:rFonts w:ascii="Arial" w:eastAsia="Times New Roman" w:hAnsi="Arial" w:cs="Arial"/>
+              <w:rFonts w:ascii="Arial" w:hAnsi="Arial" w:eastAsia="Times New Roman" w:cs="Arial"/>
             </w:rPr>
             <w:t>TotalAmount</w:t>
           </w:r>
@@ -2275,13 +2280,13 @@
       </w:sdt>
       <w:r>
         <w:rPr>
-          <w:rFonts w:ascii="Arial" w:eastAsia="Times New Roman" w:hAnsi="Arial" w:cs="Arial"/>
+          <w:rFonts w:ascii="Arial" w:hAnsi="Arial" w:eastAsia="Times New Roman" w:cs="Arial"/>
         </w:rPr>
         <w:t xml:space="preserve"> </w:t>
       </w:r>
       <w:r>
         <w:rPr>
-          <w:rFonts w:ascii="Arial" w:eastAsia="Times New Roman" w:hAnsi="Arial" w:cs="Arial"/>
+          <w:rFonts w:ascii="Arial" w:hAnsi="Arial" w:eastAsia="Times New Roman" w:cs="Arial"/>
         </w:rPr>
         <w:t>ikke er betalt senest 10 dage efter modtagelsen af dette brev, vil det samlede krav blive sendt til inkasso, hvilket vil medføre yderligere udgifter for Dem.</w:t>
       </w:r>
@@ -2295,7 +2300,7 @@
         </w:tabs>
         <w:spacing w:after="0" w:line="240" w:lineRule="auto"/>
         <w:rPr>
-          <w:rFonts w:ascii="Arial" w:eastAsia="Times New Roman" w:hAnsi="Arial" w:cs="Arial"/>
+          <w:rFonts w:ascii="Arial" w:hAnsi="Arial" w:eastAsia="Times New Roman" w:cs="Arial"/>
         </w:rPr>
       </w:pPr>
     </w:p>
@@ -2308,12 +2313,12 @@
         </w:tabs>
         <w:spacing w:after="0" w:line="240" w:lineRule="auto"/>
         <w:rPr>
-          <w:rFonts w:ascii="Arial" w:eastAsia="Times New Roman" w:hAnsi="Arial" w:cs="Arial"/>
+          <w:rFonts w:ascii="Arial" w:hAnsi="Arial" w:eastAsia="Times New Roman" w:cs="Arial"/>
         </w:rPr>
       </w:pPr>
       <w:r>
         <w:rPr>
-          <w:rFonts w:ascii="Arial" w:eastAsia="Times New Roman" w:hAnsi="Arial" w:cs="Arial"/>
+          <w:rFonts w:ascii="Arial" w:hAnsi="Arial" w:eastAsia="Times New Roman" w:cs="Arial"/>
         </w:rPr>
         <w:t>Har De betalt den forfaldne leje mv. inden modtagelsen af dette påkrav, men efter sidste rettidige indbetalingsdag, skal påkravsgebyret alligevel betales inden 14 dage efter modtagelsen af dette brev. Manglende betaling kan medføre ophævelse af lejemålet.</w:t>
       </w:r>
@@ -2327,7 +2332,7 @@
         </w:tabs>
         <w:spacing w:after="0" w:line="240" w:lineRule="auto"/>
         <w:rPr>
-          <w:rFonts w:ascii="Arial" w:eastAsia="Times New Roman" w:hAnsi="Arial" w:cs="Arial"/>
+          <w:rFonts w:ascii="Arial" w:hAnsi="Arial" w:eastAsia="Times New Roman" w:cs="Arial"/>
         </w:rPr>
       </w:pPr>
     </w:p>
@@ -2340,12 +2345,12 @@
         </w:tabs>
         <w:spacing w:after="0" w:line="240" w:lineRule="auto"/>
         <w:rPr>
-          <w:rFonts w:ascii="Arial" w:eastAsia="Times New Roman" w:hAnsi="Arial" w:cs="Arial"/>
+          <w:rFonts w:ascii="Arial" w:hAnsi="Arial" w:eastAsia="Times New Roman" w:cs="Arial"/>
         </w:rPr>
       </w:pPr>
       <w:r>
         <w:rPr>
-          <w:rFonts w:ascii="Arial" w:eastAsia="Times New Roman" w:hAnsi="Arial" w:cs="Arial"/>
+          <w:rFonts w:ascii="Arial" w:hAnsi="Arial" w:eastAsia="Times New Roman" w:cs="Arial"/>
         </w:rPr>
         <w:t>Med venlig hilsen</w:t>
       </w:r>
@@ -2372,12 +2377,12 @@
           <w:rFonts w:ascii="Arial" w:hAnsi="Arial" w:cs="Arial"/>
         </w:rPr>
         <w:alias w:val="#Nav: /Company_Information/CName"/>
-        <w:tag w:val="#Nav: DemandNoticeResidence/50600"/>
-        <w:id w:val="510646078"/>
+        <w:tag w:val="#Nav: SVA DemandNoticeResidence/50600"/>
+        <w:id w:val="-101272281"/>
         <w:placeholder>
           <w:docPart w:val="DefaultPlaceholder_-1854013440"/>
         </w:placeholder>
-        <w:dataBinding w:prefixMappings="xmlns:ns0='urn:microsoft-dynamics-nav/reports/DemandNoticeResidence/50600/'" w:xpath="/ns0:NavWordReportXmlPart[1]/ns0:Company_Information[1]/ns0:CName[1]" w:storeItemID="{73C92B63-B27E-407A-B6E3-F1707E54332F}"/>
+        <w:dataBinding w:prefixMappings="xmlns:ns0='urn:microsoft-dynamics-nav/reports/SVA DemandNoticeResidence/50600/'" w:xpath="/ns0:NavWordReportXmlPart[1]/ns0:Company_Information[1]/ns0:CName[1]" w:storeItemID="{370F9EF8-5C92-483A-8EC3-71CFD2DB168C}"/>
         <w:text/>
       </w:sdtPr>
       <w:sdtEndPr/>
@@ -2414,12 +2419,12 @@
           <w:rFonts w:ascii="Arial" w:hAnsi="Arial" w:cs="Arial"/>
         </w:rPr>
         <w:alias w:val="#Nav: /Company_Information/CAdress"/>
-        <w:tag w:val="#Nav: DemandNoticeResidence/50600"/>
-        <w:id w:val="-1719964229"/>
+        <w:tag w:val="#Nav: SVA DemandNoticeResidence/50600"/>
+        <w:id w:val="-1887938632"/>
         <w:placeholder>
           <w:docPart w:val="DefaultPlaceholder_-1854013440"/>
         </w:placeholder>
-        <w:dataBinding w:prefixMappings="xmlns:ns0='urn:microsoft-dynamics-nav/reports/DemandNoticeResidence/50600/'" w:xpath="/ns0:NavWordReportXmlPart[1]/ns0:Company_Information[1]/ns0:CAdress[1]" w:storeItemID="{73C92B63-B27E-407A-B6E3-F1707E54332F}"/>
+        <w:dataBinding w:prefixMappings="xmlns:ns0='urn:microsoft-dynamics-nav/reports/SVA DemandNoticeResidence/50600/'" w:xpath="/ns0:NavWordReportXmlPart[1]/ns0:Company_Information[1]/ns0:CAdress[1]" w:storeItemID="{370F9EF8-5C92-483A-8EC3-71CFD2DB168C}"/>
         <w:text/>
       </w:sdtPr>
       <w:sdtEndPr/>
@@ -2470,16 +2475,15 @@
           <w:rPr>
             <w:rFonts w:ascii="Arial" w:hAnsi="Arial" w:cs="Arial"/>
           </w:rPr>
-          <w:alias w:val="#Nav: /Company_Information/CPostcode"/>
-          <w:tag w:val="#Nav: DemandNoticeResidence/50600"/>
-          <w:id w:val="-283884901"/>
+          <w:id w:val="2044021462"/>
           <w:placeholder>
             <w:docPart w:val="DefaultPlaceholder_-1854013440"/>
           </w:placeholder>
-          <w:dataBinding w:prefixMappings="xmlns:ns0='urn:microsoft-dynamics-nav/reports/DemandNoticeResidence/50600/'" w:xpath="/ns0:NavWordReportXmlPart[1]/ns0:Company_Information[1]/ns0:CPostcode[1]" w:storeItemID="{73C92B63-B27E-407A-B6E3-F1707E54332F}"/>
+          <w:dataBinding w:prefixMappings="xmlns:ns0='urn:microsoft-dynamics-nav/reports/SVA DemandNoticeResidence/50600/'" w:xpath="/ns0:NavWordReportXmlPart[1]/ns0:Company_Information[1]/ns0:CPostcode[1]" w:storeItemID="{370F9EF8-5C92-483A-8EC3-71CFD2DB168C}"/>
           <w:text/>
+          <w:alias w:val="#Nav: /Company_Information/CPostcode"/>
+          <w:tag w:val="#Nav: SVA DemandNoticeResidence/50600"/>
         </w:sdtPr>
-        <w:sdtEndPr/>
         <w:sdtContent>
           <w:proofErr w:type="spellStart"/>
           <w:r>
@@ -2495,30 +2499,41 @@
         <w:rPr>
           <w:rFonts w:ascii="Arial" w:hAnsi="Arial" w:cs="Arial"/>
         </w:rPr>
-        <w:t xml:space="preserve">  </w:t>
+        <w:t xml:space="preserve"> </w:t>
+      </w:r>
+      <w:r>
+        <w:rPr>
+          <w:rFonts w:ascii="Arial" w:hAnsi="Arial" w:cs="Arial"/>
+        </w:rPr>
+        <w:t xml:space="preserve"> </w:t>
+      </w:r>
+      <w:r>
+        <w:rPr>
+          <w:rFonts w:ascii="Arial" w:hAnsi="Arial" w:cs="Arial"/>
+        </w:rPr>
+        <w:t xml:space="preserve"> </w:t>
       </w:r>
       <w:sdt>
         <w:sdtPr>
           <w:rPr>
             <w:rFonts w:ascii="Arial" w:hAnsi="Arial" w:cs="Arial"/>
           </w:rPr>
-          <w:alias w:val="#Nav: /Company_Information/CAdress"/>
-          <w:tag w:val="#Nav: DemandNoticeResidence/50600"/>
-          <w:id w:val="2039312398"/>
+          <w:id w:val="1385066473"/>
           <w:placeholder>
             <w:docPart w:val="DefaultPlaceholder_-1854013440"/>
           </w:placeholder>
-          <w:dataBinding w:prefixMappings="xmlns:ns0='urn:microsoft-dynamics-nav/reports/DemandNoticeResidence/50600/'" w:xpath="/ns0:NavWordReportXmlPart[1]/ns0:Company_Information[1]/ns0:CAdress[1]" w:storeItemID="{73C92B63-B27E-407A-B6E3-F1707E54332F}"/>
+          <w:dataBinding w:prefixMappings="xmlns:ns0='urn:microsoft-dynamics-nav/reports/SVA DemandNoticeResidence/50600/'" w:xpath="/ns0:NavWordReportXmlPart[1]/ns0:Company_Information[1]/ns0:CCIty[1]" w:storeItemID="{370F9EF8-5C92-483A-8EC3-71CFD2DB168C}"/>
           <w:text/>
+          <w:alias w:val="#Nav: /Company_Information/CCIty"/>
+          <w:tag w:val="#Nav: SVA DemandNoticeResidence/50600"/>
         </w:sdtPr>
-        <w:sdtEndPr/>
         <w:sdtContent>
           <w:proofErr w:type="spellStart"/>
           <w:r>
             <w:rPr>
               <w:rFonts w:ascii="Arial" w:hAnsi="Arial" w:cs="Arial"/>
             </w:rPr>
-            <w:t>CAdress</w:t>
+            <w:t>CCity</w:t>
           </w:r>
           <w:proofErr w:type="spellEnd"/>
         </w:sdtContent>
@@ -3148,7 +3163,7 @@
     <w:charset w:val="00"/>
     <w:family w:val="swiss"/>
     <w:pitch w:val="variable"/>
-    <w:sig w:usb0="E0002EFF" w:usb1="C000785B" w:usb2="00000009" w:usb3="00000000" w:csb0="000001FF" w:csb1="00000000"/>
+    <w:sig w:usb0="E0002EFF" w:usb1="C0007843" w:usb2="00000009" w:usb3="00000000" w:csb0="000001FF" w:csb1="00000000"/>
   </w:font>
   <w:font w:name="Calibri Light">
     <w:panose1 w:val="020F0302020204030204"/>
@@ -3182,13 +3197,11 @@
     <w:rsid w:val="00234C1A"/>
     <w:rsid w:val="00275499"/>
     <w:rsid w:val="002C58B9"/>
-    <w:rsid w:val="002F18D5"/>
-    <w:rsid w:val="00356372"/>
     <w:rsid w:val="003E3B20"/>
-    <w:rsid w:val="003F736B"/>
     <w:rsid w:val="004267A0"/>
     <w:rsid w:val="0043342B"/>
     <w:rsid w:val="00463AFE"/>
+    <w:rsid w:val="00487A84"/>
     <w:rsid w:val="00501CAF"/>
     <w:rsid w:val="0056797D"/>
     <w:rsid w:val="00594971"/>
@@ -3209,6 +3222,7 @@
     <w:rsid w:val="009D4328"/>
     <w:rsid w:val="00A02071"/>
     <w:rsid w:val="00A507D9"/>
+    <w:rsid w:val="00A71375"/>
     <w:rsid w:val="00AB759D"/>
     <w:rsid w:val="00AF5C68"/>
     <w:rsid w:val="00B731B9"/>
@@ -3217,10 +3231,12 @@
     <w:rsid w:val="00C60CC4"/>
     <w:rsid w:val="00C62A3E"/>
     <w:rsid w:val="00C816D1"/>
-    <w:rsid w:val="00C873C5"/>
+    <w:rsid w:val="00CB0867"/>
     <w:rsid w:val="00CF1C75"/>
     <w:rsid w:val="00D31DD8"/>
     <w:rsid w:val="00D75212"/>
+    <w:rsid w:val="00D82282"/>
+    <w:rsid w:val="00DC4BFF"/>
     <w:rsid w:val="00E41B4D"/>
     <w:rsid w:val="00E45095"/>
     <w:rsid w:val="00F53215"/>
@@ -3678,7 +3694,7 @@
     <w:basedOn w:val="Standardskrifttypeiafsnit"/>
     <w:uiPriority w:val="99"/>
     <w:semiHidden/>
-    <w:rsid w:val="00C62A3E"/>
+    <w:rsid w:val="00A71375"/>
     <w:rPr>
       <w:color w:val="808080"/>
     </w:rPr>
@@ -3814,6 +3830,10 @@
   <w:style w:type="paragraph" w:customStyle="1" w:styleId="591E03B3C2804B95972D10CDC79AFA05">
     <w:name w:val="591E03B3C2804B95972D10CDC79AFA05"/>
     <w:rsid w:val="00E41B4D"/>
+  </w:style>
+  <w:style w:type="paragraph" w:customStyle="1" w:styleId="7C0038C27F7C42AFAFDF5B22F63D4800">
+    <w:name w:val="7C0038C27F7C42AFAFDF5B22F63D4800"/>
+    <w:rsid w:val="00A71375"/>
   </w:style>
 </w:styles>
 </file>
@@ -4120,7 +4140,9 @@
 </a:theme>
 </file>
 
-<file path=customXml/item1.xml>��< ? x m l   v e r s i o n = " 1 . 0 "   e n c o d i n g = " u t f - 1 6 " ? > < N a v W o r d R e p o r t X m l P a r t   x m l n s = " u r n : m i c r o s o f t - d y n a m i c s - n a v / r e p o r t s / D e m a n d N o t i c e R e s i d e n c e / 5 0 6 0 0 / " > +<file path=customXML/item2.xml>��< ? x m l   v e r s i o n = " 1 . 0 "   e n c o d i n g = " u t f - 1 6 " ? > + 
+ < N a v W o r d R e p o r t X m l P a r t   x m l n s = " u r n : m i c r o s o f t - d y n a m i c s - n a v / r e p o r t s / S V A   D e m a n d N o t i c e R e s i d e n c e / 5 0 6 0 0 / " >   
      < O c c u p a n t >   
@@ -4211,12 +4233,4 @@
      < / C o m p a n y _ I n f o r m a t i o n >   
  < / N a v W o r d R e p o r t X m l P a r t > 
-</file>
-
-<file path=customXml/itemProps1.xml><?xml version="1.0" encoding="utf-8"?>
-<ds:datastoreItem xmlns:ds="http://schemas.openxmlformats.org/officeDocument/2006/customXml" ds:itemID="{73C92B63-B27E-407A-B6E3-F1707E54332F}">
-  <ds:schemaRefs>
-    <ds:schemaRef ds:uri="urn:microsoft-dynamics-nav/reports/DemandNoticeResidence/50600/"/>
-  </ds:schemaRefs>
-</ds:datastoreItem>
 </file>
--- a/Layouts/DemandNoticeResidence.docx
+++ b/Layouts/DemandNoticeResidence.docx
@@ -19,7 +19,6 @@
       <w:r>
         <w:tab/>
       </w:r>
-      <w:proofErr w:type="spellStart"/>
       <w:r>
         <w:rPr>
           <w:rFonts w:ascii="Arial" w:hAnsi="Arial" w:cs="Arial"/>
@@ -30,7 +29,6 @@
         </w:rPr>
         <w:t>Påkrav</w:t>
       </w:r>
-      <w:proofErr w:type="spellEnd"/>
     </w:p>
     <w:p>
       <w:pPr>
@@ -88,7 +86,7 @@
           <w:rFonts w:ascii="Arial" w:hAnsi="Arial" w:cs="Arial"/>
           <w:noProof/>
         </w:rPr>
-        <w:t>11. januar 2019</w:t>
+        <w:t>10. december 2019</w:t>
       </w:r>
       <w:r>
         <w:rPr>
@@ -116,12 +114,12 @@
             <w:lang w:val="en-US"/>
           </w:rPr>
           <w:alias w:val="#Nav: /Occupant/Name1_Occupant"/>
-          <w:tag w:val="#Nav: SVA DemandNoticeResidence/50600"/>
+          <w:tag w:val="#Nav: SVA DemandNoticeResidence/50012"/>
           <w:id w:val="2132050428"/>
           <w:placeholder>
             <w:docPart w:val="DefaultPlaceholder_-1854013440"/>
           </w:placeholder>
-          <w:dataBinding w:prefixMappings="xmlns:ns0='urn:microsoft-dynamics-nav/reports/SVA DemandNoticeResidence/50600/'" w:xpath="/ns0:NavWordReportXmlPart[1]/ns0:Occupant[1]/ns0:Name1_Occupant[1]" w:storeItemID="{370F9EF8-5C92-483A-8EC3-71CFD2DB168C}"/>
+          <w:dataBinding w:prefixMappings="xmlns:ns0='urn:microsoft-dynamics-nav/reports/SVA DemandNoticeResidence/50012/'" w:xpath="/ns0:NavWordReportXmlPart[1]/ns0:Occupant[1]/ns0:Name1_Occupant[1]" w:storeItemID="{4EAE29F0-DE0E-4958-A12C-3DFB817A5DA2}"/>
           <w:text/>
         </w:sdtPr>
         <w:sdtEndPr/>
@@ -141,22 +139,7 @@
           <w:lang w:val="en-US"/>
         </w:rPr>
         <w:tab/>
-      </w:r>
-      <w:proofErr w:type="spellStart"/>
-      <w:r>
-        <w:rPr>
-          <w:rFonts w:ascii="Arial" w:hAnsi="Arial" w:cs="Arial"/>
-          <w:lang w:val="en-US"/>
-        </w:rPr>
-        <w:t>Konto</w:t>
-      </w:r>
-      <w:proofErr w:type="spellEnd"/>
-      <w:r>
-        <w:rPr>
-          <w:rFonts w:ascii="Arial" w:hAnsi="Arial" w:cs="Arial"/>
-          <w:lang w:val="en-US"/>
-        </w:rPr>
-        <w:t>:</w:t>
+        <w:t>Konto:</w:t>
       </w:r>
       <w:r>
         <w:rPr>
@@ -172,17 +155,16 @@
             <w:lang w:val="en-US"/>
           </w:rPr>
           <w:alias w:val="#Nav: /Occupant/CustomerNo_Occupant"/>
-          <w:tag w:val="#Nav: SVA DemandNoticeResidence/50600"/>
+          <w:tag w:val="#Nav: SVA DemandNoticeResidence/50012"/>
           <w:id w:val="76176861"/>
           <w:placeholder>
             <w:docPart w:val="DefaultPlaceholder_-1854013440"/>
           </w:placeholder>
-          <w:dataBinding w:prefixMappings="xmlns:ns0='urn:microsoft-dynamics-nav/reports/SVA DemandNoticeResidence/50600/'" w:xpath="/ns0:NavWordReportXmlPart[1]/ns0:Occupant[1]/ns0:CustomerNo_Occupant[1]" w:storeItemID="{370F9EF8-5C92-483A-8EC3-71CFD2DB168C}"/>
+          <w:dataBinding w:prefixMappings="xmlns:ns0='urn:microsoft-dynamics-nav/reports/SVA DemandNoticeResidence/50012/'" w:xpath="/ns0:NavWordReportXmlPart[1]/ns0:Occupant[1]/ns0:CustomerNo_Occupant[1]" w:storeItemID="{4EAE29F0-DE0E-4958-A12C-3DFB817A5DA2}"/>
           <w:text/>
         </w:sdtPr>
         <w:sdtEndPr/>
         <w:sdtContent>
-          <w:proofErr w:type="spellStart"/>
           <w:r>
             <w:rPr>
               <w:rFonts w:ascii="Arial" w:hAnsi="Arial" w:cs="Arial"/>
@@ -190,7 +172,6 @@
             </w:rPr>
             <w:t>CustomerNo_Occupant</w:t>
           </w:r>
-          <w:proofErr w:type="spellEnd"/>
         </w:sdtContent>
       </w:sdt>
     </w:p>
@@ -213,12 +194,12 @@
             <w:lang w:val="en-US"/>
           </w:rPr>
           <w:alias w:val="#Nav: /Occupant/Name2_Occupant"/>
-          <w:tag w:val="#Nav: SVA DemandNoticeResidence/50600"/>
+          <w:tag w:val="#Nav: SVA DemandNoticeResidence/50012"/>
           <w:id w:val="2029528185"/>
           <w:placeholder>
             <w:docPart w:val="DefaultPlaceholder_-1854013440"/>
           </w:placeholder>
-          <w:dataBinding w:prefixMappings="xmlns:ns0='urn:microsoft-dynamics-nav/reports/SVA DemandNoticeResidence/50600/'" w:xpath="/ns0:NavWordReportXmlPart[1]/ns0:Occupant[1]/ns0:Name2_Occupant[1]" w:storeItemID="{370F9EF8-5C92-483A-8EC3-71CFD2DB168C}"/>
+          <w:dataBinding w:prefixMappings="xmlns:ns0='urn:microsoft-dynamics-nav/reports/SVA DemandNoticeResidence/50012/'" w:xpath="/ns0:NavWordReportXmlPart[1]/ns0:Occupant[1]/ns0:Name2_Occupant[1]" w:storeItemID="{4EAE29F0-DE0E-4958-A12C-3DFB817A5DA2}"/>
           <w:text/>
         </w:sdtPr>
         <w:sdtEndPr/>
@@ -238,16 +219,8 @@
           <w:lang w:val="en-US"/>
         </w:rPr>
         <w:tab/>
-      </w:r>
-      <w:proofErr w:type="spellStart"/>
-      <w:r>
-        <w:rPr>
-          <w:rFonts w:ascii="Arial" w:hAnsi="Arial" w:cs="Arial"/>
-          <w:lang w:val="en-US"/>
-        </w:rPr>
         <w:t>Lejemål</w:t>
       </w:r>
-      <w:proofErr w:type="spellEnd"/>
       <w:r>
         <w:rPr>
           <w:rFonts w:ascii="Arial" w:hAnsi="Arial" w:cs="Arial"/>
@@ -263,17 +236,16 @@
             <w:lang w:val="en-US"/>
           </w:rPr>
           <w:alias w:val="#Nav: /Occupant/TenancyNo_Occupant"/>
-          <w:tag w:val="#Nav: SVA DemandNoticeResidence/50600"/>
+          <w:tag w:val="#Nav: SVA DemandNoticeResidence/50012"/>
           <w:id w:val="-1164854151"/>
           <w:placeholder>
             <w:docPart w:val="DefaultPlaceholder_-1854013440"/>
           </w:placeholder>
-          <w:dataBinding w:prefixMappings="xmlns:ns0='urn:microsoft-dynamics-nav/reports/SVA DemandNoticeResidence/50600/'" w:xpath="/ns0:NavWordReportXmlPart[1]/ns0:Occupant[1]/ns0:TenancyNo_Occupant[1]" w:storeItemID="{370F9EF8-5C92-483A-8EC3-71CFD2DB168C}"/>
+          <w:dataBinding w:prefixMappings="xmlns:ns0='urn:microsoft-dynamics-nav/reports/SVA DemandNoticeResidence/50012/'" w:xpath="/ns0:NavWordReportXmlPart[1]/ns0:Occupant[1]/ns0:TenancyNo_Occupant[1]" w:storeItemID="{4EAE29F0-DE0E-4958-A12C-3DFB817A5DA2}"/>
           <w:text/>
         </w:sdtPr>
         <w:sdtEndPr/>
         <w:sdtContent>
-          <w:proofErr w:type="spellStart"/>
           <w:r>
             <w:rPr>
               <w:rFonts w:ascii="Arial" w:hAnsi="Arial" w:cs="Arial"/>
@@ -281,7 +253,6 @@
             </w:rPr>
             <w:t>TenancyNo_Occupant</w:t>
           </w:r>
-          <w:proofErr w:type="spellEnd"/>
         </w:sdtContent>
       </w:sdt>
     </w:p>
@@ -304,17 +275,16 @@
             <w:lang w:val="en-US"/>
           </w:rPr>
           <w:alias w:val="#Nav: /Occupant/Address_Occupant"/>
-          <w:tag w:val="#Nav: SVA DemandNoticeResidence/50600"/>
+          <w:tag w:val="#Nav: SVA DemandNoticeResidence/50012"/>
           <w:id w:val="-1775937166"/>
           <w:placeholder>
             <w:docPart w:val="DefaultPlaceholder_-1854013440"/>
           </w:placeholder>
-          <w:dataBinding w:prefixMappings="xmlns:ns0='urn:microsoft-dynamics-nav/reports/SVA DemandNoticeResidence/50600/'" w:xpath="/ns0:NavWordReportXmlPart[1]/ns0:Occupant[1]/ns0:Address_Occupant[1]" w:storeItemID="{370F9EF8-5C92-483A-8EC3-71CFD2DB168C}"/>
+          <w:dataBinding w:prefixMappings="xmlns:ns0='urn:microsoft-dynamics-nav/reports/SVA DemandNoticeResidence/50012/'" w:xpath="/ns0:NavWordReportXmlPart[1]/ns0:Occupant[1]/ns0:Address_Occupant[1]" w:storeItemID="{4EAE29F0-DE0E-4958-A12C-3DFB817A5DA2}"/>
           <w:text/>
         </w:sdtPr>
         <w:sdtEndPr/>
         <w:sdtContent>
-          <w:proofErr w:type="spellStart"/>
           <w:r>
             <w:rPr>
               <w:rFonts w:ascii="Arial" w:hAnsi="Arial" w:cs="Arial"/>
@@ -322,7 +292,6 @@
             </w:rPr>
             <w:t>Address_Occupant</w:t>
           </w:r>
-          <w:proofErr w:type="spellEnd"/>
         </w:sdtContent>
       </w:sdt>
       <w:r>
@@ -365,12 +334,12 @@
             <w:lang w:val="en-US"/>
           </w:rPr>
           <w:alias w:val="#Nav: /Occupant/Address2_Occupant"/>
-          <w:tag w:val="#Nav: SVA DemandNoticeResidence/50600"/>
+          <w:tag w:val="#Nav: SVA DemandNoticeResidence/50012"/>
           <w:id w:val="-999114147"/>
           <w:placeholder>
             <w:docPart w:val="DefaultPlaceholder_-1854013440"/>
           </w:placeholder>
-          <w:dataBinding w:prefixMappings="xmlns:ns0='urn:microsoft-dynamics-nav/reports/SVA DemandNoticeResidence/50600/'" w:xpath="/ns0:NavWordReportXmlPart[1]/ns0:Occupant[1]/ns0:Address2_Occupant[1]" w:storeItemID="{370F9EF8-5C92-483A-8EC3-71CFD2DB168C}"/>
+          <w:dataBinding w:prefixMappings="xmlns:ns0='urn:microsoft-dynamics-nav/reports/SVA DemandNoticeResidence/50012/'" w:xpath="/ns0:NavWordReportXmlPart[1]/ns0:Occupant[1]/ns0:Address2_Occupant[1]" w:storeItemID="{4EAE29F0-DE0E-4958-A12C-3DFB817A5DA2}"/>
           <w:text/>
         </w:sdtPr>
         <w:sdtEndPr/>
@@ -410,17 +379,16 @@
             <w:lang w:val="en-US"/>
           </w:rPr>
           <w:alias w:val="#Nav: /Occupant/PostCode_Occupant"/>
-          <w:tag w:val="#Nav: SVA DemandNoticeResidence/50600"/>
+          <w:tag w:val="#Nav: SVA DemandNoticeResidence/50012"/>
           <w:id w:val="-487091247"/>
           <w:placeholder>
             <w:docPart w:val="DefaultPlaceholder_-1854013440"/>
           </w:placeholder>
-          <w:dataBinding w:prefixMappings="xmlns:ns0='urn:microsoft-dynamics-nav/reports/SVA DemandNoticeResidence/50600/'" w:xpath="/ns0:NavWordReportXmlPart[1]/ns0:Occupant[1]/ns0:PostCode_Occupant[1]" w:storeItemID="{370F9EF8-5C92-483A-8EC3-71CFD2DB168C}"/>
+          <w:dataBinding w:prefixMappings="xmlns:ns0='urn:microsoft-dynamics-nav/reports/SVA DemandNoticeResidence/50012/'" w:xpath="/ns0:NavWordReportXmlPart[1]/ns0:Occupant[1]/ns0:PostCode_Occupant[1]" w:storeItemID="{4EAE29F0-DE0E-4958-A12C-3DFB817A5DA2}"/>
           <w:text/>
         </w:sdtPr>
         <w:sdtEndPr/>
         <w:sdtContent>
-          <w:proofErr w:type="spellStart"/>
           <w:r>
             <w:rPr>
               <w:rFonts w:ascii="Arial" w:hAnsi="Arial" w:cs="Arial"/>
@@ -428,7 +396,6 @@
             </w:rPr>
             <w:t>PostCode_Occupant</w:t>
           </w:r>
-          <w:proofErr w:type="spellEnd"/>
         </w:sdtContent>
       </w:sdt>
       <w:r>
@@ -445,17 +412,16 @@
             <w:lang w:val="en-US"/>
           </w:rPr>
           <w:alias w:val="#Nav: /Occupant/City_Occupant"/>
-          <w:tag w:val="#Nav: SVA DemandNoticeResidence/50600"/>
+          <w:tag w:val="#Nav: SVA DemandNoticeResidence/50012"/>
           <w:id w:val="243386261"/>
           <w:placeholder>
             <w:docPart w:val="DefaultPlaceholder_-1854013440"/>
           </w:placeholder>
-          <w:dataBinding w:prefixMappings="xmlns:ns0='urn:microsoft-dynamics-nav/reports/SVA DemandNoticeResidence/50600/'" w:xpath="/ns0:NavWordReportXmlPart[1]/ns0:Occupant[1]/ns0:City_Occupant[1]" w:storeItemID="{370F9EF8-5C92-483A-8EC3-71CFD2DB168C}"/>
+          <w:dataBinding w:prefixMappings="xmlns:ns0='urn:microsoft-dynamics-nav/reports/SVA DemandNoticeResidence/50012/'" w:xpath="/ns0:NavWordReportXmlPart[1]/ns0:Occupant[1]/ns0:City_Occupant[1]" w:storeItemID="{4EAE29F0-DE0E-4958-A12C-3DFB817A5DA2}"/>
           <w:text/>
         </w:sdtPr>
         <w:sdtEndPr/>
         <w:sdtContent>
-          <w:proofErr w:type="spellStart"/>
           <w:r>
             <w:rPr>
               <w:rFonts w:ascii="Arial" w:hAnsi="Arial" w:cs="Arial"/>
@@ -463,7 +429,6 @@
             </w:rPr>
             <w:t>City_Occupant</w:t>
           </w:r>
-          <w:proofErr w:type="spellEnd"/>
         </w:sdtContent>
       </w:sdt>
     </w:p>
@@ -503,41 +468,13 @@
           <w:lang w:val="en-US"/>
         </w:rPr>
       </w:pPr>
-      <w:proofErr w:type="spellStart"/>
       <w:r>
         <w:rPr>
           <w:rFonts w:ascii="Arial" w:hAnsi="Arial" w:cs="Arial"/>
           <w:u w:val="single"/>
           <w:lang w:val="en-US"/>
         </w:rPr>
-        <w:t>Vedr</w:t>
-      </w:r>
-      <w:proofErr w:type="spellEnd"/>
-      <w:r>
-        <w:rPr>
-          <w:rFonts w:ascii="Arial" w:hAnsi="Arial" w:cs="Arial"/>
-          <w:u w:val="single"/>
-          <w:lang w:val="en-US"/>
-        </w:rPr>
-        <w:t xml:space="preserve">.: </w:t>
-      </w:r>
-      <w:proofErr w:type="spellStart"/>
-      <w:r>
-        <w:rPr>
-          <w:rFonts w:ascii="Arial" w:hAnsi="Arial" w:cs="Arial"/>
-          <w:u w:val="single"/>
-          <w:lang w:val="en-US"/>
-        </w:rPr>
-        <w:t>Lejemål</w:t>
-      </w:r>
-      <w:proofErr w:type="spellEnd"/>
-      <w:r>
-        <w:rPr>
-          <w:rFonts w:ascii="Arial" w:hAnsi="Arial" w:cs="Arial"/>
-          <w:u w:val="single"/>
-          <w:lang w:val="en-US"/>
-        </w:rPr>
-        <w:t xml:space="preserve"> nr. </w:t>
+        <w:t xml:space="preserve">Vedr.: Lejemål nr. </w:t>
       </w:r>
       <w:sdt>
         <w:sdtPr>
@@ -547,17 +484,16 @@
             <w:lang w:val="en-US"/>
           </w:rPr>
           <w:alias w:val="#Nav: /Occupant/TenancyNo_Occupant"/>
-          <w:tag w:val="#Nav: SVA DemandNoticeResidence/50600"/>
+          <w:tag w:val="#Nav: SVA DemandNoticeResidence/50012"/>
           <w:id w:val="557363795"/>
           <w:placeholder>
             <w:docPart w:val="DefaultPlaceholder_-1854013440"/>
           </w:placeholder>
-          <w:dataBinding w:prefixMappings="xmlns:ns0='urn:microsoft-dynamics-nav/reports/SVA DemandNoticeResidence/50600/'" w:xpath="/ns0:NavWordReportXmlPart[1]/ns0:Occupant[1]/ns0:TenancyNo_Occupant[1]" w:storeItemID="{370F9EF8-5C92-483A-8EC3-71CFD2DB168C}"/>
+          <w:dataBinding w:prefixMappings="xmlns:ns0='urn:microsoft-dynamics-nav/reports/SVA DemandNoticeResidence/50012/'" w:xpath="/ns0:NavWordReportXmlPart[1]/ns0:Occupant[1]/ns0:TenancyNo_Occupant[1]" w:storeItemID="{4EAE29F0-DE0E-4958-A12C-3DFB817A5DA2}"/>
           <w:text/>
         </w:sdtPr>
         <w:sdtEndPr/>
         <w:sdtContent>
-          <w:proofErr w:type="spellStart"/>
           <w:r>
             <w:rPr>
               <w:rFonts w:ascii="Arial" w:hAnsi="Arial" w:cs="Arial"/>
@@ -566,7 +502,6 @@
             </w:rPr>
             <w:t>TenancyNo_Occupant</w:t>
           </w:r>
-          <w:proofErr w:type="spellEnd"/>
         </w:sdtContent>
       </w:sdt>
       <w:r>
@@ -593,12 +528,12 @@
             <w:lang w:val="en-US"/>
           </w:rPr>
           <w:alias w:val="#Nav: /Occupant/Tenancy/Address1_Tenancy"/>
-          <w:tag w:val="#Nav: SVA DemandNoticeResidence/50600"/>
+          <w:tag w:val="#Nav: SVA DemandNoticeResidence/50012"/>
           <w:id w:val="-332536867"/>
           <w:placeholder>
             <w:docPart w:val="DefaultPlaceholder_-1854013440"/>
           </w:placeholder>
-          <w:dataBinding w:prefixMappings="xmlns:ns0='urn:microsoft-dynamics-nav/reports/SVA DemandNoticeResidence/50600/'" w:xpath="/ns0:NavWordReportXmlPart[1]/ns0:Occupant[1]/ns0:Tenancy[1]/ns0:Address1_Tenancy[1]" w:storeItemID="{370F9EF8-5C92-483A-8EC3-71CFD2DB168C}"/>
+          <w:dataBinding w:prefixMappings="xmlns:ns0='urn:microsoft-dynamics-nav/reports/SVA DemandNoticeResidence/50012/'" w:xpath="/ns0:NavWordReportXmlPart[1]/ns0:Occupant[1]/ns0:Tenancy[1]/ns0:Address1_Tenancy[1]" w:storeItemID="{4EAE29F0-DE0E-4958-A12C-3DFB817A5DA2}"/>
           <w:text/>
         </w:sdtPr>
         <w:sdtEndPr/>
@@ -629,17 +564,16 @@
             <w:lang w:val="en-US"/>
           </w:rPr>
           <w:alias w:val="#Nav: /Occupant/Tenancy/PostCode_Tenancy"/>
-          <w:tag w:val="#Nav: SVA DemandNoticeResidence/50600"/>
+          <w:tag w:val="#Nav: SVA DemandNoticeResidence/50012"/>
           <w:id w:val="-824306"/>
           <w:placeholder>
             <w:docPart w:val="DefaultPlaceholder_-1854013440"/>
           </w:placeholder>
-          <w:dataBinding w:prefixMappings="xmlns:ns0='urn:microsoft-dynamics-nav/reports/SVA DemandNoticeResidence/50600/'" w:xpath="/ns0:NavWordReportXmlPart[1]/ns0:Occupant[1]/ns0:Tenancy[1]/ns0:PostCode_Tenancy[1]" w:storeItemID="{370F9EF8-5C92-483A-8EC3-71CFD2DB168C}"/>
+          <w:dataBinding w:prefixMappings="xmlns:ns0='urn:microsoft-dynamics-nav/reports/SVA DemandNoticeResidence/50012/'" w:xpath="/ns0:NavWordReportXmlPart[1]/ns0:Occupant[1]/ns0:Tenancy[1]/ns0:PostCode_Tenancy[1]" w:storeItemID="{4EAE29F0-DE0E-4958-A12C-3DFB817A5DA2}"/>
           <w:text/>
         </w:sdtPr>
         <w:sdtEndPr/>
         <w:sdtContent>
-          <w:proofErr w:type="spellStart"/>
           <w:r>
             <w:rPr>
               <w:rFonts w:ascii="Arial" w:hAnsi="Arial" w:cs="Arial"/>
@@ -648,7 +582,6 @@
             </w:rPr>
             <w:t>PostCode_Tenancy</w:t>
           </w:r>
-          <w:proofErr w:type="spellEnd"/>
         </w:sdtContent>
       </w:sdt>
       <w:r>
@@ -667,17 +600,16 @@
             <w:lang w:val="en-US"/>
           </w:rPr>
           <w:alias w:val="#Nav: /Occupant/Tenancy/City_Tenancy"/>
-          <w:tag w:val="#Nav: SVA DemandNoticeResidence/50600"/>
+          <w:tag w:val="#Nav: SVA DemandNoticeResidence/50012"/>
           <w:id w:val="-1056707292"/>
           <w:placeholder>
             <w:docPart w:val="DefaultPlaceholder_-1854013440"/>
           </w:placeholder>
-          <w:dataBinding w:prefixMappings="xmlns:ns0='urn:microsoft-dynamics-nav/reports/SVA DemandNoticeResidence/50600/'" w:xpath="/ns0:NavWordReportXmlPart[1]/ns0:Occupant[1]/ns0:Tenancy[1]/ns0:City_Tenancy[1]" w:storeItemID="{370F9EF8-5C92-483A-8EC3-71CFD2DB168C}"/>
+          <w:dataBinding w:prefixMappings="xmlns:ns0='urn:microsoft-dynamics-nav/reports/SVA DemandNoticeResidence/50012/'" w:xpath="/ns0:NavWordReportXmlPart[1]/ns0:Occupant[1]/ns0:Tenancy[1]/ns0:City_Tenancy[1]" w:storeItemID="{4EAE29F0-DE0E-4958-A12C-3DFB817A5DA2}"/>
           <w:text/>
         </w:sdtPr>
         <w:sdtEndPr/>
         <w:sdtContent>
-          <w:proofErr w:type="spellStart"/>
           <w:r>
             <w:rPr>
               <w:rFonts w:ascii="Arial" w:hAnsi="Arial" w:cs="Arial"/>
@@ -686,7 +618,6 @@
             </w:rPr>
             <w:t>City_Tenancy</w:t>
           </w:r>
-          <w:proofErr w:type="spellEnd"/>
         </w:sdtContent>
       </w:sdt>
     </w:p>
@@ -772,7 +703,6 @@
                 <w:szCs w:val="22"/>
               </w:rPr>
             </w:pPr>
-            <w:proofErr w:type="spellStart"/>
             <w:r>
               <w:rPr>
                 <w:sz w:val="22"/>
@@ -780,7 +710,6 @@
               </w:rPr>
               <w:t>Bilag</w:t>
             </w:r>
-            <w:proofErr w:type="spellEnd"/>
           </w:p>
         </w:tc>
         <w:tc>
@@ -796,7 +725,6 @@
                 <w:szCs w:val="22"/>
               </w:rPr>
             </w:pPr>
-            <w:proofErr w:type="spellStart"/>
             <w:r>
               <w:rPr>
                 <w:sz w:val="22"/>
@@ -804,7 +732,6 @@
               </w:rPr>
               <w:t>Tekst</w:t>
             </w:r>
-            <w:proofErr w:type="spellEnd"/>
           </w:p>
         </w:tc>
         <w:tc>
@@ -821,7 +748,6 @@
                 <w:szCs w:val="22"/>
               </w:rPr>
             </w:pPr>
-            <w:proofErr w:type="spellStart"/>
             <w:r>
               <w:rPr>
                 <w:sz w:val="22"/>
@@ -829,7 +755,6 @@
               </w:rPr>
               <w:t>Forfaldsdato</w:t>
             </w:r>
-            <w:proofErr w:type="spellEnd"/>
           </w:p>
         </w:tc>
         <w:tc>
@@ -847,21 +772,12 @@
                 <w:szCs w:val="22"/>
               </w:rPr>
             </w:pPr>
-            <w:proofErr w:type="spellStart"/>
             <w:r>
               <w:rPr>
                 <w:sz w:val="22"/>
                 <w:szCs w:val="22"/>
               </w:rPr>
-              <w:t>Beløb</w:t>
-            </w:r>
-            <w:proofErr w:type="spellEnd"/>
-            <w:r>
-              <w:rPr>
-                <w:sz w:val="22"/>
-                <w:szCs w:val="22"/>
-              </w:rPr>
-              <w:t xml:space="preserve"> DKK</w:t>
+              <w:t>Beløb DKK</w:t>
             </w:r>
           </w:p>
         </w:tc>
@@ -882,31 +798,13 @@
                 <w:szCs w:val="22"/>
               </w:rPr>
             </w:pPr>
-            <w:proofErr w:type="spellStart"/>
             <w:r>
               <w:rPr>
                 <w:sz w:val="22"/>
                 <w:szCs w:val="22"/>
               </w:rPr>
-              <w:t>Forfaldent</w:t>
+              <w:t>Forfaldent beløb</w:t>
             </w:r>
-            <w:proofErr w:type="spellEnd"/>
-            <w:r>
-              <w:rPr>
-                <w:sz w:val="22"/>
-                <w:szCs w:val="22"/>
-              </w:rPr>
-              <w:t xml:space="preserve"> </w:t>
-            </w:r>
-            <w:proofErr w:type="spellStart"/>
-            <w:r>
-              <w:rPr>
-                <w:sz w:val="22"/>
-                <w:szCs w:val="22"/>
-              </w:rPr>
-              <w:t>beløb</w:t>
-            </w:r>
-            <w:proofErr w:type="spellEnd"/>
           </w:p>
         </w:tc>
       </w:tr>
@@ -916,9 +814,9 @@
             <w:lang w:val="da-DK"/>
           </w:rPr>
           <w:alias w:val="#Nav: /Occupant/Sales_Invoice_Header"/>
-          <w:tag w:val="#Nav: SVA DemandNoticeResidence/50600"/>
+          <w:tag w:val="#Nav: SVA DemandNoticeResidence/50012"/>
           <w:id w:val="-1795512018"/>
-          <w15:dataBinding w:prefixMappings="xmlns:ns0='urn:microsoft-dynamics-nav/reports/SVA DemandNoticeResidence/50600/'" w:xpath="/ns0:NavWordReportXmlPart[1]/ns0:Occupant[1]/ns0:Sales_Invoice_Header" w:storeItemID="{370F9EF8-5C92-483A-8EC3-71CFD2DB168C}"/>
+          <w15:dataBinding w:prefixMappings="xmlns:ns0='urn:microsoft-dynamics-nav/reports/SVA DemandNoticeResidence/50012/'" w:xpath="/ns0:NavWordReportXmlPart[1]/ns0:Occupant[1]/ns0:Sales_Invoice_Header" w:storeItemID="{4EAE29F0-DE0E-4958-A12C-3DFB817A5DA2}"/>
           <w15:repeatingSection/>
         </w:sdtPr>
         <w:sdtEndPr/>
@@ -946,12 +844,12 @@
                       <w:lang w:val="da-DK"/>
                     </w:rPr>
                     <w:alias w:val="#Nav: /Occupant/Sales_Invoice_Header/PostingDate_SalesInvoiceHeader"/>
-                    <w:tag w:val="#Nav: SVA DemandNoticeResidence/50600"/>
+                    <w:tag w:val="#Nav: SVA DemandNoticeResidence/50012"/>
                     <w:id w:val="2006863028"/>
                     <w:placeholder>
                       <w:docPart w:val="DefaultPlaceholder_-1854013440"/>
                     </w:placeholder>
-                    <w:dataBinding w:prefixMappings="xmlns:ns0='urn:microsoft-dynamics-nav/reports/SVA DemandNoticeResidence/50600/'" w:xpath="/ns0:NavWordReportXmlPart[1]/ns0:Occupant[1]/ns0:Sales_Invoice_Header[1]/ns0:PostingDate_SalesInvoiceHeader[1]" w:storeItemID="{370F9EF8-5C92-483A-8EC3-71CFD2DB168C}"/>
+                    <w:dataBinding w:prefixMappings="xmlns:ns0='urn:microsoft-dynamics-nav/reports/SVA DemandNoticeResidence/50012/'" w:xpath="/ns0:NavWordReportXmlPart[1]/ns0:Occupant[1]/ns0:Sales_Invoice_Header[1]/ns0:PostingDate_SalesInvoiceHeader[1]" w:storeItemID="{4EAE29F0-DE0E-4958-A12C-3DFB817A5DA2}"/>
                     <w:text/>
                   </w:sdtPr>
                   <w:sdtEndPr/>
@@ -967,14 +865,12 @@
                             <w:lang w:val="da-DK"/>
                           </w:rPr>
                         </w:pPr>
-                        <w:proofErr w:type="spellStart"/>
                         <w:r>
                           <w:rPr>
                             <w:lang w:val="da-DK"/>
                           </w:rPr>
                           <w:t>PostingDate_SalesInvoiceHeader</w:t>
                         </w:r>
-                        <w:proofErr w:type="spellEnd"/>
                       </w:p>
                     </w:tc>
                   </w:sdtContent>
@@ -985,12 +881,12 @@
                       <w:lang w:val="da-DK"/>
                     </w:rPr>
                     <w:alias w:val="#Nav: /Occupant/Sales_Invoice_Header/No_SalesInvoiceHeader"/>
-                    <w:tag w:val="#Nav: SVA DemandNoticeResidence/50600"/>
+                    <w:tag w:val="#Nav: SVA DemandNoticeResidence/50012"/>
                     <w:id w:val="-62955165"/>
                     <w:placeholder>
                       <w:docPart w:val="DefaultPlaceholder_-1854013440"/>
                     </w:placeholder>
-                    <w:dataBinding w:prefixMappings="xmlns:ns0='urn:microsoft-dynamics-nav/reports/SVA DemandNoticeResidence/50600/'" w:xpath="/ns0:NavWordReportXmlPart[1]/ns0:Occupant[1]/ns0:Sales_Invoice_Header[1]/ns0:No_SalesInvoiceHeader[1]" w:storeItemID="{370F9EF8-5C92-483A-8EC3-71CFD2DB168C}"/>
+                    <w:dataBinding w:prefixMappings="xmlns:ns0='urn:microsoft-dynamics-nav/reports/SVA DemandNoticeResidence/50012/'" w:xpath="/ns0:NavWordReportXmlPart[1]/ns0:Occupant[1]/ns0:Sales_Invoice_Header[1]/ns0:No_SalesInvoiceHeader[1]" w:storeItemID="{4EAE29F0-DE0E-4958-A12C-3DFB817A5DA2}"/>
                     <w:text/>
                   </w:sdtPr>
                   <w:sdtEndPr/>
@@ -1006,14 +902,12 @@
                             <w:lang w:val="da-DK"/>
                           </w:rPr>
                         </w:pPr>
-                        <w:proofErr w:type="spellStart"/>
                         <w:r>
                           <w:rPr>
                             <w:lang w:val="da-DK"/>
                           </w:rPr>
                           <w:t>No_SalesInvoiceHeader</w:t>
                         </w:r>
-                        <w:proofErr w:type="spellEnd"/>
                       </w:p>
                     </w:tc>
                   </w:sdtContent>
@@ -1024,12 +918,12 @@
                       <w:lang w:val="da-DK"/>
                     </w:rPr>
                     <w:alias w:val="#Nav: /Occupant/Sales_Invoice_Header/PostingDescr"/>
-                    <w:tag w:val="#Nav: SVA DemandNoticeResidence/50600"/>
+                    <w:tag w:val="#Nav: SVA DemandNoticeResidence/50012"/>
                     <w:id w:val="1541629590"/>
                     <w:placeholder>
                       <w:docPart w:val="DefaultPlaceholder_-1854013440"/>
                     </w:placeholder>
-                    <w:dataBinding w:prefixMappings="xmlns:ns0='urn:microsoft-dynamics-nav/reports/SVA DemandNoticeResidence/50600/'" w:xpath="/ns0:NavWordReportXmlPart[1]/ns0:Occupant[1]/ns0:Sales_Invoice_Header[1]/ns0:PostingDescr[1]" w:storeItemID="{370F9EF8-5C92-483A-8EC3-71CFD2DB168C}"/>
+                    <w:dataBinding w:prefixMappings="xmlns:ns0='urn:microsoft-dynamics-nav/reports/SVA DemandNoticeResidence/50012/'" w:xpath="/ns0:NavWordReportXmlPart[1]/ns0:Occupant[1]/ns0:Sales_Invoice_Header[1]/ns0:PostingDescr[1]" w:storeItemID="{4EAE29F0-DE0E-4958-A12C-3DFB817A5DA2}"/>
                     <w:text/>
                   </w:sdtPr>
                   <w:sdtEndPr/>
@@ -1045,14 +939,12 @@
                             <w:lang w:val="da-DK"/>
                           </w:rPr>
                         </w:pPr>
-                        <w:proofErr w:type="spellStart"/>
                         <w:r>
                           <w:rPr>
                             <w:lang w:val="da-DK"/>
                           </w:rPr>
                           <w:t>PostingDescr</w:t>
                         </w:r>
-                        <w:proofErr w:type="spellEnd"/>
                       </w:p>
                     </w:tc>
                   </w:sdtContent>
@@ -1063,12 +955,12 @@
                       <w:lang w:val="da-DK"/>
                     </w:rPr>
                     <w:alias w:val="#Nav: /Occupant/Sales_Invoice_Header/DueDate_SalesInvoiceHeader"/>
-                    <w:tag w:val="#Nav: SVA DemandNoticeResidence/50600"/>
+                    <w:tag w:val="#Nav: SVA DemandNoticeResidence/50012"/>
                     <w:id w:val="-405767483"/>
                     <w:placeholder>
                       <w:docPart w:val="DefaultPlaceholder_-1854013440"/>
                     </w:placeholder>
-                    <w:dataBinding w:prefixMappings="xmlns:ns0='urn:microsoft-dynamics-nav/reports/SVA DemandNoticeResidence/50600/'" w:xpath="/ns0:NavWordReportXmlPart[1]/ns0:Occupant[1]/ns0:Sales_Invoice_Header[1]/ns0:DueDate_SalesInvoiceHeader[1]" w:storeItemID="{370F9EF8-5C92-483A-8EC3-71CFD2DB168C}"/>
+                    <w:dataBinding w:prefixMappings="xmlns:ns0='urn:microsoft-dynamics-nav/reports/SVA DemandNoticeResidence/50012/'" w:xpath="/ns0:NavWordReportXmlPart[1]/ns0:Occupant[1]/ns0:Sales_Invoice_Header[1]/ns0:DueDate_SalesInvoiceHeader[1]" w:storeItemID="{4EAE29F0-DE0E-4958-A12C-3DFB817A5DA2}"/>
                     <w:text/>
                   </w:sdtPr>
                   <w:sdtEndPr/>
@@ -1084,14 +976,12 @@
                             <w:lang w:val="da-DK"/>
                           </w:rPr>
                         </w:pPr>
-                        <w:proofErr w:type="spellStart"/>
                         <w:r>
                           <w:rPr>
                             <w:lang w:val="da-DK"/>
                           </w:rPr>
                           <w:t>DueDate_SalesInvoiceHeader</w:t>
                         </w:r>
-                        <w:proofErr w:type="spellEnd"/>
                       </w:p>
                     </w:tc>
                   </w:sdtContent>
@@ -1102,12 +992,12 @@
                       <w:lang w:val="da-DK"/>
                     </w:rPr>
                     <w:alias w:val="#Nav: /Occupant/Sales_Invoice_Header/AmountIncludingVAT_SalesInvoiceHeader"/>
-                    <w:tag w:val="#Nav: SVA DemandNoticeResidence/50600"/>
+                    <w:tag w:val="#Nav: SVA DemandNoticeResidence/50012"/>
                     <w:id w:val="839964122"/>
                     <w:placeholder>
                       <w:docPart w:val="DefaultPlaceholder_-1854013440"/>
                     </w:placeholder>
-                    <w:dataBinding w:prefixMappings="xmlns:ns0='urn:microsoft-dynamics-nav/reports/SVA DemandNoticeResidence/50600/'" w:xpath="/ns0:NavWordReportXmlPart[1]/ns0:Occupant[1]/ns0:Sales_Invoice_Header[1]/ns0:AmountIncludingVAT_SalesInvoiceHeader[1]" w:storeItemID="{370F9EF8-5C92-483A-8EC3-71CFD2DB168C}"/>
+                    <w:dataBinding w:prefixMappings="xmlns:ns0='urn:microsoft-dynamics-nav/reports/SVA DemandNoticeResidence/50012/'" w:xpath="/ns0:NavWordReportXmlPart[1]/ns0:Occupant[1]/ns0:Sales_Invoice_Header[1]/ns0:AmountIncludingVAT_SalesInvoiceHeader[1]" w:storeItemID="{4EAE29F0-DE0E-4958-A12C-3DFB817A5DA2}"/>
                     <w:text/>
                   </w:sdtPr>
                   <w:sdtEndPr/>
@@ -1124,14 +1014,12 @@
                             <w:lang w:val="da-DK"/>
                           </w:rPr>
                         </w:pPr>
-                        <w:proofErr w:type="spellStart"/>
                         <w:r>
                           <w:rPr>
                             <w:lang w:val="da-DK"/>
                           </w:rPr>
                           <w:t>AmountIncludingVAT_SalesInvoiceHeader</w:t>
                         </w:r>
-                        <w:proofErr w:type="spellEnd"/>
                       </w:p>
                     </w:tc>
                   </w:sdtContent>
@@ -1142,12 +1030,12 @@
                       <w:lang w:val="da-DK"/>
                     </w:rPr>
                     <w:alias w:val="#Nav: /Occupant/Sales_Invoice_Header/RemainingAmount_SalesInvoiceHeader"/>
-                    <w:tag w:val="#Nav: SVA DemandNoticeResidence/50600"/>
+                    <w:tag w:val="#Nav: SVA DemandNoticeResidence/50012"/>
                     <w:id w:val="2019880975"/>
                     <w:placeholder>
                       <w:docPart w:val="DefaultPlaceholder_-1854013440"/>
                     </w:placeholder>
-                    <w:dataBinding w:prefixMappings="xmlns:ns0='urn:microsoft-dynamics-nav/reports/SVA DemandNoticeResidence/50600/'" w:xpath="/ns0:NavWordReportXmlPart[1]/ns0:Occupant[1]/ns0:Sales_Invoice_Header[1]/ns0:RemainingAmount_SalesInvoiceHeader[1]" w:storeItemID="{370F9EF8-5C92-483A-8EC3-71CFD2DB168C}"/>
+                    <w:dataBinding w:prefixMappings="xmlns:ns0='urn:microsoft-dynamics-nav/reports/SVA DemandNoticeResidence/50012/'" w:xpath="/ns0:NavWordReportXmlPart[1]/ns0:Occupant[1]/ns0:Sales_Invoice_Header[1]/ns0:RemainingAmount_SalesInvoiceHeader[1]" w:storeItemID="{4EAE29F0-DE0E-4958-A12C-3DFB817A5DA2}"/>
                     <w:text/>
                   </w:sdtPr>
                   <w:sdtEndPr/>
@@ -1166,14 +1054,12 @@
                             <w:lang w:val="da-DK"/>
                           </w:rPr>
                         </w:pPr>
-                        <w:proofErr w:type="spellStart"/>
                         <w:r>
                           <w:rPr>
                             <w:lang w:val="da-DK"/>
                           </w:rPr>
                           <w:t>RemainingAmount_SalesInvoiceHeader</w:t>
                         </w:r>
-                        <w:proofErr w:type="spellEnd"/>
                       </w:p>
                     </w:tc>
                   </w:sdtContent>
@@ -1416,16 +1302,8 @@
               <w:rPr>
                 <w:b/>
               </w:rPr>
-              <w:t xml:space="preserve">I alt </w:t>
+              <w:t>I alt forfaldent</w:t>
             </w:r>
-            <w:proofErr w:type="spellStart"/>
-            <w:r>
-              <w:rPr>
-                <w:b/>
-              </w:rPr>
-              <w:t>forfaldent</w:t>
-            </w:r>
-            <w:proofErr w:type="spellEnd"/>
           </w:p>
         </w:tc>
         <w:sdt>
@@ -1434,12 +1312,12 @@
               <w:b/>
             </w:rPr>
             <w:alias w:val="#Nav: /Company_Information/InvoicesAmount"/>
-            <w:tag w:val="#Nav: SVA DemandNoticeResidence/50600"/>
+            <w:tag w:val="#Nav: SVA DemandNoticeResidence/50012"/>
             <w:id w:val="1652787135"/>
             <w:placeholder>
               <w:docPart w:val="DefaultPlaceholder_-1854013440"/>
             </w:placeholder>
-            <w:dataBinding w:prefixMappings="xmlns:ns0='urn:microsoft-dynamics-nav/reports/SVA DemandNoticeResidence/50600/'" w:xpath="/ns0:NavWordReportXmlPart[1]/ns0:Company_Information[1]/ns0:InvoicesAmount[1]" w:storeItemID="{370F9EF8-5C92-483A-8EC3-71CFD2DB168C}"/>
+            <w:dataBinding w:prefixMappings="xmlns:ns0='urn:microsoft-dynamics-nav/reports/SVA DemandNoticeResidence/50012/'" w:xpath="/ns0:NavWordReportXmlPart[1]/ns0:Company_Information[1]/ns0:InvoicesAmount[1]" w:storeItemID="{4EAE29F0-DE0E-4958-A12C-3DFB817A5DA2}"/>
             <w:text/>
           </w:sdtPr>
           <w:sdtEndPr/>
@@ -1460,14 +1338,12 @@
                     <w:b/>
                   </w:rPr>
                 </w:pPr>
-                <w:proofErr w:type="spellStart"/>
                 <w:r>
                   <w:rPr>
                     <w:b/>
                   </w:rPr>
                   <w:t>InvoicesAmount</w:t>
                 </w:r>
-                <w:proofErr w:type="spellEnd"/>
               </w:p>
             </w:tc>
           </w:sdtContent>
@@ -1519,14 +1395,12 @@
                 <w:b/>
               </w:rPr>
             </w:pPr>
-            <w:proofErr w:type="spellStart"/>
             <w:r>
               <w:rPr>
                 <w:b/>
               </w:rPr>
               <w:t>Påkravsgebyr</w:t>
             </w:r>
-            <w:proofErr w:type="spellEnd"/>
           </w:p>
         </w:tc>
         <w:sdt>
@@ -1535,12 +1409,12 @@
               <w:b/>
             </w:rPr>
             <w:alias w:val="#Nav: /Occupant/Parameters/ReminderFeeRes"/>
-            <w:tag w:val="#Nav: SVA DemandNoticeResidence/50600"/>
+            <w:tag w:val="#Nav: SVA DemandNoticeResidence/50012"/>
             <w:id w:val="-2069331703"/>
             <w:placeholder>
               <w:docPart w:val="DefaultPlaceholder_-1854013440"/>
             </w:placeholder>
-            <w:dataBinding w:prefixMappings="xmlns:ns0='urn:microsoft-dynamics-nav/reports/SVA DemandNoticeResidence/50600/'" w:xpath="/ns0:NavWordReportXmlPart[1]/ns0:Occupant[1]/ns0:Parameters[1]/ns0:ReminderFeeRes[1]" w:storeItemID="{370F9EF8-5C92-483A-8EC3-71CFD2DB168C}"/>
+            <w:dataBinding w:prefixMappings="xmlns:ns0='urn:microsoft-dynamics-nav/reports/SVA DemandNoticeResidence/50012/'" w:xpath="/ns0:NavWordReportXmlPart[1]/ns0:Occupant[1]/ns0:Parameters[1]/ns0:ReminderFeeRes[1]" w:storeItemID="{4EAE29F0-DE0E-4958-A12C-3DFB817A5DA2}"/>
             <w:text/>
           </w:sdtPr>
           <w:sdtEndPr/>
@@ -1561,14 +1435,12 @@
                     <w:b/>
                   </w:rPr>
                 </w:pPr>
-                <w:proofErr w:type="spellStart"/>
                 <w:r>
                   <w:rPr>
                     <w:b/>
                   </w:rPr>
                   <w:t>ReminderFeeRes</w:t>
                 </w:r>
-                <w:proofErr w:type="spellEnd"/>
               </w:p>
             </w:tc>
           </w:sdtContent>
@@ -1634,12 +1506,12 @@
               <w:b/>
             </w:rPr>
             <w:alias w:val="#Nav: /Company_Information/TotalAmount"/>
-            <w:tag w:val="#Nav: SVA DemandNoticeResidence/50600"/>
+            <w:tag w:val="#Nav: SVA DemandNoticeResidence/50012"/>
             <w:id w:val="-184057772"/>
             <w:placeholder>
               <w:docPart w:val="DefaultPlaceholder_-1854013440"/>
             </w:placeholder>
-            <w:dataBinding w:prefixMappings="xmlns:ns0='urn:microsoft-dynamics-nav/reports/SVA DemandNoticeResidence/50600/'" w:xpath="/ns0:NavWordReportXmlPart[1]/ns0:Company_Information[1]/ns0:TotalAmount[1]" w:storeItemID="{370F9EF8-5C92-483A-8EC3-71CFD2DB168C}"/>
+            <w:dataBinding w:prefixMappings="xmlns:ns0='urn:microsoft-dynamics-nav/reports/SVA DemandNoticeResidence/50012/'" w:xpath="/ns0:NavWordReportXmlPart[1]/ns0:Company_Information[1]/ns0:TotalAmount[1]" w:storeItemID="{4EAE29F0-DE0E-4958-A12C-3DFB817A5DA2}"/>
             <w:text/>
           </w:sdtPr>
           <w:sdtEndPr/>
@@ -1660,14 +1532,12 @@
                     <w:b/>
                   </w:rPr>
                 </w:pPr>
-                <w:proofErr w:type="spellStart"/>
                 <w:r>
                   <w:rPr>
                     <w:b/>
                   </w:rPr>
                   <w:t>TotalAmount</w:t>
                 </w:r>
-                <w:proofErr w:type="spellEnd"/>
               </w:p>
             </w:tc>
           </w:sdtContent>
@@ -1715,7 +1585,6 @@
           <w:lang w:val="en-US"/>
         </w:rPr>
       </w:pPr>
-      <w:proofErr w:type="spellStart"/>
       <w:r>
         <w:rPr>
           <w:rFonts w:ascii="Arial" w:hAnsi="Arial" w:cs="Arial"/>
@@ -1723,7 +1592,6 @@
         </w:rPr>
         <w:t>Specifikation</w:t>
       </w:r>
-      <w:proofErr w:type="spellEnd"/>
     </w:p>
     <w:p>
       <w:pPr>
@@ -1785,7 +1653,6 @@
                 <w:lang w:val="en-US"/>
               </w:rPr>
             </w:pPr>
-            <w:proofErr w:type="spellStart"/>
             <w:r>
               <w:rPr>
                 <w:rFonts w:cs="Arial"/>
@@ -1794,7 +1661,6 @@
               </w:rPr>
               <w:t>Bilag</w:t>
             </w:r>
-            <w:proofErr w:type="spellEnd"/>
           </w:p>
         </w:tc>
         <w:tc>
@@ -1818,7 +1684,6 @@
                 <w:lang w:val="en-US"/>
               </w:rPr>
             </w:pPr>
-            <w:proofErr w:type="spellStart"/>
             <w:r>
               <w:rPr>
                 <w:rFonts w:cs="Arial"/>
@@ -1827,7 +1692,6 @@
               </w:rPr>
               <w:t>Beskrivelse</w:t>
             </w:r>
-            <w:proofErr w:type="spellEnd"/>
           </w:p>
         </w:tc>
         <w:tc>
@@ -1852,23 +1716,13 @@
                 <w:lang w:val="en-US"/>
               </w:rPr>
             </w:pPr>
-            <w:proofErr w:type="spellStart"/>
             <w:r>
               <w:rPr>
                 <w:rFonts w:cs="Arial"/>
                 <w:b/>
                 <w:lang w:val="en-US"/>
               </w:rPr>
-              <w:t>Beløb</w:t>
-            </w:r>
-            <w:proofErr w:type="spellEnd"/>
-            <w:r>
-              <w:rPr>
-                <w:rFonts w:cs="Arial"/>
-                <w:b/>
-                <w:lang w:val="en-US"/>
-              </w:rPr>
-              <w:t xml:space="preserve"> DKK</w:t>
+              <w:t>Beløb DKK</w:t>
             </w:r>
           </w:p>
         </w:tc>
@@ -1881,9 +1735,9 @@
             <w:lang w:val="en-US"/>
           </w:rPr>
           <w:alias w:val="#Nav: /Occupant/Sales_Invoice_Header/Sales_Invoice_Line"/>
-          <w:tag w:val="#Nav: SVA DemandNoticeResidence/50600"/>
+          <w:tag w:val="#Nav: SVA DemandNoticeResidence/50012"/>
           <w:id w:val="1670067090"/>
-          <w15:dataBinding w:prefixMappings="xmlns:ns0='urn:microsoft-dynamics-nav/reports/SVA DemandNoticeResidence/50600/'" w:xpath="/ns0:NavWordReportXmlPart[1]/ns0:Occupant[1]/ns0:Sales_Invoice_Header[1]/ns0:Sales_Invoice_Line" w:storeItemID="{370F9EF8-5C92-483A-8EC3-71CFD2DB168C}"/>
+          <w15:dataBinding w:prefixMappings="xmlns:ns0='urn:microsoft-dynamics-nav/reports/SVA DemandNoticeResidence/50012/'" w:xpath="/ns0:NavWordReportXmlPart[1]/ns0:Occupant[1]/ns0:Sales_Invoice_Header[1]/ns0:Sales_Invoice_Line" w:storeItemID="{4EAE29F0-DE0E-4958-A12C-3DFB817A5DA2}"/>
           <w15:repeatingSection/>
         </w:sdtPr>
         <w:sdtEndPr/>
@@ -1912,12 +1766,12 @@
                       <w:lang w:val="en-US"/>
                     </w:rPr>
                     <w:alias w:val="#Nav: /Occupant/Sales_Invoice_Header/Sales_Invoice_Line/DocumentNo_SalesInvoiceLine"/>
-                    <w:tag w:val="#Nav: SVA DemandNoticeResidence/50600"/>
+                    <w:tag w:val="#Nav: SVA DemandNoticeResidence/50012"/>
                     <w:id w:val="-1176341959"/>
                     <w:placeholder>
                       <w:docPart w:val="DefaultPlaceholder_-1854013440"/>
                     </w:placeholder>
-                    <w:dataBinding w:prefixMappings="xmlns:ns0='urn:microsoft-dynamics-nav/reports/SVA DemandNoticeResidence/50600/'" w:xpath="/ns0:NavWordReportXmlPart[1]/ns0:Occupant[1]/ns0:Sales_Invoice_Header[1]/ns0:Sales_Invoice_Line[1]/ns0:DocumentNo_SalesInvoiceLine[1]" w:storeItemID="{370F9EF8-5C92-483A-8EC3-71CFD2DB168C}"/>
+                    <w:dataBinding w:prefixMappings="xmlns:ns0='urn:microsoft-dynamics-nav/reports/SVA DemandNoticeResidence/50012/'" w:xpath="/ns0:NavWordReportXmlPart[1]/ns0:Occupant[1]/ns0:Sales_Invoice_Header[1]/ns0:Sales_Invoice_Line[1]/ns0:DocumentNo_SalesInvoiceLine[1]" w:storeItemID="{4EAE29F0-DE0E-4958-A12C-3DFB817A5DA2}"/>
                     <w:text/>
                   </w:sdtPr>
                   <w:sdtEndPr/>
@@ -1934,7 +1788,6 @@
                             <w:lang w:val="en-US"/>
                           </w:rPr>
                         </w:pPr>
-                        <w:proofErr w:type="spellStart"/>
                         <w:r>
                           <w:rPr>
                             <w:rFonts w:cs="Arial"/>
@@ -1943,7 +1796,6 @@
                           </w:rPr>
                           <w:t>DocumentNo_SalesInvoiceLine</w:t>
                         </w:r>
-                        <w:proofErr w:type="spellEnd"/>
                       </w:p>
                     </w:tc>
                   </w:sdtContent>
@@ -1956,12 +1808,12 @@
                       <w:lang w:val="en-US"/>
                     </w:rPr>
                     <w:alias w:val="#Nav: /Occupant/Sales_Invoice_Header/Sales_Invoice_Line/Description_SalesInvoiceLine"/>
-                    <w:tag w:val="#Nav: SVA DemandNoticeResidence/50600"/>
+                    <w:tag w:val="#Nav: SVA DemandNoticeResidence/50012"/>
                     <w:id w:val="1594424638"/>
                     <w:placeholder>
                       <w:docPart w:val="DefaultPlaceholder_-1854013440"/>
                     </w:placeholder>
-                    <w:dataBinding w:prefixMappings="xmlns:ns0='urn:microsoft-dynamics-nav/reports/SVA DemandNoticeResidence/50600/'" w:xpath="/ns0:NavWordReportXmlPart[1]/ns0:Occupant[1]/ns0:Sales_Invoice_Header[1]/ns0:Sales_Invoice_Line[1]/ns0:Description_SalesInvoiceLine[1]" w:storeItemID="{370F9EF8-5C92-483A-8EC3-71CFD2DB168C}"/>
+                    <w:dataBinding w:prefixMappings="xmlns:ns0='urn:microsoft-dynamics-nav/reports/SVA DemandNoticeResidence/50012/'" w:xpath="/ns0:NavWordReportXmlPart[1]/ns0:Occupant[1]/ns0:Sales_Invoice_Header[1]/ns0:Sales_Invoice_Line[1]/ns0:Description_SalesInvoiceLine[1]" w:storeItemID="{4EAE29F0-DE0E-4958-A12C-3DFB817A5DA2}"/>
                     <w:text/>
                   </w:sdtPr>
                   <w:sdtEndPr/>
@@ -1978,7 +1830,6 @@
                             <w:lang w:val="en-US"/>
                           </w:rPr>
                         </w:pPr>
-                        <w:proofErr w:type="spellStart"/>
                         <w:r>
                           <w:rPr>
                             <w:rFonts w:cs="Arial"/>
@@ -1987,7 +1838,6 @@
                           </w:rPr>
                           <w:t>Description_SalesInvoiceLine</w:t>
                         </w:r>
-                        <w:proofErr w:type="spellEnd"/>
                       </w:p>
                     </w:tc>
                   </w:sdtContent>
@@ -2000,12 +1850,12 @@
                       <w:lang w:val="en-US"/>
                     </w:rPr>
                     <w:alias w:val="#Nav: /Occupant/Sales_Invoice_Header/Sales_Invoice_Line/AmountIncludingVAT_SalesInvoiceLine"/>
-                    <w:tag w:val="#Nav: SVA DemandNoticeResidence/50600"/>
+                    <w:tag w:val="#Nav: SVA DemandNoticeResidence/50012"/>
                     <w:id w:val="-1802767573"/>
                     <w:placeholder>
                       <w:docPart w:val="DefaultPlaceholder_-1854013440"/>
                     </w:placeholder>
-                    <w:dataBinding w:prefixMappings="xmlns:ns0='urn:microsoft-dynamics-nav/reports/SVA DemandNoticeResidence/50600/'" w:xpath="/ns0:NavWordReportXmlPart[1]/ns0:Occupant[1]/ns0:Sales_Invoice_Header[1]/ns0:Sales_Invoice_Line[1]/ns0:AmountIncludingVAT_SalesInvoiceLine[1]" w:storeItemID="{370F9EF8-5C92-483A-8EC3-71CFD2DB168C}"/>
+                    <w:dataBinding w:prefixMappings="xmlns:ns0='urn:microsoft-dynamics-nav/reports/SVA DemandNoticeResidence/50012/'" w:xpath="/ns0:NavWordReportXmlPart[1]/ns0:Occupant[1]/ns0:Sales_Invoice_Header[1]/ns0:Sales_Invoice_Line[1]/ns0:AmountIncludingVAT_SalesInvoiceLine[1]" w:storeItemID="{4EAE29F0-DE0E-4958-A12C-3DFB817A5DA2}"/>
                     <w:text/>
                   </w:sdtPr>
                   <w:sdtEndPr/>
@@ -2110,35 +1960,26 @@
         <w:rPr>
           <w:rFonts w:ascii="Arial" w:hAnsi="Arial" w:eastAsia="Times New Roman" w:cs="Arial"/>
         </w:rPr>
-        <w:t xml:space="preserve">Leje, </w:t>
-      </w:r>
-      <w:proofErr w:type="gramStart"/>
+        <w:t>Leje, a conto beløb</w:t>
+      </w:r>
       <w:r>
         <w:rPr>
           <w:rFonts w:ascii="Arial" w:hAnsi="Arial" w:eastAsia="Times New Roman" w:cs="Arial"/>
         </w:rPr>
-        <w:t>a conto beløb</w:t>
-      </w:r>
-      <w:proofErr w:type="gramEnd"/>
+        <w:t>, påkravsgebyr</w:t>
+      </w:r>
       <w:r>
         <w:rPr>
           <w:rFonts w:ascii="Arial" w:hAnsi="Arial" w:eastAsia="Times New Roman" w:cs="Arial"/>
         </w:rPr>
-        <w:t>, påkravsgebyr</w:t>
+        <w:t xml:space="preserve"> og andre pligtige pengeydelser</w:t>
       </w:r>
       <w:r>
         <w:rPr>
           <w:rFonts w:ascii="Arial" w:hAnsi="Arial" w:eastAsia="Times New Roman" w:cs="Arial"/>
         </w:rPr>
-        <w:t xml:space="preserve"> og andre pligtige pengeydelser</w:t>
-      </w:r>
-      <w:r>
-        <w:rPr>
-          <w:rFonts w:ascii="Arial" w:hAnsi="Arial" w:eastAsia="Times New Roman" w:cs="Arial"/>
-        </w:rPr>
         <w:t xml:space="preserve">, i alt </w:t>
       </w:r>
-      <w:proofErr w:type="spellStart"/>
       <w:r>
         <w:rPr>
           <w:rFonts w:ascii="Arial" w:hAnsi="Arial" w:eastAsia="Times New Roman" w:cs="Arial"/>
@@ -2151,12 +1992,12 @@
             <w:rFonts w:ascii="Arial" w:hAnsi="Arial" w:eastAsia="Times New Roman" w:cs="Arial"/>
           </w:rPr>
           <w:alias w:val="#Nav: /Company_Information/LiableAmount"/>
-          <w:tag w:val="#Nav: SVA DemandNoticeResidence/50600"/>
+          <w:tag w:val="#Nav: SVA DemandNoticeResidence/50012"/>
           <w:id w:val="1743749538"/>
           <w:placeholder>
             <w:docPart w:val="DefaultPlaceholder_-1854013440"/>
           </w:placeholder>
-          <w:dataBinding w:prefixMappings="xmlns:ns0='urn:microsoft-dynamics-nav/reports/SVA DemandNoticeResidence/50600/'" w:xpath="/ns0:NavWordReportXmlPart[1]/ns0:Company_Information[1]/ns0:LiableAmount[1]" w:storeItemID="{370F9EF8-5C92-483A-8EC3-71CFD2DB168C}"/>
+          <w:dataBinding w:prefixMappings="xmlns:ns0='urn:microsoft-dynamics-nav/reports/SVA DemandNoticeResidence/50012/'" w:xpath="/ns0:NavWordReportXmlPart[1]/ns0:Company_Information[1]/ns0:LiableAmount[1]" w:storeItemID="{4EAE29F0-DE0E-4958-A12C-3DFB817A5DA2}"/>
           <w:text/>
         </w:sdtPr>
         <w:sdtEndPr/>
@@ -2167,7 +2008,6 @@
             </w:rPr>
             <w:t>LiableAmount</w:t>
           </w:r>
-          <w:proofErr w:type="spellEnd"/>
         </w:sdtContent>
       </w:sdt>
       <w:r>
@@ -2180,21 +2020,7 @@
         <w:rPr>
           <w:rFonts w:ascii="Arial" w:hAnsi="Arial" w:eastAsia="Times New Roman" w:cs="Arial"/>
         </w:rPr>
-        <w:t xml:space="preserve">skal betales senest 14 dage efter modtagelsen af dette brev. </w:t>
-      </w:r>
-      <w:proofErr w:type="gramStart"/>
-      <w:r>
-        <w:rPr>
-          <w:rFonts w:ascii="Arial" w:hAnsi="Arial" w:eastAsia="Times New Roman" w:cs="Arial"/>
-        </w:rPr>
-        <w:t>Såfremt</w:t>
-      </w:r>
-      <w:proofErr w:type="gramEnd"/>
-      <w:r>
-        <w:rPr>
-          <w:rFonts w:ascii="Arial" w:hAnsi="Arial" w:eastAsia="Times New Roman" w:cs="Arial"/>
-        </w:rPr>
-        <w:t xml:space="preserve"> dette ikke sker, kan Deres lejemål uden yderligere varsel ophæves i medfør af lejelovens § 93, stk. 1, litra a.</w:t>
+        <w:t>skal betales senest 14 dage efter modtagelsen af dette brev. Såfremt dette ikke sker, kan Deres lejemål uden yderligere varsel ophæves i medfør af lejelovens § 93, stk. 1, litra a.</w:t>
       </w:r>
     </w:p>
     <w:p>
@@ -2258,24 +2084,22 @@
             <w:rFonts w:ascii="Arial" w:hAnsi="Arial" w:eastAsia="Times New Roman" w:cs="Arial"/>
           </w:rPr>
           <w:alias w:val="#Nav: /Company_Information/TotalAmount"/>
-          <w:tag w:val="#Nav: SVA DemandNoticeResidence/50600"/>
+          <w:tag w:val="#Nav: SVA DemandNoticeResidence/50012"/>
           <w:id w:val="-692230170"/>
           <w:placeholder>
             <w:docPart w:val="DefaultPlaceholder_-1854013440"/>
           </w:placeholder>
-          <w:dataBinding w:prefixMappings="xmlns:ns0='urn:microsoft-dynamics-nav/reports/SVA DemandNoticeResidence/50600/'" w:xpath="/ns0:NavWordReportXmlPart[1]/ns0:Company_Information[1]/ns0:TotalAmount[1]" w:storeItemID="{370F9EF8-5C92-483A-8EC3-71CFD2DB168C}"/>
+          <w:dataBinding w:prefixMappings="xmlns:ns0='urn:microsoft-dynamics-nav/reports/SVA DemandNoticeResidence/50012/'" w:xpath="/ns0:NavWordReportXmlPart[1]/ns0:Company_Information[1]/ns0:TotalAmount[1]" w:storeItemID="{4EAE29F0-DE0E-4958-A12C-3DFB817A5DA2}"/>
           <w:text/>
         </w:sdtPr>
         <w:sdtEndPr/>
         <w:sdtContent>
-          <w:proofErr w:type="spellStart"/>
           <w:r>
             <w:rPr>
               <w:rFonts w:ascii="Arial" w:hAnsi="Arial" w:eastAsia="Times New Roman" w:cs="Arial"/>
             </w:rPr>
             <w:t>TotalAmount</w:t>
           </w:r>
-          <w:proofErr w:type="spellEnd"/>
         </w:sdtContent>
       </w:sdt>
       <w:r>
@@ -2288,7 +2112,21 @@
         <w:rPr>
           <w:rFonts w:ascii="Arial" w:hAnsi="Arial" w:eastAsia="Times New Roman" w:cs="Arial"/>
         </w:rPr>
-        <w:t>ikke er betalt senest 10 dage efter modtagelsen af dette brev, vil det samlede krav blive sendt til inkasso, hvilket vil medføre yderligere udgifter for Dem.</w:t>
+        <w:t xml:space="preserve">ikke er betalt senest 10 dage efter modtagelsen af dette brev, vil det samlede krav blive sendt til inkasso, hvilket vil medføre yderligere udgifter for </w:t>
+      </w:r>
+      <w:r>
+        <w:rPr>
+          <w:rFonts w:ascii="Arial" w:hAnsi="Arial" w:eastAsia="Times New Roman" w:cs="Arial"/>
+        </w:rPr>
+        <w:t>dig/jer</w:t>
+      </w:r>
+      <w:bookmarkStart w:name="_GoBack" w:id="0"/>
+      <w:bookmarkEnd w:id="0"/>
+      <w:r>
+        <w:rPr>
+          <w:rFonts w:ascii="Arial" w:hAnsi="Arial" w:eastAsia="Times New Roman" w:cs="Arial"/>
+        </w:rPr>
+        <w:t>.</w:t>
       </w:r>
     </w:p>
     <w:p>
@@ -2320,7 +2158,25 @@
         <w:rPr>
           <w:rFonts w:ascii="Arial" w:hAnsi="Arial" w:eastAsia="Times New Roman" w:cs="Arial"/>
         </w:rPr>
-        <w:t>Har De betalt den forfaldne leje mv. inden modtagelsen af dette påkrav, men efter sidste rettidige indbetalingsdag, skal påkravsgebyret alligevel betales inden 14 dage efter modtagelsen af dette brev. Manglende betaling kan medføre ophævelse af lejemålet.</w:t>
+        <w:t>Er</w:t>
+      </w:r>
+      <w:r>
+        <w:rPr>
+          <w:rFonts w:ascii="Arial" w:hAnsi="Arial" w:eastAsia="Times New Roman" w:cs="Arial"/>
+        </w:rPr>
+        <w:t xml:space="preserve"> den forfaldne leje mv. </w:t>
+      </w:r>
+      <w:r>
+        <w:rPr>
+          <w:rFonts w:ascii="Arial" w:hAnsi="Arial" w:eastAsia="Times New Roman" w:cs="Arial"/>
+        </w:rPr>
+        <w:t xml:space="preserve">betalt </w:t>
+      </w:r>
+      <w:r>
+        <w:rPr>
+          <w:rFonts w:ascii="Arial" w:hAnsi="Arial" w:eastAsia="Times New Roman" w:cs="Arial"/>
+        </w:rPr>
+        <w:t>inden modtagelsen af dette påkrav, men efter sidste rettidige indbetalingsdag, skal påkravsgebyret alligevel betales inden 14 dage efter modtagelsen af dette brev. Manglende betaling kan medføre ophævelse af lejemålet.</w:t>
       </w:r>
     </w:p>
     <w:p>
@@ -2377,12 +2233,12 @@
           <w:rFonts w:ascii="Arial" w:hAnsi="Arial" w:cs="Arial"/>
         </w:rPr>
         <w:alias w:val="#Nav: /Company_Information/CName"/>
-        <w:tag w:val="#Nav: SVA DemandNoticeResidence/50600"/>
+        <w:tag w:val="#Nav: SVA DemandNoticeResidence/50012"/>
         <w:id w:val="-101272281"/>
         <w:placeholder>
           <w:docPart w:val="DefaultPlaceholder_-1854013440"/>
         </w:placeholder>
-        <w:dataBinding w:prefixMappings="xmlns:ns0='urn:microsoft-dynamics-nav/reports/SVA DemandNoticeResidence/50600/'" w:xpath="/ns0:NavWordReportXmlPart[1]/ns0:Company_Information[1]/ns0:CName[1]" w:storeItemID="{370F9EF8-5C92-483A-8EC3-71CFD2DB168C}"/>
+        <w:dataBinding w:prefixMappings="xmlns:ns0='urn:microsoft-dynamics-nav/reports/SVA DemandNoticeResidence/50012/'" w:xpath="/ns0:NavWordReportXmlPart[1]/ns0:Company_Information[1]/ns0:CName[1]" w:storeItemID="{4EAE29F0-DE0E-4958-A12C-3DFB817A5DA2}"/>
         <w:text/>
       </w:sdtPr>
       <w:sdtEndPr/>
@@ -2402,14 +2258,12 @@
               <w:rFonts w:ascii="Arial" w:hAnsi="Arial" w:cs="Arial"/>
             </w:rPr>
           </w:pPr>
-          <w:proofErr w:type="spellStart"/>
           <w:r>
             <w:rPr>
               <w:rFonts w:ascii="Arial" w:hAnsi="Arial" w:cs="Arial"/>
             </w:rPr>
             <w:t>CName</w:t>
           </w:r>
-          <w:proofErr w:type="spellEnd"/>
         </w:p>
       </w:sdtContent>
     </w:sdt>
@@ -2419,12 +2273,12 @@
           <w:rFonts w:ascii="Arial" w:hAnsi="Arial" w:cs="Arial"/>
         </w:rPr>
         <w:alias w:val="#Nav: /Company_Information/CAdress"/>
-        <w:tag w:val="#Nav: SVA DemandNoticeResidence/50600"/>
+        <w:tag w:val="#Nav: SVA DemandNoticeResidence/50012"/>
         <w:id w:val="-1887938632"/>
         <w:placeholder>
           <w:docPart w:val="DefaultPlaceholder_-1854013440"/>
         </w:placeholder>
-        <w:dataBinding w:prefixMappings="xmlns:ns0='urn:microsoft-dynamics-nav/reports/SVA DemandNoticeResidence/50600/'" w:xpath="/ns0:NavWordReportXmlPart[1]/ns0:Company_Information[1]/ns0:CAdress[1]" w:storeItemID="{370F9EF8-5C92-483A-8EC3-71CFD2DB168C}"/>
+        <w:dataBinding w:prefixMappings="xmlns:ns0='urn:microsoft-dynamics-nav/reports/SVA DemandNoticeResidence/50012/'" w:xpath="/ns0:NavWordReportXmlPart[1]/ns0:Company_Information[1]/ns0:CAdress[1]" w:storeItemID="{4EAE29F0-DE0E-4958-A12C-3DFB817A5DA2}"/>
         <w:text/>
       </w:sdtPr>
       <w:sdtEndPr/>
@@ -2444,14 +2298,12 @@
               <w:rFonts w:ascii="Arial" w:hAnsi="Arial" w:cs="Arial"/>
             </w:rPr>
           </w:pPr>
-          <w:proofErr w:type="spellStart"/>
           <w:r>
             <w:rPr>
               <w:rFonts w:ascii="Arial" w:hAnsi="Arial" w:cs="Arial"/>
             </w:rPr>
             <w:t>CAdress</w:t>
           </w:r>
-          <w:proofErr w:type="spellEnd"/>
         </w:p>
       </w:sdtContent>
     </w:sdt>
@@ -2475,24 +2327,23 @@
           <w:rPr>
             <w:rFonts w:ascii="Arial" w:hAnsi="Arial" w:cs="Arial"/>
           </w:rPr>
+          <w:alias w:val="#Nav: /Company_Information/CPostcode"/>
+          <w:tag w:val="#Nav: SVA DemandNoticeResidence/50012"/>
           <w:id w:val="2044021462"/>
           <w:placeholder>
             <w:docPart w:val="DefaultPlaceholder_-1854013440"/>
           </w:placeholder>
-          <w:dataBinding w:prefixMappings="xmlns:ns0='urn:microsoft-dynamics-nav/reports/SVA DemandNoticeResidence/50600/'" w:xpath="/ns0:NavWordReportXmlPart[1]/ns0:Company_Information[1]/ns0:CPostcode[1]" w:storeItemID="{370F9EF8-5C92-483A-8EC3-71CFD2DB168C}"/>
+          <w:dataBinding w:prefixMappings="xmlns:ns0='urn:microsoft-dynamics-nav/reports/SVA DemandNoticeResidence/50012/'" w:xpath="/ns0:NavWordReportXmlPart[1]/ns0:Company_Information[1]/ns0:CPostcode[1]" w:storeItemID="{4EAE29F0-DE0E-4958-A12C-3DFB817A5DA2}"/>
           <w:text/>
-          <w:alias w:val="#Nav: /Company_Information/CPostcode"/>
-          <w:tag w:val="#Nav: SVA DemandNoticeResidence/50600"/>
         </w:sdtPr>
+        <w:sdtEndPr/>
         <w:sdtContent>
-          <w:proofErr w:type="spellStart"/>
           <w:r>
             <w:rPr>
               <w:rFonts w:ascii="Arial" w:hAnsi="Arial" w:cs="Arial"/>
             </w:rPr>
             <w:t>CPostcode</w:t>
           </w:r>
-          <w:proofErr w:type="spellEnd"/>
         </w:sdtContent>
       </w:sdt>
       <w:r>
@@ -2518,24 +2369,23 @@
           <w:rPr>
             <w:rFonts w:ascii="Arial" w:hAnsi="Arial" w:cs="Arial"/>
           </w:rPr>
+          <w:alias w:val="#Nav: /Company_Information/CCIty"/>
+          <w:tag w:val="#Nav: SVA DemandNoticeResidence/50012"/>
           <w:id w:val="1385066473"/>
           <w:placeholder>
             <w:docPart w:val="DefaultPlaceholder_-1854013440"/>
           </w:placeholder>
-          <w:dataBinding w:prefixMappings="xmlns:ns0='urn:microsoft-dynamics-nav/reports/SVA DemandNoticeResidence/50600/'" w:xpath="/ns0:NavWordReportXmlPart[1]/ns0:Company_Information[1]/ns0:CCIty[1]" w:storeItemID="{370F9EF8-5C92-483A-8EC3-71CFD2DB168C}"/>
+          <w:dataBinding w:prefixMappings="xmlns:ns0='urn:microsoft-dynamics-nav/reports/SVA DemandNoticeResidence/50012/'" w:xpath="/ns0:NavWordReportXmlPart[1]/ns0:Company_Information[1]/ns0:CCIty[1]" w:storeItemID="{4EAE29F0-DE0E-4958-A12C-3DFB817A5DA2}"/>
           <w:text/>
-          <w:alias w:val="#Nav: /Company_Information/CCIty"/>
-          <w:tag w:val="#Nav: SVA DemandNoticeResidence/50600"/>
         </w:sdtPr>
+        <w:sdtEndPr/>
         <w:sdtContent>
-          <w:proofErr w:type="spellStart"/>
           <w:r>
             <w:rPr>
               <w:rFonts w:ascii="Arial" w:hAnsi="Arial" w:cs="Arial"/>
             </w:rPr>
-            <w:t>CCity</w:t>
+            <w:t>CCIty</w:t>
           </w:r>
-          <w:proofErr w:type="spellEnd"/>
         </w:sdtContent>
       </w:sdt>
     </w:p>
@@ -2566,7 +2416,7 @@
       </w:pPr>
     </w:pPrDefault>
   </w:docDefaults>
-  <w:latentStyles w:defLockedState="0" w:defUIPriority="99" w:defSemiHidden="0" w:defUnhideWhenUsed="0" w:defQFormat="0" w:count="375">
+  <w:latentStyles w:defLockedState="0" w:defUIPriority="99" w:defSemiHidden="0" w:defUnhideWhenUsed="0" w:defQFormat="0" w:count="376">
     <w:lsdException w:name="Normal" w:uiPriority="0" w:qFormat="1"/>
     <w:lsdException w:name="heading 1" w:uiPriority="9" w:qFormat="1"/>
     <w:lsdException w:name="heading 2" w:semiHidden="1" w:uiPriority="9" w:unhideWhenUsed="1" w:qFormat="1"/>
@@ -2672,7 +2522,6 @@
     <w:lsdException w:name="HTML Sample" w:semiHidden="1" w:unhideWhenUsed="1"/>
     <w:lsdException w:name="HTML Typewriter" w:semiHidden="1" w:unhideWhenUsed="1"/>
     <w:lsdException w:name="HTML Variable" w:semiHidden="1" w:unhideWhenUsed="1"/>
-    <w:lsdException w:name="Normal Table" w:semiHidden="1" w:unhideWhenUsed="1"/>
     <w:lsdException w:name="annotation subject" w:semiHidden="1" w:unhideWhenUsed="1"/>
     <w:lsdException w:name="No List" w:semiHidden="1" w:unhideWhenUsed="1"/>
     <w:lsdException w:name="Outline List 1" w:semiHidden="1" w:unhideWhenUsed="1"/>
@@ -2719,10 +2568,8 @@
     <w:lsdException w:name="Table Subtle 2" w:semiHidden="1" w:unhideWhenUsed="1"/>
     <w:lsdException w:name="Table Web 1" w:semiHidden="1" w:unhideWhenUsed="1"/>
     <w:lsdException w:name="Table Web 2" w:semiHidden="1" w:unhideWhenUsed="1"/>
-    <w:lsdException w:name="Table Web 3" w:semiHidden="1" w:unhideWhenUsed="1"/>
     <w:lsdException w:name="Balloon Text" w:semiHidden="1" w:unhideWhenUsed="1"/>
     <w:lsdException w:name="Table Grid" w:uiPriority="39"/>
-    <w:lsdException w:name="Table Theme" w:semiHidden="1" w:unhideWhenUsed="1"/>
     <w:lsdException w:name="Placeholder Text" w:semiHidden="1"/>
     <w:lsdException w:name="No Spacing" w:uiPriority="1" w:qFormat="1"/>
     <w:lsdException w:name="Light Shading" w:uiPriority="60"/>
@@ -2942,6 +2789,7 @@
     <w:lsdException w:name="Smart Hyperlink" w:semiHidden="1" w:unhideWhenUsed="1"/>
     <w:lsdException w:name="Hashtag" w:semiHidden="1" w:unhideWhenUsed="1"/>
     <w:lsdException w:name="Unresolved Mention" w:semiHidden="1" w:unhideWhenUsed="1"/>
+    <w:lsdException w:name="Smart Link" w:semiHidden="1" w:unhideWhenUsed="1"/>
   </w:latentStyles>
   <w:style w:type="paragraph" w:default="1" w:styleId="Normal">
     <w:name w:val="Normal"/>
@@ -3213,6 +3061,7 @@
     <w:rsid w:val="007135E3"/>
     <w:rsid w:val="00723DD2"/>
     <w:rsid w:val="00727A15"/>
+    <w:rsid w:val="00773197"/>
     <w:rsid w:val="00883B36"/>
     <w:rsid w:val="008C372A"/>
     <w:rsid w:val="00924AC3"/>
@@ -3281,7 +3130,7 @@
       </w:pPr>
     </w:pPrDefault>
   </w:docDefaults>
-  <w:latentStyles w:defLockedState="0" w:defUIPriority="99" w:defSemiHidden="0" w:defUnhideWhenUsed="0" w:defQFormat="0" w:count="375">
+  <w:latentStyles w:defLockedState="0" w:defUIPriority="99" w:defSemiHidden="0" w:defUnhideWhenUsed="0" w:defQFormat="0" w:count="376">
     <w:lsdException w:name="Normal" w:uiPriority="0" w:qFormat="1"/>
     <w:lsdException w:name="heading 1" w:uiPriority="9" w:qFormat="1"/>
     <w:lsdException w:name="heading 2" w:semiHidden="1" w:uiPriority="9" w:unhideWhenUsed="1" w:qFormat="1"/>
@@ -3387,7 +3236,6 @@
     <w:lsdException w:name="HTML Sample" w:semiHidden="1" w:unhideWhenUsed="1"/>
     <w:lsdException w:name="HTML Typewriter" w:semiHidden="1" w:unhideWhenUsed="1"/>
     <w:lsdException w:name="HTML Variable" w:semiHidden="1" w:unhideWhenUsed="1"/>
-    <w:lsdException w:name="Normal Table" w:semiHidden="1" w:unhideWhenUsed="1"/>
     <w:lsdException w:name="annotation subject" w:semiHidden="1" w:unhideWhenUsed="1"/>
     <w:lsdException w:name="No List" w:semiHidden="1" w:unhideWhenUsed="1"/>
     <w:lsdException w:name="Outline List 1" w:semiHidden="1" w:unhideWhenUsed="1"/>
@@ -3434,10 +3282,8 @@
     <w:lsdException w:name="Table Subtle 2" w:semiHidden="1" w:unhideWhenUsed="1"/>
     <w:lsdException w:name="Table Web 1" w:semiHidden="1" w:unhideWhenUsed="1"/>
     <w:lsdException w:name="Table Web 2" w:semiHidden="1" w:unhideWhenUsed="1"/>
-    <w:lsdException w:name="Table Web 3" w:semiHidden="1" w:unhideWhenUsed="1"/>
     <w:lsdException w:name="Balloon Text" w:semiHidden="1" w:unhideWhenUsed="1"/>
     <w:lsdException w:name="Table Grid" w:uiPriority="39"/>
-    <w:lsdException w:name="Table Theme" w:semiHidden="1" w:unhideWhenUsed="1"/>
     <w:lsdException w:name="Placeholder Text" w:semiHidden="1"/>
     <w:lsdException w:name="No Spacing" w:uiPriority="1" w:qFormat="1"/>
     <w:lsdException w:name="Light Shading" w:uiPriority="60"/>
@@ -3657,6 +3503,7 @@
     <w:lsdException w:name="Smart Hyperlink" w:semiHidden="1" w:unhideWhenUsed="1"/>
     <w:lsdException w:name="Hashtag" w:semiHidden="1" w:unhideWhenUsed="1"/>
     <w:lsdException w:name="Unresolved Mention" w:semiHidden="1" w:unhideWhenUsed="1"/>
+    <w:lsdException w:name="Smart Link" w:semiHidden="1" w:unhideWhenUsed="1"/>
   </w:latentStyles>
   <w:style w:type="paragraph" w:default="1" w:styleId="Normal">
     <w:name w:val="Normal"/>
@@ -4140,9 +3987,9 @@
 </a:theme>
 </file>
 
-<file path=customXML/item2.xml>��< ? x m l   v e r s i o n = " 1 . 0 "   e n c o d i n g = " u t f - 1 6 " ? > - 
- < N a v W o r d R e p o r t X m l P a r t   x m l n s = " u r n : m i c r o s o f t - d y n a m i c s - n a v / r e p o r t s / S V A   D e m a n d N o t i c e R e s i d e n c e / 5 0 6 0 0 / " > +<file path=customXml/item1.xml>��< ? x m l   v e r s i o n = " 1 . 0 "   e n c o d i n g = " u t f - 1 6 " ? > + 
+ < N a v W o r d R e p o r t X m l P a r t   x m l n s = " u r n : m i c r o s o f t - d y n a m i c s - n a v / r e p o r t s / S V A   D e m a n d N o t i c e R e s i d e n c e / 5 0 0 1 2 / " >   
      < O c c u p a n t >   
@@ -4222,6 +4069,20 @@
  
          < C N a m e > C N a m e < / C N a m e >   
+         < C o m p a n y B a n A c c o u n t N o > C o m p a n y B a n A c c o u n t N o < / C o m p a n y B a n A c c o u n t N o > + 
+         < C o m p a n y B a n k B r a n c h N o > C o m p a n y B a n k B r a n c h N o < / C o m p a n y B a n k B r a n c h N o > + 
+         < C o m p a n y B a n k N a m e > C o m p a n y B a n k N a m e < / C o m p a n y B a n k N a m e > + 
+         < C o m p a n y G e t V A T R e g i s t r a t i o n N u m b e r L b l > C o m p a n y G e t V A T R e g i s t r a t i o n N u m b e r L b l < / C o m p a n y G e t V A T R e g i s t r a t i o n N u m b e r L b l > + 
+         < C o m p a n y P h o n e _ N o _ > C o m p a n y P h o n e _ N o _ < / C o m p a n y P h o n e _ N o _ > + 
+         < C O m p a n y P i c t u r e > C O m p a n y P i c t u r e < / C O m p a n y P i c t u r e > + 
+         < C o m p a n y V A T _ R e g i s t r a t i o n _ N o _ > C o m p a n y V A T _ R e g i s t r a t i o n _ N o _ < / C o m p a n y V A T _ R e g i s t r a t i o n _ N o _ > + 
          < C P o s t c o d e > C P o s t c o d e < / C P o s t c o d e >   
          < I n v o i c e s A m o u n t > I n v o i c e s A m o u n t < / I n v o i c e s A m o u n t > @@ -4233,4 +4094,12 @@
      < / C o m p a n y _ I n f o r m a t i o n >   
  < / N a v W o r d R e p o r t X m l P a r t > 
+</file>
+
+<file path=customXml/itemProps1.xml><?xml version="1.0" encoding="utf-8"?>
+<ds:datastoreItem xmlns:ds="http://schemas.openxmlformats.org/officeDocument/2006/customXml" ds:itemID="{4EAE29F0-DE0E-4958-A12C-3DFB817A5DA2}">
+  <ds:schemaRefs>
+    <ds:schemaRef ds:uri="urn:microsoft-dynamics-nav/reports/SVA DemandNoticeResidence/50012/"/>
+  </ds:schemaRefs>
+</ds:datastoreItem>
 </file>
--- a/Layouts/DemandNoticeResidence.docx
+++ b/Layouts/DemandNoticeResidence.docx
@@ -3987,7 +3987,7 @@
 </a:theme>
 </file>
 
-<file path=customXml/item1.xml>��< ? x m l   v e r s i o n = " 1 . 0 "   e n c o d i n g = " u t f - 1 6 " ? > +<file path=customXML/item2.xml>��< ? x m l   v e r s i o n = " 1 . 0 "   e n c o d i n g = " u t f - 1 6 " ? >   
  < N a v W o r d R e p o r t X m l P a r t   x m l n s = " u r n : m i c r o s o f t - d y n a m i c s - n a v / r e p o r t s / S V A   D e m a n d N o t i c e R e s i d e n c e / 5 0 0 1 2 / " >   
@@ -4094,12 +4094,4 @@
      < / C o m p a n y _ I n f o r m a t i o n >   
  < / N a v W o r d R e p o r t X m l P a r t > 
-</file>
-
-<file path=customXml/itemProps1.xml><?xml version="1.0" encoding="utf-8"?>
-<ds:datastoreItem xmlns:ds="http://schemas.openxmlformats.org/officeDocument/2006/customXml" ds:itemID="{4EAE29F0-DE0E-4958-A12C-3DFB817A5DA2}">
-  <ds:schemaRefs>
-    <ds:schemaRef ds:uri="urn:microsoft-dynamics-nav/reports/SVA DemandNoticeResidence/50012/"/>
-  </ds:schemaRefs>
-</ds:datastoreItem>
 </file>
--- a/Layouts/DemandNoticeResidence.docx
+++ b/Layouts/DemandNoticeResidence.docx
@@ -1,6 +1,6 @@
 
 <file path=word/document.xml><?xml version="1.0" encoding="utf-8"?>
-<w:document xmlns:wpc="http://schemas.microsoft.com/office/word/2010/wordprocessingCanvas" xmlns:cx="http://schemas.microsoft.com/office/drawing/2014/chartex" xmlns:cx1="http://schemas.microsoft.com/office/drawing/2015/9/8/chartex" xmlns:cx2="http://schemas.microsoft.com/office/drawing/2015/10/21/chartex" xmlns:cx3="http://schemas.microsoft.com/office/drawing/2016/5/9/chartex" xmlns:cx4="http://schemas.microsoft.com/office/drawing/2016/5/10/chartex" xmlns:cx5="http://schemas.microsoft.com/office/drawing/2016/5/11/chartex" xmlns:cx6="http://schemas.microsoft.com/office/drawing/2016/5/12/chartex" xmlns:cx7="http://schemas.microsoft.com/office/drawing/2016/5/13/chartex" xmlns:cx8="http://schemas.microsoft.com/office/drawing/2016/5/14/chartex" xmlns:mc="http://schemas.openxmlformats.org/markup-compatibility/2006" xmlns:aink="http://schemas.microsoft.com/office/drawing/2016/ink" xmlns:am3d="http://schemas.microsoft.com/office/drawing/2017/model3d" xmlns:o="urn:schemas-microsoft-com:office:office" xmlns:r="http://schemas.openxmlformats.org/officeDocument/2006/relationships" xmlns:m="http://schemas.openxmlformats.org/officeDocument/2006/math" xmlns:v="urn:schemas-microsoft-com:vml" xmlns:wp14="http://schemas.microsoft.com/office/word/2010/wordprocessingDrawing" xmlns:wp="http://schemas.openxmlformats.org/drawingml/2006/wordprocessingDrawing" xmlns:w10="urn:schemas-microsoft-com:office:word" xmlns:w="http://schemas.openxmlformats.org/wordprocessingml/2006/main" xmlns:w14="http://schemas.microsoft.com/office/word/2010/wordml" xmlns:w15="http://schemas.microsoft.com/office/word/2012/wordml" xmlns:w16cid="http://schemas.microsoft.com/office/word/2016/wordml/cid" xmlns:w16se="http://schemas.microsoft.com/office/word/2015/wordml/symex" xmlns:wpg="http://schemas.microsoft.com/office/word/2010/wordprocessingGroup" xmlns:wpi="http://schemas.microsoft.com/office/word/2010/wordprocessingInk" xmlns:wne="http://schemas.microsoft.com/office/word/2006/wordml" xmlns:wps="http://schemas.microsoft.com/office/word/2010/wordprocessingShape" mc:Ignorable="w14 w15 w16se w16cid wp14">
+<w:document xmlns:wpc="http://schemas.microsoft.com/office/word/2010/wordprocessingCanvas" xmlns:cx="http://schemas.microsoft.com/office/drawing/2014/chartex" xmlns:cx1="http://schemas.microsoft.com/office/drawing/2015/9/8/chartex" xmlns:cx2="http://schemas.microsoft.com/office/drawing/2015/10/21/chartex" xmlns:cx3="http://schemas.microsoft.com/office/drawing/2016/5/9/chartex" xmlns:cx4="http://schemas.microsoft.com/office/drawing/2016/5/10/chartex" xmlns:cx5="http://schemas.microsoft.com/office/drawing/2016/5/11/chartex" xmlns:cx6="http://schemas.microsoft.com/office/drawing/2016/5/12/chartex" xmlns:cx7="http://schemas.microsoft.com/office/drawing/2016/5/13/chartex" xmlns:cx8="http://schemas.microsoft.com/office/drawing/2016/5/14/chartex" xmlns:mc="http://schemas.openxmlformats.org/markup-compatibility/2006" xmlns:aink="http://schemas.microsoft.com/office/drawing/2016/ink" xmlns:am3d="http://schemas.microsoft.com/office/drawing/2017/model3d" xmlns:o="urn:schemas-microsoft-com:office:office" xmlns:oel="http://schemas.microsoft.com/office/2019/extlst" xmlns:r="http://schemas.openxmlformats.org/officeDocument/2006/relationships" xmlns:m="http://schemas.openxmlformats.org/officeDocument/2006/math" xmlns:v="urn:schemas-microsoft-com:vml" xmlns:wp14="http://schemas.microsoft.com/office/word/2010/wordprocessingDrawing" xmlns:wp="http://schemas.openxmlformats.org/drawingml/2006/wordprocessingDrawing" xmlns:w10="urn:schemas-microsoft-com:office:word" xmlns:w="http://schemas.openxmlformats.org/wordprocessingml/2006/main" xmlns:w14="http://schemas.microsoft.com/office/word/2010/wordml" xmlns:w15="http://schemas.microsoft.com/office/word/2012/wordml" xmlns:w16cex="http://schemas.microsoft.com/office/word/2018/wordml/cex" xmlns:w16cid="http://schemas.microsoft.com/office/word/2016/wordml/cid" xmlns:w16="http://schemas.microsoft.com/office/word/2018/wordml" xmlns:w16sdtdh="http://schemas.microsoft.com/office/word/2020/wordml/sdtdatahash" xmlns:w16se="http://schemas.microsoft.com/office/word/2015/wordml/symex" xmlns:wpg="http://schemas.microsoft.com/office/word/2010/wordprocessingGroup" xmlns:wpi="http://schemas.microsoft.com/office/word/2010/wordprocessingInk" xmlns:wne="http://schemas.microsoft.com/office/word/2006/wordml" xmlns:wps="http://schemas.microsoft.com/office/word/2010/wordprocessingShape" mc:Ignorable="w14 w15 w16se w16cid w16 w16cex w16sdtdh wp14">
   <w:body>
     <w:p>
       <w:pPr>
@@ -9,22 +9,25 @@
         </w:tabs>
         <w:spacing w:after="0" w:line="240" w:lineRule="auto"/>
         <w:rPr>
-          <w:rFonts w:ascii="Arial" w:hAnsi="Arial" w:cs="Arial"/>
+          <w:rFonts w:cstheme="minorHAnsi"/>
           <w:b/>
-          <w:sz w:val="32"/>
-          <w:szCs w:val="32"/>
+          <w:sz w:val="28"/>
+          <w:szCs w:val="28"/>
           <w:lang w:val="en-US"/>
         </w:rPr>
       </w:pPr>
       <w:r>
+        <w:rPr>
+          <w:rFonts w:cstheme="minorHAnsi"/>
+        </w:rPr>
         <w:tab/>
       </w:r>
       <w:r>
         <w:rPr>
-          <w:rFonts w:ascii="Arial" w:hAnsi="Arial" w:cs="Arial"/>
+          <w:rFonts w:cstheme="minorHAnsi"/>
           <w:b/>
-          <w:sz w:val="32"/>
-          <w:szCs w:val="32"/>
+          <w:sz w:val="28"/>
+          <w:szCs w:val="28"/>
           <w:lang w:val="en-US"/>
         </w:rPr>
         <w:t>Påkrav</w:t>
@@ -38,59 +41,59 @@
         </w:tabs>
         <w:spacing w:after="0" w:line="240" w:lineRule="auto"/>
         <w:rPr>
-          <w:rFonts w:ascii="Arial" w:hAnsi="Arial" w:cs="Arial"/>
+          <w:rFonts w:cstheme="minorHAnsi"/>
           <w:lang w:val="en-US"/>
         </w:rPr>
       </w:pPr>
       <w:r>
         <w:rPr>
-          <w:rFonts w:ascii="Arial" w:hAnsi="Arial" w:cs="Arial"/>
+          <w:rFonts w:cstheme="minorHAnsi"/>
           <w:lang w:val="en-US"/>
         </w:rPr>
         <w:tab/>
       </w:r>
       <w:r>
         <w:rPr>
-          <w:rFonts w:ascii="Arial" w:hAnsi="Arial" w:cs="Arial"/>
+          <w:rFonts w:cstheme="minorHAnsi"/>
           <w:lang w:val="en-US"/>
         </w:rPr>
         <w:t xml:space="preserve">Dato: </w:t>
       </w:r>
       <w:r>
         <w:rPr>
-          <w:rFonts w:ascii="Arial" w:hAnsi="Arial" w:cs="Arial"/>
+          <w:rFonts w:cstheme="minorHAnsi"/>
           <w:lang w:val="en-US"/>
         </w:rPr>
         <w:tab/>
       </w:r>
       <w:r>
         <w:rPr>
-          <w:rFonts w:ascii="Arial" w:hAnsi="Arial" w:cs="Arial"/>
+          <w:rFonts w:cstheme="minorHAnsi"/>
         </w:rPr>
         <w:fldChar w:fldCharType="begin"/>
       </w:r>
       <w:r>
         <w:rPr>
-          <w:rFonts w:ascii="Arial" w:hAnsi="Arial" w:cs="Arial"/>
+          <w:rFonts w:cstheme="minorHAnsi"/>
         </w:rPr>
         <w:instrText xml:space="preserve"> TIME \@ "d. MMMM yyyy" </w:instrText>
       </w:r>
       <w:r>
         <w:rPr>
-          <w:rFonts w:ascii="Arial" w:hAnsi="Arial" w:cs="Arial"/>
+          <w:rFonts w:cstheme="minorHAnsi"/>
         </w:rPr>
         <w:fldChar w:fldCharType="separate"/>
       </w:r>
       <w:r>
         <w:rPr>
-          <w:rFonts w:ascii="Arial" w:hAnsi="Arial" w:cs="Arial"/>
+          <w:rFonts w:cstheme="minorHAnsi"/>
           <w:noProof/>
         </w:rPr>
-        <w:t>10. december 2019</w:t>
-      </w:r>
-      <w:r>
-        <w:rPr>
-          <w:rFonts w:ascii="Arial" w:hAnsi="Arial" w:cs="Arial"/>
+        <w:t>21. juni 2022</w:t>
+      </w:r>
+      <w:r>
+        <w:rPr>
+          <w:rFonts w:cstheme="minorHAnsi"/>
         </w:rPr>
         <w:fldChar w:fldCharType="end"/>
       </w:r>
@@ -103,30 +106,30 @@
         </w:tabs>
         <w:spacing w:after="0" w:line="240" w:lineRule="auto"/>
         <w:rPr>
-          <w:rFonts w:ascii="Arial" w:hAnsi="Arial" w:cs="Arial"/>
+          <w:rFonts w:cstheme="minorHAnsi"/>
           <w:lang w:val="en-US"/>
         </w:rPr>
       </w:pPr>
       <w:sdt>
         <w:sdtPr>
           <w:rPr>
-            <w:rFonts w:ascii="Arial" w:hAnsi="Arial" w:cs="Arial"/>
+            <w:rFonts w:cstheme="minorHAnsi"/>
             <w:lang w:val="en-US"/>
           </w:rPr>
           <w:alias w:val="#Nav: /Occupant/Name1_Occupant"/>
-          <w:tag w:val="#Nav: SVA DemandNoticeResidence/50012"/>
+          <w:tag w:val="#Nav: SVA_DemandNoticeResidence/50012"/>
           <w:id w:val="2132050428"/>
           <w:placeholder>
             <w:docPart w:val="DefaultPlaceholder_-1854013440"/>
           </w:placeholder>
-          <w:dataBinding w:prefixMappings="xmlns:ns0='urn:microsoft-dynamics-nav/reports/SVA DemandNoticeResidence/50012/'" w:xpath="/ns0:NavWordReportXmlPart[1]/ns0:Occupant[1]/ns0:Name1_Occupant[1]" w:storeItemID="{4EAE29F0-DE0E-4958-A12C-3DFB817A5DA2}"/>
+          <w:dataBinding w:prefixMappings="xmlns:ns0='urn:microsoft-dynamics-nav/reports/SVA_DemandNoticeResidence/50012/'" w:xpath="/ns0:NavWordReportXmlPart[1]/ns0:Occupant[1]/ns0:Name1_Occupant[1]" w:storeItemID="{CD000F50-284E-4494-956E-EACF853562CA}"/>
           <w:text/>
         </w:sdtPr>
         <w:sdtEndPr/>
         <w:sdtContent>
           <w:r>
             <w:rPr>
-              <w:rFonts w:ascii="Arial" w:hAnsi="Arial" w:cs="Arial"/>
+              <w:rFonts w:cstheme="minorHAnsi"/>
               <w:lang w:val="en-US"/>
             </w:rPr>
             <w:t>Name1_Occupant</w:t>
@@ -135,15 +138,30 @@
       </w:sdt>
       <w:r>
         <w:rPr>
-          <w:rFonts w:ascii="Arial" w:hAnsi="Arial" w:cs="Arial"/>
+          <w:rFonts w:cstheme="minorHAnsi"/>
           <w:lang w:val="en-US"/>
         </w:rPr>
         <w:tab/>
-        <w:t>Konto:</w:t>
-      </w:r>
-      <w:r>
-        <w:rPr>
-          <w:rFonts w:ascii="Arial" w:hAnsi="Arial" w:cs="Arial"/>
+      </w:r>
+      <w:proofErr w:type="spellStart"/>
+      <w:r>
+        <w:rPr>
+          <w:rFonts w:cstheme="minorHAnsi"/>
+          <w:lang w:val="en-US"/>
+        </w:rPr>
+        <w:t>Konto</w:t>
+      </w:r>
+      <w:proofErr w:type="spellEnd"/>
+      <w:r>
+        <w:rPr>
+          <w:rFonts w:cstheme="minorHAnsi"/>
+          <w:lang w:val="en-US"/>
+        </w:rPr>
+        <w:t>:</w:t>
+      </w:r>
+      <w:r>
+        <w:rPr>
+          <w:rFonts w:cstheme="minorHAnsi"/>
           <w:lang w:val="en-US"/>
         </w:rPr>
         <w:tab/>
@@ -151,27 +169,29 @@
       <w:sdt>
         <w:sdtPr>
           <w:rPr>
-            <w:rFonts w:ascii="Arial" w:hAnsi="Arial" w:cs="Arial"/>
+            <w:rFonts w:cstheme="minorHAnsi"/>
             <w:lang w:val="en-US"/>
           </w:rPr>
           <w:alias w:val="#Nav: /Occupant/CustomerNo_Occupant"/>
-          <w:tag w:val="#Nav: SVA DemandNoticeResidence/50012"/>
+          <w:tag w:val="#Nav: SVA_DemandNoticeResidence/50012"/>
           <w:id w:val="76176861"/>
           <w:placeholder>
             <w:docPart w:val="DefaultPlaceholder_-1854013440"/>
           </w:placeholder>
-          <w:dataBinding w:prefixMappings="xmlns:ns0='urn:microsoft-dynamics-nav/reports/SVA DemandNoticeResidence/50012/'" w:xpath="/ns0:NavWordReportXmlPart[1]/ns0:Occupant[1]/ns0:CustomerNo_Occupant[1]" w:storeItemID="{4EAE29F0-DE0E-4958-A12C-3DFB817A5DA2}"/>
+          <w:dataBinding w:prefixMappings="xmlns:ns0='urn:microsoft-dynamics-nav/reports/SVA_DemandNoticeResidence/50012/'" w:xpath="/ns0:NavWordReportXmlPart[1]/ns0:Occupant[1]/ns0:CustomerNo_Occupant[1]" w:storeItemID="{CD000F50-284E-4494-956E-EACF853562CA}"/>
           <w:text/>
         </w:sdtPr>
         <w:sdtEndPr/>
         <w:sdtContent>
+          <w:proofErr w:type="spellStart"/>
           <w:r>
             <w:rPr>
-              <w:rFonts w:ascii="Arial" w:hAnsi="Arial" w:cs="Arial"/>
+              <w:rFonts w:cstheme="minorHAnsi"/>
               <w:lang w:val="en-US"/>
             </w:rPr>
             <w:t>CustomerNo_Occupant</w:t>
           </w:r>
+          <w:proofErr w:type="spellEnd"/>
         </w:sdtContent>
       </w:sdt>
     </w:p>
@@ -183,30 +203,30 @@
         </w:tabs>
         <w:spacing w:after="0" w:line="240" w:lineRule="auto"/>
         <w:rPr>
-          <w:rFonts w:ascii="Arial" w:hAnsi="Arial" w:cs="Arial"/>
+          <w:rFonts w:cstheme="minorHAnsi"/>
           <w:lang w:val="en-US"/>
         </w:rPr>
       </w:pPr>
       <w:sdt>
         <w:sdtPr>
           <w:rPr>
-            <w:rFonts w:ascii="Arial" w:hAnsi="Arial" w:cs="Arial"/>
+            <w:rFonts w:cstheme="minorHAnsi"/>
             <w:lang w:val="en-US"/>
           </w:rPr>
           <w:alias w:val="#Nav: /Occupant/Name2_Occupant"/>
-          <w:tag w:val="#Nav: SVA DemandNoticeResidence/50012"/>
+          <w:tag w:val="#Nav: SVA_DemandNoticeResidence/50012"/>
           <w:id w:val="2029528185"/>
           <w:placeholder>
             <w:docPart w:val="DefaultPlaceholder_-1854013440"/>
           </w:placeholder>
-          <w:dataBinding w:prefixMappings="xmlns:ns0='urn:microsoft-dynamics-nav/reports/SVA DemandNoticeResidence/50012/'" w:xpath="/ns0:NavWordReportXmlPart[1]/ns0:Occupant[1]/ns0:Name2_Occupant[1]" w:storeItemID="{4EAE29F0-DE0E-4958-A12C-3DFB817A5DA2}"/>
+          <w:dataBinding w:prefixMappings="xmlns:ns0='urn:microsoft-dynamics-nav/reports/SVA_DemandNoticeResidence/50012/'" w:xpath="/ns0:NavWordReportXmlPart[1]/ns0:Occupant[1]/ns0:Name2_Occupant[1]" w:storeItemID="{CD000F50-284E-4494-956E-EACF853562CA}"/>
           <w:text/>
         </w:sdtPr>
         <w:sdtEndPr/>
         <w:sdtContent>
           <w:r>
             <w:rPr>
-              <w:rFonts w:ascii="Arial" w:hAnsi="Arial" w:cs="Arial"/>
+              <w:rFonts w:cstheme="minorHAnsi"/>
               <w:lang w:val="en-US"/>
             </w:rPr>
             <w:t>Name2_Occupant</w:t>
@@ -215,15 +235,23 @@
       </w:sdt>
       <w:r>
         <w:rPr>
-          <w:rFonts w:ascii="Arial" w:hAnsi="Arial" w:cs="Arial"/>
+          <w:rFonts w:cstheme="minorHAnsi"/>
           <w:lang w:val="en-US"/>
         </w:rPr>
         <w:tab/>
+      </w:r>
+      <w:proofErr w:type="spellStart"/>
+      <w:r>
+        <w:rPr>
+          <w:rFonts w:cstheme="minorHAnsi"/>
+          <w:lang w:val="en-US"/>
+        </w:rPr>
         <w:t>Lejemål</w:t>
       </w:r>
-      <w:r>
-        <w:rPr>
-          <w:rFonts w:ascii="Arial" w:hAnsi="Arial" w:cs="Arial"/>
+      <w:proofErr w:type="spellEnd"/>
+      <w:r>
+        <w:rPr>
+          <w:rFonts w:cstheme="minorHAnsi"/>
           <w:lang w:val="en-US"/>
         </w:rPr>
         <w:tab/>
@@ -232,27 +260,29 @@
       <w:sdt>
         <w:sdtPr>
           <w:rPr>
-            <w:rFonts w:ascii="Arial" w:hAnsi="Arial" w:cs="Arial"/>
+            <w:rFonts w:cstheme="minorHAnsi"/>
             <w:lang w:val="en-US"/>
           </w:rPr>
           <w:alias w:val="#Nav: /Occupant/TenancyNo_Occupant"/>
-          <w:tag w:val="#Nav: SVA DemandNoticeResidence/50012"/>
+          <w:tag w:val="#Nav: SVA_DemandNoticeResidence/50012"/>
           <w:id w:val="-1164854151"/>
           <w:placeholder>
             <w:docPart w:val="DefaultPlaceholder_-1854013440"/>
           </w:placeholder>
-          <w:dataBinding w:prefixMappings="xmlns:ns0='urn:microsoft-dynamics-nav/reports/SVA DemandNoticeResidence/50012/'" w:xpath="/ns0:NavWordReportXmlPart[1]/ns0:Occupant[1]/ns0:TenancyNo_Occupant[1]" w:storeItemID="{4EAE29F0-DE0E-4958-A12C-3DFB817A5DA2}"/>
+          <w:dataBinding w:prefixMappings="xmlns:ns0='urn:microsoft-dynamics-nav/reports/SVA_DemandNoticeResidence/50012/'" w:xpath="/ns0:NavWordReportXmlPart[1]/ns0:Occupant[1]/ns0:TenancyNo_Occupant[1]" w:storeItemID="{CD000F50-284E-4494-956E-EACF853562CA}"/>
           <w:text/>
         </w:sdtPr>
         <w:sdtEndPr/>
         <w:sdtContent>
+          <w:proofErr w:type="spellStart"/>
           <w:r>
             <w:rPr>
-              <w:rFonts w:ascii="Arial" w:hAnsi="Arial" w:cs="Arial"/>
+              <w:rFonts w:cstheme="minorHAnsi"/>
               <w:lang w:val="en-US"/>
             </w:rPr>
             <w:t>TenancyNo_Occupant</w:t>
           </w:r>
+          <w:proofErr w:type="spellEnd"/>
         </w:sdtContent>
       </w:sdt>
     </w:p>
@@ -261,59 +291,200 @@
         <w:tabs>
           <w:tab w:val="left" w:pos="6237"/>
           <w:tab w:val="left" w:pos="7938"/>
+          <w:tab w:val="right" w:pos="9638"/>
         </w:tabs>
         <w:spacing w:after="0" w:line="240" w:lineRule="auto"/>
         <w:rPr>
-          <w:rFonts w:ascii="Arial" w:hAnsi="Arial" w:cs="Arial"/>
+          <w:rFonts w:cstheme="minorHAnsi"/>
           <w:lang w:val="en-US"/>
         </w:rPr>
       </w:pPr>
       <w:sdt>
         <w:sdtPr>
           <w:rPr>
-            <w:rFonts w:ascii="Arial" w:hAnsi="Arial" w:cs="Arial"/>
+            <w:rFonts w:cstheme="minorHAnsi"/>
             <w:lang w:val="en-US"/>
           </w:rPr>
           <w:alias w:val="#Nav: /Occupant/Address_Occupant"/>
-          <w:tag w:val="#Nav: SVA DemandNoticeResidence/50012"/>
+          <w:tag w:val="#Nav: SVA_DemandNoticeResidence/50012"/>
           <w:id w:val="-1775937166"/>
           <w:placeholder>
             <w:docPart w:val="DefaultPlaceholder_-1854013440"/>
           </w:placeholder>
-          <w:dataBinding w:prefixMappings="xmlns:ns0='urn:microsoft-dynamics-nav/reports/SVA DemandNoticeResidence/50012/'" w:xpath="/ns0:NavWordReportXmlPart[1]/ns0:Occupant[1]/ns0:Address_Occupant[1]" w:storeItemID="{4EAE29F0-DE0E-4958-A12C-3DFB817A5DA2}"/>
+          <w:dataBinding w:prefixMappings="xmlns:ns0='urn:microsoft-dynamics-nav/reports/SVA_DemandNoticeResidence/50012/'" w:xpath="/ns0:NavWordReportXmlPart[1]/ns0:Occupant[1]/ns0:Address_Occupant[1]" w:storeItemID="{CD000F50-284E-4494-956E-EACF853562CA}"/>
           <w:text/>
         </w:sdtPr>
         <w:sdtEndPr/>
         <w:sdtContent>
+          <w:proofErr w:type="spellStart"/>
           <w:r>
             <w:rPr>
-              <w:rFonts w:ascii="Arial" w:hAnsi="Arial" w:cs="Arial"/>
+              <w:rFonts w:cstheme="minorHAnsi"/>
               <w:lang w:val="en-US"/>
             </w:rPr>
             <w:t>Address_Occupant</w:t>
           </w:r>
+          <w:proofErr w:type="spellEnd"/>
         </w:sdtContent>
       </w:sdt>
       <w:r>
         <w:rPr>
-          <w:rFonts w:ascii="Arial" w:hAnsi="Arial" w:cs="Arial"/>
+          <w:rFonts w:cstheme="minorHAnsi"/>
           <w:lang w:val="en-US"/>
         </w:rPr>
         <w:tab/>
       </w:r>
       <w:r>
         <w:rPr>
-          <w:rFonts w:ascii="Arial" w:hAnsi="Arial" w:cs="Arial"/>
+          <w:rFonts w:cstheme="minorHAnsi"/>
+          <w:lang w:val="en-US"/>
+        </w:rPr>
+        <w:t>Side</w:t>
+      </w:r>
+      <w:r>
+        <w:rPr>
+          <w:rFonts w:cstheme="minorHAnsi"/>
           <w:lang w:val="en-US"/>
         </w:rPr>
         <w:tab/>
       </w:r>
       <w:r>
         <w:rPr>
-          <w:rFonts w:ascii="Arial" w:hAnsi="Arial" w:cs="Arial"/>
+          <w:rFonts w:cstheme="minorHAnsi"/>
           <w:lang w:val="en-US"/>
         </w:rPr>
         <w:tab/>
+      </w:r>
+      <w:proofErr w:type="spellStart"/>
+      <w:r>
+        <w:rPr>
+          <w:rFonts w:cstheme="minorHAnsi"/>
+          <w:lang w:val="en-US"/>
+        </w:rPr>
+        <w:t>Side</w:t>
+      </w:r>
+      <w:proofErr w:type="spellEnd"/>
+      <w:r>
+        <w:rPr>
+          <w:rFonts w:cstheme="minorHAnsi"/>
+          <w:lang w:val="en-US"/>
+        </w:rPr>
+        <w:t xml:space="preserve"> </w:t>
+      </w:r>
+      <w:r>
+        <w:rPr>
+          <w:rFonts w:cstheme="minorHAnsi"/>
+          <w:b/>
+          <w:bCs/>
+          <w:lang w:val="en-US"/>
+        </w:rPr>
+        <w:fldChar w:fldCharType="begin"/>
+      </w:r>
+      <w:r>
+        <w:rPr>
+          <w:rFonts w:cstheme="minorHAnsi"/>
+          <w:b/>
+          <w:bCs/>
+          <w:lang w:val="en-US"/>
+        </w:rPr>
+        <w:instrText>PAGE  \* Arabic  \* MERGEFORMAT</w:instrText>
+      </w:r>
+      <w:r>
+        <w:rPr>
+          <w:rFonts w:cstheme="minorHAnsi"/>
+          <w:b/>
+          <w:bCs/>
+          <w:lang w:val="en-US"/>
+        </w:rPr>
+        <w:fldChar w:fldCharType="separate"/>
+      </w:r>
+      <w:r>
+        <w:rPr>
+          <w:rFonts w:cstheme="minorHAnsi"/>
+          <w:b/>
+          <w:bCs/>
+          <w:noProof/>
+          <w:lang w:val="en-US"/>
+        </w:rPr>
+        <w:t>1</w:t>
+      </w:r>
+      <w:r>
+        <w:rPr>
+          <w:rFonts w:cstheme="minorHAnsi"/>
+          <w:b/>
+          <w:bCs/>
+          <w:lang w:val="en-US"/>
+        </w:rPr>
+        <w:fldChar w:fldCharType="end"/>
+      </w:r>
+      <w:r>
+        <w:rPr>
+          <w:rFonts w:cstheme="minorHAnsi"/>
+          <w:lang w:val="en-US"/>
+        </w:rPr>
+        <w:t xml:space="preserve"> </w:t>
+      </w:r>
+      <w:proofErr w:type="spellStart"/>
+      <w:r>
+        <w:rPr>
+          <w:rFonts w:cstheme="minorHAnsi"/>
+          <w:lang w:val="en-US"/>
+        </w:rPr>
+        <w:t>af</w:t>
+      </w:r>
+      <w:proofErr w:type="spellEnd"/>
+      <w:r>
+        <w:rPr>
+          <w:rFonts w:cstheme="minorHAnsi"/>
+          <w:lang w:val="en-US"/>
+        </w:rPr>
+        <w:t xml:space="preserve"> </w:t>
+      </w:r>
+      <w:r>
+        <w:rPr>
+          <w:rFonts w:cstheme="minorHAnsi"/>
+          <w:b/>
+          <w:bCs/>
+          <w:lang w:val="en-US"/>
+        </w:rPr>
+        <w:fldChar w:fldCharType="begin"/>
+      </w:r>
+      <w:r>
+        <w:rPr>
+          <w:rFonts w:cstheme="minorHAnsi"/>
+          <w:b/>
+          <w:bCs/>
+          <w:lang w:val="en-US"/>
+        </w:rPr>
+        <w:instrText>NUMPAGES  \* Arabic  \* MERGEFORMAT</w:instrText>
+      </w:r>
+      <w:r>
+        <w:rPr>
+          <w:rFonts w:cstheme="minorHAnsi"/>
+          <w:b/>
+          <w:bCs/>
+          <w:lang w:val="en-US"/>
+        </w:rPr>
+        <w:fldChar w:fldCharType="separate"/>
+      </w:r>
+      <w:r>
+        <w:rPr>
+          <w:rFonts w:cstheme="minorHAnsi"/>
+          <w:b/>
+          <w:bCs/>
+          <w:noProof/>
+          <w:lang w:val="en-US"/>
+        </w:rPr>
+        <w:t>2</w:t>
+      </w:r>
+      <w:r>
+        <w:rPr>
+          <w:rFonts w:cstheme="minorHAnsi"/>
+          <w:b/>
+          <w:bCs/>
+          <w:lang w:val="en-US"/>
+        </w:rPr>
+        <w:fldChar w:fldCharType="end"/>
       </w:r>
     </w:p>
     <w:p>
@@ -323,30 +494,30 @@
         </w:tabs>
         <w:spacing w:after="0" w:line="240" w:lineRule="auto"/>
         <w:rPr>
-          <w:rFonts w:ascii="Arial" w:hAnsi="Arial" w:cs="Arial"/>
+          <w:rFonts w:cstheme="minorHAnsi"/>
           <w:lang w:val="en-US"/>
         </w:rPr>
       </w:pPr>
       <w:sdt>
         <w:sdtPr>
           <w:rPr>
-            <w:rFonts w:ascii="Arial" w:hAnsi="Arial" w:cs="Arial"/>
+            <w:rFonts w:cstheme="minorHAnsi"/>
             <w:lang w:val="en-US"/>
           </w:rPr>
           <w:alias w:val="#Nav: /Occupant/Address2_Occupant"/>
-          <w:tag w:val="#Nav: SVA DemandNoticeResidence/50012"/>
+          <w:tag w:val="#Nav: SVA_DemandNoticeResidence/50012"/>
           <w:id w:val="-999114147"/>
           <w:placeholder>
             <w:docPart w:val="DefaultPlaceholder_-1854013440"/>
           </w:placeholder>
-          <w:dataBinding w:prefixMappings="xmlns:ns0='urn:microsoft-dynamics-nav/reports/SVA DemandNoticeResidence/50012/'" w:xpath="/ns0:NavWordReportXmlPart[1]/ns0:Occupant[1]/ns0:Address2_Occupant[1]" w:storeItemID="{4EAE29F0-DE0E-4958-A12C-3DFB817A5DA2}"/>
+          <w:dataBinding w:prefixMappings="xmlns:ns0='urn:microsoft-dynamics-nav/reports/SVA_DemandNoticeResidence/50012/'" w:xpath="/ns0:NavWordReportXmlPart[1]/ns0:Occupant[1]/ns0:Address2_Occupant[1]" w:storeItemID="{CD000F50-284E-4494-956E-EACF853562CA}"/>
           <w:text/>
         </w:sdtPr>
         <w:sdtEndPr/>
         <w:sdtContent>
           <w:r>
             <w:rPr>
-              <w:rFonts w:ascii="Arial" w:hAnsi="Arial" w:cs="Arial"/>
+              <w:rFonts w:cstheme="minorHAnsi"/>
               <w:lang w:val="en-US"/>
             </w:rPr>
             <w:t>Address2_Occupant</w:t>
@@ -355,7 +526,7 @@
       </w:sdt>
       <w:r>
         <w:rPr>
-          <w:rFonts w:ascii="Arial" w:hAnsi="Arial" w:cs="Arial"/>
+          <w:rFonts w:cstheme="minorHAnsi"/>
           <w:lang w:val="en-US"/>
         </w:rPr>
         <w:tab/>
@@ -368,39 +539,41 @@
         </w:tabs>
         <w:spacing w:after="0" w:line="240" w:lineRule="auto"/>
         <w:rPr>
-          <w:rFonts w:ascii="Arial" w:hAnsi="Arial" w:cs="Arial"/>
+          <w:rFonts w:cstheme="minorHAnsi"/>
           <w:lang w:val="en-US"/>
         </w:rPr>
       </w:pPr>
       <w:sdt>
         <w:sdtPr>
           <w:rPr>
-            <w:rFonts w:ascii="Arial" w:hAnsi="Arial" w:cs="Arial"/>
+            <w:rFonts w:cstheme="minorHAnsi"/>
             <w:lang w:val="en-US"/>
           </w:rPr>
           <w:alias w:val="#Nav: /Occupant/PostCode_Occupant"/>
-          <w:tag w:val="#Nav: SVA DemandNoticeResidence/50012"/>
+          <w:tag w:val="#Nav: SVA_DemandNoticeResidence/50012"/>
           <w:id w:val="-487091247"/>
           <w:placeholder>
             <w:docPart w:val="DefaultPlaceholder_-1854013440"/>
           </w:placeholder>
-          <w:dataBinding w:prefixMappings="xmlns:ns0='urn:microsoft-dynamics-nav/reports/SVA DemandNoticeResidence/50012/'" w:xpath="/ns0:NavWordReportXmlPart[1]/ns0:Occupant[1]/ns0:PostCode_Occupant[1]" w:storeItemID="{4EAE29F0-DE0E-4958-A12C-3DFB817A5DA2}"/>
+          <w:dataBinding w:prefixMappings="xmlns:ns0='urn:microsoft-dynamics-nav/reports/SVA_DemandNoticeResidence/50012/'" w:xpath="/ns0:NavWordReportXmlPart[1]/ns0:Occupant[1]/ns0:PostCode_Occupant[1]" w:storeItemID="{CD000F50-284E-4494-956E-EACF853562CA}"/>
           <w:text/>
         </w:sdtPr>
         <w:sdtEndPr/>
         <w:sdtContent>
+          <w:proofErr w:type="spellStart"/>
           <w:r>
             <w:rPr>
-              <w:rFonts w:ascii="Arial" w:hAnsi="Arial" w:cs="Arial"/>
+              <w:rFonts w:cstheme="minorHAnsi"/>
               <w:lang w:val="en-US"/>
             </w:rPr>
             <w:t>PostCode_Occupant</w:t>
           </w:r>
+          <w:proofErr w:type="spellEnd"/>
         </w:sdtContent>
       </w:sdt>
       <w:r>
         <w:rPr>
-          <w:rFonts w:ascii="Arial" w:hAnsi="Arial" w:cs="Arial"/>
+          <w:rFonts w:cstheme="minorHAnsi"/>
           <w:lang w:val="en-US"/>
         </w:rPr>
         <w:t xml:space="preserve"> </w:t>
@@ -408,27 +581,29 @@
       <w:sdt>
         <w:sdtPr>
           <w:rPr>
-            <w:rFonts w:ascii="Arial" w:hAnsi="Arial" w:cs="Arial"/>
+            <w:rFonts w:cstheme="minorHAnsi"/>
             <w:lang w:val="en-US"/>
           </w:rPr>
           <w:alias w:val="#Nav: /Occupant/City_Occupant"/>
-          <w:tag w:val="#Nav: SVA DemandNoticeResidence/50012"/>
+          <w:tag w:val="#Nav: SVA_DemandNoticeResidence/50012"/>
           <w:id w:val="243386261"/>
           <w:placeholder>
             <w:docPart w:val="DefaultPlaceholder_-1854013440"/>
           </w:placeholder>
-          <w:dataBinding w:prefixMappings="xmlns:ns0='urn:microsoft-dynamics-nav/reports/SVA DemandNoticeResidence/50012/'" w:xpath="/ns0:NavWordReportXmlPart[1]/ns0:Occupant[1]/ns0:City_Occupant[1]" w:storeItemID="{4EAE29F0-DE0E-4958-A12C-3DFB817A5DA2}"/>
+          <w:dataBinding w:prefixMappings="xmlns:ns0='urn:microsoft-dynamics-nav/reports/SVA_DemandNoticeResidence/50012/'" w:xpath="/ns0:NavWordReportXmlPart[1]/ns0:Occupant[1]/ns0:City_Occupant[1]" w:storeItemID="{CD000F50-284E-4494-956E-EACF853562CA}"/>
           <w:text/>
         </w:sdtPr>
         <w:sdtEndPr/>
         <w:sdtContent>
+          <w:proofErr w:type="spellStart"/>
           <w:r>
             <w:rPr>
-              <w:rFonts w:ascii="Arial" w:hAnsi="Arial" w:cs="Arial"/>
+              <w:rFonts w:cstheme="minorHAnsi"/>
               <w:lang w:val="en-US"/>
             </w:rPr>
             <w:t>City_Occupant</w:t>
           </w:r>
+          <w:proofErr w:type="spellEnd"/>
         </w:sdtContent>
       </w:sdt>
     </w:p>
@@ -439,7 +614,7 @@
         </w:tabs>
         <w:spacing w:after="0" w:line="240" w:lineRule="auto"/>
         <w:rPr>
-          <w:rFonts w:ascii="Arial" w:hAnsi="Arial" w:cs="Arial"/>
+          <w:rFonts w:cstheme="minorHAnsi"/>
           <w:lang w:val="en-US"/>
         </w:rPr>
       </w:pPr>
@@ -451,7 +626,7 @@
         </w:tabs>
         <w:spacing w:after="0" w:line="240" w:lineRule="auto"/>
         <w:rPr>
-          <w:rFonts w:ascii="Arial" w:hAnsi="Arial" w:cs="Arial"/>
+          <w:rFonts w:cstheme="minorHAnsi"/>
           <w:lang w:val="en-US"/>
         </w:rPr>
       </w:pPr>
@@ -463,161 +638,207 @@
         </w:tabs>
         <w:spacing w:after="0" w:line="240" w:lineRule="auto"/>
         <w:rPr>
-          <w:rFonts w:ascii="Arial" w:hAnsi="Arial" w:cs="Arial"/>
+          <w:rFonts w:cstheme="minorHAnsi"/>
+          <w:lang w:val="en-US"/>
+        </w:rPr>
+      </w:pPr>
+    </w:p>
+    <w:p>
+      <w:pPr>
+        <w:tabs>
+          <w:tab w:val="left" w:pos="6804"/>
+        </w:tabs>
+        <w:spacing w:after="0" w:line="240" w:lineRule="auto"/>
+        <w:rPr>
+          <w:rFonts w:cstheme="minorHAnsi"/>
           <w:u w:val="single"/>
           <w:lang w:val="en-US"/>
         </w:rPr>
       </w:pPr>
-      <w:r>
-        <w:rPr>
-          <w:rFonts w:ascii="Arial" w:hAnsi="Arial" w:cs="Arial"/>
+      <w:proofErr w:type="spellStart"/>
+      <w:r>
+        <w:rPr>
+          <w:rFonts w:cstheme="minorHAnsi"/>
           <w:u w:val="single"/>
           <w:lang w:val="en-US"/>
         </w:rPr>
-        <w:t xml:space="preserve">Vedr.: Lejemål nr. </w:t>
+        <w:t>Vedr</w:t>
+      </w:r>
+      <w:proofErr w:type="spellEnd"/>
+      <w:r>
+        <w:rPr>
+          <w:rFonts w:cstheme="minorHAnsi"/>
+          <w:u w:val="single"/>
+          <w:lang w:val="en-US"/>
+        </w:rPr>
+        <w:t xml:space="preserve">.: </w:t>
+      </w:r>
+      <w:proofErr w:type="spellStart"/>
+      <w:r>
+        <w:rPr>
+          <w:rFonts w:cstheme="minorHAnsi"/>
+          <w:u w:val="single"/>
+          <w:lang w:val="en-US"/>
+        </w:rPr>
+        <w:t>Lejemål</w:t>
+      </w:r>
+      <w:proofErr w:type="spellEnd"/>
+      <w:r>
+        <w:rPr>
+          <w:rFonts w:cstheme="minorHAnsi"/>
+          <w:u w:val="single"/>
+          <w:lang w:val="en-US"/>
+        </w:rPr>
+        <w:t xml:space="preserve"> nr. </w:t>
       </w:r>
       <w:sdt>
         <w:sdtPr>
           <w:rPr>
-            <w:rFonts w:ascii="Arial" w:hAnsi="Arial" w:cs="Arial"/>
+            <w:rFonts w:cstheme="minorHAnsi"/>
             <w:u w:val="single"/>
             <w:lang w:val="en-US"/>
           </w:rPr>
           <w:alias w:val="#Nav: /Occupant/TenancyNo_Occupant"/>
-          <w:tag w:val="#Nav: SVA DemandNoticeResidence/50012"/>
+          <w:tag w:val="#Nav: SVA_DemandNoticeResidence/50012"/>
           <w:id w:val="557363795"/>
           <w:placeholder>
             <w:docPart w:val="DefaultPlaceholder_-1854013440"/>
           </w:placeholder>
-          <w:dataBinding w:prefixMappings="xmlns:ns0='urn:microsoft-dynamics-nav/reports/SVA DemandNoticeResidence/50012/'" w:xpath="/ns0:NavWordReportXmlPart[1]/ns0:Occupant[1]/ns0:TenancyNo_Occupant[1]" w:storeItemID="{4EAE29F0-DE0E-4958-A12C-3DFB817A5DA2}"/>
+          <w:dataBinding w:prefixMappings="xmlns:ns0='urn:microsoft-dynamics-nav/reports/SVA_DemandNoticeResidence/50012/'" w:xpath="/ns0:NavWordReportXmlPart[1]/ns0:Occupant[1]/ns0:TenancyNo_Occupant[1]" w:storeItemID="{CD000F50-284E-4494-956E-EACF853562CA}"/>
+          <w:text/>
+        </w:sdtPr>
+        <w:sdtEndPr/>
+        <w:sdtContent>
+          <w:proofErr w:type="spellStart"/>
+          <w:r>
+            <w:rPr>
+              <w:rFonts w:cstheme="minorHAnsi"/>
+              <w:u w:val="single"/>
+              <w:lang w:val="en-US"/>
+            </w:rPr>
+            <w:t>TenancyNo_Occupant</w:t>
+          </w:r>
+          <w:proofErr w:type="spellEnd"/>
+        </w:sdtContent>
+      </w:sdt>
+      <w:r>
+        <w:rPr>
+          <w:rFonts w:cstheme="minorHAnsi"/>
+          <w:u w:val="single"/>
+          <w:lang w:val="en-US"/>
+        </w:rPr>
+        <w:t>,</w:t>
+      </w:r>
+      <w:r>
+        <w:rPr>
+          <w:rFonts w:cstheme="minorHAnsi"/>
+          <w:u w:val="single"/>
+          <w:lang w:val="en-US"/>
+        </w:rPr>
+        <w:t xml:space="preserve"> </w:t>
+      </w:r>
+      <w:sdt>
+        <w:sdtPr>
+          <w:rPr>
+            <w:rFonts w:cstheme="minorHAnsi"/>
+            <w:u w:val="single"/>
+            <w:lang w:val="en-US"/>
+          </w:rPr>
+          <w:alias w:val="#Nav: /Occupant/Tenancy/Address1_Tenancy"/>
+          <w:tag w:val="#Nav: SVA_DemandNoticeResidence/50012"/>
+          <w:id w:val="-332536867"/>
+          <w:placeholder>
+            <w:docPart w:val="DefaultPlaceholder_-1854013440"/>
+          </w:placeholder>
+          <w:dataBinding w:prefixMappings="xmlns:ns0='urn:microsoft-dynamics-nav/reports/SVA_DemandNoticeResidence/50012/'" w:xpath="/ns0:NavWordReportXmlPart[1]/ns0:Occupant[1]/ns0:Tenancy[1]/ns0:Address1_Tenancy[1]" w:storeItemID="{CD000F50-284E-4494-956E-EACF853562CA}"/>
           <w:text/>
         </w:sdtPr>
         <w:sdtEndPr/>
         <w:sdtContent>
           <w:r>
             <w:rPr>
-              <w:rFonts w:ascii="Arial" w:hAnsi="Arial" w:cs="Arial"/>
+              <w:rFonts w:cstheme="minorHAnsi"/>
               <w:u w:val="single"/>
               <w:lang w:val="en-US"/>
             </w:rPr>
-            <w:t>TenancyNo_Occupant</w:t>
+            <w:t>Address1_Tenancy</w:t>
           </w:r>
         </w:sdtContent>
       </w:sdt>
       <w:r>
         <w:rPr>
-          <w:rFonts w:ascii="Arial" w:hAnsi="Arial" w:cs="Arial"/>
+          <w:rFonts w:cstheme="minorHAnsi"/>
           <w:u w:val="single"/>
           <w:lang w:val="en-US"/>
         </w:rPr>
-        <w:t>,</w:t>
-      </w:r>
-      <w:r>
-        <w:rPr>
-          <w:rFonts w:ascii="Arial" w:hAnsi="Arial" w:cs="Arial"/>
-          <w:u w:val="single"/>
-          <w:lang w:val="en-US"/>
-        </w:rPr>
-        <w:t xml:space="preserve"> </w:t>
+        <w:t xml:space="preserve">, </w:t>
       </w:r>
       <w:sdt>
         <w:sdtPr>
           <w:rPr>
-            <w:rFonts w:ascii="Arial" w:hAnsi="Arial" w:cs="Arial"/>
+            <w:rFonts w:cstheme="minorHAnsi"/>
             <w:u w:val="single"/>
             <w:lang w:val="en-US"/>
           </w:rPr>
-          <w:alias w:val="#Nav: /Occupant/Tenancy/Address1_Tenancy"/>
-          <w:tag w:val="#Nav: SVA DemandNoticeResidence/50012"/>
-          <w:id w:val="-332536867"/>
+          <w:alias w:val="#Nav: /Occupant/Tenancy/PostCode_Tenancy"/>
+          <w:tag w:val="#Nav: SVA_DemandNoticeResidence/50012"/>
+          <w:id w:val="-824306"/>
           <w:placeholder>
             <w:docPart w:val="DefaultPlaceholder_-1854013440"/>
           </w:placeholder>
-          <w:dataBinding w:prefixMappings="xmlns:ns0='urn:microsoft-dynamics-nav/reports/SVA DemandNoticeResidence/50012/'" w:xpath="/ns0:NavWordReportXmlPart[1]/ns0:Occupant[1]/ns0:Tenancy[1]/ns0:Address1_Tenancy[1]" w:storeItemID="{4EAE29F0-DE0E-4958-A12C-3DFB817A5DA2}"/>
+          <w:dataBinding w:prefixMappings="xmlns:ns0='urn:microsoft-dynamics-nav/reports/SVA_DemandNoticeResidence/50012/'" w:xpath="/ns0:NavWordReportXmlPart[1]/ns0:Occupant[1]/ns0:Tenancy[1]/ns0:PostCode_Tenancy[1]" w:storeItemID="{CD000F50-284E-4494-956E-EACF853562CA}"/>
           <w:text/>
         </w:sdtPr>
         <w:sdtEndPr/>
         <w:sdtContent>
+          <w:proofErr w:type="spellStart"/>
           <w:r>
             <w:rPr>
-              <w:rFonts w:ascii="Arial" w:hAnsi="Arial" w:cs="Arial"/>
+              <w:rFonts w:cstheme="minorHAnsi"/>
               <w:u w:val="single"/>
               <w:lang w:val="en-US"/>
             </w:rPr>
-            <w:t>Address1_Tenancy</w:t>
+            <w:t>PostCode_Tenancy</w:t>
           </w:r>
+          <w:proofErr w:type="spellEnd"/>
         </w:sdtContent>
       </w:sdt>
       <w:r>
         <w:rPr>
-          <w:rFonts w:ascii="Arial" w:hAnsi="Arial" w:cs="Arial"/>
+          <w:rFonts w:cstheme="minorHAnsi"/>
           <w:u w:val="single"/>
           <w:lang w:val="en-US"/>
         </w:rPr>
-        <w:t xml:space="preserve">, </w:t>
+        <w:t xml:space="preserve"> </w:t>
       </w:r>
       <w:sdt>
         <w:sdtPr>
           <w:rPr>
-            <w:rFonts w:ascii="Arial" w:hAnsi="Arial" w:cs="Arial"/>
+            <w:rFonts w:cstheme="minorHAnsi"/>
             <w:u w:val="single"/>
             <w:lang w:val="en-US"/>
           </w:rPr>
-          <w:alias w:val="#Nav: /Occupant/Tenancy/PostCode_Tenancy"/>
-          <w:tag w:val="#Nav: SVA DemandNoticeResidence/50012"/>
-          <w:id w:val="-824306"/>
+          <w:alias w:val="#Nav: /Occupant/Tenancy/City_Tenancy"/>
+          <w:tag w:val="#Nav: SVA_DemandNoticeResidence/50012"/>
+          <w:id w:val="-1056707292"/>
           <w:placeholder>
             <w:docPart w:val="DefaultPlaceholder_-1854013440"/>
           </w:placeholder>
-          <w:dataBinding w:prefixMappings="xmlns:ns0='urn:microsoft-dynamics-nav/reports/SVA DemandNoticeResidence/50012/'" w:xpath="/ns0:NavWordReportXmlPart[1]/ns0:Occupant[1]/ns0:Tenancy[1]/ns0:PostCode_Tenancy[1]" w:storeItemID="{4EAE29F0-DE0E-4958-A12C-3DFB817A5DA2}"/>
+          <w:dataBinding w:prefixMappings="xmlns:ns0='urn:microsoft-dynamics-nav/reports/SVA_DemandNoticeResidence/50012/'" w:xpath="/ns0:NavWordReportXmlPart[1]/ns0:Occupant[1]/ns0:Tenancy[1]/ns0:City_Tenancy[1]" w:storeItemID="{CD000F50-284E-4494-956E-EACF853562CA}"/>
           <w:text/>
         </w:sdtPr>
         <w:sdtEndPr/>
         <w:sdtContent>
+          <w:proofErr w:type="spellStart"/>
           <w:r>
             <w:rPr>
-              <w:rFonts w:ascii="Arial" w:hAnsi="Arial" w:cs="Arial"/>
+              <w:rFonts w:cstheme="minorHAnsi"/>
               <w:u w:val="single"/>
               <w:lang w:val="en-US"/>
             </w:rPr>
-            <w:t>PostCode_Tenancy</w:t>
-          </w:r>
-        </w:sdtContent>
-      </w:sdt>
-      <w:r>
-        <w:rPr>
-          <w:rFonts w:ascii="Arial" w:hAnsi="Arial" w:cs="Arial"/>
-          <w:u w:val="single"/>
-          <w:lang w:val="en-US"/>
-        </w:rPr>
-        <w:t xml:space="preserve"> </w:t>
-      </w:r>
-      <w:sdt>
-        <w:sdtPr>
-          <w:rPr>
-            <w:rFonts w:ascii="Arial" w:hAnsi="Arial" w:cs="Arial"/>
-            <w:u w:val="single"/>
-            <w:lang w:val="en-US"/>
-          </w:rPr>
-          <w:alias w:val="#Nav: /Occupant/Tenancy/City_Tenancy"/>
-          <w:tag w:val="#Nav: SVA DemandNoticeResidence/50012"/>
-          <w:id w:val="-1056707292"/>
-          <w:placeholder>
-            <w:docPart w:val="DefaultPlaceholder_-1854013440"/>
-          </w:placeholder>
-          <w:dataBinding w:prefixMappings="xmlns:ns0='urn:microsoft-dynamics-nav/reports/SVA DemandNoticeResidence/50012/'" w:xpath="/ns0:NavWordReportXmlPart[1]/ns0:Occupant[1]/ns0:Tenancy[1]/ns0:City_Tenancy[1]" w:storeItemID="{4EAE29F0-DE0E-4958-A12C-3DFB817A5DA2}"/>
-          <w:text/>
-        </w:sdtPr>
-        <w:sdtEndPr/>
-        <w:sdtContent>
-          <w:r>
-            <w:rPr>
-              <w:rFonts w:ascii="Arial" w:hAnsi="Arial" w:cs="Arial"/>
-              <w:u w:val="single"/>
-              <w:lang w:val="en-US"/>
-            </w:rPr>
             <w:t>City_Tenancy</w:t>
           </w:r>
+          <w:proofErr w:type="spellEnd"/>
         </w:sdtContent>
       </w:sdt>
     </w:p>
@@ -628,7 +849,7 @@
         </w:tabs>
         <w:spacing w:after="0" w:line="240" w:lineRule="auto"/>
         <w:rPr>
-          <w:rFonts w:ascii="Arial" w:hAnsi="Arial" w:cs="Arial"/>
+          <w:rFonts w:cstheme="minorHAnsi"/>
           <w:lang w:val="en-US"/>
         </w:rPr>
       </w:pPr>
@@ -640,7 +861,19 @@
         </w:tabs>
         <w:spacing w:after="0" w:line="240" w:lineRule="auto"/>
         <w:rPr>
-          <w:rFonts w:ascii="Arial" w:hAnsi="Arial" w:cs="Arial"/>
+          <w:rFonts w:cstheme="minorHAnsi"/>
+          <w:lang w:val="en-US"/>
+        </w:rPr>
+      </w:pPr>
+    </w:p>
+    <w:p>
+      <w:pPr>
+        <w:tabs>
+          <w:tab w:val="left" w:pos="6804"/>
+        </w:tabs>
+        <w:spacing w:after="0" w:line="240" w:lineRule="auto"/>
+        <w:rPr>
+          <w:rFonts w:cstheme="minorHAnsi"/>
           <w:lang w:val="en-US"/>
         </w:rPr>
       </w:pPr>
@@ -677,12 +910,14 @@
             <w:pPr>
               <w:pStyle w:val="Overskrift1"/>
               <w:rPr>
+                <w:rFonts w:cstheme="minorHAnsi"/>
                 <w:sz w:val="22"/>
                 <w:szCs w:val="22"/>
               </w:rPr>
             </w:pPr>
             <w:r>
               <w:rPr>
+                <w:rFonts w:cstheme="minorHAnsi"/>
                 <w:sz w:val="22"/>
                 <w:szCs w:val="22"/>
               </w:rPr>
@@ -699,17 +934,21 @@
             <w:pPr>
               <w:pStyle w:val="Overskrift1"/>
               <w:rPr>
+                <w:rFonts w:cstheme="minorHAnsi"/>
                 <w:sz w:val="22"/>
                 <w:szCs w:val="22"/>
               </w:rPr>
             </w:pPr>
+            <w:proofErr w:type="spellStart"/>
             <w:r>
               <w:rPr>
+                <w:rFonts w:cstheme="minorHAnsi"/>
                 <w:sz w:val="22"/>
                 <w:szCs w:val="22"/>
               </w:rPr>
               <w:t>Bilag</w:t>
             </w:r>
+            <w:proofErr w:type="spellEnd"/>
           </w:p>
         </w:tc>
         <w:tc>
@@ -721,17 +960,21 @@
             <w:pPr>
               <w:pStyle w:val="Overskrift1"/>
               <w:rPr>
+                <w:rFonts w:cstheme="minorHAnsi"/>
                 <w:sz w:val="22"/>
                 <w:szCs w:val="22"/>
               </w:rPr>
             </w:pPr>
+            <w:proofErr w:type="spellStart"/>
             <w:r>
               <w:rPr>
+                <w:rFonts w:cstheme="minorHAnsi"/>
                 <w:sz w:val="22"/>
                 <w:szCs w:val="22"/>
               </w:rPr>
               <w:t>Tekst</w:t>
             </w:r>
+            <w:proofErr w:type="spellEnd"/>
           </w:p>
         </w:tc>
         <w:tc>
@@ -742,19 +985,22 @@
           <w:p>
             <w:pPr>
               <w:pStyle w:val="Overskrift1"/>
-              <w:jc w:val="right"/>
               <w:rPr>
+                <w:rFonts w:cstheme="minorHAnsi"/>
                 <w:sz w:val="22"/>
                 <w:szCs w:val="22"/>
               </w:rPr>
             </w:pPr>
+            <w:proofErr w:type="spellStart"/>
             <w:r>
               <w:rPr>
+                <w:rFonts w:cstheme="minorHAnsi"/>
                 <w:sz w:val="22"/>
                 <w:szCs w:val="22"/>
               </w:rPr>
               <w:t>Forfaldsdato</w:t>
             </w:r>
+            <w:proofErr w:type="spellEnd"/>
           </w:p>
         </w:tc>
         <w:tc>
@@ -768,16 +1014,28 @@
               <w:pStyle w:val="Overskrift1"/>
               <w:jc w:val="right"/>
               <w:rPr>
+                <w:rFonts w:cstheme="minorHAnsi"/>
                 <w:sz w:val="22"/>
                 <w:szCs w:val="22"/>
               </w:rPr>
             </w:pPr>
+            <w:proofErr w:type="spellStart"/>
             <w:r>
               <w:rPr>
+                <w:rFonts w:cstheme="minorHAnsi"/>
                 <w:sz w:val="22"/>
                 <w:szCs w:val="22"/>
               </w:rPr>
-              <w:t>Beløb DKK</w:t>
+              <w:t>Beløb</w:t>
+            </w:r>
+            <w:proofErr w:type="spellEnd"/>
+            <w:r>
+              <w:rPr>
+                <w:rFonts w:cstheme="minorHAnsi"/>
+                <w:sz w:val="22"/>
+                <w:szCs w:val="22"/>
+              </w:rPr>
+              <w:t xml:space="preserve"> DKK</w:t>
             </w:r>
           </w:p>
         </w:tc>
@@ -794,29 +1052,52 @@
               <w:pStyle w:val="Overskrift1"/>
               <w:jc w:val="right"/>
               <w:rPr>
+                <w:rFonts w:cstheme="minorHAnsi"/>
                 <w:sz w:val="22"/>
                 <w:szCs w:val="22"/>
               </w:rPr>
             </w:pPr>
+            <w:proofErr w:type="spellStart"/>
             <w:r>
               <w:rPr>
+                <w:rFonts w:cstheme="minorHAnsi"/>
                 <w:sz w:val="22"/>
                 <w:szCs w:val="22"/>
               </w:rPr>
-              <w:t>Forfaldent beløb</w:t>
+              <w:t>Forfaldent</w:t>
             </w:r>
+            <w:proofErr w:type="spellEnd"/>
+            <w:r>
+              <w:rPr>
+                <w:rFonts w:cstheme="minorHAnsi"/>
+                <w:sz w:val="22"/>
+                <w:szCs w:val="22"/>
+              </w:rPr>
+              <w:t xml:space="preserve"> </w:t>
+            </w:r>
+            <w:proofErr w:type="spellStart"/>
+            <w:r>
+              <w:rPr>
+                <w:rFonts w:cstheme="minorHAnsi"/>
+                <w:sz w:val="22"/>
+                <w:szCs w:val="22"/>
+              </w:rPr>
+              <w:t>beløb</w:t>
+            </w:r>
+            <w:proofErr w:type="spellEnd"/>
           </w:p>
         </w:tc>
       </w:tr>
       <w:sdt>
         <w:sdtPr>
           <w:rPr>
+            <w:rFonts w:cstheme="minorHAnsi"/>
             <w:lang w:val="da-DK"/>
           </w:rPr>
           <w:alias w:val="#Nav: /Occupant/Sales_Invoice_Header"/>
-          <w:tag w:val="#Nav: SVA DemandNoticeResidence/50012"/>
+          <w:tag w:val="#Nav: SVA_DemandNoticeResidence/50012"/>
           <w:id w:val="-1795512018"/>
-          <w15:dataBinding w:prefixMappings="xmlns:ns0='urn:microsoft-dynamics-nav/reports/SVA DemandNoticeResidence/50012/'" w:xpath="/ns0:NavWordReportXmlPart[1]/ns0:Occupant[1]/ns0:Sales_Invoice_Header" w:storeItemID="{4EAE29F0-DE0E-4958-A12C-3DFB817A5DA2}"/>
+          <w15:dataBinding w:prefixMappings="xmlns:ns0='urn:microsoft-dynamics-nav/reports/SVA_DemandNoticeResidence/50012/'" w:xpath="/ns0:NavWordReportXmlPart[1]/ns0:Occupant[1]/ns0:Sales_Invoice_Header" w:storeItemID="{CD000F50-284E-4494-956E-EACF853562CA}"/>
           <w15:repeatingSection/>
         </w:sdtPr>
         <w:sdtEndPr/>
@@ -824,6 +1105,7 @@
           <w:sdt>
             <w:sdtPr>
               <w:rPr>
+                <w:rFonts w:cstheme="minorHAnsi"/>
                 <w:lang w:val="da-DK"/>
               </w:rPr>
               <w:id w:val="-114991499"/>
@@ -841,15 +1123,16 @@
                 <w:sdt>
                   <w:sdtPr>
                     <w:rPr>
+                      <w:rFonts w:cstheme="minorHAnsi"/>
                       <w:lang w:val="da-DK"/>
                     </w:rPr>
                     <w:alias w:val="#Nav: /Occupant/Sales_Invoice_Header/PostingDate_SalesInvoiceHeader"/>
-                    <w:tag w:val="#Nav: SVA DemandNoticeResidence/50012"/>
+                    <w:tag w:val="#Nav: SVA_DemandNoticeResidence/50012"/>
                     <w:id w:val="2006863028"/>
                     <w:placeholder>
                       <w:docPart w:val="DefaultPlaceholder_-1854013440"/>
                     </w:placeholder>
-                    <w:dataBinding w:prefixMappings="xmlns:ns0='urn:microsoft-dynamics-nav/reports/SVA DemandNoticeResidence/50012/'" w:xpath="/ns0:NavWordReportXmlPart[1]/ns0:Occupant[1]/ns0:Sales_Invoice_Header[1]/ns0:PostingDate_SalesInvoiceHeader[1]" w:storeItemID="{4EAE29F0-DE0E-4958-A12C-3DFB817A5DA2}"/>
+                    <w:dataBinding w:prefixMappings="xmlns:ns0='urn:microsoft-dynamics-nav/reports/SVA_DemandNoticeResidence/50012/'" w:xpath="/ns0:NavWordReportXmlPart[1]/ns0:Occupant[1]/ns0:Sales_Invoice_Header[1]/ns0:PostingDate_SalesInvoiceHeader[1]" w:storeItemID="{CD000F50-284E-4494-956E-EACF853562CA}"/>
                     <w:text/>
                   </w:sdtPr>
                   <w:sdtEndPr/>
@@ -862,15 +1145,19 @@
                         <w:pPr>
                           <w:pStyle w:val="Ingenafstand"/>
                           <w:rPr>
+                            <w:rFonts w:cstheme="minorHAnsi"/>
                             <w:lang w:val="da-DK"/>
                           </w:rPr>
                         </w:pPr>
+                        <w:proofErr w:type="spellStart"/>
                         <w:r>
                           <w:rPr>
+                            <w:rFonts w:cstheme="minorHAnsi"/>
                             <w:lang w:val="da-DK"/>
                           </w:rPr>
                           <w:t>PostingDate_SalesInvoiceHeader</w:t>
                         </w:r>
+                        <w:proofErr w:type="spellEnd"/>
                       </w:p>
                     </w:tc>
                   </w:sdtContent>
@@ -878,15 +1165,16 @@
                 <w:sdt>
                   <w:sdtPr>
                     <w:rPr>
+                      <w:rFonts w:cstheme="minorHAnsi"/>
                       <w:lang w:val="da-DK"/>
                     </w:rPr>
                     <w:alias w:val="#Nav: /Occupant/Sales_Invoice_Header/No_SalesInvoiceHeader"/>
-                    <w:tag w:val="#Nav: SVA DemandNoticeResidence/50012"/>
+                    <w:tag w:val="#Nav: SVA_DemandNoticeResidence/50012"/>
                     <w:id w:val="-62955165"/>
                     <w:placeholder>
                       <w:docPart w:val="DefaultPlaceholder_-1854013440"/>
                     </w:placeholder>
-                    <w:dataBinding w:prefixMappings="xmlns:ns0='urn:microsoft-dynamics-nav/reports/SVA DemandNoticeResidence/50012/'" w:xpath="/ns0:NavWordReportXmlPart[1]/ns0:Occupant[1]/ns0:Sales_Invoice_Header[1]/ns0:No_SalesInvoiceHeader[1]" w:storeItemID="{4EAE29F0-DE0E-4958-A12C-3DFB817A5DA2}"/>
+                    <w:dataBinding w:prefixMappings="xmlns:ns0='urn:microsoft-dynamics-nav/reports/SVA_DemandNoticeResidence/50012/'" w:xpath="/ns0:NavWordReportXmlPart[1]/ns0:Occupant[1]/ns0:Sales_Invoice_Header[1]/ns0:No_SalesInvoiceHeader[1]" w:storeItemID="{CD000F50-284E-4494-956E-EACF853562CA}"/>
                     <w:text/>
                   </w:sdtPr>
                   <w:sdtEndPr/>
@@ -899,15 +1187,19 @@
                         <w:pPr>
                           <w:pStyle w:val="Ingenafstand"/>
                           <w:rPr>
+                            <w:rFonts w:cstheme="minorHAnsi"/>
                             <w:lang w:val="da-DK"/>
                           </w:rPr>
                         </w:pPr>
+                        <w:proofErr w:type="spellStart"/>
                         <w:r>
                           <w:rPr>
+                            <w:rFonts w:cstheme="minorHAnsi"/>
                             <w:lang w:val="da-DK"/>
                           </w:rPr>
                           <w:t>No_SalesInvoiceHeader</w:t>
                         </w:r>
+                        <w:proofErr w:type="spellEnd"/>
                       </w:p>
                     </w:tc>
                   </w:sdtContent>
@@ -915,15 +1207,16 @@
                 <w:sdt>
                   <w:sdtPr>
                     <w:rPr>
+                      <w:rFonts w:cstheme="minorHAnsi"/>
                       <w:lang w:val="da-DK"/>
                     </w:rPr>
                     <w:alias w:val="#Nav: /Occupant/Sales_Invoice_Header/PostingDescr"/>
-                    <w:tag w:val="#Nav: SVA DemandNoticeResidence/50012"/>
+                    <w:tag w:val="#Nav: SVA_DemandNoticeResidence/50012"/>
                     <w:id w:val="1541629590"/>
                     <w:placeholder>
                       <w:docPart w:val="DefaultPlaceholder_-1854013440"/>
                     </w:placeholder>
-                    <w:dataBinding w:prefixMappings="xmlns:ns0='urn:microsoft-dynamics-nav/reports/SVA DemandNoticeResidence/50012/'" w:xpath="/ns0:NavWordReportXmlPart[1]/ns0:Occupant[1]/ns0:Sales_Invoice_Header[1]/ns0:PostingDescr[1]" w:storeItemID="{4EAE29F0-DE0E-4958-A12C-3DFB817A5DA2}"/>
+                    <w:dataBinding w:prefixMappings="xmlns:ns0='urn:microsoft-dynamics-nav/reports/SVA_DemandNoticeResidence/50012/'" w:xpath="/ns0:NavWordReportXmlPart[1]/ns0:Occupant[1]/ns0:Sales_Invoice_Header[1]/ns0:PostingDescr[1]" w:storeItemID="{CD000F50-284E-4494-956E-EACF853562CA}"/>
                     <w:text/>
                   </w:sdtPr>
                   <w:sdtEndPr/>
@@ -936,15 +1229,19 @@
                         <w:pPr>
                           <w:pStyle w:val="Ingenafstand"/>
                           <w:rPr>
+                            <w:rFonts w:cstheme="minorHAnsi"/>
                             <w:lang w:val="da-DK"/>
                           </w:rPr>
                         </w:pPr>
+                        <w:proofErr w:type="spellStart"/>
                         <w:r>
                           <w:rPr>
+                            <w:rFonts w:cstheme="minorHAnsi"/>
                             <w:lang w:val="da-DK"/>
                           </w:rPr>
                           <w:t>PostingDescr</w:t>
                         </w:r>
+                        <w:proofErr w:type="spellEnd"/>
                       </w:p>
                     </w:tc>
                   </w:sdtContent>
@@ -952,15 +1249,16 @@
                 <w:sdt>
                   <w:sdtPr>
                     <w:rPr>
+                      <w:rFonts w:cstheme="minorHAnsi"/>
                       <w:lang w:val="da-DK"/>
                     </w:rPr>
                     <w:alias w:val="#Nav: /Occupant/Sales_Invoice_Header/DueDate_SalesInvoiceHeader"/>
-                    <w:tag w:val="#Nav: SVA DemandNoticeResidence/50012"/>
+                    <w:tag w:val="#Nav: SVA_DemandNoticeResidence/50012"/>
                     <w:id w:val="-405767483"/>
                     <w:placeholder>
                       <w:docPart w:val="DefaultPlaceholder_-1854013440"/>
                     </w:placeholder>
-                    <w:dataBinding w:prefixMappings="xmlns:ns0='urn:microsoft-dynamics-nav/reports/SVA DemandNoticeResidence/50012/'" w:xpath="/ns0:NavWordReportXmlPart[1]/ns0:Occupant[1]/ns0:Sales_Invoice_Header[1]/ns0:DueDate_SalesInvoiceHeader[1]" w:storeItemID="{4EAE29F0-DE0E-4958-A12C-3DFB817A5DA2}"/>
+                    <w:dataBinding w:prefixMappings="xmlns:ns0='urn:microsoft-dynamics-nav/reports/SVA_DemandNoticeResidence/50012/'" w:xpath="/ns0:NavWordReportXmlPart[1]/ns0:Occupant[1]/ns0:Sales_Invoice_Header[1]/ns0:DueDate_SalesInvoiceHeader[1]" w:storeItemID="{CD000F50-284E-4494-956E-EACF853562CA}"/>
                     <w:text/>
                   </w:sdtPr>
                   <w:sdtEndPr/>
@@ -973,15 +1271,19 @@
                         <w:pPr>
                           <w:pStyle w:val="Ingenafstand"/>
                           <w:rPr>
+                            <w:rFonts w:cstheme="minorHAnsi"/>
                             <w:lang w:val="da-DK"/>
                           </w:rPr>
                         </w:pPr>
+                        <w:proofErr w:type="spellStart"/>
                         <w:r>
                           <w:rPr>
+                            <w:rFonts w:cstheme="minorHAnsi"/>
                             <w:lang w:val="da-DK"/>
                           </w:rPr>
                           <w:t>DueDate_SalesInvoiceHeader</w:t>
                         </w:r>
+                        <w:proofErr w:type="spellEnd"/>
                       </w:p>
                     </w:tc>
                   </w:sdtContent>
@@ -989,15 +1291,16 @@
                 <w:sdt>
                   <w:sdtPr>
                     <w:rPr>
+                      <w:rFonts w:cstheme="minorHAnsi"/>
                       <w:lang w:val="da-DK"/>
                     </w:rPr>
                     <w:alias w:val="#Nav: /Occupant/Sales_Invoice_Header/AmountIncludingVAT_SalesInvoiceHeader"/>
-                    <w:tag w:val="#Nav: SVA DemandNoticeResidence/50012"/>
+                    <w:tag w:val="#Nav: SVA_DemandNoticeResidence/50012"/>
                     <w:id w:val="839964122"/>
                     <w:placeholder>
                       <w:docPart w:val="DefaultPlaceholder_-1854013440"/>
                     </w:placeholder>
-                    <w:dataBinding w:prefixMappings="xmlns:ns0='urn:microsoft-dynamics-nav/reports/SVA DemandNoticeResidence/50012/'" w:xpath="/ns0:NavWordReportXmlPart[1]/ns0:Occupant[1]/ns0:Sales_Invoice_Header[1]/ns0:AmountIncludingVAT_SalesInvoiceHeader[1]" w:storeItemID="{4EAE29F0-DE0E-4958-A12C-3DFB817A5DA2}"/>
+                    <w:dataBinding w:prefixMappings="xmlns:ns0='urn:microsoft-dynamics-nav/reports/SVA_DemandNoticeResidence/50012/'" w:xpath="/ns0:NavWordReportXmlPart[1]/ns0:Occupant[1]/ns0:Sales_Invoice_Header[1]/ns0:AmountIncludingVAT_SalesInvoiceHeader[1]" w:storeItemID="{CD000F50-284E-4494-956E-EACF853562CA}"/>
                     <w:text/>
                   </w:sdtPr>
                   <w:sdtEndPr/>
@@ -1011,15 +1314,19 @@
                         <w:pPr>
                           <w:pStyle w:val="Ingenafstand"/>
                           <w:rPr>
+                            <w:rFonts w:cstheme="minorHAnsi"/>
                             <w:lang w:val="da-DK"/>
                           </w:rPr>
                         </w:pPr>
+                        <w:proofErr w:type="spellStart"/>
                         <w:r>
                           <w:rPr>
+                            <w:rFonts w:cstheme="minorHAnsi"/>
                             <w:lang w:val="da-DK"/>
                           </w:rPr>
                           <w:t>AmountIncludingVAT_SalesInvoiceHeader</w:t>
                         </w:r>
+                        <w:proofErr w:type="spellEnd"/>
                       </w:p>
                     </w:tc>
                   </w:sdtContent>
@@ -1027,15 +1334,16 @@
                 <w:sdt>
                   <w:sdtPr>
                     <w:rPr>
+                      <w:rFonts w:cstheme="minorHAnsi"/>
                       <w:lang w:val="da-DK"/>
                     </w:rPr>
                     <w:alias w:val="#Nav: /Occupant/Sales_Invoice_Header/RemainingAmount_SalesInvoiceHeader"/>
-                    <w:tag w:val="#Nav: SVA DemandNoticeResidence/50012"/>
+                    <w:tag w:val="#Nav: SVA_DemandNoticeResidence/50012"/>
                     <w:id w:val="2019880975"/>
                     <w:placeholder>
                       <w:docPart w:val="DefaultPlaceholder_-1854013440"/>
                     </w:placeholder>
-                    <w:dataBinding w:prefixMappings="xmlns:ns0='urn:microsoft-dynamics-nav/reports/SVA DemandNoticeResidence/50012/'" w:xpath="/ns0:NavWordReportXmlPart[1]/ns0:Occupant[1]/ns0:Sales_Invoice_Header[1]/ns0:RemainingAmount_SalesInvoiceHeader[1]" w:storeItemID="{4EAE29F0-DE0E-4958-A12C-3DFB817A5DA2}"/>
+                    <w:dataBinding w:prefixMappings="xmlns:ns0='urn:microsoft-dynamics-nav/reports/SVA_DemandNoticeResidence/50012/'" w:xpath="/ns0:NavWordReportXmlPart[1]/ns0:Occupant[1]/ns0:Sales_Invoice_Header[1]/ns0:RemainingAmount_SalesInvoiceHeader[1]" w:storeItemID="{CD000F50-284E-4494-956E-EACF853562CA}"/>
                     <w:text/>
                   </w:sdtPr>
                   <w:sdtEndPr/>
@@ -1051,15 +1359,19 @@
                         <w:pPr>
                           <w:pStyle w:val="Ingenafstand"/>
                           <w:rPr>
+                            <w:rFonts w:cstheme="minorHAnsi"/>
                             <w:lang w:val="da-DK"/>
                           </w:rPr>
                         </w:pPr>
+                        <w:proofErr w:type="spellStart"/>
                         <w:r>
                           <w:rPr>
+                            <w:rFonts w:cstheme="minorHAnsi"/>
                             <w:lang w:val="da-DK"/>
                           </w:rPr>
                           <w:t>RemainingAmount_SalesInvoiceHeader</w:t>
                         </w:r>
+                        <w:proofErr w:type="spellEnd"/>
                       </w:p>
                     </w:tc>
                   </w:sdtContent>
@@ -1081,6 +1393,7 @@
             <w:pPr>
               <w:pStyle w:val="Ingenafstand"/>
               <w:rPr>
+                <w:rFonts w:cstheme="minorHAnsi"/>
                 <w:lang w:val="da-DK"/>
               </w:rPr>
             </w:pPr>
@@ -1094,6 +1407,7 @@
             <w:pPr>
               <w:pStyle w:val="Ingenafstand"/>
               <w:rPr>
+                <w:rFonts w:cstheme="minorHAnsi"/>
                 <w:lang w:val="da-DK"/>
               </w:rPr>
             </w:pPr>
@@ -1107,6 +1421,7 @@
             <w:pPr>
               <w:pStyle w:val="Ingenafstand"/>
               <w:rPr>
+                <w:rFonts w:cstheme="minorHAnsi"/>
                 <w:lang w:val="da-DK"/>
               </w:rPr>
             </w:pPr>
@@ -1120,6 +1435,7 @@
             <w:pPr>
               <w:pStyle w:val="Ingenafstand"/>
               <w:rPr>
+                <w:rFonts w:cstheme="minorHAnsi"/>
                 <w:lang w:val="da-DK"/>
               </w:rPr>
             </w:pPr>
@@ -1134,6 +1450,7 @@
             <w:pPr>
               <w:pStyle w:val="Ingenafstand"/>
               <w:rPr>
+                <w:rFonts w:cstheme="minorHAnsi"/>
                 <w:lang w:val="da-DK"/>
               </w:rPr>
             </w:pPr>
@@ -1150,6 +1467,7 @@
             <w:pPr>
               <w:pStyle w:val="Ingenafstand"/>
               <w:rPr>
+                <w:rFonts w:cstheme="minorHAnsi"/>
                 <w:lang w:val="da-DK"/>
               </w:rPr>
             </w:pPr>
@@ -1168,6 +1486,7 @@
             <w:pPr>
               <w:pStyle w:val="Ingenafstand"/>
               <w:rPr>
+                <w:rFonts w:cstheme="minorHAnsi"/>
                 <w:lang w:val="da-DK"/>
               </w:rPr>
             </w:pPr>
@@ -1181,6 +1500,7 @@
             <w:pPr>
               <w:pStyle w:val="Ingenafstand"/>
               <w:rPr>
+                <w:rFonts w:cstheme="minorHAnsi"/>
                 <w:lang w:val="da-DK"/>
               </w:rPr>
             </w:pPr>
@@ -1194,6 +1514,7 @@
             <w:pPr>
               <w:pStyle w:val="Ingenafstand"/>
               <w:rPr>
+                <w:rFonts w:cstheme="minorHAnsi"/>
                 <w:lang w:val="da-DK"/>
               </w:rPr>
             </w:pPr>
@@ -1207,6 +1528,7 @@
             <w:pPr>
               <w:pStyle w:val="Ingenafstand"/>
               <w:rPr>
+                <w:rFonts w:cstheme="minorHAnsi"/>
                 <w:lang w:val="da-DK"/>
               </w:rPr>
             </w:pPr>
@@ -1221,6 +1543,7 @@
             <w:pPr>
               <w:pStyle w:val="Ingenafstand"/>
               <w:rPr>
+                <w:rFonts w:cstheme="minorHAnsi"/>
                 <w:lang w:val="da-DK"/>
               </w:rPr>
             </w:pPr>
@@ -1237,6 +1560,7 @@
             <w:pPr>
               <w:pStyle w:val="Ingenafstand"/>
               <w:rPr>
+                <w:rFonts w:cstheme="minorHAnsi"/>
                 <w:lang w:val="da-DK"/>
               </w:rPr>
             </w:pPr>
@@ -1255,6 +1579,7 @@
             <w:pPr>
               <w:pStyle w:val="Ingenafstand"/>
               <w:rPr>
+                <w:rFonts w:cstheme="minorHAnsi"/>
                 <w:lang w:val="da-DK"/>
               </w:rPr>
             </w:pPr>
@@ -1268,6 +1593,7 @@
             <w:pPr>
               <w:pStyle w:val="Ingenafstand"/>
               <w:rPr>
+                <w:rFonts w:cstheme="minorHAnsi"/>
                 <w:lang w:val="da-DK"/>
               </w:rPr>
             </w:pPr>
@@ -1281,6 +1607,7 @@
             <w:pPr>
               <w:pStyle w:val="Ingenafstand"/>
               <w:rPr>
+                <w:rFonts w:cstheme="minorHAnsi"/>
                 <w:lang w:val="da-DK"/>
               </w:rPr>
             </w:pPr>
@@ -1295,29 +1622,41 @@
             <w:pPr>
               <w:pStyle w:val="Ingenafstand"/>
               <w:rPr>
+                <w:rFonts w:cstheme="minorHAnsi"/>
                 <w:b/>
               </w:rPr>
             </w:pPr>
             <w:r>
               <w:rPr>
+                <w:rFonts w:cstheme="minorHAnsi"/>
                 <w:b/>
               </w:rPr>
-              <w:t>I alt forfaldent</w:t>
+              <w:t xml:space="preserve">I alt </w:t>
             </w:r>
+            <w:proofErr w:type="spellStart"/>
+            <w:r>
+              <w:rPr>
+                <w:rFonts w:cstheme="minorHAnsi"/>
+                <w:b/>
+              </w:rPr>
+              <w:t>forfaldent</w:t>
+            </w:r>
+            <w:proofErr w:type="spellEnd"/>
           </w:p>
         </w:tc>
         <w:sdt>
           <w:sdtPr>
             <w:rPr>
+              <w:rFonts w:cstheme="minorHAnsi"/>
               <w:b/>
             </w:rPr>
             <w:alias w:val="#Nav: /Company_Information/InvoicesAmount"/>
-            <w:tag w:val="#Nav: SVA DemandNoticeResidence/50012"/>
+            <w:tag w:val="#Nav: SVA_DemandNoticeResidence/50012"/>
             <w:id w:val="1652787135"/>
             <w:placeholder>
               <w:docPart w:val="DefaultPlaceholder_-1854013440"/>
             </w:placeholder>
-            <w:dataBinding w:prefixMappings="xmlns:ns0='urn:microsoft-dynamics-nav/reports/SVA DemandNoticeResidence/50012/'" w:xpath="/ns0:NavWordReportXmlPart[1]/ns0:Company_Information[1]/ns0:InvoicesAmount[1]" w:storeItemID="{4EAE29F0-DE0E-4958-A12C-3DFB817A5DA2}"/>
+            <w:dataBinding w:prefixMappings="xmlns:ns0='urn:microsoft-dynamics-nav/reports/SVA_DemandNoticeResidence/50012/'" w:xpath="/ns0:NavWordReportXmlPart[1]/ns0:Company_Information[1]/ns0:InvoicesAmount[1]" w:storeItemID="{CD000F50-284E-4494-956E-EACF853562CA}"/>
             <w:text/>
           </w:sdtPr>
           <w:sdtEndPr/>
@@ -1335,15 +1674,19 @@
                   <w:pStyle w:val="Ingenafstand"/>
                   <w:jc w:val="right"/>
                   <w:rPr>
+                    <w:rFonts w:cstheme="minorHAnsi"/>
                     <w:b/>
                   </w:rPr>
                 </w:pPr>
+                <w:proofErr w:type="spellStart"/>
                 <w:r>
                   <w:rPr>
+                    <w:rFonts w:cstheme="minorHAnsi"/>
                     <w:b/>
                   </w:rPr>
                   <w:t>InvoicesAmount</w:t>
                 </w:r>
+                <w:proofErr w:type="spellEnd"/>
               </w:p>
             </w:tc>
           </w:sdtContent>
@@ -1360,6 +1703,9 @@
           <w:p>
             <w:pPr>
               <w:pStyle w:val="Ingenafstand"/>
+              <w:rPr>
+                <w:rFonts w:cstheme="minorHAnsi"/>
+              </w:rPr>
             </w:pPr>
           </w:p>
         </w:tc>
@@ -1370,6 +1716,9 @@
           <w:p>
             <w:pPr>
               <w:pStyle w:val="Ingenafstand"/>
+              <w:rPr>
+                <w:rFonts w:cstheme="minorHAnsi"/>
+              </w:rPr>
             </w:pPr>
           </w:p>
         </w:tc>
@@ -1380,6 +1729,9 @@
           <w:p>
             <w:pPr>
               <w:pStyle w:val="Ingenafstand"/>
+              <w:rPr>
+                <w:rFonts w:cstheme="minorHAnsi"/>
+              </w:rPr>
             </w:pPr>
           </w:p>
         </w:tc>
@@ -1392,29 +1744,34 @@
             <w:pPr>
               <w:pStyle w:val="Ingenafstand"/>
               <w:rPr>
+                <w:rFonts w:cstheme="minorHAnsi"/>
                 <w:b/>
               </w:rPr>
             </w:pPr>
+            <w:proofErr w:type="spellStart"/>
             <w:r>
               <w:rPr>
+                <w:rFonts w:cstheme="minorHAnsi"/>
                 <w:b/>
               </w:rPr>
               <w:t>Påkravsgebyr</w:t>
             </w:r>
+            <w:proofErr w:type="spellEnd"/>
           </w:p>
         </w:tc>
         <w:sdt>
           <w:sdtPr>
             <w:rPr>
+              <w:rFonts w:cstheme="minorHAnsi"/>
               <w:b/>
             </w:rPr>
             <w:alias w:val="#Nav: /Occupant/Parameters/ReminderFeeRes"/>
-            <w:tag w:val="#Nav: SVA DemandNoticeResidence/50012"/>
+            <w:tag w:val="#Nav: SVA_DemandNoticeResidence/50012"/>
             <w:id w:val="-2069331703"/>
             <w:placeholder>
               <w:docPart w:val="DefaultPlaceholder_-1854013440"/>
             </w:placeholder>
-            <w:dataBinding w:prefixMappings="xmlns:ns0='urn:microsoft-dynamics-nav/reports/SVA DemandNoticeResidence/50012/'" w:xpath="/ns0:NavWordReportXmlPart[1]/ns0:Occupant[1]/ns0:Parameters[1]/ns0:ReminderFeeRes[1]" w:storeItemID="{4EAE29F0-DE0E-4958-A12C-3DFB817A5DA2}"/>
+            <w:dataBinding w:prefixMappings="xmlns:ns0='urn:microsoft-dynamics-nav/reports/SVA_DemandNoticeResidence/50012/'" w:xpath="/ns0:NavWordReportXmlPart[1]/ns0:Occupant[1]/ns0:Parameters[1]/ns0:ReminderFeeRes[1]" w:storeItemID="{CD000F50-284E-4494-956E-EACF853562CA}"/>
             <w:text/>
           </w:sdtPr>
           <w:sdtEndPr/>
@@ -1432,15 +1789,19 @@
                   <w:pStyle w:val="Ingenafstand"/>
                   <w:jc w:val="right"/>
                   <w:rPr>
+                    <w:rFonts w:cstheme="minorHAnsi"/>
                     <w:b/>
                   </w:rPr>
                 </w:pPr>
+                <w:proofErr w:type="spellStart"/>
                 <w:r>
                   <w:rPr>
+                    <w:rFonts w:cstheme="minorHAnsi"/>
                     <w:b/>
                   </w:rPr>
                   <w:t>ReminderFeeRes</w:t>
                 </w:r>
+                <w:proofErr w:type="spellEnd"/>
               </w:p>
             </w:tc>
           </w:sdtContent>
@@ -1457,6 +1818,9 @@
           <w:p>
             <w:pPr>
               <w:pStyle w:val="Ingenafstand"/>
+              <w:rPr>
+                <w:rFonts w:cstheme="minorHAnsi"/>
+              </w:rPr>
             </w:pPr>
           </w:p>
         </w:tc>
@@ -1467,6 +1831,9 @@
           <w:p>
             <w:pPr>
               <w:pStyle w:val="Ingenafstand"/>
+              <w:rPr>
+                <w:rFonts w:cstheme="minorHAnsi"/>
+              </w:rPr>
             </w:pPr>
           </w:p>
         </w:tc>
@@ -1477,6 +1844,9 @@
           <w:p>
             <w:pPr>
               <w:pStyle w:val="Ingenafstand"/>
+              <w:rPr>
+                <w:rFonts w:cstheme="minorHAnsi"/>
+              </w:rPr>
             </w:pPr>
           </w:p>
         </w:tc>
@@ -1489,11 +1859,13 @@
             <w:pPr>
               <w:pStyle w:val="Ingenafstand"/>
               <w:rPr>
+                <w:rFonts w:cstheme="minorHAnsi"/>
                 <w:b/>
               </w:rPr>
             </w:pPr>
             <w:r>
               <w:rPr>
+                <w:rFonts w:cstheme="minorHAnsi"/>
                 <w:b/>
               </w:rPr>
               <w:t>Total</w:t>
@@ -1503,15 +1875,16 @@
         <w:sdt>
           <w:sdtPr>
             <w:rPr>
+              <w:rFonts w:cstheme="minorHAnsi"/>
               <w:b/>
             </w:rPr>
             <w:alias w:val="#Nav: /Company_Information/TotalAmount"/>
-            <w:tag w:val="#Nav: SVA DemandNoticeResidence/50012"/>
+            <w:tag w:val="#Nav: SVA_DemandNoticeResidence/50012"/>
             <w:id w:val="-184057772"/>
             <w:placeholder>
               <w:docPart w:val="DefaultPlaceholder_-1854013440"/>
             </w:placeholder>
-            <w:dataBinding w:prefixMappings="xmlns:ns0='urn:microsoft-dynamics-nav/reports/SVA DemandNoticeResidence/50012/'" w:xpath="/ns0:NavWordReportXmlPart[1]/ns0:Company_Information[1]/ns0:TotalAmount[1]" w:storeItemID="{4EAE29F0-DE0E-4958-A12C-3DFB817A5DA2}"/>
+            <w:dataBinding w:prefixMappings="xmlns:ns0='urn:microsoft-dynamics-nav/reports/SVA_DemandNoticeResidence/50012/'" w:xpath="/ns0:NavWordReportXmlPart[1]/ns0:Company_Information[1]/ns0:TotalAmount[1]" w:storeItemID="{CD000F50-284E-4494-956E-EACF853562CA}"/>
             <w:text/>
           </w:sdtPr>
           <w:sdtEndPr/>
@@ -1529,15 +1902,19 @@
                   <w:pStyle w:val="Ingenafstand"/>
                   <w:jc w:val="right"/>
                   <w:rPr>
+                    <w:rFonts w:cstheme="minorHAnsi"/>
                     <w:b/>
                   </w:rPr>
                 </w:pPr>
+                <w:proofErr w:type="spellStart"/>
                 <w:r>
                   <w:rPr>
+                    <w:rFonts w:cstheme="minorHAnsi"/>
                     <w:b/>
                   </w:rPr>
                   <w:t>TotalAmount</w:t>
                 </w:r>
+                <w:proofErr w:type="spellEnd"/>
               </w:p>
             </w:tc>
           </w:sdtContent>
@@ -1551,7 +1928,7 @@
         </w:tabs>
         <w:spacing w:after="0" w:line="240" w:lineRule="auto"/>
         <w:rPr>
-          <w:rFonts w:ascii="Arial" w:hAnsi="Arial" w:cs="Arial"/>
+          <w:rFonts w:cstheme="minorHAnsi"/>
           <w:lang w:val="en-US"/>
         </w:rPr>
       </w:pPr>
@@ -1563,7 +1940,7 @@
         </w:tabs>
         <w:spacing w:after="0" w:line="240" w:lineRule="auto"/>
         <w:rPr>
-          <w:rFonts w:ascii="Arial" w:hAnsi="Arial" w:cs="Arial"/>
+          <w:rFonts w:cstheme="minorHAnsi"/>
           <w:lang w:val="en-US"/>
         </w:rPr>
       </w:pPr>
@@ -1581,32 +1958,37 @@
         </w:tabs>
         <w:spacing w:after="0" w:line="240" w:lineRule="auto"/>
         <w:rPr>
-          <w:rFonts w:ascii="Arial" w:hAnsi="Arial" w:cs="Arial"/>
+          <w:rFonts w:cstheme="minorHAnsi"/>
+          <w:b/>
+          <w:bCs/>
           <w:lang w:val="en-US"/>
         </w:rPr>
       </w:pPr>
-      <w:r>
-        <w:rPr>
-          <w:rFonts w:ascii="Arial" w:hAnsi="Arial" w:cs="Arial"/>
+      <w:proofErr w:type="spellStart"/>
+      <w:r>
+        <w:rPr>
+          <w:rFonts w:cstheme="minorHAnsi"/>
+          <w:b/>
+          <w:bCs/>
           <w:lang w:val="en-US"/>
         </w:rPr>
         <w:t>Specifikation</w:t>
       </w:r>
+      <w:proofErr w:type="spellEnd"/>
     </w:p>
     <w:p>
       <w:pPr>
         <w:tabs>
           <w:tab w:val="left" w:pos="1134"/>
           <w:tab w:val="left" w:pos="2127"/>
-          <w:tab w:val="left" w:pos="3686"/>
+          <w:tab w:val="left" w:pos="3969"/>
           <w:tab w:val="left" w:pos="4962"/>
           <w:tab w:val="left" w:pos="6096"/>
-          <w:tab w:val="left" w:pos="7797"/>
-          <w:tab w:val="right" w:pos="9072"/>
+          <w:tab w:val="left" w:pos="8080"/>
         </w:tabs>
         <w:spacing w:after="0" w:line="240" w:lineRule="auto"/>
         <w:rPr>
-          <w:rFonts w:ascii="Arial" w:hAnsi="Arial" w:cs="Arial"/>
+          <w:rFonts w:cstheme="minorHAnsi"/>
           <w:lang w:val="en-US"/>
         </w:rPr>
       </w:pPr>
@@ -1614,7 +1996,7 @@
     <w:tbl>
       <w:tblPr>
         <w:tblStyle w:val="Tabel-Gitter"/>
-        <w:tblW w:w="8950" w:type="dxa"/>
+        <w:tblW w:w="0" w:type="auto"/>
         <w:tblBorders>
           <w:top w:val="none" w:color="auto" w:sz="0" w:space="0"/>
           <w:left w:val="none" w:color="auto" w:sz="0" w:space="0"/>
@@ -1623,121 +2005,116 @@
           <w:insideH w:val="none" w:color="auto" w:sz="0" w:space="0"/>
           <w:insideV w:val="none" w:color="auto" w:sz="0" w:space="0"/>
         </w:tblBorders>
-        <w:tblLayout w:type="fixed"/>
         <w:tblLook w:val="04A0" w:firstRow="1" w:lastRow="0" w:firstColumn="1" w:lastColumn="0" w:noHBand="0" w:noVBand="1"/>
       </w:tblPr>
       <w:tblGrid>
-        <w:gridCol w:w="2813"/>
-        <w:gridCol w:w="2660"/>
-        <w:gridCol w:w="3477"/>
+        <w:gridCol w:w="3209"/>
+        <w:gridCol w:w="2740"/>
+        <w:gridCol w:w="1417"/>
       </w:tblGrid>
       <w:tr>
         <w:tc>
           <w:tcPr>
-            <w:tcW w:w="2813" w:type="dxa"/>
+            <w:tcW w:w="3209" w:type="dxa"/>
           </w:tcPr>
           <w:p>
             <w:pPr>
               <w:tabs>
                 <w:tab w:val="left" w:pos="1134"/>
                 <w:tab w:val="left" w:pos="2127"/>
-                <w:tab w:val="left" w:pos="3686"/>
+                <w:tab w:val="left" w:pos="3969"/>
                 <w:tab w:val="left" w:pos="4962"/>
                 <w:tab w:val="left" w:pos="6096"/>
                 <w:tab w:val="left" w:pos="8080"/>
-                <w:tab w:val="left" w:pos="9295"/>
               </w:tabs>
               <w:rPr>
-                <w:rFonts w:cs="Arial"/>
-                <w:b/>
+                <w:rFonts w:cstheme="minorHAnsi"/>
                 <w:lang w:val="en-US"/>
               </w:rPr>
             </w:pPr>
+            <w:proofErr w:type="spellStart"/>
             <w:r>
               <w:rPr>
-                <w:rFonts w:cs="Arial"/>
-                <w:b/>
+                <w:rFonts w:cstheme="minorHAnsi"/>
                 <w:lang w:val="en-US"/>
               </w:rPr>
               <w:t>Bilag</w:t>
             </w:r>
+            <w:proofErr w:type="spellEnd"/>
           </w:p>
         </w:tc>
         <w:tc>
           <w:tcPr>
-            <w:tcW w:w="2660" w:type="dxa"/>
+            <w:tcW w:w="2740" w:type="dxa"/>
           </w:tcPr>
           <w:p>
             <w:pPr>
               <w:tabs>
                 <w:tab w:val="left" w:pos="1134"/>
                 <w:tab w:val="left" w:pos="2127"/>
-                <w:tab w:val="left" w:pos="3686"/>
+                <w:tab w:val="left" w:pos="3969"/>
                 <w:tab w:val="left" w:pos="4962"/>
                 <w:tab w:val="left" w:pos="6096"/>
                 <w:tab w:val="left" w:pos="8080"/>
-                <w:tab w:val="left" w:pos="9295"/>
               </w:tabs>
               <w:rPr>
-                <w:rFonts w:cs="Arial"/>
-                <w:b/>
+                <w:rFonts w:cstheme="minorHAnsi"/>
                 <w:lang w:val="en-US"/>
               </w:rPr>
             </w:pPr>
+            <w:proofErr w:type="spellStart"/>
             <w:r>
               <w:rPr>
-                <w:rFonts w:cs="Arial"/>
-                <w:b/>
+                <w:rFonts w:cstheme="minorHAnsi"/>
                 <w:lang w:val="en-US"/>
               </w:rPr>
               <w:t>Beskrivelse</w:t>
             </w:r>
+            <w:proofErr w:type="spellEnd"/>
           </w:p>
         </w:tc>
         <w:tc>
           <w:tcPr>
-            <w:tcW w:w="3477" w:type="dxa"/>
+            <w:tcW w:w="1417" w:type="dxa"/>
           </w:tcPr>
           <w:p>
             <w:pPr>
               <w:tabs>
                 <w:tab w:val="left" w:pos="1134"/>
                 <w:tab w:val="left" w:pos="2127"/>
-                <w:tab w:val="left" w:pos="3686"/>
+                <w:tab w:val="left" w:pos="3969"/>
                 <w:tab w:val="left" w:pos="4962"/>
                 <w:tab w:val="left" w:pos="6096"/>
                 <w:tab w:val="left" w:pos="8080"/>
-                <w:tab w:val="left" w:pos="9295"/>
               </w:tabs>
               <w:jc w:val="right"/>
               <w:rPr>
-                <w:rFonts w:cs="Arial"/>
-                <w:b/>
+                <w:rFonts w:cstheme="minorHAnsi"/>
                 <w:lang w:val="en-US"/>
               </w:rPr>
             </w:pPr>
+            <w:proofErr w:type="spellStart"/>
             <w:r>
               <w:rPr>
-                <w:rFonts w:cs="Arial"/>
-                <w:b/>
+                <w:rFonts w:cstheme="minorHAnsi"/>
                 <w:lang w:val="en-US"/>
               </w:rPr>
-              <w:t>Beløb DKK</w:t>
+              <w:t>Beløb</w:t>
             </w:r>
+            <w:proofErr w:type="spellEnd"/>
           </w:p>
         </w:tc>
       </w:tr>
       <w:sdt>
         <w:sdtPr>
           <w:rPr>
-            <w:rFonts w:cs="Arial"/>
-            <w:b/>
+            <w:rFonts w:cstheme="minorHAnsi"/>
             <w:lang w:val="en-US"/>
           </w:rPr>
-          <w:alias w:val="#Nav: /Occupant/Sales_Invoice_Header/Sales_Invoice_Line"/>
-          <w:tag w:val="#Nav: SVA DemandNoticeResidence/50012"/>
-          <w:id w:val="1670067090"/>
-          <w15:dataBinding w:prefixMappings="xmlns:ns0='urn:microsoft-dynamics-nav/reports/SVA DemandNoticeResidence/50012/'" w:xpath="/ns0:NavWordReportXmlPart[1]/ns0:Occupant[1]/ns0:Sales_Invoice_Header[1]/ns0:Sales_Invoice_Line" w:storeItemID="{4EAE29F0-DE0E-4958-A12C-3DFB817A5DA2}"/>
+          <w:alias w:val="#Nav: /SVA_Demand_Specification"/>
+          <w:tag w:val="#Nav: SVA_DemandNoticeResidence/50012"/>
+          <w:id w:val="1937550837"/>
+          <w15:dataBinding w:prefixMappings="xmlns:ns0='urn:microsoft-dynamics-nav/reports/SVA_DemandNoticeResidence/50012/'" w:xpath="/ns0:NavWordReportXmlPart[1]/ns0:SVA_Demand_Specification" w:storeItemID="{CD000F50-284E-4494-956E-EACF853562CA}"/>
           <w15:repeatingSection/>
         </w:sdtPr>
         <w:sdtEndPr/>
@@ -1745,11 +2122,10 @@
           <w:sdt>
             <w:sdtPr>
               <w:rPr>
-                <w:rFonts w:cs="Arial"/>
-                <w:b/>
+                <w:rFonts w:cstheme="minorHAnsi"/>
                 <w:lang w:val="en-US"/>
               </w:rPr>
-              <w:id w:val="664291935"/>
+              <w:id w:val="1612785855"/>
               <w:placeholder>
                 <w:docPart w:val="DefaultPlaceholder_-1854013435"/>
               </w:placeholder>
@@ -1761,40 +2137,78 @@
                 <w:sdt>
                   <w:sdtPr>
                     <w:rPr>
-                      <w:rFonts w:cs="Arial"/>
-                      <w:b/>
+                      <w:rFonts w:cstheme="minorHAnsi"/>
                       <w:lang w:val="en-US"/>
                     </w:rPr>
-                    <w:alias w:val="#Nav: /Occupant/Sales_Invoice_Header/Sales_Invoice_Line/DocumentNo_SalesInvoiceLine"/>
-                    <w:tag w:val="#Nav: SVA DemandNoticeResidence/50012"/>
-                    <w:id w:val="-1176341959"/>
+                    <w:alias w:val="#Nav: /SVA_Demand_Specification/DocNo"/>
+                    <w:tag w:val="#Nav: SVA_DemandNoticeResidence/50012"/>
+                    <w:id w:val="857312936"/>
                     <w:placeholder>
                       <w:docPart w:val="DefaultPlaceholder_-1854013440"/>
                     </w:placeholder>
-                    <w:dataBinding w:prefixMappings="xmlns:ns0='urn:microsoft-dynamics-nav/reports/SVA DemandNoticeResidence/50012/'" w:xpath="/ns0:NavWordReportXmlPart[1]/ns0:Occupant[1]/ns0:Sales_Invoice_Header[1]/ns0:Sales_Invoice_Line[1]/ns0:DocumentNo_SalesInvoiceLine[1]" w:storeItemID="{4EAE29F0-DE0E-4958-A12C-3DFB817A5DA2}"/>
+                    <w:dataBinding w:prefixMappings="xmlns:ns0='urn:microsoft-dynamics-nav/reports/SVA_DemandNoticeResidence/50012/'" w:xpath="/ns0:NavWordReportXmlPart[1]/ns0:SVA_Demand_Specification[1]/ns0:DocNo[1]" w:storeItemID="{CD000F50-284E-4494-956E-EACF853562CA}"/>
                     <w:text/>
                   </w:sdtPr>
                   <w:sdtEndPr/>
                   <w:sdtContent>
                     <w:tc>
                       <w:tcPr>
-                        <w:tcW w:w="2813" w:type="dxa"/>
+                        <w:tcW w:w="3209" w:type="dxa"/>
                       </w:tcPr>
                       <w:p>
                         <w:pPr>
                           <w:rPr>
-                            <w:rFonts w:cs="Arial"/>
-                            <w:b/>
+                            <w:rFonts w:cstheme="minorHAnsi"/>
+                            <w:lang w:val="en-US"/>
+                          </w:rPr>
+                        </w:pPr>
+                        <w:proofErr w:type="spellStart"/>
+                        <w:r>
+                          <w:rPr>
+                            <w:rFonts w:cstheme="minorHAnsi"/>
+                            <w:lang w:val="en-US"/>
+                          </w:rPr>
+                          <w:t>DocNo</w:t>
+                        </w:r>
+                        <w:proofErr w:type="spellEnd"/>
+                      </w:p>
+                    </w:tc>
+                  </w:sdtContent>
+                </w:sdt>
+                <w:sdt>
+                  <w:sdtPr>
+                    <w:rPr>
+                      <w:rFonts w:cstheme="minorHAnsi"/>
+                      <w:lang w:val="en-US"/>
+                    </w:rPr>
+                    <w:alias w:val="#Nav: /SVA_Demand_Specification/Description"/>
+                    <w:tag w:val="#Nav: SVA_DemandNoticeResidence/50012"/>
+                    <w:id w:val="1430010466"/>
+                    <w:placeholder>
+                      <w:docPart w:val="DefaultPlaceholder_-1854013440"/>
+                    </w:placeholder>
+                    <w:dataBinding w:prefixMappings="xmlns:ns0='urn:microsoft-dynamics-nav/reports/SVA_DemandNoticeResidence/50012/'" w:xpath="/ns0:NavWordReportXmlPart[1]/ns0:SVA_Demand_Specification[1]/ns0:Description[1]" w:storeItemID="{CD000F50-284E-4494-956E-EACF853562CA}"/>
+                    <w:text/>
+                  </w:sdtPr>
+                  <w:sdtEndPr/>
+                  <w:sdtContent>
+                    <w:tc>
+                      <w:tcPr>
+                        <w:tcW w:w="2740" w:type="dxa"/>
+                      </w:tcPr>
+                      <w:p>
+                        <w:pPr>
+                          <w:rPr>
+                            <w:rFonts w:cstheme="minorHAnsi"/>
                             <w:lang w:val="en-US"/>
                           </w:rPr>
                         </w:pPr>
                         <w:r>
                           <w:rPr>
-                            <w:rFonts w:cs="Arial"/>
-                            <w:b/>
+                            <w:rFonts w:cstheme="minorHAnsi"/>
                             <w:lang w:val="en-US"/>
                           </w:rPr>
-                          <w:t>DocumentNo_SalesInvoiceLine</w:t>
+                          <w:t>Description</w:t>
                         </w:r>
                       </w:p>
                     </w:tc>
@@ -1803,82 +2217,37 @@
                 <w:sdt>
                   <w:sdtPr>
                     <w:rPr>
-                      <w:rFonts w:cs="Arial"/>
-                      <w:b/>
+                      <w:rFonts w:cstheme="minorHAnsi"/>
                       <w:lang w:val="en-US"/>
                     </w:rPr>
-                    <w:alias w:val="#Nav: /Occupant/Sales_Invoice_Header/Sales_Invoice_Line/Description_SalesInvoiceLine"/>
-                    <w:tag w:val="#Nav: SVA DemandNoticeResidence/50012"/>
-                    <w:id w:val="1594424638"/>
+                    <w:alias w:val="#Nav: /SVA_Demand_Specification/Amount"/>
+                    <w:tag w:val="#Nav: SVA_DemandNoticeResidence/50012"/>
+                    <w:id w:val="767346220"/>
                     <w:placeholder>
                       <w:docPart w:val="DefaultPlaceholder_-1854013440"/>
                     </w:placeholder>
-                    <w:dataBinding w:prefixMappings="xmlns:ns0='urn:microsoft-dynamics-nav/reports/SVA DemandNoticeResidence/50012/'" w:xpath="/ns0:NavWordReportXmlPart[1]/ns0:Occupant[1]/ns0:Sales_Invoice_Header[1]/ns0:Sales_Invoice_Line[1]/ns0:Description_SalesInvoiceLine[1]" w:storeItemID="{4EAE29F0-DE0E-4958-A12C-3DFB817A5DA2}"/>
+                    <w:dataBinding w:prefixMappings="xmlns:ns0='urn:microsoft-dynamics-nav/reports/SVA_DemandNoticeResidence/50012/'" w:xpath="/ns0:NavWordReportXmlPart[1]/ns0:SVA_Demand_Specification[1]/ns0:Amount[1]" w:storeItemID="{CD000F50-284E-4494-956E-EACF853562CA}"/>
                     <w:text/>
                   </w:sdtPr>
                   <w:sdtEndPr/>
                   <w:sdtContent>
                     <w:tc>
                       <w:tcPr>
-                        <w:tcW w:w="2660" w:type="dxa"/>
+                        <w:tcW w:w="1417" w:type="dxa"/>
                       </w:tcPr>
                       <w:p>
                         <w:pPr>
                           <w:rPr>
-                            <w:rFonts w:cs="Arial"/>
-                            <w:b/>
+                            <w:rFonts w:cstheme="minorHAnsi"/>
                             <w:lang w:val="en-US"/>
                           </w:rPr>
                         </w:pPr>
                         <w:r>
                           <w:rPr>
-                            <w:rFonts w:cs="Arial"/>
-                            <w:b/>
+                            <w:rFonts w:cstheme="minorHAnsi"/>
                             <w:lang w:val="en-US"/>
                           </w:rPr>
-                          <w:t>Description_SalesInvoiceLine</w:t>
-                        </w:r>
-                      </w:p>
-                    </w:tc>
-                  </w:sdtContent>
-                </w:sdt>
-                <w:sdt>
-                  <w:sdtPr>
-                    <w:rPr>
-                      <w:rFonts w:cs="Arial"/>
-                      <w:b/>
-                      <w:lang w:val="en-US"/>
-                    </w:rPr>
-                    <w:alias w:val="#Nav: /Occupant/Sales_Invoice_Header/Sales_Invoice_Line/AmountIncludingVAT_SalesInvoiceLine"/>
-                    <w:tag w:val="#Nav: SVA DemandNoticeResidence/50012"/>
-                    <w:id w:val="-1802767573"/>
-                    <w:placeholder>
-                      <w:docPart w:val="DefaultPlaceholder_-1854013440"/>
-                    </w:placeholder>
-                    <w:dataBinding w:prefixMappings="xmlns:ns0='urn:microsoft-dynamics-nav/reports/SVA DemandNoticeResidence/50012/'" w:xpath="/ns0:NavWordReportXmlPart[1]/ns0:Occupant[1]/ns0:Sales_Invoice_Header[1]/ns0:Sales_Invoice_Line[1]/ns0:AmountIncludingVAT_SalesInvoiceLine[1]" w:storeItemID="{4EAE29F0-DE0E-4958-A12C-3DFB817A5DA2}"/>
-                    <w:text/>
-                  </w:sdtPr>
-                  <w:sdtEndPr/>
-                  <w:sdtContent>
-                    <w:tc>
-                      <w:tcPr>
-                        <w:tcW w:w="3477" w:type="dxa"/>
-                      </w:tcPr>
-                      <w:p>
-                        <w:pPr>
-                          <w:rPr>
-                            <w:rFonts w:cs="Arial"/>
-                            <w:b/>
-                            <w:lang w:val="en-US"/>
-                          </w:rPr>
-                        </w:pPr>
-                        <w:r>
-                          <w:rPr>
-                            <w:rFonts w:cs="Arial"/>
-                            <w:b/>
-                            <w:lang w:val="en-US"/>
-                          </w:rPr>
-                          <w:t>AmountIncludingVAT_SalesInvoiceLine</w:t>
+                          <w:t>Amount</w:t>
                         </w:r>
                       </w:p>
                     </w:tc>
@@ -1895,18 +2264,228 @@
         <w:tabs>
           <w:tab w:val="left" w:pos="1134"/>
           <w:tab w:val="left" w:pos="2127"/>
-          <w:tab w:val="left" w:pos="3686"/>
+          <w:tab w:val="left" w:pos="3969"/>
           <w:tab w:val="left" w:pos="4962"/>
           <w:tab w:val="left" w:pos="6096"/>
           <w:tab w:val="left" w:pos="8080"/>
-          <w:tab w:val="left" w:pos="9295"/>
         </w:tabs>
         <w:spacing w:after="0" w:line="240" w:lineRule="auto"/>
         <w:rPr>
-          <w:rFonts w:ascii="Arial" w:hAnsi="Arial" w:cs="Arial"/>
+          <w:rFonts w:cstheme="minorHAnsi"/>
           <w:lang w:val="en-US"/>
         </w:rPr>
       </w:pPr>
+    </w:p>
+    <w:p>
+      <w:pPr>
+        <w:tabs>
+          <w:tab w:val="left" w:pos="851"/>
+          <w:tab w:val="left" w:pos="7020"/>
+          <w:tab w:val="right" w:pos="9540"/>
+        </w:tabs>
+        <w:spacing w:after="0" w:line="240" w:lineRule="auto"/>
+        <w:rPr>
+          <w:rFonts w:eastAsia="Times New Roman" w:cstheme="minorHAnsi"/>
+        </w:rPr>
+      </w:pPr>
+    </w:p>
+    <w:p>
+      <w:pPr>
+        <w:tabs>
+          <w:tab w:val="left" w:pos="851"/>
+          <w:tab w:val="left" w:pos="7020"/>
+          <w:tab w:val="right" w:pos="9540"/>
+        </w:tabs>
+        <w:spacing w:after="0" w:line="240" w:lineRule="auto"/>
+        <w:rPr>
+          <w:rFonts w:eastAsia="Times New Roman" w:cstheme="minorHAnsi"/>
+        </w:rPr>
+      </w:pPr>
+      <w:r>
+        <w:rPr>
+          <w:rFonts w:eastAsia="Times New Roman" w:cstheme="minorHAnsi"/>
+        </w:rPr>
+        <w:t xml:space="preserve">Leje, </w:t>
+      </w:r>
+      <w:proofErr w:type="gramStart"/>
+      <w:r>
+        <w:rPr>
+          <w:rFonts w:eastAsia="Times New Roman" w:cstheme="minorHAnsi"/>
+        </w:rPr>
+        <w:t>a conto beløb</w:t>
+      </w:r>
+      <w:proofErr w:type="gramEnd"/>
+      <w:r>
+        <w:rPr>
+          <w:rFonts w:eastAsia="Times New Roman" w:cstheme="minorHAnsi"/>
+        </w:rPr>
+        <w:t>, påkravsgebyr</w:t>
+      </w:r>
+      <w:r>
+        <w:rPr>
+          <w:rFonts w:eastAsia="Times New Roman" w:cstheme="minorHAnsi"/>
+        </w:rPr>
+        <w:t xml:space="preserve"> og andre pligtige pengeydelser</w:t>
+      </w:r>
+      <w:r>
+        <w:rPr>
+          <w:rFonts w:eastAsia="Times New Roman" w:cstheme="minorHAnsi"/>
+        </w:rPr>
+        <w:t xml:space="preserve">, i alt </w:t>
+      </w:r>
+      <w:proofErr w:type="spellStart"/>
+      <w:r>
+        <w:rPr>
+          <w:rFonts w:eastAsia="Times New Roman" w:cstheme="minorHAnsi"/>
+        </w:rPr>
+        <w:t>kr.</w:t>
+      </w:r>
+      <w:sdt>
+        <w:sdtPr>
+          <w:rPr>
+            <w:rFonts w:eastAsia="Times New Roman" w:cstheme="minorHAnsi"/>
+          </w:rPr>
+          <w:alias w:val="#Nav: /Company_Information/LiableAmount"/>
+          <w:tag w:val="#Nav: SVA_DemandNoticeResidence/50012"/>
+          <w:id w:val="1743749538"/>
+          <w:placeholder>
+            <w:docPart w:val="DefaultPlaceholder_-1854013440"/>
+          </w:placeholder>
+          <w:dataBinding w:prefixMappings="xmlns:ns0='urn:microsoft-dynamics-nav/reports/SVA_DemandNoticeResidence/50012/'" w:xpath="/ns0:NavWordReportXmlPart[1]/ns0:Company_Information[1]/ns0:LiableAmount[1]" w:storeItemID="{CD000F50-284E-4494-956E-EACF853562CA}"/>
+          <w:text/>
+        </w:sdtPr>
+        <w:sdtEndPr/>
+        <w:sdtContent>
+          <w:r>
+            <w:rPr>
+              <w:rFonts w:eastAsia="Times New Roman" w:cstheme="minorHAnsi"/>
+            </w:rPr>
+            <w:t>LiableAmount</w:t>
+          </w:r>
+          <w:proofErr w:type="spellEnd"/>
+        </w:sdtContent>
+      </w:sdt>
+      <w:r>
+        <w:rPr>
+          <w:rFonts w:eastAsia="Times New Roman" w:cstheme="minorHAnsi"/>
+        </w:rPr>
+        <w:t xml:space="preserve"> </w:t>
+      </w:r>
+      <w:r>
+        <w:rPr>
+          <w:rFonts w:eastAsia="Times New Roman" w:cstheme="minorHAnsi"/>
+        </w:rPr>
+        <w:t>skal betales senest 14 dage efter modtagelsen af dette brev. Såfremt dette ikke sker, kan Deres lejemål uden yderligere varsel ophæves i medfør af lejelovens § 93, stk. 1, litra a.</w:t>
+      </w:r>
+    </w:p>
+    <w:p>
+      <w:pPr>
+        <w:tabs>
+          <w:tab w:val="left" w:pos="851"/>
+          <w:tab w:val="left" w:pos="7020"/>
+          <w:tab w:val="right" w:pos="9540"/>
+        </w:tabs>
+        <w:spacing w:after="0" w:line="240" w:lineRule="auto"/>
+        <w:rPr>
+          <w:rFonts w:eastAsia="Times New Roman" w:cstheme="minorHAnsi"/>
+        </w:rPr>
+      </w:pPr>
+    </w:p>
+    <w:p>
+      <w:pPr>
+        <w:tabs>
+          <w:tab w:val="left" w:pos="851"/>
+          <w:tab w:val="left" w:pos="7020"/>
+          <w:tab w:val="right" w:pos="9540"/>
+        </w:tabs>
+        <w:spacing w:after="0" w:line="240" w:lineRule="auto"/>
+        <w:rPr>
+          <w:rFonts w:eastAsia="Times New Roman" w:cstheme="minorHAnsi"/>
+        </w:rPr>
+      </w:pPr>
+    </w:p>
+    <w:p>
+      <w:pPr>
+        <w:tabs>
+          <w:tab w:val="left" w:pos="851"/>
+          <w:tab w:val="left" w:pos="7020"/>
+          <w:tab w:val="right" w:pos="9540"/>
+        </w:tabs>
+        <w:spacing w:after="0" w:line="240" w:lineRule="auto"/>
+        <w:rPr>
+          <w:rFonts w:eastAsia="Times New Roman" w:cstheme="minorHAnsi"/>
+        </w:rPr>
+      </w:pPr>
+    </w:p>
+    <w:p>
+      <w:pPr>
+        <w:tabs>
+          <w:tab w:val="left" w:pos="851"/>
+          <w:tab w:val="left" w:pos="7020"/>
+          <w:tab w:val="right" w:pos="9540"/>
+        </w:tabs>
+        <w:spacing w:after="0" w:line="240" w:lineRule="auto"/>
+        <w:rPr>
+          <w:rFonts w:eastAsia="Times New Roman" w:cstheme="minorHAnsi"/>
+        </w:rPr>
+      </w:pPr>
+      <w:r>
+        <w:rPr>
+          <w:rFonts w:eastAsia="Times New Roman" w:cstheme="minorHAnsi"/>
+        </w:rPr>
+        <w:lastRenderedPageBreak/>
+        <w:t>Er</w:t>
+      </w:r>
+      <w:r>
+        <w:rPr>
+          <w:rFonts w:eastAsia="Times New Roman" w:cstheme="minorHAnsi"/>
+        </w:rPr>
+        <w:t xml:space="preserve"> den forfaldne leje mv. </w:t>
+      </w:r>
+      <w:r>
+        <w:rPr>
+          <w:rFonts w:eastAsia="Times New Roman" w:cstheme="minorHAnsi"/>
+        </w:rPr>
+        <w:t xml:space="preserve">betalt </w:t>
+      </w:r>
+      <w:r>
+        <w:rPr>
+          <w:rFonts w:eastAsia="Times New Roman" w:cstheme="minorHAnsi"/>
+        </w:rPr>
+        <w:t xml:space="preserve">inden modtagelsen af dette påkrav, men efter sidste rettidige indbetalingsdag, skal påkravsgebyret alligevel betales inden 14 dage efter modtagelsen af dette brev. </w:t>
+      </w:r>
+    </w:p>
+    <w:p>
+      <w:pPr>
+        <w:tabs>
+          <w:tab w:val="left" w:pos="851"/>
+          <w:tab w:val="left" w:pos="7020"/>
+          <w:tab w:val="right" w:pos="9540"/>
+        </w:tabs>
+        <w:spacing w:after="0" w:line="240" w:lineRule="auto"/>
+        <w:rPr>
+          <w:rFonts w:eastAsia="Times New Roman" w:cstheme="minorHAnsi"/>
+        </w:rPr>
+      </w:pPr>
+    </w:p>
+    <w:p>
+      <w:pPr>
+        <w:tabs>
+          <w:tab w:val="left" w:pos="851"/>
+          <w:tab w:val="left" w:pos="7020"/>
+          <w:tab w:val="right" w:pos="9540"/>
+        </w:tabs>
+        <w:spacing w:after="0" w:line="240" w:lineRule="auto"/>
+        <w:rPr>
+          <w:rFonts w:eastAsia="Times New Roman" w:cstheme="minorHAnsi"/>
+        </w:rPr>
+      </w:pPr>
+      <w:r>
+        <w:rPr>
+          <w:rFonts w:eastAsia="Times New Roman" w:cstheme="minorHAnsi"/>
+        </w:rPr>
+        <w:t>Med venlig hilsen</w:t>
+      </w:r>
     </w:p>
     <w:p>
       <w:pPr>
@@ -1920,328 +2499,24 @@
         </w:tabs>
         <w:spacing w:after="0" w:line="240" w:lineRule="auto"/>
         <w:rPr>
-          <w:rFonts w:ascii="Arial" w:hAnsi="Arial" w:cs="Arial"/>
-          <w:sz w:val="20"/>
-          <w:szCs w:val="20"/>
-          <w:lang w:val="en-US"/>
-        </w:rPr>
-      </w:pPr>
-    </w:p>
-    <w:p>
-      <w:pPr>
-        <w:tabs>
-          <w:tab w:val="left" w:pos="1134"/>
-          <w:tab w:val="left" w:pos="2127"/>
-          <w:tab w:val="left" w:pos="3969"/>
-          <w:tab w:val="left" w:pos="4962"/>
-          <w:tab w:val="left" w:pos="6096"/>
-          <w:tab w:val="left" w:pos="8080"/>
-        </w:tabs>
-        <w:spacing w:after="0" w:line="240" w:lineRule="auto"/>
-        <w:rPr>
-          <w:rFonts w:ascii="Arial" w:hAnsi="Arial" w:cs="Arial"/>
-          <w:lang w:val="en-US"/>
-        </w:rPr>
-      </w:pPr>
-    </w:p>
-    <w:p>
-      <w:pPr>
-        <w:tabs>
-          <w:tab w:val="left" w:pos="851"/>
-          <w:tab w:val="left" w:pos="7020"/>
-          <w:tab w:val="right" w:pos="9540"/>
-        </w:tabs>
-        <w:spacing w:after="0" w:line="240" w:lineRule="auto"/>
-        <w:rPr>
-          <w:rFonts w:ascii="Arial" w:hAnsi="Arial" w:eastAsia="Times New Roman" w:cs="Arial"/>
-        </w:rPr>
-      </w:pPr>
-      <w:r>
-        <w:rPr>
-          <w:rFonts w:ascii="Arial" w:hAnsi="Arial" w:eastAsia="Times New Roman" w:cs="Arial"/>
-        </w:rPr>
-        <w:t>Leje, a conto beløb</w:t>
-      </w:r>
-      <w:r>
-        <w:rPr>
-          <w:rFonts w:ascii="Arial" w:hAnsi="Arial" w:eastAsia="Times New Roman" w:cs="Arial"/>
-        </w:rPr>
-        <w:t>, påkravsgebyr</w:t>
-      </w:r>
-      <w:r>
-        <w:rPr>
-          <w:rFonts w:ascii="Arial" w:hAnsi="Arial" w:eastAsia="Times New Roman" w:cs="Arial"/>
-        </w:rPr>
-        <w:t xml:space="preserve"> og andre pligtige pengeydelser</w:t>
-      </w:r>
-      <w:r>
-        <w:rPr>
-          <w:rFonts w:ascii="Arial" w:hAnsi="Arial" w:eastAsia="Times New Roman" w:cs="Arial"/>
-        </w:rPr>
-        <w:t xml:space="preserve">, i alt </w:t>
-      </w:r>
-      <w:r>
-        <w:rPr>
-          <w:rFonts w:ascii="Arial" w:hAnsi="Arial" w:eastAsia="Times New Roman" w:cs="Arial"/>
-        </w:rPr>
-        <w:t>kr.</w:t>
-      </w:r>
-      <w:sdt>
-        <w:sdtPr>
-          <w:rPr>
-            <w:rFonts w:ascii="Arial" w:hAnsi="Arial" w:eastAsia="Times New Roman" w:cs="Arial"/>
-          </w:rPr>
-          <w:alias w:val="#Nav: /Company_Information/LiableAmount"/>
-          <w:tag w:val="#Nav: SVA DemandNoticeResidence/50012"/>
-          <w:id w:val="1743749538"/>
-          <w:placeholder>
-            <w:docPart w:val="DefaultPlaceholder_-1854013440"/>
-          </w:placeholder>
-          <w:dataBinding w:prefixMappings="xmlns:ns0='urn:microsoft-dynamics-nav/reports/SVA DemandNoticeResidence/50012/'" w:xpath="/ns0:NavWordReportXmlPart[1]/ns0:Company_Information[1]/ns0:LiableAmount[1]" w:storeItemID="{4EAE29F0-DE0E-4958-A12C-3DFB817A5DA2}"/>
-          <w:text/>
-        </w:sdtPr>
-        <w:sdtEndPr/>
-        <w:sdtContent>
-          <w:r>
-            <w:rPr>
-              <w:rFonts w:ascii="Arial" w:hAnsi="Arial" w:eastAsia="Times New Roman" w:cs="Arial"/>
-            </w:rPr>
-            <w:t>LiableAmount</w:t>
-          </w:r>
-        </w:sdtContent>
-      </w:sdt>
-      <w:r>
-        <w:rPr>
-          <w:rFonts w:ascii="Arial" w:hAnsi="Arial" w:eastAsia="Times New Roman" w:cs="Arial"/>
-        </w:rPr>
-        <w:t xml:space="preserve"> </w:t>
-      </w:r>
-      <w:r>
-        <w:rPr>
-          <w:rFonts w:ascii="Arial" w:hAnsi="Arial" w:eastAsia="Times New Roman" w:cs="Arial"/>
-        </w:rPr>
-        <w:t>skal betales senest 14 dage efter modtagelsen af dette brev. Såfremt dette ikke sker, kan Deres lejemål uden yderligere varsel ophæves i medfør af lejelovens § 93, stk. 1, litra a.</w:t>
-      </w:r>
-    </w:p>
-    <w:p>
-      <w:pPr>
-        <w:tabs>
-          <w:tab w:val="left" w:pos="851"/>
-          <w:tab w:val="left" w:pos="7020"/>
-          <w:tab w:val="right" w:pos="9540"/>
-        </w:tabs>
-        <w:spacing w:after="0" w:line="240" w:lineRule="auto"/>
-        <w:rPr>
-          <w:rFonts w:ascii="Arial" w:hAnsi="Arial" w:eastAsia="Times New Roman" w:cs="Arial"/>
-        </w:rPr>
-      </w:pPr>
-    </w:p>
-    <w:p>
-      <w:pPr>
-        <w:tabs>
-          <w:tab w:val="left" w:pos="851"/>
-          <w:tab w:val="left" w:pos="7020"/>
-          <w:tab w:val="right" w:pos="9540"/>
-        </w:tabs>
-        <w:spacing w:after="0" w:line="240" w:lineRule="auto"/>
-        <w:rPr>
-          <w:rFonts w:ascii="Arial" w:hAnsi="Arial" w:eastAsia="Times New Roman" w:cs="Arial"/>
-        </w:rPr>
-      </w:pPr>
-      <w:r>
-        <w:rPr>
-          <w:rFonts w:ascii="Arial" w:hAnsi="Arial" w:eastAsia="Times New Roman" w:cs="Arial"/>
-        </w:rPr>
-        <w:t xml:space="preserve">Hvis </w:t>
-      </w:r>
-      <w:r>
-        <w:rPr>
-          <w:rFonts w:ascii="Arial" w:hAnsi="Arial" w:eastAsia="Times New Roman" w:cs="Arial"/>
-        </w:rPr>
-        <w:t>d</w:t>
-      </w:r>
-      <w:r>
-        <w:rPr>
-          <w:rFonts w:ascii="Arial" w:hAnsi="Arial" w:eastAsia="Times New Roman" w:cs="Arial"/>
-        </w:rPr>
-        <w:t xml:space="preserve">et fulde beløb </w:t>
-      </w:r>
-      <w:r>
-        <w:rPr>
-          <w:rFonts w:ascii="Arial" w:hAnsi="Arial" w:eastAsia="Times New Roman" w:cs="Arial"/>
-        </w:rPr>
-        <w:t>på i alt kr.</w:t>
-      </w:r>
-      <w:r>
-        <w:rPr>
-          <w:rFonts w:ascii="Arial" w:hAnsi="Arial" w:eastAsia="Times New Roman" w:cs="Arial"/>
-        </w:rPr>
-        <w:t xml:space="preserve"> </w:t>
-      </w:r>
-      <w:sdt>
-        <w:sdtPr>
-          <w:rPr>
-            <w:rFonts w:ascii="Arial" w:hAnsi="Arial" w:eastAsia="Times New Roman" w:cs="Arial"/>
-          </w:rPr>
-          <w:alias w:val="#Nav: /Company_Information/TotalAmount"/>
-          <w:tag w:val="#Nav: SVA DemandNoticeResidence/50012"/>
-          <w:id w:val="-692230170"/>
-          <w:placeholder>
-            <w:docPart w:val="DefaultPlaceholder_-1854013440"/>
-          </w:placeholder>
-          <w:dataBinding w:prefixMappings="xmlns:ns0='urn:microsoft-dynamics-nav/reports/SVA DemandNoticeResidence/50012/'" w:xpath="/ns0:NavWordReportXmlPart[1]/ns0:Company_Information[1]/ns0:TotalAmount[1]" w:storeItemID="{4EAE29F0-DE0E-4958-A12C-3DFB817A5DA2}"/>
-          <w:text/>
-        </w:sdtPr>
-        <w:sdtEndPr/>
-        <w:sdtContent>
-          <w:r>
-            <w:rPr>
-              <w:rFonts w:ascii="Arial" w:hAnsi="Arial" w:eastAsia="Times New Roman" w:cs="Arial"/>
-            </w:rPr>
-            <w:t>TotalAmount</w:t>
-          </w:r>
-        </w:sdtContent>
-      </w:sdt>
-      <w:r>
-        <w:rPr>
-          <w:rFonts w:ascii="Arial" w:hAnsi="Arial" w:eastAsia="Times New Roman" w:cs="Arial"/>
-        </w:rPr>
-        <w:t xml:space="preserve"> </w:t>
-      </w:r>
-      <w:r>
-        <w:rPr>
-          <w:rFonts w:ascii="Arial" w:hAnsi="Arial" w:eastAsia="Times New Roman" w:cs="Arial"/>
-        </w:rPr>
-        <w:t xml:space="preserve">ikke er betalt senest 10 dage efter modtagelsen af dette brev, vil det samlede krav blive sendt til inkasso, hvilket vil medføre yderligere udgifter for </w:t>
-      </w:r>
-      <w:r>
-        <w:rPr>
-          <w:rFonts w:ascii="Arial" w:hAnsi="Arial" w:eastAsia="Times New Roman" w:cs="Arial"/>
-        </w:rPr>
-        <w:t>dig/jer</w:t>
-      </w:r>
-      <w:bookmarkStart w:name="_GoBack" w:id="0"/>
-      <w:bookmarkEnd w:id="0"/>
-      <w:r>
-        <w:rPr>
-          <w:rFonts w:ascii="Arial" w:hAnsi="Arial" w:eastAsia="Times New Roman" w:cs="Arial"/>
-        </w:rPr>
-        <w:t>.</w:t>
-      </w:r>
-    </w:p>
-    <w:p>
-      <w:pPr>
-        <w:tabs>
-          <w:tab w:val="left" w:pos="851"/>
-          <w:tab w:val="left" w:pos="7020"/>
-          <w:tab w:val="right" w:pos="9540"/>
-        </w:tabs>
-        <w:spacing w:after="0" w:line="240" w:lineRule="auto"/>
-        <w:rPr>
-          <w:rFonts w:ascii="Arial" w:hAnsi="Arial" w:eastAsia="Times New Roman" w:cs="Arial"/>
-        </w:rPr>
-      </w:pPr>
-    </w:p>
-    <w:p>
-      <w:pPr>
-        <w:tabs>
-          <w:tab w:val="left" w:pos="851"/>
-          <w:tab w:val="left" w:pos="7020"/>
-          <w:tab w:val="right" w:pos="9540"/>
-        </w:tabs>
-        <w:spacing w:after="0" w:line="240" w:lineRule="auto"/>
-        <w:rPr>
-          <w:rFonts w:ascii="Arial" w:hAnsi="Arial" w:eastAsia="Times New Roman" w:cs="Arial"/>
-        </w:rPr>
-      </w:pPr>
-      <w:r>
-        <w:rPr>
-          <w:rFonts w:ascii="Arial" w:hAnsi="Arial" w:eastAsia="Times New Roman" w:cs="Arial"/>
-        </w:rPr>
-        <w:t>Er</w:t>
-      </w:r>
-      <w:r>
-        <w:rPr>
-          <w:rFonts w:ascii="Arial" w:hAnsi="Arial" w:eastAsia="Times New Roman" w:cs="Arial"/>
-        </w:rPr>
-        <w:t xml:space="preserve"> den forfaldne leje mv. </w:t>
-      </w:r>
-      <w:r>
-        <w:rPr>
-          <w:rFonts w:ascii="Arial" w:hAnsi="Arial" w:eastAsia="Times New Roman" w:cs="Arial"/>
-        </w:rPr>
-        <w:t xml:space="preserve">betalt </w:t>
-      </w:r>
-      <w:r>
-        <w:rPr>
-          <w:rFonts w:ascii="Arial" w:hAnsi="Arial" w:eastAsia="Times New Roman" w:cs="Arial"/>
-        </w:rPr>
-        <w:t>inden modtagelsen af dette påkrav, men efter sidste rettidige indbetalingsdag, skal påkravsgebyret alligevel betales inden 14 dage efter modtagelsen af dette brev. Manglende betaling kan medføre ophævelse af lejemålet.</w:t>
-      </w:r>
-    </w:p>
-    <w:p>
-      <w:pPr>
-        <w:tabs>
-          <w:tab w:val="left" w:pos="851"/>
-          <w:tab w:val="left" w:pos="7020"/>
-          <w:tab w:val="right" w:pos="9540"/>
-        </w:tabs>
-        <w:spacing w:after="0" w:line="240" w:lineRule="auto"/>
-        <w:rPr>
-          <w:rFonts w:ascii="Arial" w:hAnsi="Arial" w:eastAsia="Times New Roman" w:cs="Arial"/>
-        </w:rPr>
-      </w:pPr>
-    </w:p>
-    <w:p>
-      <w:pPr>
-        <w:tabs>
-          <w:tab w:val="left" w:pos="851"/>
-          <w:tab w:val="left" w:pos="7020"/>
-          <w:tab w:val="right" w:pos="9540"/>
-        </w:tabs>
-        <w:spacing w:after="0" w:line="240" w:lineRule="auto"/>
-        <w:rPr>
-          <w:rFonts w:ascii="Arial" w:hAnsi="Arial" w:eastAsia="Times New Roman" w:cs="Arial"/>
-        </w:rPr>
-      </w:pPr>
-      <w:r>
-        <w:rPr>
-          <w:rFonts w:ascii="Arial" w:hAnsi="Arial" w:eastAsia="Times New Roman" w:cs="Arial"/>
-        </w:rPr>
-        <w:t>Med venlig hilsen</w:t>
-      </w:r>
-    </w:p>
-    <w:p>
-      <w:pPr>
-        <w:tabs>
-          <w:tab w:val="left" w:pos="1134"/>
-          <w:tab w:val="left" w:pos="2127"/>
-          <w:tab w:val="left" w:pos="3969"/>
-          <w:tab w:val="left" w:pos="4962"/>
-          <w:tab w:val="left" w:pos="6096"/>
-          <w:tab w:val="left" w:pos="8080"/>
-        </w:tabs>
-        <w:spacing w:after="0" w:line="240" w:lineRule="auto"/>
-        <w:rPr>
-          <w:rFonts w:ascii="Arial" w:hAnsi="Arial" w:cs="Arial"/>
+          <w:rFonts w:cstheme="minorHAnsi"/>
         </w:rPr>
       </w:pPr>
     </w:p>
     <w:sdt>
       <w:sdtPr>
         <w:rPr>
-          <w:rFonts w:ascii="Arial" w:hAnsi="Arial" w:cs="Arial"/>
+          <w:rFonts w:cstheme="minorHAnsi"/>
         </w:rPr>
         <w:alias w:val="#Nav: /Company_Information/CName"/>
-        <w:tag w:val="#Nav: SVA DemandNoticeResidence/50012"/>
+        <w:tag w:val="#Nav: SVA_DemandNoticeResidence/50012"/>
         <w:id w:val="-101272281"/>
         <w:placeholder>
           <w:docPart w:val="DefaultPlaceholder_-1854013440"/>
         </w:placeholder>
-        <w:dataBinding w:prefixMappings="xmlns:ns0='urn:microsoft-dynamics-nav/reports/SVA DemandNoticeResidence/50012/'" w:xpath="/ns0:NavWordReportXmlPart[1]/ns0:Company_Information[1]/ns0:CName[1]" w:storeItemID="{4EAE29F0-DE0E-4958-A12C-3DFB817A5DA2}"/>
+        <w:dataBinding w:prefixMappings="xmlns:ns0='urn:microsoft-dynamics-nav/reports/SVA_DemandNoticeResidence/50012/'" w:xpath="/ns0:NavWordReportXmlPart[1]/ns0:Company_Information[1]/ns0:CName[1]" w:storeItemID="{CD000F50-284E-4494-956E-EACF853562CA}"/>
         <w:text/>
       </w:sdtPr>
-      <w:sdtEndPr/>
       <w:sdtContent>
         <w:p>
           <w:pPr>
@@ -2255,143 +2530,29 @@
             </w:tabs>
             <w:spacing w:after="0" w:line="240" w:lineRule="auto"/>
             <w:rPr>
-              <w:rFonts w:ascii="Arial" w:hAnsi="Arial" w:cs="Arial"/>
+              <w:rFonts w:cstheme="minorHAnsi"/>
             </w:rPr>
           </w:pPr>
+          <w:proofErr w:type="spellStart"/>
           <w:r>
             <w:rPr>
-              <w:rFonts w:ascii="Arial" w:hAnsi="Arial" w:cs="Arial"/>
+              <w:rFonts w:cstheme="minorHAnsi"/>
             </w:rPr>
             <w:t>CName</w:t>
           </w:r>
+          <w:proofErr w:type="spellEnd"/>
         </w:p>
       </w:sdtContent>
     </w:sdt>
-    <w:sdt>
-      <w:sdtPr>
-        <w:rPr>
-          <w:rFonts w:ascii="Arial" w:hAnsi="Arial" w:cs="Arial"/>
-        </w:rPr>
-        <w:alias w:val="#Nav: /Company_Information/CAdress"/>
-        <w:tag w:val="#Nav: SVA DemandNoticeResidence/50012"/>
-        <w:id w:val="-1887938632"/>
-        <w:placeholder>
-          <w:docPart w:val="DefaultPlaceholder_-1854013440"/>
-        </w:placeholder>
-        <w:dataBinding w:prefixMappings="xmlns:ns0='urn:microsoft-dynamics-nav/reports/SVA DemandNoticeResidence/50012/'" w:xpath="/ns0:NavWordReportXmlPart[1]/ns0:Company_Information[1]/ns0:CAdress[1]" w:storeItemID="{4EAE29F0-DE0E-4958-A12C-3DFB817A5DA2}"/>
-        <w:text/>
-      </w:sdtPr>
-      <w:sdtEndPr/>
-      <w:sdtContent>
-        <w:p>
-          <w:pPr>
-            <w:tabs>
-              <w:tab w:val="left" w:pos="1134"/>
-              <w:tab w:val="left" w:pos="2127"/>
-              <w:tab w:val="left" w:pos="3969"/>
-              <w:tab w:val="left" w:pos="4962"/>
-              <w:tab w:val="left" w:pos="6096"/>
-              <w:tab w:val="left" w:pos="8080"/>
-            </w:tabs>
-            <w:spacing w:after="0" w:line="240" w:lineRule="auto"/>
-            <w:rPr>
-              <w:rFonts w:ascii="Arial" w:hAnsi="Arial" w:cs="Arial"/>
-            </w:rPr>
-          </w:pPr>
-          <w:r>
-            <w:rPr>
-              <w:rFonts w:ascii="Arial" w:hAnsi="Arial" w:cs="Arial"/>
-            </w:rPr>
-            <w:t>CAdress</w:t>
-          </w:r>
-        </w:p>
-      </w:sdtContent>
-    </w:sdt>
-    <w:p>
-      <w:pPr>
-        <w:tabs>
-          <w:tab w:val="left" w:pos="1134"/>
-          <w:tab w:val="left" w:pos="2127"/>
-          <w:tab w:val="left" w:pos="3969"/>
-          <w:tab w:val="left" w:pos="4962"/>
-          <w:tab w:val="left" w:pos="6096"/>
-          <w:tab w:val="left" w:pos="8080"/>
-        </w:tabs>
-        <w:spacing w:after="0" w:line="240" w:lineRule="auto"/>
-        <w:rPr>
-          <w:rFonts w:ascii="Arial" w:hAnsi="Arial" w:cs="Arial"/>
-        </w:rPr>
-      </w:pPr>
-      <w:sdt>
-        <w:sdtPr>
-          <w:rPr>
-            <w:rFonts w:ascii="Arial" w:hAnsi="Arial" w:cs="Arial"/>
-          </w:rPr>
-          <w:alias w:val="#Nav: /Company_Information/CPostcode"/>
-          <w:tag w:val="#Nav: SVA DemandNoticeResidence/50012"/>
-          <w:id w:val="2044021462"/>
-          <w:placeholder>
-            <w:docPart w:val="DefaultPlaceholder_-1854013440"/>
-          </w:placeholder>
-          <w:dataBinding w:prefixMappings="xmlns:ns0='urn:microsoft-dynamics-nav/reports/SVA DemandNoticeResidence/50012/'" w:xpath="/ns0:NavWordReportXmlPart[1]/ns0:Company_Information[1]/ns0:CPostcode[1]" w:storeItemID="{4EAE29F0-DE0E-4958-A12C-3DFB817A5DA2}"/>
-          <w:text/>
-        </w:sdtPr>
-        <w:sdtEndPr/>
-        <w:sdtContent>
-          <w:r>
-            <w:rPr>
-              <w:rFonts w:ascii="Arial" w:hAnsi="Arial" w:cs="Arial"/>
-            </w:rPr>
-            <w:t>CPostcode</w:t>
-          </w:r>
-        </w:sdtContent>
-      </w:sdt>
-      <w:r>
-        <w:rPr>
-          <w:rFonts w:ascii="Arial" w:hAnsi="Arial" w:cs="Arial"/>
-        </w:rPr>
-        <w:t xml:space="preserve"> </w:t>
-      </w:r>
-      <w:r>
-        <w:rPr>
-          <w:rFonts w:ascii="Arial" w:hAnsi="Arial" w:cs="Arial"/>
-        </w:rPr>
-        <w:t xml:space="preserve"> </w:t>
-      </w:r>
-      <w:r>
-        <w:rPr>
-          <w:rFonts w:ascii="Arial" w:hAnsi="Arial" w:cs="Arial"/>
-        </w:rPr>
-        <w:t xml:space="preserve"> </w:t>
-      </w:r>
-      <w:sdt>
-        <w:sdtPr>
-          <w:rPr>
-            <w:rFonts w:ascii="Arial" w:hAnsi="Arial" w:cs="Arial"/>
-          </w:rPr>
-          <w:alias w:val="#Nav: /Company_Information/CCIty"/>
-          <w:tag w:val="#Nav: SVA DemandNoticeResidence/50012"/>
-          <w:id w:val="1385066473"/>
-          <w:placeholder>
-            <w:docPart w:val="DefaultPlaceholder_-1854013440"/>
-          </w:placeholder>
-          <w:dataBinding w:prefixMappings="xmlns:ns0='urn:microsoft-dynamics-nav/reports/SVA DemandNoticeResidence/50012/'" w:xpath="/ns0:NavWordReportXmlPart[1]/ns0:Company_Information[1]/ns0:CCIty[1]" w:storeItemID="{4EAE29F0-DE0E-4958-A12C-3DFB817A5DA2}"/>
-          <w:text/>
-        </w:sdtPr>
-        <w:sdtEndPr/>
-        <w:sdtContent>
-          <w:r>
-            <w:rPr>
-              <w:rFonts w:ascii="Arial" w:hAnsi="Arial" w:cs="Arial"/>
-            </w:rPr>
-            <w:t>CCIty</w:t>
-          </w:r>
-        </w:sdtContent>
-      </w:sdt>
-    </w:p>
     <w:sectPr>
+      <w:headerReference w:type="even" r:id="rId7"/>
+      <w:headerReference w:type="default" r:id="rId8"/>
+      <w:footerReference w:type="even" r:id="rId9"/>
+      <w:footerReference w:type="default" r:id="rId10"/>
+      <w:headerReference w:type="first" r:id="rId11"/>
+      <w:footerReference w:type="first" r:id="rId12"/>
       <w:pgSz w:w="11906" w:h="16838"/>
-      <w:pgMar w:top="1701" w:right="1134" w:bottom="1701" w:left="1134" w:header="708" w:footer="708" w:gutter="0"/>
+      <w:pgMar w:top="3969" w:right="1134" w:bottom="1701" w:left="1134" w:header="708" w:footer="708" w:gutter="0"/>
       <w:cols w:space="708"/>
       <w:docGrid w:linePitch="360"/>
     </w:sectPr>
@@ -2399,8 +2560,1249 @@
 </w:document>
 </file>
 
+<file path=word/endnotes.xml><?xml version="1.0" encoding="utf-8"?>
+<w:endnotes xmlns:wpc="http://schemas.microsoft.com/office/word/2010/wordprocessingCanvas" xmlns:cx="http://schemas.microsoft.com/office/drawing/2014/chartex" xmlns:cx1="http://schemas.microsoft.com/office/drawing/2015/9/8/chartex" xmlns:cx2="http://schemas.microsoft.com/office/drawing/2015/10/21/chartex" xmlns:cx3="http://schemas.microsoft.com/office/drawing/2016/5/9/chartex" xmlns:cx4="http://schemas.microsoft.com/office/drawing/2016/5/10/chartex" xmlns:cx5="http://schemas.microsoft.com/office/drawing/2016/5/11/chartex" xmlns:cx6="http://schemas.microsoft.com/office/drawing/2016/5/12/chartex" xmlns:cx7="http://schemas.microsoft.com/office/drawing/2016/5/13/chartex" xmlns:cx8="http://schemas.microsoft.com/office/drawing/2016/5/14/chartex" xmlns:mc="http://schemas.openxmlformats.org/markup-compatibility/2006" xmlns:aink="http://schemas.microsoft.com/office/drawing/2016/ink" xmlns:am3d="http://schemas.microsoft.com/office/drawing/2017/model3d" xmlns:o="urn:schemas-microsoft-com:office:office" xmlns:oel="http://schemas.microsoft.com/office/2019/extlst" xmlns:r="http://schemas.openxmlformats.org/officeDocument/2006/relationships" xmlns:m="http://schemas.openxmlformats.org/officeDocument/2006/math" xmlns:v="urn:schemas-microsoft-com:vml" xmlns:wp14="http://schemas.microsoft.com/office/word/2010/wordprocessingDrawing" xmlns:wp="http://schemas.openxmlformats.org/drawingml/2006/wordprocessingDrawing" xmlns:w10="urn:schemas-microsoft-com:office:word" xmlns:w="http://schemas.openxmlformats.org/wordprocessingml/2006/main" xmlns:w14="http://schemas.microsoft.com/office/word/2010/wordml" xmlns:w15="http://schemas.microsoft.com/office/word/2012/wordml" xmlns:w16cex="http://schemas.microsoft.com/office/word/2018/wordml/cex" xmlns:w16cid="http://schemas.microsoft.com/office/word/2016/wordml/cid" xmlns:w16="http://schemas.microsoft.com/office/word/2018/wordml" xmlns:w16sdtdh="http://schemas.microsoft.com/office/word/2020/wordml/sdtdatahash" xmlns:w16se="http://schemas.microsoft.com/office/word/2015/wordml/symex" xmlns:wpg="http://schemas.microsoft.com/office/word/2010/wordprocessingGroup" xmlns:wpi="http://schemas.microsoft.com/office/word/2010/wordprocessingInk" xmlns:wne="http://schemas.microsoft.com/office/word/2006/wordml" xmlns:wps="http://schemas.microsoft.com/office/word/2010/wordprocessingShape" mc:Ignorable="w14 w15 w16se w16cid w16 w16cex w16sdtdh wp14">
+  <w:endnote w:type="separator" w:id="-1">
+    <w:p>
+      <w:pPr>
+        <w:spacing w:after="0" w:line="240" w:lineRule="auto"/>
+      </w:pPr>
+      <w:r>
+        <w:separator/>
+      </w:r>
+    </w:p>
+  </w:endnote>
+  <w:endnote w:type="continuationSeparator" w:id="0">
+    <w:p>
+      <w:pPr>
+        <w:spacing w:after="0" w:line="240" w:lineRule="auto"/>
+      </w:pPr>
+      <w:r>
+        <w:continuationSeparator/>
+      </w:r>
+    </w:p>
+  </w:endnote>
+</w:endnotes>
+</file>
+
+<file path=word/footer1.xml><?xml version="1.0" encoding="utf-8"?>
+<w:ftr xmlns:wpc="http://schemas.microsoft.com/office/word/2010/wordprocessingCanvas" xmlns:cx="http://schemas.microsoft.com/office/drawing/2014/chartex" xmlns:cx1="http://schemas.microsoft.com/office/drawing/2015/9/8/chartex" xmlns:cx2="http://schemas.microsoft.com/office/drawing/2015/10/21/chartex" xmlns:cx3="http://schemas.microsoft.com/office/drawing/2016/5/9/chartex" xmlns:cx4="http://schemas.microsoft.com/office/drawing/2016/5/10/chartex" xmlns:cx5="http://schemas.microsoft.com/office/drawing/2016/5/11/chartex" xmlns:cx6="http://schemas.microsoft.com/office/drawing/2016/5/12/chartex" xmlns:cx7="http://schemas.microsoft.com/office/drawing/2016/5/13/chartex" xmlns:cx8="http://schemas.microsoft.com/office/drawing/2016/5/14/chartex" xmlns:mc="http://schemas.openxmlformats.org/markup-compatibility/2006" xmlns:aink="http://schemas.microsoft.com/office/drawing/2016/ink" xmlns:am3d="http://schemas.microsoft.com/office/drawing/2017/model3d" xmlns:o="urn:schemas-microsoft-com:office:office" xmlns:oel="http://schemas.microsoft.com/office/2019/extlst" xmlns:r="http://schemas.openxmlformats.org/officeDocument/2006/relationships" xmlns:m="http://schemas.openxmlformats.org/officeDocument/2006/math" xmlns:v="urn:schemas-microsoft-com:vml" xmlns:wp14="http://schemas.microsoft.com/office/word/2010/wordprocessingDrawing" xmlns:wp="http://schemas.openxmlformats.org/drawingml/2006/wordprocessingDrawing" xmlns:w10="urn:schemas-microsoft-com:office:word" xmlns:w="http://schemas.openxmlformats.org/wordprocessingml/2006/main" xmlns:w14="http://schemas.microsoft.com/office/word/2010/wordml" xmlns:w15="http://schemas.microsoft.com/office/word/2012/wordml" xmlns:w16cex="http://schemas.microsoft.com/office/word/2018/wordml/cex" xmlns:w16cid="http://schemas.microsoft.com/office/word/2016/wordml/cid" xmlns:w16="http://schemas.microsoft.com/office/word/2018/wordml" xmlns:w16sdtdh="http://schemas.microsoft.com/office/word/2020/wordml/sdtdatahash" xmlns:w16se="http://schemas.microsoft.com/office/word/2015/wordml/symex" xmlns:wpg="http://schemas.microsoft.com/office/word/2010/wordprocessingGroup" xmlns:wpi="http://schemas.microsoft.com/office/word/2010/wordprocessingInk" xmlns:wne="http://schemas.microsoft.com/office/word/2006/wordml" xmlns:wps="http://schemas.microsoft.com/office/word/2010/wordprocessingShape" mc:Ignorable="w14 w15 w16se w16cid w16 w16cex w16sdtdh wp14">
+  <w:p>
+    <w:pPr>
+      <w:pStyle w:val="Sidefod"/>
+    </w:pPr>
+  </w:p>
+</w:ftr>
+</file>
+
+<file path=word/footer2.xml><?xml version="1.0" encoding="utf-8"?>
+<w:ftr xmlns:wpc="http://schemas.microsoft.com/office/word/2010/wordprocessingCanvas" xmlns:cx="http://schemas.microsoft.com/office/drawing/2014/chartex" xmlns:cx1="http://schemas.microsoft.com/office/drawing/2015/9/8/chartex" xmlns:cx2="http://schemas.microsoft.com/office/drawing/2015/10/21/chartex" xmlns:cx3="http://schemas.microsoft.com/office/drawing/2016/5/9/chartex" xmlns:cx4="http://schemas.microsoft.com/office/drawing/2016/5/10/chartex" xmlns:cx5="http://schemas.microsoft.com/office/drawing/2016/5/11/chartex" xmlns:cx6="http://schemas.microsoft.com/office/drawing/2016/5/12/chartex" xmlns:cx7="http://schemas.microsoft.com/office/drawing/2016/5/13/chartex" xmlns:cx8="http://schemas.microsoft.com/office/drawing/2016/5/14/chartex" xmlns:mc="http://schemas.openxmlformats.org/markup-compatibility/2006" xmlns:aink="http://schemas.microsoft.com/office/drawing/2016/ink" xmlns:am3d="http://schemas.microsoft.com/office/drawing/2017/model3d" xmlns:o="urn:schemas-microsoft-com:office:office" xmlns:oel="http://schemas.microsoft.com/office/2019/extlst" xmlns:r="http://schemas.openxmlformats.org/officeDocument/2006/relationships" xmlns:m="http://schemas.openxmlformats.org/officeDocument/2006/math" xmlns:v="urn:schemas-microsoft-com:vml" xmlns:wp14="http://schemas.microsoft.com/office/word/2010/wordprocessingDrawing" xmlns:wp="http://schemas.openxmlformats.org/drawingml/2006/wordprocessingDrawing" xmlns:w10="urn:schemas-microsoft-com:office:word" xmlns:w="http://schemas.openxmlformats.org/wordprocessingml/2006/main" xmlns:w14="http://schemas.microsoft.com/office/word/2010/wordml" xmlns:w15="http://schemas.microsoft.com/office/word/2012/wordml" xmlns:w16cex="http://schemas.microsoft.com/office/word/2018/wordml/cex" xmlns:w16cid="http://schemas.microsoft.com/office/word/2016/wordml/cid" xmlns:w16="http://schemas.microsoft.com/office/word/2018/wordml" xmlns:w16sdtdh="http://schemas.microsoft.com/office/word/2020/wordml/sdtdatahash" xmlns:w16se="http://schemas.microsoft.com/office/word/2015/wordml/symex" xmlns:wpg="http://schemas.microsoft.com/office/word/2010/wordprocessingGroup" xmlns:wpi="http://schemas.microsoft.com/office/word/2010/wordprocessingInk" xmlns:wne="http://schemas.microsoft.com/office/word/2006/wordml" xmlns:wps="http://schemas.microsoft.com/office/word/2010/wordprocessingShape" mc:Ignorable="w14 w15 w16se w16cid w16 w16cex w16sdtdh wp14">
+  <w:tbl>
+    <w:tblPr>
+      <w:tblStyle w:val="Tabel-Gitter"/>
+      <w:tblW w:w="10632" w:type="dxa"/>
+      <w:tblBorders>
+        <w:top w:val="none" w:color="auto" w:sz="0" w:space="0"/>
+        <w:left w:val="none" w:color="auto" w:sz="0" w:space="0"/>
+        <w:bottom w:val="none" w:color="auto" w:sz="0" w:space="0"/>
+        <w:right w:val="none" w:color="auto" w:sz="0" w:space="0"/>
+        <w:insideH w:val="none" w:color="auto" w:sz="0" w:space="0"/>
+        <w:insideV w:val="none" w:color="auto" w:sz="0" w:space="0"/>
+      </w:tblBorders>
+      <w:tblLayout w:type="fixed"/>
+      <w:tblCellMar>
+        <w:left w:w="0" w:type="dxa"/>
+        <w:right w:w="0" w:type="dxa"/>
+      </w:tblCellMar>
+      <w:tblLook w:val="04A0" w:firstRow="1" w:lastRow="0" w:firstColumn="1" w:lastColumn="0" w:noHBand="0" w:noVBand="1"/>
+    </w:tblPr>
+    <w:tblGrid>
+      <w:gridCol w:w="3402"/>
+      <w:gridCol w:w="993"/>
+      <w:gridCol w:w="2556"/>
+      <w:gridCol w:w="30"/>
+      <w:gridCol w:w="1246"/>
+      <w:gridCol w:w="2405"/>
+    </w:tblGrid>
+    <w:tr>
+      <w:trPr>
+        <w:cantSplit/>
+        <w:trHeight w:val="227"/>
+      </w:trPr>
+      <w:sdt>
+        <w:sdtPr>
+          <w:rPr>
+            <w:b w:val="0"/>
+            <w:bCs/>
+            <w:sz w:val="16"/>
+          </w:rPr>
+          <w:alias w:val="#Nav: /Company_Information/CName"/>
+          <w:tag w:val="#Nav: SVA_DemandNoticeResidence/50012"/>
+          <w:id w:val="176778417"/>
+          <w:placeholder>
+            <w:docPart w:val="DefaultPlaceholder_-1854013440"/>
+          </w:placeholder>
+          <w:dataBinding w:prefixMappings="xmlns:ns0='urn:microsoft-dynamics-nav/reports/SVA_DemandNoticeResidence/50012/'" w:xpath="/ns0:NavWordReportXmlPart[1]/ns0:Company_Information[1]/ns0:CName[1]" w:storeItemID="{CD000F50-284E-4494-956E-EACF853562CA}"/>
+          <w:text/>
+        </w:sdtPr>
+        <w:sdtEndPr/>
+        <w:sdtContent>
+          <w:tc>
+            <w:tcPr>
+              <w:tcW w:w="3402" w:type="dxa"/>
+            </w:tcPr>
+            <w:p>
+              <w:pPr>
+                <w:pStyle w:val="Overskrift1"/>
+                <w:ind w:right="-567"/>
+                <w:outlineLvl w:val="0"/>
+                <w:rPr>
+                  <w:b w:val="0"/>
+                  <w:bCs/>
+                  <w:sz w:val="16"/>
+                </w:rPr>
+              </w:pPr>
+              <w:proofErr w:type="spellStart"/>
+              <w:r>
+                <w:rPr>
+                  <w:b w:val="0"/>
+                  <w:bCs/>
+                  <w:sz w:val="16"/>
+                </w:rPr>
+                <w:t>CName</w:t>
+              </w:r>
+              <w:proofErr w:type="spellEnd"/>
+            </w:p>
+          </w:tc>
+        </w:sdtContent>
+      </w:sdt>
+      <w:tc>
+        <w:tcPr>
+          <w:tcW w:w="993" w:type="dxa"/>
+        </w:tcPr>
+        <w:p>
+          <w:pPr>
+            <w:pStyle w:val="Overskrift1"/>
+            <w:ind w:right="-567"/>
+            <w:outlineLvl w:val="0"/>
+            <w:rPr>
+              <w:b w:val="0"/>
+              <w:bCs/>
+              <w:sz w:val="16"/>
+            </w:rPr>
+          </w:pPr>
+          <w:proofErr w:type="spellStart"/>
+          <w:r>
+            <w:rPr>
+              <w:b w:val="0"/>
+              <w:bCs/>
+              <w:sz w:val="16"/>
+            </w:rPr>
+            <w:t>Telefon</w:t>
+          </w:r>
+          <w:proofErr w:type="spellEnd"/>
+          <w:r>
+            <w:rPr>
+              <w:b w:val="0"/>
+              <w:bCs/>
+              <w:sz w:val="16"/>
+            </w:rPr>
+            <w:t>:</w:t>
+          </w:r>
+        </w:p>
+      </w:tc>
+      <w:sdt>
+        <w:sdtPr>
+          <w:rPr>
+            <w:b w:val="0"/>
+            <w:bCs/>
+            <w:sz w:val="16"/>
+          </w:rPr>
+          <w:alias w:val="#Nav: /Company_Information/CompanyPhone_No_"/>
+          <w:tag w:val="#Nav: SVA_DemandNoticeResidence/50012"/>
+          <w:id w:val="1744288301"/>
+          <w:placeholder>
+            <w:docPart w:val="DefaultPlaceholder_-1854013440"/>
+          </w:placeholder>
+          <w:dataBinding w:prefixMappings="xmlns:ns0='urn:microsoft-dynamics-nav/reports/SVA_DemandNoticeResidence/50012/'" w:xpath="/ns0:NavWordReportXmlPart[1]/ns0:Company_Information[1]/ns0:CompanyPhone_No_[1]" w:storeItemID="{CD000F50-284E-4494-956E-EACF853562CA}"/>
+          <w:text/>
+        </w:sdtPr>
+        <w:sdtEndPr/>
+        <w:sdtContent>
+          <w:tc>
+            <w:tcPr>
+              <w:tcW w:w="2556" w:type="dxa"/>
+            </w:tcPr>
+            <w:p>
+              <w:pPr>
+                <w:pStyle w:val="Overskrift1"/>
+                <w:ind w:right="-567"/>
+                <w:outlineLvl w:val="0"/>
+                <w:rPr>
+                  <w:b w:val="0"/>
+                  <w:bCs/>
+                  <w:sz w:val="16"/>
+                </w:rPr>
+              </w:pPr>
+              <w:proofErr w:type="spellStart"/>
+              <w:r>
+                <w:rPr>
+                  <w:b w:val="0"/>
+                  <w:bCs/>
+                  <w:sz w:val="16"/>
+                </w:rPr>
+                <w:t>CompanyPhone_No</w:t>
+              </w:r>
+              <w:proofErr w:type="spellEnd"/>
+              <w:r>
+                <w:rPr>
+                  <w:b w:val="0"/>
+                  <w:bCs/>
+                  <w:sz w:val="16"/>
+                </w:rPr>
+                <w:t>_</w:t>
+              </w:r>
+            </w:p>
+          </w:tc>
+        </w:sdtContent>
+      </w:sdt>
+      <w:tc>
+        <w:tcPr>
+          <w:tcW w:w="30" w:type="dxa"/>
+        </w:tcPr>
+        <w:p>
+          <w:pPr>
+            <w:pStyle w:val="Overskrift1"/>
+            <w:ind w:right="-567"/>
+            <w:outlineLvl w:val="0"/>
+            <w:rPr>
+              <w:b w:val="0"/>
+              <w:bCs/>
+              <w:sz w:val="16"/>
+            </w:rPr>
+          </w:pPr>
+        </w:p>
+      </w:tc>
+      <w:tc>
+        <w:tcPr>
+          <w:tcW w:w="1246" w:type="dxa"/>
+        </w:tcPr>
+        <w:p>
+          <w:pPr>
+            <w:pStyle w:val="Overskrift1"/>
+            <w:ind w:right="-567"/>
+            <w:outlineLvl w:val="0"/>
+            <w:rPr>
+              <w:b w:val="0"/>
+              <w:bCs/>
+              <w:sz w:val="16"/>
+            </w:rPr>
+          </w:pPr>
+          <w:r>
+            <w:rPr>
+              <w:b w:val="0"/>
+              <w:bCs/>
+              <w:sz w:val="16"/>
+            </w:rPr>
+            <w:t>Bank</w:t>
+          </w:r>
+        </w:p>
+      </w:tc>
+      <w:sdt>
+        <w:sdtPr>
+          <w:rPr>
+            <w:b w:val="0"/>
+            <w:bCs/>
+            <w:sz w:val="16"/>
+          </w:rPr>
+          <w:alias w:val="#Nav: /Company_Information/CompanyBankName"/>
+          <w:tag w:val="#Nav: SVA_DemandNoticeResidence/50012"/>
+          <w:id w:val="-767612557"/>
+          <w:placeholder>
+            <w:docPart w:val="DefaultPlaceholder_-1854013440"/>
+          </w:placeholder>
+          <w:dataBinding w:prefixMappings="xmlns:ns0='urn:microsoft-dynamics-nav/reports/SVA_DemandNoticeResidence/50012/'" w:xpath="/ns0:NavWordReportXmlPart[1]/ns0:Company_Information[1]/ns0:CompanyBankName[1]" w:storeItemID="{CD000F50-284E-4494-956E-EACF853562CA}"/>
+          <w:text/>
+        </w:sdtPr>
+        <w:sdtEndPr/>
+        <w:sdtContent>
+          <w:tc>
+            <w:tcPr>
+              <w:tcW w:w="2405" w:type="dxa"/>
+              <w:tcMar>
+                <w:right w:w="0" w:type="dxa"/>
+              </w:tcMar>
+            </w:tcPr>
+            <w:p>
+              <w:pPr>
+                <w:pStyle w:val="Overskrift1"/>
+                <w:ind w:right="-567"/>
+                <w:outlineLvl w:val="0"/>
+                <w:rPr>
+                  <w:b w:val="0"/>
+                  <w:bCs/>
+                  <w:sz w:val="16"/>
+                </w:rPr>
+              </w:pPr>
+              <w:proofErr w:type="spellStart"/>
+              <w:r>
+                <w:rPr>
+                  <w:b w:val="0"/>
+                  <w:bCs/>
+                  <w:sz w:val="16"/>
+                </w:rPr>
+                <w:t>CompanyBankName</w:t>
+              </w:r>
+              <w:proofErr w:type="spellEnd"/>
+            </w:p>
+          </w:tc>
+        </w:sdtContent>
+      </w:sdt>
+    </w:tr>
+    <w:tr>
+      <w:trPr>
+        <w:cantSplit/>
+        <w:trHeight w:val="227"/>
+      </w:trPr>
+      <w:sdt>
+        <w:sdtPr>
+          <w:rPr>
+            <w:b w:val="0"/>
+            <w:bCs/>
+            <w:sz w:val="16"/>
+          </w:rPr>
+          <w:alias w:val="#Nav: /Company_Information/CAdress"/>
+          <w:tag w:val="#Nav: SVA_DemandNoticeResidence/50012"/>
+          <w:id w:val="-700241112"/>
+          <w:placeholder>
+            <w:docPart w:val="DefaultPlaceholder_-1854013440"/>
+          </w:placeholder>
+          <w:dataBinding w:prefixMappings="xmlns:ns0='urn:microsoft-dynamics-nav/reports/SVA_DemandNoticeResidence/50012/'" w:xpath="/ns0:NavWordReportXmlPart[1]/ns0:Company_Information[1]/ns0:CAdress[1]" w:storeItemID="{CD000F50-284E-4494-956E-EACF853562CA}"/>
+          <w:text/>
+        </w:sdtPr>
+        <w:sdtEndPr/>
+        <w:sdtContent>
+          <w:tc>
+            <w:tcPr>
+              <w:tcW w:w="3402" w:type="dxa"/>
+            </w:tcPr>
+            <w:p>
+              <w:pPr>
+                <w:pStyle w:val="Overskrift1"/>
+                <w:ind w:right="-567"/>
+                <w:outlineLvl w:val="0"/>
+                <w:rPr>
+                  <w:b w:val="0"/>
+                  <w:bCs/>
+                  <w:sz w:val="16"/>
+                </w:rPr>
+              </w:pPr>
+              <w:proofErr w:type="spellStart"/>
+              <w:r>
+                <w:rPr>
+                  <w:b w:val="0"/>
+                  <w:bCs/>
+                  <w:sz w:val="16"/>
+                </w:rPr>
+                <w:t>CAdress</w:t>
+              </w:r>
+              <w:proofErr w:type="spellEnd"/>
+            </w:p>
+          </w:tc>
+        </w:sdtContent>
+      </w:sdt>
+      <w:tc>
+        <w:tcPr>
+          <w:tcW w:w="993" w:type="dxa"/>
+        </w:tcPr>
+        <w:p>
+          <w:pPr>
+            <w:pStyle w:val="Overskrift1"/>
+            <w:ind w:right="-567"/>
+            <w:outlineLvl w:val="0"/>
+            <w:rPr>
+              <w:b w:val="0"/>
+              <w:bCs/>
+              <w:sz w:val="16"/>
+            </w:rPr>
+          </w:pPr>
+          <w:r>
+            <w:rPr>
+              <w:b w:val="0"/>
+              <w:sz w:val="16"/>
+            </w:rPr>
+            <w:t>Email</w:t>
+          </w:r>
+          <w:r>
+            <w:rPr>
+              <w:b w:val="0"/>
+              <w:sz w:val="16"/>
+            </w:rPr>
+            <w:t>:</w:t>
+          </w:r>
+        </w:p>
+      </w:tc>
+      <w:sdt>
+        <w:sdtPr>
+          <w:rPr>
+            <w:b w:val="0"/>
+            <w:bCs/>
+            <w:sz w:val="16"/>
+          </w:rPr>
+          <w:alias w:val="#Nav: /Company_Information/E_Mail"/>
+          <w:tag w:val="#Nav: SVA_DemandNoticeResidence/50012"/>
+          <w:id w:val="-1205009063"/>
+          <w:placeholder>
+            <w:docPart w:val="DefaultPlaceholder_-1854013440"/>
+          </w:placeholder>
+          <w:dataBinding w:prefixMappings="xmlns:ns0='urn:microsoft-dynamics-nav/reports/SVA_DemandNoticeResidence/50012/'" w:xpath="/ns0:NavWordReportXmlPart[1]/ns0:Company_Information[1]/ns0:E_Mail[1]" w:storeItemID="{CD000F50-284E-4494-956E-EACF853562CA}"/>
+          <w:text/>
+        </w:sdtPr>
+        <w:sdtEndPr/>
+        <w:sdtContent>
+          <w:tc>
+            <w:tcPr>
+              <w:tcW w:w="2556" w:type="dxa"/>
+            </w:tcPr>
+            <w:p>
+              <w:pPr>
+                <w:pStyle w:val="Overskrift1"/>
+                <w:ind w:left="-291" w:right="-567" w:firstLine="291"/>
+                <w:outlineLvl w:val="0"/>
+                <w:rPr>
+                  <w:b w:val="0"/>
+                  <w:bCs/>
+                  <w:sz w:val="16"/>
+                </w:rPr>
+              </w:pPr>
+              <w:proofErr w:type="spellStart"/>
+              <w:r>
+                <w:rPr>
+                  <w:b w:val="0"/>
+                  <w:bCs/>
+                  <w:sz w:val="16"/>
+                </w:rPr>
+                <w:t>E_Mail</w:t>
+              </w:r>
+              <w:proofErr w:type="spellEnd"/>
+            </w:p>
+          </w:tc>
+        </w:sdtContent>
+      </w:sdt>
+      <w:tc>
+        <w:tcPr>
+          <w:tcW w:w="30" w:type="dxa"/>
+        </w:tcPr>
+        <w:p>
+          <w:pPr>
+            <w:pStyle w:val="Overskrift1"/>
+            <w:ind w:right="-567"/>
+            <w:outlineLvl w:val="0"/>
+            <w:rPr>
+              <w:b w:val="0"/>
+              <w:bCs/>
+              <w:sz w:val="16"/>
+            </w:rPr>
+          </w:pPr>
+        </w:p>
+      </w:tc>
+      <w:tc>
+        <w:tcPr>
+          <w:tcW w:w="1246" w:type="dxa"/>
+        </w:tcPr>
+        <w:p>
+          <w:pPr>
+            <w:pStyle w:val="Overskrift1"/>
+            <w:ind w:right="-567"/>
+            <w:outlineLvl w:val="0"/>
+            <w:rPr>
+              <w:b w:val="0"/>
+              <w:bCs/>
+              <w:sz w:val="16"/>
+            </w:rPr>
+          </w:pPr>
+          <w:r>
+            <w:rPr>
+              <w:b w:val="0"/>
+              <w:bCs/>
+              <w:sz w:val="16"/>
+            </w:rPr>
+            <w:t xml:space="preserve">Reg. og </w:t>
+          </w:r>
+          <w:proofErr w:type="spellStart"/>
+          <w:r>
+            <w:rPr>
+              <w:b w:val="0"/>
+              <w:bCs/>
+              <w:sz w:val="16"/>
+            </w:rPr>
+            <w:t>kontonnr</w:t>
+          </w:r>
+          <w:proofErr w:type="spellEnd"/>
+        </w:p>
+      </w:tc>
+      <w:tc>
+        <w:tcPr>
+          <w:tcW w:w="2405" w:type="dxa"/>
+          <w:tcMar>
+            <w:right w:w="0" w:type="dxa"/>
+          </w:tcMar>
+        </w:tcPr>
+        <w:p>
+          <w:pPr>
+            <w:pStyle w:val="Overskrift1"/>
+            <w:ind w:right="-567"/>
+            <w:outlineLvl w:val="0"/>
+            <w:rPr>
+              <w:b w:val="0"/>
+              <w:bCs/>
+              <w:sz w:val="16"/>
+            </w:rPr>
+          </w:pPr>
+          <w:sdt>
+            <w:sdtPr>
+              <w:rPr>
+                <w:b w:val="0"/>
+                <w:bCs/>
+                <w:sz w:val="16"/>
+              </w:rPr>
+              <w:alias w:val="#Nav: /Company_Information/CompanyBankBranchNo"/>
+              <w:tag w:val="#Nav: SVA_DemandNoticeResidence/50012"/>
+              <w:id w:val="1558742583"/>
+              <w:placeholder>
+                <w:docPart w:val="DefaultPlaceholder_-1854013440"/>
+              </w:placeholder>
+              <w:dataBinding w:prefixMappings="xmlns:ns0='urn:microsoft-dynamics-nav/reports/SVA_DemandNoticeResidence/50012/'" w:xpath="/ns0:NavWordReportXmlPart[1]/ns0:Company_Information[1]/ns0:CompanyBankBranchNo[1]" w:storeItemID="{CD000F50-284E-4494-956E-EACF853562CA}"/>
+              <w:text/>
+            </w:sdtPr>
+            <w:sdtEndPr/>
+            <w:sdtContent>
+              <w:proofErr w:type="spellStart"/>
+              <w:r>
+                <w:rPr>
+                  <w:b w:val="0"/>
+                  <w:bCs/>
+                  <w:sz w:val="16"/>
+                </w:rPr>
+                <w:t>CompanyBankBranchNo</w:t>
+              </w:r>
+              <w:proofErr w:type="spellEnd"/>
+            </w:sdtContent>
+          </w:sdt>
+          <w:r>
+            <w:rPr>
+              <w:b w:val="0"/>
+              <w:bCs/>
+              <w:sz w:val="16"/>
+            </w:rPr>
+            <w:t xml:space="preserve"> </w:t>
+          </w:r>
+          <w:sdt>
+            <w:sdtPr>
+              <w:rPr>
+                <w:b w:val="0"/>
+                <w:bCs/>
+                <w:sz w:val="16"/>
+              </w:rPr>
+              <w:alias w:val="#Nav: /Company_Information/CompanyBanAccountNo"/>
+              <w:tag w:val="#Nav: SVA_DemandNoticeResidence/50012"/>
+              <w:id w:val="-2082289390"/>
+              <w:placeholder>
+                <w:docPart w:val="DefaultPlaceholder_-1854013440"/>
+              </w:placeholder>
+              <w:dataBinding w:prefixMappings="xmlns:ns0='urn:microsoft-dynamics-nav/reports/SVA_DemandNoticeResidence/50012/'" w:xpath="/ns0:NavWordReportXmlPart[1]/ns0:Company_Information[1]/ns0:CompanyBanAccountNo[1]" w:storeItemID="{CD000F50-284E-4494-956E-EACF853562CA}"/>
+              <w:text/>
+            </w:sdtPr>
+            <w:sdtEndPr/>
+            <w:sdtContent>
+              <w:proofErr w:type="spellStart"/>
+              <w:r>
+                <w:rPr>
+                  <w:b w:val="0"/>
+                  <w:bCs/>
+                  <w:sz w:val="16"/>
+                </w:rPr>
+                <w:t>CompanyBanAccountNo</w:t>
+              </w:r>
+              <w:proofErr w:type="spellEnd"/>
+            </w:sdtContent>
+          </w:sdt>
+        </w:p>
+      </w:tc>
+    </w:tr>
+    <w:tr>
+      <w:trPr>
+        <w:cantSplit/>
+        <w:trHeight w:val="227"/>
+      </w:trPr>
+      <w:tc>
+        <w:tcPr>
+          <w:tcW w:w="3402" w:type="dxa"/>
+        </w:tcPr>
+        <w:p>
+          <w:pPr>
+            <w:pStyle w:val="Overskrift1"/>
+            <w:ind w:right="-567"/>
+            <w:outlineLvl w:val="0"/>
+            <w:rPr>
+              <w:b w:val="0"/>
+              <w:bCs/>
+              <w:sz w:val="16"/>
+            </w:rPr>
+          </w:pPr>
+          <w:sdt>
+            <w:sdtPr>
+              <w:rPr>
+                <w:b w:val="0"/>
+                <w:bCs/>
+                <w:sz w:val="16"/>
+              </w:rPr>
+              <w:alias w:val="#Nav: /Company_Information/CPostcode"/>
+              <w:tag w:val="#Nav: SVA_DemandNoticeResidence/50012"/>
+              <w:id w:val="1605305637"/>
+              <w:placeholder>
+                <w:docPart w:val="268FCDA7DF12444EB34B01FF371D1045"/>
+              </w:placeholder>
+              <w:dataBinding w:prefixMappings="xmlns:ns0='urn:microsoft-dynamics-nav/reports/SVA_DemandNoticeResidence/50012/'" w:xpath="/ns0:NavWordReportXmlPart[1]/ns0:Company_Information[1]/ns0:CPostcode[1]" w:storeItemID="{CD000F50-284E-4494-956E-EACF853562CA}"/>
+              <w:text/>
+            </w:sdtPr>
+            <w:sdtEndPr/>
+            <w:sdtContent>
+              <w:proofErr w:type="spellStart"/>
+              <w:r>
+                <w:rPr>
+                  <w:b w:val="0"/>
+                  <w:bCs/>
+                  <w:sz w:val="16"/>
+                </w:rPr>
+                <w:t>CPostcode</w:t>
+              </w:r>
+              <w:proofErr w:type="spellEnd"/>
+            </w:sdtContent>
+          </w:sdt>
+          <w:r>
+            <w:rPr>
+              <w:b w:val="0"/>
+              <w:bCs/>
+              <w:sz w:val="16"/>
+            </w:rPr>
+            <w:t xml:space="preserve"> </w:t>
+          </w:r>
+          <w:sdt>
+            <w:sdtPr>
+              <w:rPr>
+                <w:b w:val="0"/>
+                <w:bCs/>
+                <w:sz w:val="16"/>
+              </w:rPr>
+              <w:alias w:val="#Nav: /Company_Information/CCIty"/>
+              <w:tag w:val="#Nav: SVA_DemandNoticeResidence/50012"/>
+              <w:id w:val="-8221596"/>
+              <w:placeholder>
+                <w:docPart w:val="268FCDA7DF12444EB34B01FF371D1045"/>
+              </w:placeholder>
+              <w:dataBinding w:prefixMappings="xmlns:ns0='urn:microsoft-dynamics-nav/reports/SVA_DemandNoticeResidence/50012/'" w:xpath="/ns0:NavWordReportXmlPart[1]/ns0:Company_Information[1]/ns0:CCIty[1]" w:storeItemID="{CD000F50-284E-4494-956E-EACF853562CA}"/>
+              <w:text/>
+            </w:sdtPr>
+            <w:sdtEndPr/>
+            <w:sdtContent>
+              <w:proofErr w:type="spellStart"/>
+              <w:r>
+                <w:rPr>
+                  <w:b w:val="0"/>
+                  <w:bCs/>
+                  <w:sz w:val="16"/>
+                </w:rPr>
+                <w:t>CCIty</w:t>
+              </w:r>
+              <w:proofErr w:type="spellEnd"/>
+            </w:sdtContent>
+          </w:sdt>
+        </w:p>
+      </w:tc>
+      <w:tc>
+        <w:tcPr>
+          <w:tcW w:w="993" w:type="dxa"/>
+        </w:tcPr>
+        <w:p>
+          <w:pPr>
+            <w:pStyle w:val="Overskrift1"/>
+            <w:ind w:right="-567"/>
+            <w:outlineLvl w:val="0"/>
+            <w:rPr>
+              <w:b w:val="0"/>
+              <w:bCs/>
+              <w:sz w:val="16"/>
+            </w:rPr>
+          </w:pPr>
+          <w:r>
+            <w:rPr>
+              <w:b w:val="0"/>
+              <w:sz w:val="16"/>
+            </w:rPr>
+            <w:t>Web:</w:t>
+          </w:r>
+        </w:p>
+      </w:tc>
+      <w:sdt>
+        <w:sdtPr>
+          <w:rPr>
+            <w:b w:val="0"/>
+            <w:bCs/>
+            <w:sz w:val="16"/>
+          </w:rPr>
+          <w:alias w:val="#Nav: /Company_Information/Home_Page"/>
+          <w:tag w:val="#Nav: SVA_DemandNoticeResidence/50012"/>
+          <w:id w:val="-1515071331"/>
+          <w:placeholder>
+            <w:docPart w:val="268FCDA7DF12444EB34B01FF371D1045"/>
+          </w:placeholder>
+          <w:dataBinding w:prefixMappings="xmlns:ns0='urn:microsoft-dynamics-nav/reports/SVA_DemandNoticeResidence/50012/'" w:xpath="/ns0:NavWordReportXmlPart[1]/ns0:Company_Information[1]/ns0:Home_Page[1]" w:storeItemID="{CD000F50-284E-4494-956E-EACF853562CA}"/>
+          <w:text/>
+        </w:sdtPr>
+        <w:sdtEndPr/>
+        <w:sdtContent>
+          <w:tc>
+            <w:tcPr>
+              <w:tcW w:w="2556" w:type="dxa"/>
+            </w:tcPr>
+            <w:p>
+              <w:pPr>
+                <w:pStyle w:val="Overskrift1"/>
+                <w:ind w:right="-567"/>
+                <w:outlineLvl w:val="0"/>
+                <w:rPr>
+                  <w:b w:val="0"/>
+                  <w:bCs/>
+                  <w:sz w:val="16"/>
+                </w:rPr>
+              </w:pPr>
+              <w:proofErr w:type="spellStart"/>
+              <w:r>
+                <w:rPr>
+                  <w:b w:val="0"/>
+                  <w:bCs/>
+                  <w:sz w:val="16"/>
+                </w:rPr>
+                <w:t>Home_Page</w:t>
+              </w:r>
+              <w:proofErr w:type="spellEnd"/>
+            </w:p>
+          </w:tc>
+        </w:sdtContent>
+      </w:sdt>
+      <w:tc>
+        <w:tcPr>
+          <w:tcW w:w="30" w:type="dxa"/>
+        </w:tcPr>
+        <w:p>
+          <w:pPr>
+            <w:pStyle w:val="Overskrift1"/>
+            <w:ind w:right="-567"/>
+            <w:outlineLvl w:val="0"/>
+            <w:rPr>
+              <w:b w:val="0"/>
+              <w:bCs/>
+              <w:sz w:val="16"/>
+            </w:rPr>
+          </w:pPr>
+        </w:p>
+      </w:tc>
+      <w:tc>
+        <w:tcPr>
+          <w:tcW w:w="1246" w:type="dxa"/>
+        </w:tcPr>
+        <w:p>
+          <w:pPr>
+            <w:pStyle w:val="Overskrift1"/>
+            <w:ind w:right="-567"/>
+            <w:outlineLvl w:val="0"/>
+            <w:rPr>
+              <w:b w:val="0"/>
+              <w:bCs/>
+              <w:sz w:val="16"/>
+            </w:rPr>
+          </w:pPr>
+          <w:r>
+            <w:rPr>
+              <w:b w:val="0"/>
+              <w:bCs/>
+              <w:sz w:val="16"/>
+            </w:rPr>
+            <w:t>CVR nr.</w:t>
+          </w:r>
+        </w:p>
+      </w:tc>
+      <w:sdt>
+        <w:sdtPr>
+          <w:rPr>
+            <w:b w:val="0"/>
+            <w:bCs/>
+            <w:sz w:val="16"/>
+          </w:rPr>
+          <w:alias w:val="#Nav: /Company_Information/CompanyVAT_Registration_No_"/>
+          <w:tag w:val="#Nav: SVA_DemandNoticeResidence/50012"/>
+          <w:id w:val="-319340768"/>
+          <w:placeholder>
+            <w:docPart w:val="B4053C9316B44862993B148D87D89D14"/>
+          </w:placeholder>
+          <w:dataBinding w:prefixMappings="xmlns:ns0='urn:microsoft-dynamics-nav/reports/SVA_DemandNoticeResidence/50012/'" w:xpath="/ns0:NavWordReportXmlPart[1]/ns0:Company_Information[1]/ns0:CompanyVAT_Registration_No_[1]" w:storeItemID="{CD000F50-284E-4494-956E-EACF853562CA}"/>
+          <w:text/>
+        </w:sdtPr>
+        <w:sdtEndPr/>
+        <w:sdtContent>
+          <w:tc>
+            <w:tcPr>
+              <w:tcW w:w="2405" w:type="dxa"/>
+              <w:tcMar>
+                <w:right w:w="0" w:type="dxa"/>
+              </w:tcMar>
+            </w:tcPr>
+            <w:p>
+              <w:pPr>
+                <w:pStyle w:val="Overskrift1"/>
+                <w:ind w:right="-567"/>
+                <w:outlineLvl w:val="0"/>
+                <w:rPr>
+                  <w:b w:val="0"/>
+                  <w:bCs/>
+                  <w:sz w:val="16"/>
+                </w:rPr>
+              </w:pPr>
+              <w:proofErr w:type="spellStart"/>
+              <w:r>
+                <w:rPr>
+                  <w:b w:val="0"/>
+                  <w:bCs/>
+                  <w:sz w:val="16"/>
+                </w:rPr>
+                <w:t>CompanyVAT_Registration_No</w:t>
+              </w:r>
+              <w:proofErr w:type="spellEnd"/>
+              <w:r>
+                <w:rPr>
+                  <w:b w:val="0"/>
+                  <w:bCs/>
+                  <w:sz w:val="16"/>
+                </w:rPr>
+                <w:t>_</w:t>
+              </w:r>
+            </w:p>
+          </w:tc>
+        </w:sdtContent>
+      </w:sdt>
+    </w:tr>
+    <w:tr>
+      <w:trPr>
+        <w:cantSplit/>
+        <w:trHeight w:val="227"/>
+      </w:trPr>
+      <w:sdt>
+        <w:sdtPr>
+          <w:rPr>
+            <w:b w:val="0"/>
+            <w:bCs/>
+            <w:sz w:val="16"/>
+          </w:rPr>
+          <w:alias w:val="#Nav: /Customer/Integer/CompanyAddr4"/>
+          <w:tag w:val="#Nav: SVA_DemandNoticeResidence/50012"/>
+          <w:id w:val="-441147527"/>
+          <w:placeholder>
+            <w:docPart w:val="15F26D3BFC874AB0BBBFCEABF7F6C507"/>
+          </w:placeholder>
+          <w:dataBinding w:prefixMappings="xmlns:ns0='urn:microsoft-dynamics-nav/reports/SVA_DemandNoticeResidence/50012/'" w:xpath="/ns0:NavWordReportXmlPart[1]/ns0:Customer[1]/ns0:Integer[1]/ns0:CompanyAddr4[1]" w:storeItemID="{8CFB570C-369F-4884-90CA-A9DE4BF85770}"/>
+          <w:text/>
+        </w:sdtPr>
+        <w:sdtEndPr/>
+        <w:sdtContent>
+          <w:tc>
+            <w:tcPr>
+              <w:tcW w:w="3402" w:type="dxa"/>
+            </w:tcPr>
+            <w:p>
+              <w:pPr>
+                <w:pStyle w:val="Overskrift1"/>
+                <w:ind w:right="-567"/>
+                <w:outlineLvl w:val="0"/>
+                <w:rPr>
+                  <w:b w:val="0"/>
+                  <w:bCs/>
+                  <w:sz w:val="16"/>
+                </w:rPr>
+              </w:pPr>
+              <w:r>
+                <w:rPr>
+                  <w:b w:val="0"/>
+                  <w:sz w:val="16"/>
+                </w:rPr>
+                <w:t>CompanyAddr4</w:t>
+              </w:r>
+            </w:p>
+          </w:tc>
+        </w:sdtContent>
+      </w:sdt>
+      <w:tc>
+        <w:tcPr>
+          <w:tcW w:w="993" w:type="dxa"/>
+        </w:tcPr>
+        <w:p>
+          <w:pPr>
+            <w:pStyle w:val="Overskrift1"/>
+            <w:ind w:right="-567"/>
+            <w:outlineLvl w:val="0"/>
+            <w:rPr>
+              <w:b w:val="0"/>
+              <w:bCs/>
+              <w:sz w:val="16"/>
+            </w:rPr>
+          </w:pPr>
+        </w:p>
+      </w:tc>
+      <w:tc>
+        <w:tcPr>
+          <w:tcW w:w="2556" w:type="dxa"/>
+        </w:tcPr>
+        <w:p>
+          <w:pPr>
+            <w:pStyle w:val="Overskrift1"/>
+            <w:ind w:right="-567"/>
+            <w:outlineLvl w:val="0"/>
+            <w:rPr>
+              <w:b w:val="0"/>
+              <w:bCs/>
+              <w:sz w:val="16"/>
+            </w:rPr>
+          </w:pPr>
+        </w:p>
+      </w:tc>
+      <w:tc>
+        <w:tcPr>
+          <w:tcW w:w="30" w:type="dxa"/>
+        </w:tcPr>
+        <w:p>
+          <w:pPr>
+            <w:pStyle w:val="Overskrift1"/>
+            <w:ind w:right="-567"/>
+            <w:outlineLvl w:val="0"/>
+            <w:rPr>
+              <w:b w:val="0"/>
+              <w:bCs/>
+              <w:sz w:val="16"/>
+            </w:rPr>
+          </w:pPr>
+        </w:p>
+      </w:tc>
+      <w:tc>
+        <w:tcPr>
+          <w:tcW w:w="1246" w:type="dxa"/>
+        </w:tcPr>
+        <w:p>
+          <w:pPr>
+            <w:pStyle w:val="Overskrift1"/>
+            <w:ind w:right="-567"/>
+            <w:outlineLvl w:val="0"/>
+            <w:rPr>
+              <w:b w:val="0"/>
+              <w:bCs/>
+              <w:sz w:val="16"/>
+            </w:rPr>
+          </w:pPr>
+        </w:p>
+      </w:tc>
+      <w:tc>
+        <w:tcPr>
+          <w:tcW w:w="2405" w:type="dxa"/>
+          <w:tcMar>
+            <w:right w:w="0" w:type="dxa"/>
+          </w:tcMar>
+        </w:tcPr>
+        <w:p>
+          <w:pPr>
+            <w:pStyle w:val="Overskrift1"/>
+            <w:ind w:right="-567"/>
+            <w:outlineLvl w:val="0"/>
+            <w:rPr>
+              <w:b w:val="0"/>
+              <w:bCs/>
+              <w:sz w:val="16"/>
+            </w:rPr>
+          </w:pPr>
+        </w:p>
+      </w:tc>
+    </w:tr>
+    <w:tr>
+      <w:trPr>
+        <w:cantSplit/>
+        <w:trHeight w:val="227"/>
+      </w:trPr>
+      <w:sdt>
+        <w:sdtPr>
+          <w:rPr>
+            <w:b w:val="0"/>
+            <w:bCs/>
+            <w:sz w:val="16"/>
+          </w:rPr>
+          <w:alias w:val="#Nav: /Customer/Integer/CompanyAddr5"/>
+          <w:tag w:val="#Nav: SVA_DemandNoticeResidence/50012"/>
+          <w:id w:val="1426301945"/>
+          <w:placeholder>
+            <w:docPart w:val="6334EBB8C97D4A3D86649ED37ADD56FE"/>
+          </w:placeholder>
+          <w:dataBinding w:prefixMappings="xmlns:ns0='urn:microsoft-dynamics-nav/reports/SVA_DemandNoticeResidence/50012/'" w:xpath="/ns0:NavWordReportXmlPart[1]/ns0:Customer[1]/ns0:Integer[1]/ns0:CompanyAddr5[1]" w:storeItemID="{8CFB570C-369F-4884-90CA-A9DE4BF85770}"/>
+          <w:text/>
+        </w:sdtPr>
+        <w:sdtEndPr/>
+        <w:sdtContent>
+          <w:tc>
+            <w:tcPr>
+              <w:tcW w:w="3402" w:type="dxa"/>
+            </w:tcPr>
+            <w:p>
+              <w:pPr>
+                <w:pStyle w:val="Overskrift1"/>
+                <w:ind w:right="-567"/>
+                <w:outlineLvl w:val="0"/>
+                <w:rPr>
+                  <w:b w:val="0"/>
+                  <w:bCs/>
+                  <w:sz w:val="16"/>
+                </w:rPr>
+              </w:pPr>
+              <w:r>
+                <w:rPr>
+                  <w:b w:val="0"/>
+                  <w:sz w:val="16"/>
+                </w:rPr>
+                <w:t>CompanyAddr5</w:t>
+              </w:r>
+            </w:p>
+          </w:tc>
+        </w:sdtContent>
+      </w:sdt>
+      <w:tc>
+        <w:tcPr>
+          <w:tcW w:w="993" w:type="dxa"/>
+        </w:tcPr>
+        <w:p>
+          <w:pPr>
+            <w:pStyle w:val="Overskrift1"/>
+            <w:ind w:right="-567"/>
+            <w:outlineLvl w:val="0"/>
+            <w:rPr>
+              <w:b w:val="0"/>
+              <w:bCs/>
+              <w:sz w:val="16"/>
+            </w:rPr>
+          </w:pPr>
+        </w:p>
+      </w:tc>
+      <w:tc>
+        <w:tcPr>
+          <w:tcW w:w="2556" w:type="dxa"/>
+        </w:tcPr>
+        <w:p>
+          <w:pPr>
+            <w:pStyle w:val="Overskrift1"/>
+            <w:ind w:left="-638" w:right="-567"/>
+            <w:outlineLvl w:val="0"/>
+            <w:rPr>
+              <w:b w:val="0"/>
+              <w:bCs/>
+              <w:sz w:val="16"/>
+            </w:rPr>
+          </w:pPr>
+        </w:p>
+      </w:tc>
+      <w:tc>
+        <w:tcPr>
+          <w:tcW w:w="30" w:type="dxa"/>
+        </w:tcPr>
+        <w:p>
+          <w:pPr>
+            <w:pStyle w:val="Overskrift1"/>
+            <w:ind w:right="-567"/>
+            <w:outlineLvl w:val="0"/>
+            <w:rPr>
+              <w:b w:val="0"/>
+              <w:bCs/>
+              <w:sz w:val="16"/>
+            </w:rPr>
+          </w:pPr>
+        </w:p>
+      </w:tc>
+      <w:tc>
+        <w:tcPr>
+          <w:tcW w:w="1246" w:type="dxa"/>
+        </w:tcPr>
+        <w:p>
+          <w:pPr>
+            <w:pStyle w:val="Overskrift1"/>
+            <w:ind w:right="-567"/>
+            <w:outlineLvl w:val="0"/>
+            <w:rPr>
+              <w:b w:val="0"/>
+              <w:bCs/>
+              <w:sz w:val="16"/>
+            </w:rPr>
+          </w:pPr>
+        </w:p>
+      </w:tc>
+      <w:tc>
+        <w:tcPr>
+          <w:tcW w:w="2405" w:type="dxa"/>
+          <w:tcMar>
+            <w:right w:w="0" w:type="dxa"/>
+          </w:tcMar>
+        </w:tcPr>
+        <w:p>
+          <w:pPr>
+            <w:pStyle w:val="Overskrift1"/>
+            <w:ind w:right="-567"/>
+            <w:outlineLvl w:val="0"/>
+            <w:rPr>
+              <w:b w:val="0"/>
+              <w:bCs/>
+              <w:sz w:val="16"/>
+            </w:rPr>
+          </w:pPr>
+        </w:p>
+      </w:tc>
+    </w:tr>
+  </w:tbl>
+  <w:p>
+    <w:pPr>
+      <w:pStyle w:val="Sidefod"/>
+    </w:pPr>
+  </w:p>
+</w:ftr>
+</file>
+
+<file path=word/footer3.xml><?xml version="1.0" encoding="utf-8"?>
+<w:ftr xmlns:wpc="http://schemas.microsoft.com/office/word/2010/wordprocessingCanvas" xmlns:cx="http://schemas.microsoft.com/office/drawing/2014/chartex" xmlns:cx1="http://schemas.microsoft.com/office/drawing/2015/9/8/chartex" xmlns:cx2="http://schemas.microsoft.com/office/drawing/2015/10/21/chartex" xmlns:cx3="http://schemas.microsoft.com/office/drawing/2016/5/9/chartex" xmlns:cx4="http://schemas.microsoft.com/office/drawing/2016/5/10/chartex" xmlns:cx5="http://schemas.microsoft.com/office/drawing/2016/5/11/chartex" xmlns:cx6="http://schemas.microsoft.com/office/drawing/2016/5/12/chartex" xmlns:cx7="http://schemas.microsoft.com/office/drawing/2016/5/13/chartex" xmlns:cx8="http://schemas.microsoft.com/office/drawing/2016/5/14/chartex" xmlns:mc="http://schemas.openxmlformats.org/markup-compatibility/2006" xmlns:aink="http://schemas.microsoft.com/office/drawing/2016/ink" xmlns:am3d="http://schemas.microsoft.com/office/drawing/2017/model3d" xmlns:o="urn:schemas-microsoft-com:office:office" xmlns:oel="http://schemas.microsoft.com/office/2019/extlst" xmlns:r="http://schemas.openxmlformats.org/officeDocument/2006/relationships" xmlns:m="http://schemas.openxmlformats.org/officeDocument/2006/math" xmlns:v="urn:schemas-microsoft-com:vml" xmlns:wp14="http://schemas.microsoft.com/office/word/2010/wordprocessingDrawing" xmlns:wp="http://schemas.openxmlformats.org/drawingml/2006/wordprocessingDrawing" xmlns:w10="urn:schemas-microsoft-com:office:word" xmlns:w="http://schemas.openxmlformats.org/wordprocessingml/2006/main" xmlns:w14="http://schemas.microsoft.com/office/word/2010/wordml" xmlns:w15="http://schemas.microsoft.com/office/word/2012/wordml" xmlns:w16cex="http://schemas.microsoft.com/office/word/2018/wordml/cex" xmlns:w16cid="http://schemas.microsoft.com/office/word/2016/wordml/cid" xmlns:w16="http://schemas.microsoft.com/office/word/2018/wordml" xmlns:w16sdtdh="http://schemas.microsoft.com/office/word/2020/wordml/sdtdatahash" xmlns:w16se="http://schemas.microsoft.com/office/word/2015/wordml/symex" xmlns:wpg="http://schemas.microsoft.com/office/word/2010/wordprocessingGroup" xmlns:wpi="http://schemas.microsoft.com/office/word/2010/wordprocessingInk" xmlns:wne="http://schemas.microsoft.com/office/word/2006/wordml" xmlns:wps="http://schemas.microsoft.com/office/word/2010/wordprocessingShape" mc:Ignorable="w14 w15 w16se w16cid w16 w16cex w16sdtdh wp14">
+  <w:p>
+    <w:pPr>
+      <w:pStyle w:val="Sidefod"/>
+    </w:pPr>
+  </w:p>
+</w:ftr>
+</file>
+
+<file path=word/footnotes.xml><?xml version="1.0" encoding="utf-8"?>
+<w:footnotes xmlns:wpc="http://schemas.microsoft.com/office/word/2010/wordprocessingCanvas" xmlns:cx="http://schemas.microsoft.com/office/drawing/2014/chartex" xmlns:cx1="http://schemas.microsoft.com/office/drawing/2015/9/8/chartex" xmlns:cx2="http://schemas.microsoft.com/office/drawing/2015/10/21/chartex" xmlns:cx3="http://schemas.microsoft.com/office/drawing/2016/5/9/chartex" xmlns:cx4="http://schemas.microsoft.com/office/drawing/2016/5/10/chartex" xmlns:cx5="http://schemas.microsoft.com/office/drawing/2016/5/11/chartex" xmlns:cx6="http://schemas.microsoft.com/office/drawing/2016/5/12/chartex" xmlns:cx7="http://schemas.microsoft.com/office/drawing/2016/5/13/chartex" xmlns:cx8="http://schemas.microsoft.com/office/drawing/2016/5/14/chartex" xmlns:mc="http://schemas.openxmlformats.org/markup-compatibility/2006" xmlns:aink="http://schemas.microsoft.com/office/drawing/2016/ink" xmlns:am3d="http://schemas.microsoft.com/office/drawing/2017/model3d" xmlns:o="urn:schemas-microsoft-com:office:office" xmlns:oel="http://schemas.microsoft.com/office/2019/extlst" xmlns:r="http://schemas.openxmlformats.org/officeDocument/2006/relationships" xmlns:m="http://schemas.openxmlformats.org/officeDocument/2006/math" xmlns:v="urn:schemas-microsoft-com:vml" xmlns:wp14="http://schemas.microsoft.com/office/word/2010/wordprocessingDrawing" xmlns:wp="http://schemas.openxmlformats.org/drawingml/2006/wordprocessingDrawing" xmlns:w10="urn:schemas-microsoft-com:office:word" xmlns:w="http://schemas.openxmlformats.org/wordprocessingml/2006/main" xmlns:w14="http://schemas.microsoft.com/office/word/2010/wordml" xmlns:w15="http://schemas.microsoft.com/office/word/2012/wordml" xmlns:w16cex="http://schemas.microsoft.com/office/word/2018/wordml/cex" xmlns:w16cid="http://schemas.microsoft.com/office/word/2016/wordml/cid" xmlns:w16="http://schemas.microsoft.com/office/word/2018/wordml" xmlns:w16sdtdh="http://schemas.microsoft.com/office/word/2020/wordml/sdtdatahash" xmlns:w16se="http://schemas.microsoft.com/office/word/2015/wordml/symex" xmlns:wpg="http://schemas.microsoft.com/office/word/2010/wordprocessingGroup" xmlns:wpi="http://schemas.microsoft.com/office/word/2010/wordprocessingInk" xmlns:wne="http://schemas.microsoft.com/office/word/2006/wordml" xmlns:wps="http://schemas.microsoft.com/office/word/2010/wordprocessingShape" mc:Ignorable="w14 w15 w16se w16cid w16 w16cex w16sdtdh wp14">
+  <w:footnote w:type="separator" w:id="-1">
+    <w:p>
+      <w:pPr>
+        <w:spacing w:after="0" w:line="240" w:lineRule="auto"/>
+      </w:pPr>
+      <w:r>
+        <w:separator/>
+      </w:r>
+    </w:p>
+  </w:footnote>
+  <w:footnote w:type="continuationSeparator" w:id="0">
+    <w:p>
+      <w:pPr>
+        <w:spacing w:after="0" w:line="240" w:lineRule="auto"/>
+      </w:pPr>
+      <w:r>
+        <w:continuationSeparator/>
+      </w:r>
+    </w:p>
+  </w:footnote>
+</w:footnotes>
+</file>
+
+<file path=word/header1.xml><?xml version="1.0" encoding="utf-8"?>
+<w:hdr xmlns:wpc="http://schemas.microsoft.com/office/word/2010/wordprocessingCanvas" xmlns:cx="http://schemas.microsoft.com/office/drawing/2014/chartex" xmlns:cx1="http://schemas.microsoft.com/office/drawing/2015/9/8/chartex" xmlns:cx2="http://schemas.microsoft.com/office/drawing/2015/10/21/chartex" xmlns:cx3="http://schemas.microsoft.com/office/drawing/2016/5/9/chartex" xmlns:cx4="http://schemas.microsoft.com/office/drawing/2016/5/10/chartex" xmlns:cx5="http://schemas.microsoft.com/office/drawing/2016/5/11/chartex" xmlns:cx6="http://schemas.microsoft.com/office/drawing/2016/5/12/chartex" xmlns:cx7="http://schemas.microsoft.com/office/drawing/2016/5/13/chartex" xmlns:cx8="http://schemas.microsoft.com/office/drawing/2016/5/14/chartex" xmlns:mc="http://schemas.openxmlformats.org/markup-compatibility/2006" xmlns:aink="http://schemas.microsoft.com/office/drawing/2016/ink" xmlns:am3d="http://schemas.microsoft.com/office/drawing/2017/model3d" xmlns:o="urn:schemas-microsoft-com:office:office" xmlns:oel="http://schemas.microsoft.com/office/2019/extlst" xmlns:r="http://schemas.openxmlformats.org/officeDocument/2006/relationships" xmlns:m="http://schemas.openxmlformats.org/officeDocument/2006/math" xmlns:v="urn:schemas-microsoft-com:vml" xmlns:wp14="http://schemas.microsoft.com/office/word/2010/wordprocessingDrawing" xmlns:wp="http://schemas.openxmlformats.org/drawingml/2006/wordprocessingDrawing" xmlns:w10="urn:schemas-microsoft-com:office:word" xmlns:w="http://schemas.openxmlformats.org/wordprocessingml/2006/main" xmlns:w14="http://schemas.microsoft.com/office/word/2010/wordml" xmlns:w15="http://schemas.microsoft.com/office/word/2012/wordml" xmlns:w16cex="http://schemas.microsoft.com/office/word/2018/wordml/cex" xmlns:w16cid="http://schemas.microsoft.com/office/word/2016/wordml/cid" xmlns:w16="http://schemas.microsoft.com/office/word/2018/wordml" xmlns:w16sdtdh="http://schemas.microsoft.com/office/word/2020/wordml/sdtdatahash" xmlns:w16se="http://schemas.microsoft.com/office/word/2015/wordml/symex" xmlns:wpg="http://schemas.microsoft.com/office/word/2010/wordprocessingGroup" xmlns:wpi="http://schemas.microsoft.com/office/word/2010/wordprocessingInk" xmlns:wne="http://schemas.microsoft.com/office/word/2006/wordml" xmlns:wps="http://schemas.microsoft.com/office/word/2010/wordprocessingShape" mc:Ignorable="w14 w15 w16se w16cid w16 w16cex w16sdtdh wp14">
+  <w:p>
+    <w:pPr>
+      <w:pStyle w:val="Sidehoved"/>
+    </w:pPr>
+  </w:p>
+</w:hdr>
+</file>
+
+<file path=word/header2.xml><?xml version="1.0" encoding="utf-8"?>
+<w:hdr xmlns:a="http://schemas.openxmlformats.org/drawingml/2006/main" xmlns:pic="http://schemas.openxmlformats.org/drawingml/2006/picture" xmlns:wpc="http://schemas.microsoft.com/office/word/2010/wordprocessingCanvas" xmlns:cx="http://schemas.microsoft.com/office/drawing/2014/chartex" xmlns:cx1="http://schemas.microsoft.com/office/drawing/2015/9/8/chartex" xmlns:cx2="http://schemas.microsoft.com/office/drawing/2015/10/21/chartex" xmlns:cx3="http://schemas.microsoft.com/office/drawing/2016/5/9/chartex" xmlns:cx4="http://schemas.microsoft.com/office/drawing/2016/5/10/chartex" xmlns:cx5="http://schemas.microsoft.com/office/drawing/2016/5/11/chartex" xmlns:cx6="http://schemas.microsoft.com/office/drawing/2016/5/12/chartex" xmlns:cx7="http://schemas.microsoft.com/office/drawing/2016/5/13/chartex" xmlns:cx8="http://schemas.microsoft.com/office/drawing/2016/5/14/chartex" xmlns:mc="http://schemas.openxmlformats.org/markup-compatibility/2006" xmlns:aink="http://schemas.microsoft.com/office/drawing/2016/ink" xmlns:am3d="http://schemas.microsoft.com/office/drawing/2017/model3d" xmlns:o="urn:schemas-microsoft-com:office:office" xmlns:oel="http://schemas.microsoft.com/office/2019/extlst" xmlns:r="http://schemas.openxmlformats.org/officeDocument/2006/relationships" xmlns:m="http://schemas.openxmlformats.org/officeDocument/2006/math" xmlns:v="urn:schemas-microsoft-com:vml" xmlns:wp14="http://schemas.microsoft.com/office/word/2010/wordprocessingDrawing" xmlns:wp="http://schemas.openxmlformats.org/drawingml/2006/wordprocessingDrawing" xmlns:w10="urn:schemas-microsoft-com:office:word" xmlns:w="http://schemas.openxmlformats.org/wordprocessingml/2006/main" xmlns:w14="http://schemas.microsoft.com/office/word/2010/wordml" xmlns:w15="http://schemas.microsoft.com/office/word/2012/wordml" xmlns:w16cex="http://schemas.microsoft.com/office/word/2018/wordml/cex" xmlns:w16cid="http://schemas.microsoft.com/office/word/2016/wordml/cid" xmlns:w16="http://schemas.microsoft.com/office/word/2018/wordml" xmlns:w16sdtdh="http://schemas.microsoft.com/office/word/2020/wordml/sdtdatahash" xmlns:w16se="http://schemas.microsoft.com/office/word/2015/wordml/symex" xmlns:wpg="http://schemas.microsoft.com/office/word/2010/wordprocessingGroup" xmlns:wpi="http://schemas.microsoft.com/office/word/2010/wordprocessingInk" xmlns:wne="http://schemas.microsoft.com/office/word/2006/wordml" xmlns:wps="http://schemas.microsoft.com/office/word/2010/wordprocessingShape" mc:Ignorable="w14 w15 w16se w16cid w16 w16cex w16sdtdh wp14">
+  <w:sdt>
+    <w:sdtPr>
+      <w:alias w:val="#Nav: /Company_Information/COmpanyPicture"/>
+      <w:tag w:val="#Nav: SVA_DemandNoticeResidence/50012"/>
+      <w:id w:val="-859054715"/>
+      <w:dataBinding w:prefixMappings="xmlns:ns0='urn:microsoft-dynamics-nav/reports/SVA_DemandNoticeResidence/50012/'" w:xpath="/ns0:NavWordReportXmlPart[1]/ns0:Company_Information[1]/ns0:COmpanyPicture[1]" w:storeItemID="{CD000F50-284E-4494-956E-EACF853562CA}"/>
+      <w:picture/>
+    </w:sdtPr>
+    <w:sdtEndPr/>
+    <w:sdtContent>
+      <w:p>
+        <w:pPr>
+          <w:pStyle w:val="Sidehoved"/>
+          <w:jc w:val="center"/>
+        </w:pPr>
+        <w:r>
+          <w:rPr>
+            <w:noProof/>
+          </w:rPr>
+          <w:drawing>
+            <wp:inline distT="0" distB="0" distL="0" distR="0" wp14:anchorId="16B9BBB3" wp14:editId="427ADDA1">
+              <wp:extent cx="1905000" cy="1905000"/>
+              <wp:effectExtent l="0" t="0" r="0" b="0"/>
+              <wp:docPr id="19" name="Billede 19"/>
+              <wp:cNvGraphicFramePr>
+                <a:graphicFrameLocks xmlns:a="http://schemas.openxmlformats.org/drawingml/2006/main" noChangeAspect="1"/>
+              </wp:cNvGraphicFramePr>
+              <a:graphic xmlns:a="http://schemas.openxmlformats.org/drawingml/2006/main">
+                <a:graphicData uri="http://schemas.openxmlformats.org/drawingml/2006/picture">
+                  <pic:pic xmlns:pic="http://schemas.openxmlformats.org/drawingml/2006/picture">
+                    <pic:nvPicPr>
+                      <pic:cNvPr id="19" name="Billede 19"/>
+                      <pic:cNvPicPr>
+                        <a:picLocks noChangeAspect="1" noChangeArrowheads="1"/>
+                      </pic:cNvPicPr>
+                    </pic:nvPicPr>
+                    <pic:blipFill>
+                      <a:blip r:embed="rId1"/>
+                      <a:stretch>
+                        <a:fillRect/>
+                      </a:stretch>
+                    </pic:blipFill>
+                    <pic:spPr bwMode="auto">
+                      <a:xfrm>
+                        <a:off x="0" y="0"/>
+                        <a:ext cx="1905000" cy="1905000"/>
+                      </a:xfrm>
+                      <a:prstGeom prst="rect">
+                        <a:avLst/>
+                      </a:prstGeom>
+                      <a:noFill/>
+                      <a:ln>
+                        <a:noFill/>
+                      </a:ln>
+                    </pic:spPr>
+                  </pic:pic>
+                </a:graphicData>
+              </a:graphic>
+            </wp:inline>
+          </w:drawing>
+        </w:r>
+      </w:p>
+    </w:sdtContent>
+  </w:sdt>
+</w:hdr>
+</file>
+
+<file path=word/header3.xml><?xml version="1.0" encoding="utf-8"?>
+<w:hdr xmlns:wpc="http://schemas.microsoft.com/office/word/2010/wordprocessingCanvas" xmlns:cx="http://schemas.microsoft.com/office/drawing/2014/chartex" xmlns:cx1="http://schemas.microsoft.com/office/drawing/2015/9/8/chartex" xmlns:cx2="http://schemas.microsoft.com/office/drawing/2015/10/21/chartex" xmlns:cx3="http://schemas.microsoft.com/office/drawing/2016/5/9/chartex" xmlns:cx4="http://schemas.microsoft.com/office/drawing/2016/5/10/chartex" xmlns:cx5="http://schemas.microsoft.com/office/drawing/2016/5/11/chartex" xmlns:cx6="http://schemas.microsoft.com/office/drawing/2016/5/12/chartex" xmlns:cx7="http://schemas.microsoft.com/office/drawing/2016/5/13/chartex" xmlns:cx8="http://schemas.microsoft.com/office/drawing/2016/5/14/chartex" xmlns:mc="http://schemas.openxmlformats.org/markup-compatibility/2006" xmlns:aink="http://schemas.microsoft.com/office/drawing/2016/ink" xmlns:am3d="http://schemas.microsoft.com/office/drawing/2017/model3d" xmlns:o="urn:schemas-microsoft-com:office:office" xmlns:oel="http://schemas.microsoft.com/office/2019/extlst" xmlns:r="http://schemas.openxmlformats.org/officeDocument/2006/relationships" xmlns:m="http://schemas.openxmlformats.org/officeDocument/2006/math" xmlns:v="urn:schemas-microsoft-com:vml" xmlns:wp14="http://schemas.microsoft.com/office/word/2010/wordprocessingDrawing" xmlns:wp="http://schemas.openxmlformats.org/drawingml/2006/wordprocessingDrawing" xmlns:w10="urn:schemas-microsoft-com:office:word" xmlns:w="http://schemas.openxmlformats.org/wordprocessingml/2006/main" xmlns:w14="http://schemas.microsoft.com/office/word/2010/wordml" xmlns:w15="http://schemas.microsoft.com/office/word/2012/wordml" xmlns:w16cex="http://schemas.microsoft.com/office/word/2018/wordml/cex" xmlns:w16cid="http://schemas.microsoft.com/office/word/2016/wordml/cid" xmlns:w16="http://schemas.microsoft.com/office/word/2018/wordml" xmlns:w16sdtdh="http://schemas.microsoft.com/office/word/2020/wordml/sdtdatahash" xmlns:w16se="http://schemas.microsoft.com/office/word/2015/wordml/symex" xmlns:wpg="http://schemas.microsoft.com/office/word/2010/wordprocessingGroup" xmlns:wpi="http://schemas.microsoft.com/office/word/2010/wordprocessingInk" xmlns:wne="http://schemas.microsoft.com/office/word/2006/wordml" xmlns:wps="http://schemas.microsoft.com/office/word/2010/wordprocessingShape" mc:Ignorable="w14 w15 w16se w16cid w16 w16cex w16sdtdh wp14">
+  <w:p>
+    <w:pPr>
+      <w:pStyle w:val="Sidehoved"/>
+    </w:pPr>
+  </w:p>
+</w:hdr>
+</file>
+
 <file path=word/styles.xml><?xml version="1.0" encoding="utf-8"?>
-<w:styles xmlns:mc="http://schemas.openxmlformats.org/markup-compatibility/2006" xmlns:r="http://schemas.openxmlformats.org/officeDocument/2006/relationships" xmlns:w="http://schemas.openxmlformats.org/wordprocessingml/2006/main" xmlns:w14="http://schemas.microsoft.com/office/word/2010/wordml" xmlns:w15="http://schemas.microsoft.com/office/word/2012/wordml" xmlns:w16cid="http://schemas.microsoft.com/office/word/2016/wordml/cid" xmlns:w16se="http://schemas.microsoft.com/office/word/2015/wordml/symex" mc:Ignorable="w14 w15 w16se w16cid">
+<w:styles xmlns:mc="http://schemas.openxmlformats.org/markup-compatibility/2006" xmlns:r="http://schemas.openxmlformats.org/officeDocument/2006/relationships" xmlns:w="http://schemas.openxmlformats.org/wordprocessingml/2006/main" xmlns:w14="http://schemas.microsoft.com/office/word/2010/wordml" xmlns:w15="http://schemas.microsoft.com/office/word/2012/wordml" xmlns:w16cex="http://schemas.microsoft.com/office/word/2018/wordml/cex" xmlns:w16cid="http://schemas.microsoft.com/office/word/2016/wordml/cid" xmlns:w16="http://schemas.microsoft.com/office/word/2018/wordml" xmlns:w16sdtdh="http://schemas.microsoft.com/office/word/2020/wordml/sdtdatahash" xmlns:w16se="http://schemas.microsoft.com/office/word/2015/wordml/symex" mc:Ignorable="w14 w15 w16se w16cid w16 w16cex w16sdtdh">
   <w:docDefaults>
     <w:rPrDefault>
       <w:rPr>
@@ -2522,6 +3924,7 @@
     <w:lsdException w:name="HTML Sample" w:semiHidden="1" w:unhideWhenUsed="1"/>
     <w:lsdException w:name="HTML Typewriter" w:semiHidden="1" w:unhideWhenUsed="1"/>
     <w:lsdException w:name="HTML Variable" w:semiHidden="1" w:unhideWhenUsed="1"/>
+    <w:lsdException w:name="Normal Table" w:semiHidden="1" w:unhideWhenUsed="1"/>
     <w:lsdException w:name="annotation subject" w:semiHidden="1" w:unhideWhenUsed="1"/>
     <w:lsdException w:name="No List" w:semiHidden="1" w:unhideWhenUsed="1"/>
     <w:lsdException w:name="Outline List 1" w:semiHidden="1" w:unhideWhenUsed="1"/>
@@ -2568,8 +3971,10 @@
     <w:lsdException w:name="Table Subtle 2" w:semiHidden="1" w:unhideWhenUsed="1"/>
     <w:lsdException w:name="Table Web 1" w:semiHidden="1" w:unhideWhenUsed="1"/>
     <w:lsdException w:name="Table Web 2" w:semiHidden="1" w:unhideWhenUsed="1"/>
+    <w:lsdException w:name="Table Web 3" w:semiHidden="1" w:unhideWhenUsed="1"/>
     <w:lsdException w:name="Balloon Text" w:semiHidden="1" w:unhideWhenUsed="1"/>
     <w:lsdException w:name="Table Grid" w:uiPriority="39"/>
+    <w:lsdException w:name="Table Theme" w:semiHidden="1" w:unhideWhenUsed="1"/>
     <w:lsdException w:name="Placeholder Text" w:semiHidden="1"/>
     <w:lsdException w:name="No Spacing" w:uiPriority="1" w:qFormat="1"/>
     <w:lsdException w:name="Light Shading" w:uiPriority="60"/>
@@ -2899,11 +4304,55 @@
       <w:lang w:val="en-US" w:eastAsia="en-US"/>
     </w:rPr>
   </w:style>
+  <w:style w:type="paragraph" w:styleId="Sidehoved">
+    <w:name w:val="header"/>
+    <w:basedOn w:val="Normal"/>
+    <w:link w:val="SidehovedTegn"/>
+    <w:uiPriority w:val="99"/>
+    <w:unhideWhenUsed/>
+    <w:rsid w:val="00C57973"/>
+    <w:pPr>
+      <w:tabs>
+        <w:tab w:val="center" w:pos="4819"/>
+        <w:tab w:val="right" w:pos="9638"/>
+      </w:tabs>
+      <w:spacing w:after="0" w:line="240" w:lineRule="auto"/>
+    </w:pPr>
+  </w:style>
+  <w:style w:type="character" w:customStyle="1" w:styleId="SidehovedTegn">
+    <w:name w:val="Sidehoved Tegn"/>
+    <w:basedOn w:val="Standardskrifttypeiafsnit"/>
+    <w:link w:val="Sidehoved"/>
+    <w:uiPriority w:val="99"/>
+    <w:rsid w:val="00C57973"/>
+  </w:style>
+  <w:style w:type="paragraph" w:styleId="Sidefod">
+    <w:name w:val="footer"/>
+    <w:basedOn w:val="Normal"/>
+    <w:link w:val="SidefodTegn"/>
+    <w:uiPriority w:val="99"/>
+    <w:unhideWhenUsed/>
+    <w:rsid w:val="00C57973"/>
+    <w:pPr>
+      <w:tabs>
+        <w:tab w:val="center" w:pos="4819"/>
+        <w:tab w:val="right" w:pos="9638"/>
+      </w:tabs>
+      <w:spacing w:after="0" w:line="240" w:lineRule="auto"/>
+    </w:pPr>
+  </w:style>
+  <w:style w:type="character" w:customStyle="1" w:styleId="SidefodTegn">
+    <w:name w:val="Sidefod Tegn"/>
+    <w:basedOn w:val="Standardskrifttypeiafsnit"/>
+    <w:link w:val="Sidefod"/>
+    <w:uiPriority w:val="99"/>
+    <w:rsid w:val="00C57973"/>
+  </w:style>
 </w:styles>
 </file>
 
 <file path=word/glossary/document.xml><?xml version="1.0" encoding="utf-8"?>
-<w:glossaryDocument xmlns:wpc="http://schemas.microsoft.com/office/word/2010/wordprocessingCanvas" xmlns:cx="http://schemas.microsoft.com/office/drawing/2014/chartex" xmlns:cx1="http://schemas.microsoft.com/office/drawing/2015/9/8/chartex" xmlns:cx2="http://schemas.microsoft.com/office/drawing/2015/10/21/chartex" xmlns:cx3="http://schemas.microsoft.com/office/drawing/2016/5/9/chartex" xmlns:cx4="http://schemas.microsoft.com/office/drawing/2016/5/10/chartex" xmlns:cx5="http://schemas.microsoft.com/office/drawing/2016/5/11/chartex" xmlns:cx6="http://schemas.microsoft.com/office/drawing/2016/5/12/chartex" xmlns:cx7="http://schemas.microsoft.com/office/drawing/2016/5/13/chartex" xmlns:cx8="http://schemas.microsoft.com/office/drawing/2016/5/14/chartex" xmlns:mc="http://schemas.openxmlformats.org/markup-compatibility/2006" xmlns:aink="http://schemas.microsoft.com/office/drawing/2016/ink" xmlns:am3d="http://schemas.microsoft.com/office/drawing/2017/model3d" xmlns:o="urn:schemas-microsoft-com:office:office" xmlns:r="http://schemas.openxmlformats.org/officeDocument/2006/relationships" xmlns:m="http://schemas.openxmlformats.org/officeDocument/2006/math" xmlns:v="urn:schemas-microsoft-com:vml" xmlns:wp14="http://schemas.microsoft.com/office/word/2010/wordprocessingDrawing" xmlns:wp="http://schemas.openxmlformats.org/drawingml/2006/wordprocessingDrawing" xmlns:w10="urn:schemas-microsoft-com:office:word" xmlns:w="http://schemas.openxmlformats.org/wordprocessingml/2006/main" xmlns:w14="http://schemas.microsoft.com/office/word/2010/wordml" xmlns:w15="http://schemas.microsoft.com/office/word/2012/wordml" xmlns:w16cid="http://schemas.microsoft.com/office/word/2016/wordml/cid" xmlns:w16se="http://schemas.microsoft.com/office/word/2015/wordml/symex" xmlns:wpg="http://schemas.microsoft.com/office/word/2010/wordprocessingGroup" xmlns:wpi="http://schemas.microsoft.com/office/word/2010/wordprocessingInk" xmlns:wne="http://schemas.microsoft.com/office/word/2006/wordml" xmlns:wps="http://schemas.microsoft.com/office/word/2010/wordprocessingShape" mc:Ignorable="w14 w15 w16se w16cid wp14">
+<w:glossaryDocument xmlns:wpc="http://schemas.microsoft.com/office/word/2010/wordprocessingCanvas" xmlns:cx="http://schemas.microsoft.com/office/drawing/2014/chartex" xmlns:cx1="http://schemas.microsoft.com/office/drawing/2015/9/8/chartex" xmlns:cx2="http://schemas.microsoft.com/office/drawing/2015/10/21/chartex" xmlns:cx3="http://schemas.microsoft.com/office/drawing/2016/5/9/chartex" xmlns:cx4="http://schemas.microsoft.com/office/drawing/2016/5/10/chartex" xmlns:cx5="http://schemas.microsoft.com/office/drawing/2016/5/11/chartex" xmlns:cx6="http://schemas.microsoft.com/office/drawing/2016/5/12/chartex" xmlns:cx7="http://schemas.microsoft.com/office/drawing/2016/5/13/chartex" xmlns:cx8="http://schemas.microsoft.com/office/drawing/2016/5/14/chartex" xmlns:mc="http://schemas.openxmlformats.org/markup-compatibility/2006" xmlns:aink="http://schemas.microsoft.com/office/drawing/2016/ink" xmlns:am3d="http://schemas.microsoft.com/office/drawing/2017/model3d" xmlns:o="urn:schemas-microsoft-com:office:office" xmlns:oel="http://schemas.microsoft.com/office/2019/extlst" xmlns:r="http://schemas.openxmlformats.org/officeDocument/2006/relationships" xmlns:m="http://schemas.openxmlformats.org/officeDocument/2006/math" xmlns:v="urn:schemas-microsoft-com:vml" xmlns:wp14="http://schemas.microsoft.com/office/word/2010/wordprocessingDrawing" xmlns:wp="http://schemas.openxmlformats.org/drawingml/2006/wordprocessingDrawing" xmlns:w10="urn:schemas-microsoft-com:office:word" xmlns:w="http://schemas.openxmlformats.org/wordprocessingml/2006/main" xmlns:w14="http://schemas.microsoft.com/office/word/2010/wordml" xmlns:w15="http://schemas.microsoft.com/office/word/2012/wordml" xmlns:w16cex="http://schemas.microsoft.com/office/word/2018/wordml/cex" xmlns:w16cid="http://schemas.microsoft.com/office/word/2016/wordml/cid" xmlns:w16="http://schemas.microsoft.com/office/word/2018/wordml" xmlns:w16sdtdh="http://schemas.microsoft.com/office/word/2020/wordml/sdtdatahash" xmlns:w16se="http://schemas.microsoft.com/office/word/2015/wordml/symex" xmlns:wpg="http://schemas.microsoft.com/office/word/2010/wordprocessingGroup" xmlns:wpi="http://schemas.microsoft.com/office/word/2010/wordprocessingInk" xmlns:wne="http://schemas.microsoft.com/office/word/2006/wordml" xmlns:wps="http://schemas.microsoft.com/office/word/2010/wordprocessingShape" mc:Ignorable="w14 w15 w16se w16cid w16 w16cex w16sdtdh wp14">
   <w:docParts>
     <w:docPart>
       <w:docPartPr>
@@ -2986,12 +4435,128 @@
         </w:p>
       </w:docPartBody>
     </w:docPart>
+    <w:docPart>
+      <w:docPartPr>
+        <w:name w:val="268FCDA7DF12444EB34B01FF371D1045"/>
+        <w:category>
+          <w:name w:val="Generelt"/>
+          <w:gallery w:val="placeholder"/>
+        </w:category>
+        <w:types>
+          <w:type w:val="bbPlcHdr"/>
+        </w:types>
+        <w:behaviors>
+          <w:behavior w:val="content"/>
+        </w:behaviors>
+        <w:guid w:val="{BD5C0AF1-6001-45F3-AD6F-8490EE8E110A}"/>
+      </w:docPartPr>
+      <w:docPartBody>
+        <w:p>
+          <w:pPr>
+            <w:pStyle w:val="268FCDA7DF12444EB34B01FF371D1045"/>
+          </w:pPr>
+          <w:r>
+            <w:rPr>
+              <w:rStyle w:val="Pladsholdertekst"/>
+            </w:rPr>
+            <w:t>Klik eller tryk her for at skrive tekst.</w:t>
+          </w:r>
+        </w:p>
+      </w:docPartBody>
+    </w:docPart>
+    <w:docPart>
+      <w:docPartPr>
+        <w:name w:val="B4053C9316B44862993B148D87D89D14"/>
+        <w:category>
+          <w:name w:val="Generelt"/>
+          <w:gallery w:val="placeholder"/>
+        </w:category>
+        <w:types>
+          <w:type w:val="bbPlcHdr"/>
+        </w:types>
+        <w:behaviors>
+          <w:behavior w:val="content"/>
+        </w:behaviors>
+        <w:guid w:val="{3960D80B-6639-4EA7-9E0B-85F8937CF456}"/>
+      </w:docPartPr>
+      <w:docPartBody>
+        <w:p>
+          <w:pPr>
+            <w:pStyle w:val="B4053C9316B44862993B148D87D89D14"/>
+          </w:pPr>
+          <w:r>
+            <w:rPr>
+              <w:rStyle w:val="Pladsholdertekst"/>
+            </w:rPr>
+            <w:t>Klik eller tryk her for at skrive tekst.</w:t>
+          </w:r>
+        </w:p>
+      </w:docPartBody>
+    </w:docPart>
+    <w:docPart>
+      <w:docPartPr>
+        <w:name w:val="15F26D3BFC874AB0BBBFCEABF7F6C507"/>
+        <w:category>
+          <w:name w:val="Generelt"/>
+          <w:gallery w:val="placeholder"/>
+        </w:category>
+        <w:types>
+          <w:type w:val="bbPlcHdr"/>
+        </w:types>
+        <w:behaviors>
+          <w:behavior w:val="content"/>
+        </w:behaviors>
+        <w:guid w:val="{92C86042-523D-4848-A4B5-9F2D70EEB99F}"/>
+      </w:docPartPr>
+      <w:docPartBody>
+        <w:p>
+          <w:pPr>
+            <w:pStyle w:val="15F26D3BFC874AB0BBBFCEABF7F6C507"/>
+          </w:pPr>
+          <w:r>
+            <w:rPr>
+              <w:rStyle w:val="Pladsholdertekst"/>
+            </w:rPr>
+            <w:t>Klik eller tryk her for at skrive tekst.</w:t>
+          </w:r>
+        </w:p>
+      </w:docPartBody>
+    </w:docPart>
+    <w:docPart>
+      <w:docPartPr>
+        <w:name w:val="6334EBB8C97D4A3D86649ED37ADD56FE"/>
+        <w:category>
+          <w:name w:val="Generelt"/>
+          <w:gallery w:val="placeholder"/>
+        </w:category>
+        <w:types>
+          <w:type w:val="bbPlcHdr"/>
+        </w:types>
+        <w:behaviors>
+          <w:behavior w:val="content"/>
+        </w:behaviors>
+        <w:guid w:val="{F1D40180-34CF-4780-ADEC-A63DC4D7DBDC}"/>
+      </w:docPartPr>
+      <w:docPartBody>
+        <w:p>
+          <w:pPr>
+            <w:pStyle w:val="6334EBB8C97D4A3D86649ED37ADD56FE"/>
+          </w:pPr>
+          <w:r>
+            <w:rPr>
+              <w:rStyle w:val="Pladsholdertekst"/>
+            </w:rPr>
+            <w:t>Klik eller tryk her for at skrive tekst.</w:t>
+          </w:r>
+        </w:p>
+      </w:docPartBody>
+    </w:docPart>
   </w:docParts>
 </w:glossaryDocument>
 </file>
 
 <file path=word/glossary/fontTable.xml><?xml version="1.0" encoding="utf-8"?>
-<w:fonts xmlns:mc="http://schemas.openxmlformats.org/markup-compatibility/2006" xmlns:r="http://schemas.openxmlformats.org/officeDocument/2006/relationships" xmlns:w="http://schemas.openxmlformats.org/wordprocessingml/2006/main" xmlns:w14="http://schemas.microsoft.com/office/word/2010/wordml" xmlns:w15="http://schemas.microsoft.com/office/word/2012/wordml" xmlns:w16cid="http://schemas.microsoft.com/office/word/2016/wordml/cid" xmlns:w16se="http://schemas.microsoft.com/office/word/2015/wordml/symex" mc:Ignorable="w14 w15 w16se w16cid">
+<w:fonts xmlns:mc="http://schemas.openxmlformats.org/markup-compatibility/2006" xmlns:r="http://schemas.openxmlformats.org/officeDocument/2006/relationships" xmlns:w="http://schemas.openxmlformats.org/wordprocessingml/2006/main" xmlns:w14="http://schemas.microsoft.com/office/word/2010/wordml" xmlns:w15="http://schemas.microsoft.com/office/word/2012/wordml" xmlns:w16cex="http://schemas.microsoft.com/office/word/2018/wordml/cex" xmlns:w16cid="http://schemas.microsoft.com/office/word/2016/wordml/cid" xmlns:w16="http://schemas.microsoft.com/office/word/2018/wordml" xmlns:w16sdtdh="http://schemas.microsoft.com/office/word/2020/wordml/sdtdatahash" xmlns:w16se="http://schemas.microsoft.com/office/word/2015/wordml/symex" mc:Ignorable="w14 w15 w16se w16cid w16 w16cex w16sdtdh">
   <w:font w:name="Calibri">
     <w:panose1 w:val="020F0502020204030204"/>
     <w:charset w:val="00"/>
@@ -3006,13 +4571,6 @@
     <w:pitch w:val="variable"/>
     <w:sig w:usb0="E0002EFF" w:usb1="C000785B" w:usb2="00000009" w:usb3="00000000" w:csb0="000001FF" w:csb1="00000000"/>
   </w:font>
-  <w:font w:name="Arial">
-    <w:panose1 w:val="020B0604020202020204"/>
-    <w:charset w:val="00"/>
-    <w:family w:val="swiss"/>
-    <w:pitch w:val="variable"/>
-    <w:sig w:usb0="E0002EFF" w:usb1="C0007843" w:usb2="00000009" w:usb3="00000000" w:csb0="000001FF" w:csb1="00000000"/>
-  </w:font>
   <w:font w:name="Calibri Light">
     <w:panose1 w:val="020F0302020204030204"/>
     <w:charset w:val="00"/>
@@ -3024,7 +4582,7 @@
 </file>
 
 <file path=word/glossary/settings.xml><?xml version="1.0" encoding="utf-8"?>
-<w:settings xmlns:mc="http://schemas.openxmlformats.org/markup-compatibility/2006" xmlns:o="urn:schemas-microsoft-com:office:office" xmlns:r="http://schemas.openxmlformats.org/officeDocument/2006/relationships" xmlns:m="http://schemas.openxmlformats.org/officeDocument/2006/math" xmlns:v="urn:schemas-microsoft-com:vml" xmlns:w10="urn:schemas-microsoft-com:office:word" xmlns:w="http://schemas.openxmlformats.org/wordprocessingml/2006/main" xmlns:w14="http://schemas.microsoft.com/office/word/2010/wordml" xmlns:w15="http://schemas.microsoft.com/office/word/2012/wordml" xmlns:w16cid="http://schemas.microsoft.com/office/word/2016/wordml/cid" xmlns:w16se="http://schemas.microsoft.com/office/word/2015/wordml/symex" xmlns:sl="http://schemas.openxmlformats.org/schemaLibrary/2006/main" mc:Ignorable="w14 w15 w16se w16cid">
+<w:settings xmlns:mc="http://schemas.openxmlformats.org/markup-compatibility/2006" xmlns:o="urn:schemas-microsoft-com:office:office" xmlns:r="http://schemas.openxmlformats.org/officeDocument/2006/relationships" xmlns:m="http://schemas.openxmlformats.org/officeDocument/2006/math" xmlns:v="urn:schemas-microsoft-com:vml" xmlns:w10="urn:schemas-microsoft-com:office:word" xmlns:w="http://schemas.openxmlformats.org/wordprocessingml/2006/main" xmlns:w14="http://schemas.microsoft.com/office/word/2010/wordml" xmlns:w15="http://schemas.microsoft.com/office/word/2012/wordml" xmlns:w16cex="http://schemas.microsoft.com/office/word/2018/wordml/cex" xmlns:w16cid="http://schemas.microsoft.com/office/word/2016/wordml/cid" xmlns:w16="http://schemas.microsoft.com/office/word/2018/wordml" xmlns:w16sdtdh="http://schemas.microsoft.com/office/word/2020/wordml/sdtdatahash" xmlns:w16se="http://schemas.microsoft.com/office/word/2015/wordml/symex" xmlns:sl="http://schemas.openxmlformats.org/schemaLibrary/2006/main" mc:Ignorable="w14 w15 w16se w16cid w16 w16cex w16sdtdh">
   <w:view w:val="normal"/>
   <w:defaultTabStop w:val="1304"/>
   <w:hyphenationZone w:val="425"/>
@@ -3040,33 +4598,50 @@
   </w:compat>
   <w:rsids>
     <w:rsidRoot w:val="002C58B9"/>
+    <w:rsid w:val="0002259B"/>
+    <w:rsid w:val="000D2991"/>
     <w:rsid w:val="001E0D61"/>
     <w:rsid w:val="001F7AB6"/>
+    <w:rsid w:val="0022100D"/>
     <w:rsid w:val="00234C1A"/>
+    <w:rsid w:val="002521D7"/>
     <w:rsid w:val="00275499"/>
     <w:rsid w:val="002C58B9"/>
+    <w:rsid w:val="00312CF5"/>
+    <w:rsid w:val="00350E7C"/>
     <w:rsid w:val="003E3B20"/>
     <w:rsid w:val="004267A0"/>
     <w:rsid w:val="0043342B"/>
     <w:rsid w:val="00463AFE"/>
+    <w:rsid w:val="0048763A"/>
     <w:rsid w:val="00487A84"/>
     <w:rsid w:val="00501CAF"/>
+    <w:rsid w:val="005122EE"/>
     <w:rsid w:val="0056797D"/>
     <w:rsid w:val="00594971"/>
     <w:rsid w:val="00596B6E"/>
     <w:rsid w:val="005A11C0"/>
+    <w:rsid w:val="005A3396"/>
     <w:rsid w:val="006209D1"/>
+    <w:rsid w:val="00693F1C"/>
     <w:rsid w:val="006A25B1"/>
     <w:rsid w:val="006D4CBE"/>
+    <w:rsid w:val="006E4F75"/>
     <w:rsid w:val="007135E3"/>
     <w:rsid w:val="00723DD2"/>
     <w:rsid w:val="00727A15"/>
     <w:rsid w:val="00773197"/>
+    <w:rsid w:val="007750AA"/>
+    <w:rsid w:val="007957A0"/>
+    <w:rsid w:val="00840CB9"/>
+    <w:rsid w:val="00883938"/>
     <w:rsid w:val="00883B36"/>
     <w:rsid w:val="008C372A"/>
     <w:rsid w:val="00924AC3"/>
     <w:rsid w:val="00952C58"/>
     <w:rsid w:val="009978BC"/>
+    <w:rsid w:val="009C4D9A"/>
+    <w:rsid w:val="009C75CE"/>
     <w:rsid w:val="009D25F1"/>
     <w:rsid w:val="009D4328"/>
     <w:rsid w:val="00A02071"/>
@@ -3088,7 +4663,11 @@
     <w:rsid w:val="00DC4BFF"/>
     <w:rsid w:val="00E41B4D"/>
     <w:rsid w:val="00E45095"/>
+    <w:rsid w:val="00E57362"/>
+    <w:rsid w:val="00ED075F"/>
+    <w:rsid w:val="00EF2846"/>
     <w:rsid w:val="00F53215"/>
+    <w:rsid w:val="00F86459"/>
     <w:rsid w:val="00F94576"/>
     <w:rsid w:val="00FB603D"/>
   </w:rsids>
@@ -3114,7 +4693,7 @@
 </file>
 
 <file path=word/glossary/styles.xml><?xml version="1.0" encoding="utf-8"?>
-<w:styles xmlns:mc="http://schemas.openxmlformats.org/markup-compatibility/2006" xmlns:r="http://schemas.openxmlformats.org/officeDocument/2006/relationships" xmlns:w="http://schemas.openxmlformats.org/wordprocessingml/2006/main" xmlns:w14="http://schemas.microsoft.com/office/word/2010/wordml" xmlns:w15="http://schemas.microsoft.com/office/word/2012/wordml" xmlns:w16cid="http://schemas.microsoft.com/office/word/2016/wordml/cid" xmlns:w16se="http://schemas.microsoft.com/office/word/2015/wordml/symex" mc:Ignorable="w14 w15 w16se w16cid">
+<w:styles xmlns:mc="http://schemas.openxmlformats.org/markup-compatibility/2006" xmlns:r="http://schemas.openxmlformats.org/officeDocument/2006/relationships" xmlns:w="http://schemas.openxmlformats.org/wordprocessingml/2006/main" xmlns:w14="http://schemas.microsoft.com/office/word/2010/wordml" xmlns:w15="http://schemas.microsoft.com/office/word/2012/wordml" xmlns:w16cex="http://schemas.microsoft.com/office/word/2018/wordml/cex" xmlns:w16cid="http://schemas.microsoft.com/office/word/2016/wordml/cid" xmlns:w16="http://schemas.microsoft.com/office/word/2018/wordml" xmlns:w16sdtdh="http://schemas.microsoft.com/office/word/2020/wordml/sdtdatahash" xmlns:w16se="http://schemas.microsoft.com/office/word/2015/wordml/symex" mc:Ignorable="w14 w15 w16se w16cid w16 w16cex w16sdtdh">
   <w:docDefaults>
     <w:rPrDefault>
       <w:rPr>
@@ -3236,6 +4815,7 @@
     <w:lsdException w:name="HTML Sample" w:semiHidden="1" w:unhideWhenUsed="1"/>
     <w:lsdException w:name="HTML Typewriter" w:semiHidden="1" w:unhideWhenUsed="1"/>
     <w:lsdException w:name="HTML Variable" w:semiHidden="1" w:unhideWhenUsed="1"/>
+    <w:lsdException w:name="Normal Table" w:semiHidden="1" w:unhideWhenUsed="1"/>
     <w:lsdException w:name="annotation subject" w:semiHidden="1" w:unhideWhenUsed="1"/>
     <w:lsdException w:name="No List" w:semiHidden="1" w:unhideWhenUsed="1"/>
     <w:lsdException w:name="Outline List 1" w:semiHidden="1" w:unhideWhenUsed="1"/>
@@ -3282,8 +4862,10 @@
     <w:lsdException w:name="Table Subtle 2" w:semiHidden="1" w:unhideWhenUsed="1"/>
     <w:lsdException w:name="Table Web 1" w:semiHidden="1" w:unhideWhenUsed="1"/>
     <w:lsdException w:name="Table Web 2" w:semiHidden="1" w:unhideWhenUsed="1"/>
+    <w:lsdException w:name="Table Web 3" w:semiHidden="1" w:unhideWhenUsed="1"/>
     <w:lsdException w:name="Balloon Text" w:semiHidden="1" w:unhideWhenUsed="1"/>
     <w:lsdException w:name="Table Grid" w:uiPriority="39"/>
+    <w:lsdException w:name="Table Theme" w:semiHidden="1" w:unhideWhenUsed="1"/>
     <w:lsdException w:name="Placeholder Text" w:semiHidden="1"/>
     <w:lsdException w:name="No Spacing" w:uiPriority="1" w:qFormat="1"/>
     <w:lsdException w:name="Light Shading" w:uiPriority="60"/>
@@ -3541,152 +5123,36 @@
     <w:basedOn w:val="Standardskrifttypeiafsnit"/>
     <w:uiPriority w:val="99"/>
     <w:semiHidden/>
-    <w:rsid w:val="00A71375"/>
+    <w:rsid w:val="00693F1C"/>
     <w:rPr>
       <w:color w:val="808080"/>
     </w:rPr>
-  </w:style>
-  <w:style w:type="paragraph" w:customStyle="1" w:styleId="9FC394564255419982BF651A87A1B2C6">
-    <w:name w:val="9FC394564255419982BF651A87A1B2C6"/>
-    <w:rsid w:val="00F94576"/>
-  </w:style>
-  <w:style w:type="paragraph" w:customStyle="1" w:styleId="B5C6636384BA43068BCF39048DE4769C">
-    <w:name w:val="B5C6636384BA43068BCF39048DE4769C"/>
-    <w:rsid w:val="00F94576"/>
-  </w:style>
-  <w:style w:type="paragraph" w:customStyle="1" w:styleId="1959115B4BC947218744BDA69EC59D30">
-    <w:name w:val="1959115B4BC947218744BDA69EC59D30"/>
-    <w:rsid w:val="00F94576"/>
-  </w:style>
-  <w:style w:type="paragraph" w:customStyle="1" w:styleId="A533906134774C6DB70AE6C2134E6237">
-    <w:name w:val="A533906134774C6DB70AE6C2134E6237"/>
-    <w:rsid w:val="00F94576"/>
-  </w:style>
-  <w:style w:type="paragraph" w:customStyle="1" w:styleId="D527EB05897A46CC9881FF8156F648C4">
-    <w:name w:val="D527EB05897A46CC9881FF8156F648C4"/>
-    <w:rsid w:val="00F94576"/>
-  </w:style>
-  <w:style w:type="paragraph" w:customStyle="1" w:styleId="46A57827A2804090A068560F1C88D09C">
-    <w:name w:val="46A57827A2804090A068560F1C88D09C"/>
-    <w:rsid w:val="00F94576"/>
-  </w:style>
-  <w:style w:type="paragraph" w:customStyle="1" w:styleId="00B32444862B488FB013A1808ACE31CC">
-    <w:name w:val="00B32444862B488FB013A1808ACE31CC"/>
-    <w:rsid w:val="00F94576"/>
-  </w:style>
-  <w:style w:type="paragraph" w:customStyle="1" w:styleId="1F45371A65A347B09A20ED33FF3FDF20">
-    <w:name w:val="1F45371A65A347B09A20ED33FF3FDF20"/>
-    <w:rsid w:val="00F94576"/>
-  </w:style>
-  <w:style w:type="paragraph" w:customStyle="1" w:styleId="2DDDA15316F94D298FB18B30976929E1">
-    <w:name w:val="2DDDA15316F94D298FB18B30976929E1"/>
-    <w:rsid w:val="00F94576"/>
-  </w:style>
-  <w:style w:type="paragraph" w:customStyle="1" w:styleId="F74F70304FA5404D940DCAC08DF2D2C0">
-    <w:name w:val="F74F70304FA5404D940DCAC08DF2D2C0"/>
-    <w:rsid w:val="00F94576"/>
-  </w:style>
-  <w:style w:type="paragraph" w:customStyle="1" w:styleId="E226D71AC53D4D4EBC2771255141EBF1">
-    <w:name w:val="E226D71AC53D4D4EBC2771255141EBF1"/>
-    <w:rsid w:val="00F94576"/>
-  </w:style>
-  <w:style w:type="paragraph" w:customStyle="1" w:styleId="ABCD5DE072214BCBACA889EAB3F7D9E7">
-    <w:name w:val="ABCD5DE072214BCBACA889EAB3F7D9E7"/>
-    <w:rsid w:val="00F94576"/>
-  </w:style>
-  <w:style w:type="paragraph" w:customStyle="1" w:styleId="B160329A1F80455B85D7CE8F834208DA">
-    <w:name w:val="B160329A1F80455B85D7CE8F834208DA"/>
-    <w:rsid w:val="001F7AB6"/>
-  </w:style>
-  <w:style w:type="paragraph" w:customStyle="1" w:styleId="6290A1E8E4734E37A43A484BAAA303BD">
-    <w:name w:val="6290A1E8E4734E37A43A484BAAA303BD"/>
-    <w:rsid w:val="009D4328"/>
-  </w:style>
-  <w:style w:type="paragraph" w:customStyle="1" w:styleId="CBE1BDEC9C0C4513AA3946C1C9D426C4">
-    <w:name w:val="CBE1BDEC9C0C4513AA3946C1C9D426C4"/>
-    <w:rsid w:val="009D4328"/>
-  </w:style>
-  <w:style w:type="paragraph" w:customStyle="1" w:styleId="5AB2957B723A4664AF6FCBCB6AD3E8D8">
-    <w:name w:val="5AB2957B723A4664AF6FCBCB6AD3E8D8"/>
-    <w:rsid w:val="009D4328"/>
-  </w:style>
-  <w:style w:type="paragraph" w:customStyle="1" w:styleId="9591CE406462467D8FE39105705A39CB">
-    <w:name w:val="9591CE406462467D8FE39105705A39CB"/>
-    <w:rsid w:val="009D4328"/>
-  </w:style>
-  <w:style w:type="paragraph" w:customStyle="1" w:styleId="90EF7F312A69437DAB0CDA6CBCA5930E">
-    <w:name w:val="90EF7F312A69437DAB0CDA6CBCA5930E"/>
-    <w:rsid w:val="009D4328"/>
-  </w:style>
-  <w:style w:type="paragraph" w:customStyle="1" w:styleId="55198274B64E43FCB8814A8B2B0A3088">
-    <w:name w:val="55198274B64E43FCB8814A8B2B0A3088"/>
-    <w:rsid w:val="009D4328"/>
-  </w:style>
-  <w:style w:type="paragraph" w:customStyle="1" w:styleId="D13D2000F78F4BB3A69F7E07D7FAD552">
-    <w:name w:val="D13D2000F78F4BB3A69F7E07D7FAD552"/>
-    <w:rsid w:val="009D4328"/>
-  </w:style>
-  <w:style w:type="paragraph" w:customStyle="1" w:styleId="DF53271D97EA4EB6ABCABF4F06389B32">
-    <w:name w:val="DF53271D97EA4EB6ABCABF4F06389B32"/>
-    <w:rsid w:val="009D4328"/>
-  </w:style>
-  <w:style w:type="paragraph" w:customStyle="1" w:styleId="8DB694C470CE437FBC8FC28723EF383D">
-    <w:name w:val="8DB694C470CE437FBC8FC28723EF383D"/>
-    <w:rsid w:val="006D4CBE"/>
-  </w:style>
-  <w:style w:type="paragraph" w:customStyle="1" w:styleId="7117C516C33F49EE98A1DD712117FFF2">
-    <w:name w:val="7117C516C33F49EE98A1DD712117FFF2"/>
-    <w:rsid w:val="006D4CBE"/>
-  </w:style>
-  <w:style w:type="paragraph" w:customStyle="1" w:styleId="ABC8BE7139574618B4FE177C30A4844D">
-    <w:name w:val="ABC8BE7139574618B4FE177C30A4844D"/>
-    <w:rsid w:val="001E0D61"/>
-  </w:style>
-  <w:style w:type="paragraph" w:customStyle="1" w:styleId="D01A6D0C22CF4C06BDD7033C1A958F06">
-    <w:name w:val="D01A6D0C22CF4C06BDD7033C1A958F06"/>
-    <w:rsid w:val="00C60CC4"/>
-  </w:style>
-  <w:style w:type="paragraph" w:customStyle="1" w:styleId="0F01C8F5E35641029EC6DD063A2B885F">
-    <w:name w:val="0F01C8F5E35641029EC6DD063A2B885F"/>
-    <w:rsid w:val="00C60CC4"/>
-  </w:style>
-  <w:style w:type="paragraph" w:customStyle="1" w:styleId="488281D66DA9424AB71036B70FBC9E4C">
-    <w:name w:val="488281D66DA9424AB71036B70FBC9E4C"/>
-    <w:rsid w:val="00CF1C75"/>
-  </w:style>
-  <w:style w:type="paragraph" w:customStyle="1" w:styleId="D54948A535D3448F9929F59813EFE600">
-    <w:name w:val="D54948A535D3448F9929F59813EFE600"/>
-    <w:rsid w:val="00AB759D"/>
-  </w:style>
-  <w:style w:type="paragraph" w:customStyle="1" w:styleId="833B475DE97D42009ECB77A9257F5133">
-    <w:name w:val="833B475DE97D42009ECB77A9257F5133"/>
-    <w:rsid w:val="00AB759D"/>
-  </w:style>
-  <w:style w:type="paragraph" w:customStyle="1" w:styleId="2CDC4024F4C34A1F830144B4670E2EDB">
-    <w:name w:val="2CDC4024F4C34A1F830144B4670E2EDB"/>
-    <w:rsid w:val="00E41B4D"/>
-  </w:style>
-  <w:style w:type="paragraph" w:customStyle="1" w:styleId="EFBB671BDF5B4A9F8F397B14A5DB8E95">
-    <w:name w:val="EFBB671BDF5B4A9F8F397B14A5DB8E95"/>
-    <w:rsid w:val="00E41B4D"/>
-  </w:style>
-  <w:style w:type="paragraph" w:customStyle="1" w:styleId="61636AC2D85A4786AB99EEBC0DCB438C">
-    <w:name w:val="61636AC2D85A4786AB99EEBC0DCB438C"/>
-    <w:rsid w:val="00E41B4D"/>
   </w:style>
   <w:style w:type="paragraph" w:customStyle="1" w:styleId="591E03B3C2804B95972D10CDC79AFA05">
     <w:name w:val="591E03B3C2804B95972D10CDC79AFA05"/>
     <w:rsid w:val="00E41B4D"/>
   </w:style>
-  <w:style w:type="paragraph" w:customStyle="1" w:styleId="7C0038C27F7C42AFAFDF5B22F63D4800">
-    <w:name w:val="7C0038C27F7C42AFAFDF5B22F63D4800"/>
-    <w:rsid w:val="00A71375"/>
+  <w:style w:type="paragraph" w:customStyle="1" w:styleId="268FCDA7DF12444EB34B01FF371D1045">
+    <w:name w:val="268FCDA7DF12444EB34B01FF371D1045"/>
+    <w:rsid w:val="00693F1C"/>
+  </w:style>
+  <w:style w:type="paragraph" w:customStyle="1" w:styleId="B4053C9316B44862993B148D87D89D14">
+    <w:name w:val="B4053C9316B44862993B148D87D89D14"/>
+    <w:rsid w:val="00693F1C"/>
+  </w:style>
+  <w:style w:type="paragraph" w:customStyle="1" w:styleId="15F26D3BFC874AB0BBBFCEABF7F6C507">
+    <w:name w:val="15F26D3BFC874AB0BBBFCEABF7F6C507"/>
+    <w:rsid w:val="00693F1C"/>
+  </w:style>
+  <w:style w:type="paragraph" w:customStyle="1" w:styleId="6334EBB8C97D4A3D86649ED37ADD56FE">
+    <w:name w:val="6334EBB8C97D4A3D86649ED37ADD56FE"/>
+    <w:rsid w:val="00693F1C"/>
   </w:style>
 </w:styles>
 </file>
 
 <file path=word/glossary/webSettings.xml><?xml version="1.0" encoding="utf-8"?>
-<w:webSettings xmlns:mc="http://schemas.openxmlformats.org/markup-compatibility/2006" xmlns:r="http://schemas.openxmlformats.org/officeDocument/2006/relationships" xmlns:w="http://schemas.openxmlformats.org/wordprocessingml/2006/main" xmlns:w14="http://schemas.microsoft.com/office/word/2010/wordml" xmlns:w15="http://schemas.microsoft.com/office/word/2012/wordml" xmlns:w16cid="http://schemas.microsoft.com/office/word/2016/wordml/cid" xmlns:w16se="http://schemas.microsoft.com/office/word/2015/wordml/symex" mc:Ignorable="w14 w15 w16se w16cid">
+<w:webSettings xmlns:mc="http://schemas.openxmlformats.org/markup-compatibility/2006" xmlns:r="http://schemas.openxmlformats.org/officeDocument/2006/relationships" xmlns:w="http://schemas.openxmlformats.org/wordprocessingml/2006/main" xmlns:w14="http://schemas.microsoft.com/office/word/2010/wordml" xmlns:w15="http://schemas.microsoft.com/office/word/2012/wordml" xmlns:w16cex="http://schemas.microsoft.com/office/word/2018/wordml/cex" xmlns:w16cid="http://schemas.microsoft.com/office/word/2016/wordml/cid" xmlns:w16="http://schemas.microsoft.com/office/word/2018/wordml" xmlns:w16sdtdh="http://schemas.microsoft.com/office/word/2020/wordml/sdtdatahash" xmlns:w16se="http://schemas.microsoft.com/office/word/2015/wordml/symex" mc:Ignorable="w14 w15 w16se w16cid w16 w16cex w16sdtdh">
   <w:optimizeForBrowser/>
   <w:allowPNG/>
 </w:webSettings>
@@ -3987,9 +5453,7 @@
 </a:theme>
 </file>
 
-<file path=customXML/item2.xml>��< ? x m l   v e r s i o n = " 1 . 0 "   e n c o d i n g = " u t f - 1 6 " ? > - 
- < N a v W o r d R e p o r t X m l P a r t   x m l n s = " u r n : m i c r o s o f t - d y n a m i c s - n a v / r e p o r t s / S V A   D e m a n d N o t i c e R e s i d e n c e / 5 0 0 1 2 / " > +<file path=customXml/item1.xml>��< ? x m l   v e r s i o n = " 1 . 0 "   e n c o d i n g = " u t f - 1 6 " ? > < N a v W o r d R e p o r t X m l P a r t   x m l n s = " u r n : m i c r o s o f t - d y n a m i c s - n a v / r e p o r t s / S V A _ D e m a n d N o t i c e R e s i d e n c e / 5 0 0 1 2 / " >   
      < O c c u p a n t >   
@@ -4061,11 +5525,21 @@
  
      < / O c c u p a n t >   
+     < S V A _ D e m a n d _ S p e c i f i c a t i o n > + 
+         < A m o u n t > A m o u n t < / A m o u n t > + 
+         < D e s c r i p t i o n > D e s c r i p t i o n < / D e s c r i p t i o n > + 
+         < D o c N o > D o c N o < / D o c N o > + 
+     < / S V A _ D e m a n d _ S p e c i f i c a t i o n > + 
      < C o m p a n y _ I n f o r m a t i o n >   
          < C A d r e s s > C A d r e s s < / C A d r e s s >   
-         < C C I t y > C C I t y < / C C I t y > +         < C C i t y > C C i t y < / C C i t y >   
          < C N a m e > C N a m e < / C N a m e >   
@@ -4085,6 +5559,10 @@
  
          < C P o s t c o d e > C P o s t c o d e < / C P o s t c o d e >   
+         < E _ M a i l > E _ M a i l < / E _ M a i l > + 
+         < H o m e _ P a g e > H o m e _ P a g e < / H o m e _ P a g e > + 
          < I n v o i c e s A m o u n t > I n v o i c e s A m o u n t < / I n v o i c e s A m o u n t >   
          < L i a b l e A m o u n t > L i a b l e A m o u n t < / L i a b l e A m o u n t > @@ -4094,4 +5572,12 @@
      < / C o m p a n y _ I n f o r m a t i o n >   
  < / N a v W o r d R e p o r t X m l P a r t > 
+</file>
+
+<file path=customXml/itemProps1.xml><?xml version="1.0" encoding="utf-8"?>
+<ds:datastoreItem xmlns:ds="http://schemas.openxmlformats.org/officeDocument/2006/customXml" ds:itemID="{CD000F50-284E-4494-956E-EACF853562CA}">
+  <ds:schemaRefs>
+    <ds:schemaRef ds:uri="urn:microsoft-dynamics-nav/reports/SVA_DemandNoticeResidence/50012/"/>
+  </ds:schemaRefs>
+</ds:datastoreItem>
 </file>